--- a/Documents/Test_Cases_Chat_Application_Socket_Programming.docx
+++ b/Documents/Test_Cases_Chat_Application_Socket_Programming.docx
@@ -38,7 +38,7 @@
           <w:sz w:val="16"/>
           <w:szCs w:val="16"/>
         </w:rPr>
-        <w:t>Actual Result and Test Result are left blank for manual execution against the implementation, per the Test Plan Document instructions.</w:t>
+        <w:t>Sprint 1 execution: every case that does not need a Sprint 2 feature was run on 24 Oct 2026 against the main branch after Sprint 1. Results: 42 Pass, 4 Partial, 5 Fail, 15 Not executed (they need group chat, which is a Sprint 2 feature). Failed cases are explained in Deviations.md.</w:t>
       </w:r>
     </w:p>
     <w:tbl>
@@ -60,14 +60,14 @@
       </w:tblPr>
       <w:tblGrid>
         <w:gridCol w:w="700"/>
-        <w:gridCol w:w="1500"/>
-        <w:gridCol w:w="2400"/>
-        <w:gridCol w:w="1600"/>
-        <w:gridCol w:w="3000"/>
-        <w:gridCol w:w="1800"/>
-        <w:gridCol w:w="2400"/>
-        <w:gridCol w:w="1000"/>
-        <w:gridCol w:w="998"/>
+        <w:gridCol w:w="1300"/>
+        <w:gridCol w:w="1900"/>
+        <w:gridCol w:w="1400"/>
+        <w:gridCol w:w="2300"/>
+        <w:gridCol w:w="1350"/>
+        <w:gridCol w:w="2150"/>
+        <w:gridCol w:w="3400"/>
+        <w:gridCol w:w="898"/>
       </w:tblGrid>
       <w:tr>
         <w:tblPrEx>
@@ -111,7 +111,7 @@
         </w:tc>
         <w:tc>
           <w:tcPr>
-            <w:tcW w:w="1500" w:type="dxa"/>
+            <w:tcW w:w="1300" w:type="dxa"/>
             <w:tcBorders>
               <w:top w:val="single" w:sz="4" w:space="0" w:color="000000"/>
               <w:left w:val="single" w:sz="4" w:space="0" w:color="000000"/>
@@ -141,7 +141,7 @@
         </w:tc>
         <w:tc>
           <w:tcPr>
-            <w:tcW w:w="2400" w:type="dxa"/>
+            <w:tcW w:w="1900" w:type="dxa"/>
             <w:tcBorders>
               <w:top w:val="single" w:sz="4" w:space="0" w:color="000000"/>
               <w:left w:val="single" w:sz="4" w:space="0" w:color="000000"/>
@@ -171,7 +171,7 @@
         </w:tc>
         <w:tc>
           <w:tcPr>
-            <w:tcW w:w="1600" w:type="dxa"/>
+            <w:tcW w:w="1400" w:type="dxa"/>
             <w:tcBorders>
               <w:top w:val="single" w:sz="4" w:space="0" w:color="000000"/>
               <w:left w:val="single" w:sz="4" w:space="0" w:color="000000"/>
@@ -201,7 +201,7 @@
         </w:tc>
         <w:tc>
           <w:tcPr>
-            <w:tcW w:w="3000" w:type="dxa"/>
+            <w:tcW w:w="2300" w:type="dxa"/>
             <w:tcBorders>
               <w:top w:val="single" w:sz="4" w:space="0" w:color="000000"/>
               <w:left w:val="single" w:sz="4" w:space="0" w:color="000000"/>
@@ -231,7 +231,7 @@
         </w:tc>
         <w:tc>
           <w:tcPr>
-            <w:tcW w:w="1800" w:type="dxa"/>
+            <w:tcW w:w="1350" w:type="dxa"/>
             <w:tcBorders>
               <w:top w:val="single" w:sz="4" w:space="0" w:color="000000"/>
               <w:left w:val="single" w:sz="4" w:space="0" w:color="000000"/>
@@ -261,7 +261,7 @@
         </w:tc>
         <w:tc>
           <w:tcPr>
-            <w:tcW w:w="2400" w:type="dxa"/>
+            <w:tcW w:w="2150" w:type="dxa"/>
             <w:tcBorders>
               <w:top w:val="single" w:sz="4" w:space="0" w:color="000000"/>
               <w:left w:val="single" w:sz="4" w:space="0" w:color="000000"/>
@@ -291,7 +291,7 @@
         </w:tc>
         <w:tc>
           <w:tcPr>
-            <w:tcW w:w="1000" w:type="dxa"/>
+            <w:tcW w:w="3400" w:type="dxa"/>
             <w:tcBorders>
               <w:top w:val="single" w:sz="4" w:space="0" w:color="000000"/>
               <w:left w:val="single" w:sz="4" w:space="0" w:color="000000"/>
@@ -321,7 +321,7 @@
         </w:tc>
         <w:tc>
           <w:tcPr>
-            <w:tcW w:w="998" w:type="dxa"/>
+            <w:tcW w:w="898" w:type="dxa"/>
             <w:tcBorders>
               <w:top w:val="single" w:sz="4" w:space="0" w:color="000000"/>
               <w:left w:val="single" w:sz="4" w:space="0" w:color="000000"/>
@@ -386,7 +386,7 @@
         </w:tc>
         <w:tc>
           <w:tcPr>
-            <w:tcW w:w="1500" w:type="dxa"/>
+            <w:tcW w:w="1300" w:type="dxa"/>
             <w:tcBorders>
               <w:top w:val="single" w:sz="4" w:space="0" w:color="000000"/>
               <w:left w:val="single" w:sz="4" w:space="0" w:color="000000"/>
@@ -413,7 +413,7 @@
         </w:tc>
         <w:tc>
           <w:tcPr>
-            <w:tcW w:w="2400" w:type="dxa"/>
+            <w:tcW w:w="1900" w:type="dxa"/>
             <w:tcBorders>
               <w:top w:val="single" w:sz="4" w:space="0" w:color="000000"/>
               <w:left w:val="single" w:sz="4" w:space="0" w:color="000000"/>
@@ -440,7 +440,7 @@
         </w:tc>
         <w:tc>
           <w:tcPr>
-            <w:tcW w:w="1600" w:type="dxa"/>
+            <w:tcW w:w="1400" w:type="dxa"/>
             <w:tcBorders>
               <w:top w:val="single" w:sz="4" w:space="0" w:color="000000"/>
               <w:left w:val="single" w:sz="4" w:space="0" w:color="000000"/>
@@ -467,7 +467,7 @@
         </w:tc>
         <w:tc>
           <w:tcPr>
-            <w:tcW w:w="3000" w:type="dxa"/>
+            <w:tcW w:w="2300" w:type="dxa"/>
             <w:tcBorders>
               <w:top w:val="single" w:sz="4" w:space="0" w:color="000000"/>
               <w:left w:val="single" w:sz="4" w:space="0" w:color="000000"/>
@@ -523,7 +523,7 @@
         </w:tc>
         <w:tc>
           <w:tcPr>
-            <w:tcW w:w="1800" w:type="dxa"/>
+            <w:tcW w:w="1350" w:type="dxa"/>
             <w:tcBorders>
               <w:top w:val="single" w:sz="4" w:space="0" w:color="000000"/>
               <w:left w:val="single" w:sz="4" w:space="0" w:color="000000"/>
@@ -550,7 +550,7 @@
         </w:tc>
         <w:tc>
           <w:tcPr>
-            <w:tcW w:w="2400" w:type="dxa"/>
+            <w:tcW w:w="2150" w:type="dxa"/>
             <w:tcBorders>
               <w:top w:val="single" w:sz="4" w:space="0" w:color="000000"/>
               <w:left w:val="single" w:sz="4" w:space="0" w:color="000000"/>
@@ -577,39 +577,57 @@
         </w:tc>
         <w:tc>
           <w:tcPr>
-            <w:tcW w:w="1000" w:type="dxa"/>
-            <w:tcBorders>
-              <w:top w:val="single" w:sz="4" w:space="0" w:color="000000"/>
-              <w:left w:val="single" w:sz="4" w:space="0" w:color="000000"/>
-              <w:bottom w:val="single" w:sz="4" w:space="0" w:color="000000"/>
-              <w:right w:val="single" w:sz="4" w:space="0" w:color="000000"/>
-            </w:tcBorders>
-            <w:tcMar>
-              <w:top w:w="80" w:type="dxa"/>
-              <w:left w:w="100" w:type="dxa"/>
-              <w:bottom w:w="80" w:type="dxa"/>
-              <w:right w:w="100" w:type="dxa"/>
-            </w:tcMar>
-          </w:tcPr>
-          <w:p/>
-        </w:tc>
-        <w:tc>
-          <w:tcPr>
-            <w:tcW w:w="998" w:type="dxa"/>
-            <w:tcBorders>
-              <w:top w:val="single" w:sz="4" w:space="0" w:color="000000"/>
-              <w:left w:val="single" w:sz="4" w:space="0" w:color="000000"/>
-              <w:bottom w:val="single" w:sz="4" w:space="0" w:color="000000"/>
-              <w:right w:val="single" w:sz="4" w:space="0" w:color="000000"/>
-            </w:tcBorders>
-            <w:tcMar>
-              <w:top w:w="80" w:type="dxa"/>
-              <w:left w:w="100" w:type="dxa"/>
-              <w:bottom w:w="80" w:type="dxa"/>
-              <w:right w:w="100" w:type="dxa"/>
-            </w:tcMar>
-          </w:tcPr>
-          <w:p/>
+            <w:tcW w:w="3400" w:type="dxa"/>
+            <w:tcBorders>
+              <w:top w:val="single" w:sz="4" w:space="0" w:color="000000"/>
+              <w:left w:val="single" w:sz="4" w:space="0" w:color="000000"/>
+              <w:bottom w:val="single" w:sz="4" w:space="0" w:color="000000"/>
+              <w:right w:val="single" w:sz="4" w:space="0" w:color="000000"/>
+            </w:tcBorders>
+            <w:tcMar>
+              <w:top w:w="80" w:type="dxa"/>
+              <w:left w:w="100" w:type="dxa"/>
+              <w:bottom w:w="80" w:type="dxa"/>
+              <w:right w:w="100" w:type="dxa"/>
+            </w:tcMar>
+          </w:tcPr>
+          <w:p>
+            <w:r>
+              <w:rPr>
+                <w:b w:val="0"/>
+                <w:color w:val="000000"/>
+                <w:sz w:val="16"/>
+              </w:rPr>
+              <w:t>Terminal client sent the name and the server accepted it; client printed: 'Welcome, alice_23! Online: nobody yet'</w:t>
+            </w:r>
+          </w:p>
+        </w:tc>
+        <w:tc>
+          <w:tcPr>
+            <w:tcW w:w="898" w:type="dxa"/>
+            <w:tcBorders>
+              <w:top w:val="single" w:sz="4" w:space="0" w:color="000000"/>
+              <w:left w:val="single" w:sz="4" w:space="0" w:color="000000"/>
+              <w:bottom w:val="single" w:sz="4" w:space="0" w:color="000000"/>
+              <w:right w:val="single" w:sz="4" w:space="0" w:color="000000"/>
+            </w:tcBorders>
+            <w:tcMar>
+              <w:top w:w="80" w:type="dxa"/>
+              <w:left w:w="100" w:type="dxa"/>
+              <w:bottom w:w="80" w:type="dxa"/>
+              <w:right w:w="100" w:type="dxa"/>
+            </w:tcMar>
+          </w:tcPr>
+          <w:p>
+            <w:r>
+              <w:rPr>
+                <w:b/>
+                <w:color w:val="000000"/>
+                <w:sz w:val="16"/>
+              </w:rPr>
+              <w:t>Pass</w:t>
+            </w:r>
+          </w:p>
         </w:tc>
       </w:tr>
       <w:tr>
@@ -648,7 +666,7 @@
         </w:tc>
         <w:tc>
           <w:tcPr>
-            <w:tcW w:w="1500" w:type="dxa"/>
+            <w:tcW w:w="1300" w:type="dxa"/>
             <w:tcBorders>
               <w:top w:val="single" w:sz="4" w:space="0" w:color="000000"/>
               <w:left w:val="single" w:sz="4" w:space="0" w:color="000000"/>
@@ -675,7 +693,7 @@
         </w:tc>
         <w:tc>
           <w:tcPr>
-            <w:tcW w:w="2400" w:type="dxa"/>
+            <w:tcW w:w="1900" w:type="dxa"/>
             <w:tcBorders>
               <w:top w:val="single" w:sz="4" w:space="0" w:color="000000"/>
               <w:left w:val="single" w:sz="4" w:space="0" w:color="000000"/>
@@ -702,7 +720,7 @@
         </w:tc>
         <w:tc>
           <w:tcPr>
-            <w:tcW w:w="1600" w:type="dxa"/>
+            <w:tcW w:w="1400" w:type="dxa"/>
             <w:tcBorders>
               <w:top w:val="single" w:sz="4" w:space="0" w:color="000000"/>
               <w:left w:val="single" w:sz="4" w:space="0" w:color="000000"/>
@@ -729,7 +747,7 @@
         </w:tc>
         <w:tc>
           <w:tcPr>
-            <w:tcW w:w="3000" w:type="dxa"/>
+            <w:tcW w:w="2300" w:type="dxa"/>
             <w:tcBorders>
               <w:top w:val="single" w:sz="4" w:space="0" w:color="000000"/>
               <w:left w:val="single" w:sz="4" w:space="0" w:color="000000"/>
@@ -772,7 +790,7 @@
         </w:tc>
         <w:tc>
           <w:tcPr>
-            <w:tcW w:w="1800" w:type="dxa"/>
+            <w:tcW w:w="1350" w:type="dxa"/>
             <w:tcBorders>
               <w:top w:val="single" w:sz="4" w:space="0" w:color="000000"/>
               <w:left w:val="single" w:sz="4" w:space="0" w:color="000000"/>
@@ -799,7 +817,7 @@
         </w:tc>
         <w:tc>
           <w:tcPr>
-            <w:tcW w:w="2400" w:type="dxa"/>
+            <w:tcW w:w="2150" w:type="dxa"/>
             <w:tcBorders>
               <w:top w:val="single" w:sz="4" w:space="0" w:color="000000"/>
               <w:left w:val="single" w:sz="4" w:space="0" w:color="000000"/>
@@ -826,39 +844,57 @@
         </w:tc>
         <w:tc>
           <w:tcPr>
-            <w:tcW w:w="1000" w:type="dxa"/>
-            <w:tcBorders>
-              <w:top w:val="single" w:sz="4" w:space="0" w:color="000000"/>
-              <w:left w:val="single" w:sz="4" w:space="0" w:color="000000"/>
-              <w:bottom w:val="single" w:sz="4" w:space="0" w:color="000000"/>
-              <w:right w:val="single" w:sz="4" w:space="0" w:color="000000"/>
-            </w:tcBorders>
-            <w:tcMar>
-              <w:top w:w="80" w:type="dxa"/>
-              <w:left w:w="100" w:type="dxa"/>
-              <w:bottom w:w="80" w:type="dxa"/>
-              <w:right w:w="100" w:type="dxa"/>
-            </w:tcMar>
-          </w:tcPr>
-          <w:p/>
-        </w:tc>
-        <w:tc>
-          <w:tcPr>
-            <w:tcW w:w="998" w:type="dxa"/>
-            <w:tcBorders>
-              <w:top w:val="single" w:sz="4" w:space="0" w:color="000000"/>
-              <w:left w:val="single" w:sz="4" w:space="0" w:color="000000"/>
-              <w:bottom w:val="single" w:sz="4" w:space="0" w:color="000000"/>
-              <w:right w:val="single" w:sz="4" w:space="0" w:color="000000"/>
-            </w:tcBorders>
-            <w:tcMar>
-              <w:top w:w="80" w:type="dxa"/>
-              <w:left w:w="100" w:type="dxa"/>
-              <w:bottom w:w="80" w:type="dxa"/>
-              <w:right w:w="100" w:type="dxa"/>
-            </w:tcMar>
-          </w:tcPr>
-          <w:p/>
+            <w:tcW w:w="3400" w:type="dxa"/>
+            <w:tcBorders>
+              <w:top w:val="single" w:sz="4" w:space="0" w:color="000000"/>
+              <w:left w:val="single" w:sz="4" w:space="0" w:color="000000"/>
+              <w:bottom w:val="single" w:sz="4" w:space="0" w:color="000000"/>
+              <w:right w:val="single" w:sz="4" w:space="0" w:color="000000"/>
+            </w:tcBorders>
+            <w:tcMar>
+              <w:top w:w="80" w:type="dxa"/>
+              <w:left w:w="100" w:type="dxa"/>
+              <w:bottom w:w="80" w:type="dxa"/>
+              <w:right w:w="100" w:type="dxa"/>
+            </w:tcMar>
+          </w:tcPr>
+          <w:p>
+            <w:r>
+              <w:rPr>
+                <w:b w:val="0"/>
+                <w:color w:val="000000"/>
+                <w:sz w:val="16"/>
+              </w:rPr>
+              <w:t>Empty username is not blocked on the client: it is sent to the server (server received ''), which rejects it with 'Username must be 1-20 letters, digits or underscores.'. No 'Username cannot be empty' message on the client.</w:t>
+            </w:r>
+          </w:p>
+        </w:tc>
+        <w:tc>
+          <w:tcPr>
+            <w:tcW w:w="898" w:type="dxa"/>
+            <w:tcBorders>
+              <w:top w:val="single" w:sz="4" w:space="0" w:color="000000"/>
+              <w:left w:val="single" w:sz="4" w:space="0" w:color="000000"/>
+              <w:bottom w:val="single" w:sz="4" w:space="0" w:color="000000"/>
+              <w:right w:val="single" w:sz="4" w:space="0" w:color="000000"/>
+            </w:tcBorders>
+            <w:tcMar>
+              <w:top w:w="80" w:type="dxa"/>
+              <w:left w:w="100" w:type="dxa"/>
+              <w:bottom w:w="80" w:type="dxa"/>
+              <w:right w:w="100" w:type="dxa"/>
+            </w:tcMar>
+          </w:tcPr>
+          <w:p>
+            <w:r>
+              <w:rPr>
+                <w:b/>
+                <w:color w:val="000000"/>
+                <w:sz w:val="16"/>
+              </w:rPr>
+              <w:t>Fail</w:t>
+            </w:r>
+          </w:p>
         </w:tc>
       </w:tr>
       <w:tr>
@@ -897,7 +933,7 @@
         </w:tc>
         <w:tc>
           <w:tcPr>
-            <w:tcW w:w="1500" w:type="dxa"/>
+            <w:tcW w:w="1300" w:type="dxa"/>
             <w:tcBorders>
               <w:top w:val="single" w:sz="4" w:space="0" w:color="000000"/>
               <w:left w:val="single" w:sz="4" w:space="0" w:color="000000"/>
@@ -924,7 +960,7 @@
         </w:tc>
         <w:tc>
           <w:tcPr>
-            <w:tcW w:w="2400" w:type="dxa"/>
+            <w:tcW w:w="1900" w:type="dxa"/>
             <w:tcBorders>
               <w:top w:val="single" w:sz="4" w:space="0" w:color="000000"/>
               <w:left w:val="single" w:sz="4" w:space="0" w:color="000000"/>
@@ -951,7 +987,7 @@
         </w:tc>
         <w:tc>
           <w:tcPr>
-            <w:tcW w:w="1600" w:type="dxa"/>
+            <w:tcW w:w="1400" w:type="dxa"/>
             <w:tcBorders>
               <w:top w:val="single" w:sz="4" w:space="0" w:color="000000"/>
               <w:left w:val="single" w:sz="4" w:space="0" w:color="000000"/>
@@ -978,7 +1014,7 @@
         </w:tc>
         <w:tc>
           <w:tcPr>
-            <w:tcW w:w="3000" w:type="dxa"/>
+            <w:tcW w:w="2300" w:type="dxa"/>
             <w:tcBorders>
               <w:top w:val="single" w:sz="4" w:space="0" w:color="000000"/>
               <w:left w:val="single" w:sz="4" w:space="0" w:color="000000"/>
@@ -1021,7 +1057,7 @@
         </w:tc>
         <w:tc>
           <w:tcPr>
-            <w:tcW w:w="1800" w:type="dxa"/>
+            <w:tcW w:w="1350" w:type="dxa"/>
             <w:tcBorders>
               <w:top w:val="single" w:sz="4" w:space="0" w:color="000000"/>
               <w:left w:val="single" w:sz="4" w:space="0" w:color="000000"/>
@@ -1048,7 +1084,7 @@
         </w:tc>
         <w:tc>
           <w:tcPr>
-            <w:tcW w:w="2400" w:type="dxa"/>
+            <w:tcW w:w="2150" w:type="dxa"/>
             <w:tcBorders>
               <w:top w:val="single" w:sz="4" w:space="0" w:color="000000"/>
               <w:left w:val="single" w:sz="4" w:space="0" w:color="000000"/>
@@ -1075,39 +1111,57 @@
         </w:tc>
         <w:tc>
           <w:tcPr>
-            <w:tcW w:w="1000" w:type="dxa"/>
-            <w:tcBorders>
-              <w:top w:val="single" w:sz="4" w:space="0" w:color="000000"/>
-              <w:left w:val="single" w:sz="4" w:space="0" w:color="000000"/>
-              <w:bottom w:val="single" w:sz="4" w:space="0" w:color="000000"/>
-              <w:right w:val="single" w:sz="4" w:space="0" w:color="000000"/>
-            </w:tcBorders>
-            <w:tcMar>
-              <w:top w:w="80" w:type="dxa"/>
-              <w:left w:w="100" w:type="dxa"/>
-              <w:bottom w:w="80" w:type="dxa"/>
-              <w:right w:w="100" w:type="dxa"/>
-            </w:tcMar>
-          </w:tcPr>
-          <w:p/>
-        </w:tc>
-        <w:tc>
-          <w:tcPr>
-            <w:tcW w:w="998" w:type="dxa"/>
-            <w:tcBorders>
-              <w:top w:val="single" w:sz="4" w:space="0" w:color="000000"/>
-              <w:left w:val="single" w:sz="4" w:space="0" w:color="000000"/>
-              <w:bottom w:val="single" w:sz="4" w:space="0" w:color="000000"/>
-              <w:right w:val="single" w:sz="4" w:space="0" w:color="000000"/>
-            </w:tcBorders>
-            <w:tcMar>
-              <w:top w:w="80" w:type="dxa"/>
-              <w:left w:w="100" w:type="dxa"/>
-              <w:bottom w:w="80" w:type="dxa"/>
-              <w:right w:w="100" w:type="dxa"/>
-            </w:tcMar>
-          </w:tcPr>
-          <w:p/>
+            <w:tcW w:w="3400" w:type="dxa"/>
+            <w:tcBorders>
+              <w:top w:val="single" w:sz="4" w:space="0" w:color="000000"/>
+              <w:left w:val="single" w:sz="4" w:space="0" w:color="000000"/>
+              <w:bottom w:val="single" w:sz="4" w:space="0" w:color="000000"/>
+              <w:right w:val="single" w:sz="4" w:space="0" w:color="000000"/>
+            </w:tcBorders>
+            <w:tcMar>
+              <w:top w:w="80" w:type="dxa"/>
+              <w:left w:w="100" w:type="dxa"/>
+              <w:bottom w:w="80" w:type="dxa"/>
+              <w:right w:w="100" w:type="dxa"/>
+            </w:tcMar>
+          </w:tcPr>
+          <w:p>
+            <w:r>
+              <w:rPr>
+                <w:b w:val="0"/>
+                <w:color w:val="000000"/>
+                <w:sz w:val="16"/>
+              </w:rPr>
+              <w:t>50-character name is rejected, but by the server, not the client: the request is sent (server received a 50-char name) and the reply is 'Username must be 1-20 letters, digits or underscores.'. Maximum length is 20.</w:t>
+            </w:r>
+          </w:p>
+        </w:tc>
+        <w:tc>
+          <w:tcPr>
+            <w:tcW w:w="898" w:type="dxa"/>
+            <w:tcBorders>
+              <w:top w:val="single" w:sz="4" w:space="0" w:color="000000"/>
+              <w:left w:val="single" w:sz="4" w:space="0" w:color="000000"/>
+              <w:bottom w:val="single" w:sz="4" w:space="0" w:color="000000"/>
+              <w:right w:val="single" w:sz="4" w:space="0" w:color="000000"/>
+            </w:tcBorders>
+            <w:tcMar>
+              <w:top w:w="80" w:type="dxa"/>
+              <w:left w:w="100" w:type="dxa"/>
+              <w:bottom w:w="80" w:type="dxa"/>
+              <w:right w:w="100" w:type="dxa"/>
+            </w:tcMar>
+          </w:tcPr>
+          <w:p>
+            <w:r>
+              <w:rPr>
+                <w:b/>
+                <w:color w:val="000000"/>
+                <w:sz w:val="16"/>
+              </w:rPr>
+              <w:t>Fail</w:t>
+            </w:r>
+          </w:p>
         </w:tc>
       </w:tr>
       <w:tr>
@@ -1146,7 +1200,7 @@
         </w:tc>
         <w:tc>
           <w:tcPr>
-            <w:tcW w:w="1500" w:type="dxa"/>
+            <w:tcW w:w="1300" w:type="dxa"/>
             <w:tcBorders>
               <w:top w:val="single" w:sz="4" w:space="0" w:color="000000"/>
               <w:left w:val="single" w:sz="4" w:space="0" w:color="000000"/>
@@ -1173,7 +1227,7 @@
         </w:tc>
         <w:tc>
           <w:tcPr>
-            <w:tcW w:w="2400" w:type="dxa"/>
+            <w:tcW w:w="1900" w:type="dxa"/>
             <w:tcBorders>
               <w:top w:val="single" w:sz="4" w:space="0" w:color="000000"/>
               <w:left w:val="single" w:sz="4" w:space="0" w:color="000000"/>
@@ -1200,7 +1254,7 @@
         </w:tc>
         <w:tc>
           <w:tcPr>
-            <w:tcW w:w="1600" w:type="dxa"/>
+            <w:tcW w:w="1400" w:type="dxa"/>
             <w:tcBorders>
               <w:top w:val="single" w:sz="4" w:space="0" w:color="000000"/>
               <w:left w:val="single" w:sz="4" w:space="0" w:color="000000"/>
@@ -1245,7 +1299,7 @@
         </w:tc>
         <w:tc>
           <w:tcPr>
-            <w:tcW w:w="3000" w:type="dxa"/>
+            <w:tcW w:w="2300" w:type="dxa"/>
             <w:tcBorders>
               <w:top w:val="single" w:sz="4" w:space="0" w:color="000000"/>
               <w:left w:val="single" w:sz="4" w:space="0" w:color="000000"/>
@@ -1319,7 +1373,7 @@
         </w:tc>
         <w:tc>
           <w:tcPr>
-            <w:tcW w:w="1800" w:type="dxa"/>
+            <w:tcW w:w="1350" w:type="dxa"/>
             <w:tcBorders>
               <w:top w:val="single" w:sz="4" w:space="0" w:color="000000"/>
               <w:left w:val="single" w:sz="4" w:space="0" w:color="000000"/>
@@ -1356,7 +1410,7 @@
         </w:tc>
         <w:tc>
           <w:tcPr>
-            <w:tcW w:w="2400" w:type="dxa"/>
+            <w:tcW w:w="2150" w:type="dxa"/>
             <w:tcBorders>
               <w:top w:val="single" w:sz="4" w:space="0" w:color="000000"/>
               <w:left w:val="single" w:sz="4" w:space="0" w:color="000000"/>
@@ -1401,39 +1455,57 @@
         </w:tc>
         <w:tc>
           <w:tcPr>
-            <w:tcW w:w="1000" w:type="dxa"/>
-            <w:tcBorders>
-              <w:top w:val="single" w:sz="4" w:space="0" w:color="000000"/>
-              <w:left w:val="single" w:sz="4" w:space="0" w:color="000000"/>
-              <w:bottom w:val="single" w:sz="4" w:space="0" w:color="000000"/>
-              <w:right w:val="single" w:sz="4" w:space="0" w:color="000000"/>
-            </w:tcBorders>
-            <w:tcMar>
-              <w:top w:w="80" w:type="dxa"/>
-              <w:left w:w="100" w:type="dxa"/>
-              <w:bottom w:w="80" w:type="dxa"/>
-              <w:right w:w="100" w:type="dxa"/>
-            </w:tcMar>
-          </w:tcPr>
-          <w:p/>
-        </w:tc>
-        <w:tc>
-          <w:tcPr>
-            <w:tcW w:w="998" w:type="dxa"/>
-            <w:tcBorders>
-              <w:top w:val="single" w:sz="4" w:space="0" w:color="000000"/>
-              <w:left w:val="single" w:sz="4" w:space="0" w:color="000000"/>
-              <w:bottom w:val="single" w:sz="4" w:space="0" w:color="000000"/>
-              <w:right w:val="single" w:sz="4" w:space="0" w:color="000000"/>
-            </w:tcBorders>
-            <w:tcMar>
-              <w:top w:w="80" w:type="dxa"/>
-              <w:left w:w="100" w:type="dxa"/>
-              <w:bottom w:w="80" w:type="dxa"/>
-              <w:right w:w="100" w:type="dxa"/>
-            </w:tcMar>
-          </w:tcPr>
-          <w:p/>
+            <w:tcW w:w="3400" w:type="dxa"/>
+            <w:tcBorders>
+              <w:top w:val="single" w:sz="4" w:space="0" w:color="000000"/>
+              <w:left w:val="single" w:sz="4" w:space="0" w:color="000000"/>
+              <w:bottom w:val="single" w:sz="4" w:space="0" w:color="000000"/>
+              <w:right w:val="single" w:sz="4" w:space="0" w:color="000000"/>
+            </w:tcBorders>
+            <w:tcMar>
+              <w:top w:w="80" w:type="dxa"/>
+              <w:left w:w="100" w:type="dxa"/>
+              <w:bottom w:w="80" w:type="dxa"/>
+              <w:right w:w="100" w:type="dxa"/>
+            </w:tcMar>
+          </w:tcPr>
+          <w:p>
+            <w:r>
+              <w:rPr>
+                <w:b w:val="0"/>
+                <w:color w:val="000000"/>
+                <w:sz w:val="16"/>
+              </w:rPr>
+              <w:t>Server replied 'registered' and 'rahul' is in the active-user list ['rahul'].</w:t>
+            </w:r>
+          </w:p>
+        </w:tc>
+        <w:tc>
+          <w:tcPr>
+            <w:tcW w:w="898" w:type="dxa"/>
+            <w:tcBorders>
+              <w:top w:val="single" w:sz="4" w:space="0" w:color="000000"/>
+              <w:left w:val="single" w:sz="4" w:space="0" w:color="000000"/>
+              <w:bottom w:val="single" w:sz="4" w:space="0" w:color="000000"/>
+              <w:right w:val="single" w:sz="4" w:space="0" w:color="000000"/>
+            </w:tcBorders>
+            <w:tcMar>
+              <w:top w:w="80" w:type="dxa"/>
+              <w:left w:w="100" w:type="dxa"/>
+              <w:bottom w:w="80" w:type="dxa"/>
+              <w:right w:w="100" w:type="dxa"/>
+            </w:tcMar>
+          </w:tcPr>
+          <w:p>
+            <w:r>
+              <w:rPr>
+                <w:b/>
+                <w:color w:val="000000"/>
+                <w:sz w:val="16"/>
+              </w:rPr>
+              <w:t>Pass</w:t>
+            </w:r>
+          </w:p>
         </w:tc>
       </w:tr>
       <w:tr>
@@ -1472,7 +1544,7 @@
         </w:tc>
         <w:tc>
           <w:tcPr>
-            <w:tcW w:w="1500" w:type="dxa"/>
+            <w:tcW w:w="1300" w:type="dxa"/>
             <w:tcBorders>
               <w:top w:val="single" w:sz="4" w:space="0" w:color="000000"/>
               <w:left w:val="single" w:sz="4" w:space="0" w:color="000000"/>
@@ -1499,7 +1571,7 @@
         </w:tc>
         <w:tc>
           <w:tcPr>
-            <w:tcW w:w="2400" w:type="dxa"/>
+            <w:tcW w:w="1900" w:type="dxa"/>
             <w:tcBorders>
               <w:top w:val="single" w:sz="4" w:space="0" w:color="000000"/>
               <w:left w:val="single" w:sz="4" w:space="0" w:color="000000"/>
@@ -1526,7 +1598,7 @@
         </w:tc>
         <w:tc>
           <w:tcPr>
-            <w:tcW w:w="1600" w:type="dxa"/>
+            <w:tcW w:w="1400" w:type="dxa"/>
             <w:tcBorders>
               <w:top w:val="single" w:sz="4" w:space="0" w:color="000000"/>
               <w:left w:val="single" w:sz="4" w:space="0" w:color="000000"/>
@@ -1571,7 +1643,7 @@
         </w:tc>
         <w:tc>
           <w:tcPr>
-            <w:tcW w:w="3000" w:type="dxa"/>
+            <w:tcW w:w="2300" w:type="dxa"/>
             <w:tcBorders>
               <w:top w:val="single" w:sz="4" w:space="0" w:color="000000"/>
               <w:left w:val="single" w:sz="4" w:space="0" w:color="000000"/>
@@ -1645,7 +1717,7 @@
         </w:tc>
         <w:tc>
           <w:tcPr>
-            <w:tcW w:w="1800" w:type="dxa"/>
+            <w:tcW w:w="1350" w:type="dxa"/>
             <w:tcBorders>
               <w:top w:val="single" w:sz="4" w:space="0" w:color="000000"/>
               <w:left w:val="single" w:sz="4" w:space="0" w:color="000000"/>
@@ -1690,7 +1762,7 @@
         </w:tc>
         <w:tc>
           <w:tcPr>
-            <w:tcW w:w="2400" w:type="dxa"/>
+            <w:tcW w:w="2150" w:type="dxa"/>
             <w:tcBorders>
               <w:top w:val="single" w:sz="4" w:space="0" w:color="000000"/>
               <w:left w:val="single" w:sz="4" w:space="0" w:color="000000"/>
@@ -1717,39 +1789,57 @@
         </w:tc>
         <w:tc>
           <w:tcPr>
-            <w:tcW w:w="1000" w:type="dxa"/>
-            <w:tcBorders>
-              <w:top w:val="single" w:sz="4" w:space="0" w:color="000000"/>
-              <w:left w:val="single" w:sz="4" w:space="0" w:color="000000"/>
-              <w:bottom w:val="single" w:sz="4" w:space="0" w:color="000000"/>
-              <w:right w:val="single" w:sz="4" w:space="0" w:color="000000"/>
-            </w:tcBorders>
-            <w:tcMar>
-              <w:top w:w="80" w:type="dxa"/>
-              <w:left w:w="100" w:type="dxa"/>
-              <w:bottom w:w="80" w:type="dxa"/>
-              <w:right w:w="100" w:type="dxa"/>
-            </w:tcMar>
-          </w:tcPr>
-          <w:p/>
-        </w:tc>
-        <w:tc>
-          <w:tcPr>
-            <w:tcW w:w="998" w:type="dxa"/>
-            <w:tcBorders>
-              <w:top w:val="single" w:sz="4" w:space="0" w:color="000000"/>
-              <w:left w:val="single" w:sz="4" w:space="0" w:color="000000"/>
-              <w:bottom w:val="single" w:sz="4" w:space="0" w:color="000000"/>
-              <w:right w:val="single" w:sz="4" w:space="0" w:color="000000"/>
-            </w:tcBorders>
-            <w:tcMar>
-              <w:top w:w="80" w:type="dxa"/>
-              <w:left w:w="100" w:type="dxa"/>
-              <w:bottom w:w="80" w:type="dxa"/>
-              <w:right w:w="100" w:type="dxa"/>
-            </w:tcMar>
-          </w:tcPr>
-          <w:p/>
+            <w:tcW w:w="3400" w:type="dxa"/>
+            <w:tcBorders>
+              <w:top w:val="single" w:sz="4" w:space="0" w:color="000000"/>
+              <w:left w:val="single" w:sz="4" w:space="0" w:color="000000"/>
+              <w:bottom w:val="single" w:sz="4" w:space="0" w:color="000000"/>
+              <w:right w:val="single" w:sz="4" w:space="0" w:color="000000"/>
+            </w:tcBorders>
+            <w:tcMar>
+              <w:top w:w="80" w:type="dxa"/>
+              <w:left w:w="100" w:type="dxa"/>
+              <w:bottom w:w="80" w:type="dxa"/>
+              <w:right w:w="100" w:type="dxa"/>
+            </w:tcMar>
+          </w:tcPr>
+          <w:p>
+            <w:r>
+              <w:rPr>
+                <w:b w:val="0"/>
+                <w:color w:val="000000"/>
+                <w:sz w:val="16"/>
+              </w:rPr>
+              <w:t>Second 'rahul' got error 'Username already taken.'; active-user list still ['rahul'].</w:t>
+            </w:r>
+          </w:p>
+        </w:tc>
+        <w:tc>
+          <w:tcPr>
+            <w:tcW w:w="898" w:type="dxa"/>
+            <w:tcBorders>
+              <w:top w:val="single" w:sz="4" w:space="0" w:color="000000"/>
+              <w:left w:val="single" w:sz="4" w:space="0" w:color="000000"/>
+              <w:bottom w:val="single" w:sz="4" w:space="0" w:color="000000"/>
+              <w:right w:val="single" w:sz="4" w:space="0" w:color="000000"/>
+            </w:tcBorders>
+            <w:tcMar>
+              <w:top w:w="80" w:type="dxa"/>
+              <w:left w:w="100" w:type="dxa"/>
+              <w:bottom w:w="80" w:type="dxa"/>
+              <w:right w:w="100" w:type="dxa"/>
+            </w:tcMar>
+          </w:tcPr>
+          <w:p>
+            <w:r>
+              <w:rPr>
+                <w:b/>
+                <w:color w:val="000000"/>
+                <w:sz w:val="16"/>
+              </w:rPr>
+              <w:t>Pass</w:t>
+            </w:r>
+          </w:p>
         </w:tc>
       </w:tr>
       <w:tr>
@@ -1788,7 +1878,7 @@
         </w:tc>
         <w:tc>
           <w:tcPr>
-            <w:tcW w:w="1500" w:type="dxa"/>
+            <w:tcW w:w="1300" w:type="dxa"/>
             <w:tcBorders>
               <w:top w:val="single" w:sz="4" w:space="0" w:color="000000"/>
               <w:left w:val="single" w:sz="4" w:space="0" w:color="000000"/>
@@ -1815,7 +1905,7 @@
         </w:tc>
         <w:tc>
           <w:tcPr>
-            <w:tcW w:w="2400" w:type="dxa"/>
+            <w:tcW w:w="1900" w:type="dxa"/>
             <w:tcBorders>
               <w:top w:val="single" w:sz="4" w:space="0" w:color="000000"/>
               <w:left w:val="single" w:sz="4" w:space="0" w:color="000000"/>
@@ -1842,7 +1932,7 @@
         </w:tc>
         <w:tc>
           <w:tcPr>
-            <w:tcW w:w="1600" w:type="dxa"/>
+            <w:tcW w:w="1400" w:type="dxa"/>
             <w:tcBorders>
               <w:top w:val="single" w:sz="4" w:space="0" w:color="000000"/>
               <w:left w:val="single" w:sz="4" w:space="0" w:color="000000"/>
@@ -1869,7 +1959,7 @@
         </w:tc>
         <w:tc>
           <w:tcPr>
-            <w:tcW w:w="3000" w:type="dxa"/>
+            <w:tcW w:w="2300" w:type="dxa"/>
             <w:tcBorders>
               <w:top w:val="single" w:sz="4" w:space="0" w:color="000000"/>
               <w:left w:val="single" w:sz="4" w:space="0" w:color="000000"/>
@@ -1943,7 +2033,7 @@
         </w:tc>
         <w:tc>
           <w:tcPr>
-            <w:tcW w:w="1800" w:type="dxa"/>
+            <w:tcW w:w="1350" w:type="dxa"/>
             <w:tcBorders>
               <w:top w:val="single" w:sz="4" w:space="0" w:color="000000"/>
               <w:left w:val="single" w:sz="4" w:space="0" w:color="000000"/>
@@ -1988,7 +2078,7 @@
         </w:tc>
         <w:tc>
           <w:tcPr>
-            <w:tcW w:w="2400" w:type="dxa"/>
+            <w:tcW w:w="2150" w:type="dxa"/>
             <w:tcBorders>
               <w:top w:val="single" w:sz="4" w:space="0" w:color="000000"/>
               <w:left w:val="single" w:sz="4" w:space="0" w:color="000000"/>
@@ -2015,39 +2105,57 @@
         </w:tc>
         <w:tc>
           <w:tcPr>
-            <w:tcW w:w="1000" w:type="dxa"/>
-            <w:tcBorders>
-              <w:top w:val="single" w:sz="4" w:space="0" w:color="000000"/>
-              <w:left w:val="single" w:sz="4" w:space="0" w:color="000000"/>
-              <w:bottom w:val="single" w:sz="4" w:space="0" w:color="000000"/>
-              <w:right w:val="single" w:sz="4" w:space="0" w:color="000000"/>
-            </w:tcBorders>
-            <w:tcMar>
-              <w:top w:w="80" w:type="dxa"/>
-              <w:left w:w="100" w:type="dxa"/>
-              <w:bottom w:w="80" w:type="dxa"/>
-              <w:right w:w="100" w:type="dxa"/>
-            </w:tcMar>
-          </w:tcPr>
-          <w:p/>
-        </w:tc>
-        <w:tc>
-          <w:tcPr>
-            <w:tcW w:w="998" w:type="dxa"/>
-            <w:tcBorders>
-              <w:top w:val="single" w:sz="4" w:space="0" w:color="000000"/>
-              <w:left w:val="single" w:sz="4" w:space="0" w:color="000000"/>
-              <w:bottom w:val="single" w:sz="4" w:space="0" w:color="000000"/>
-              <w:right w:val="single" w:sz="4" w:space="0" w:color="000000"/>
-            </w:tcBorders>
-            <w:tcMar>
-              <w:top w:w="80" w:type="dxa"/>
-              <w:left w:w="100" w:type="dxa"/>
-              <w:bottom w:w="80" w:type="dxa"/>
-              <w:right w:w="100" w:type="dxa"/>
-            </w:tcMar>
-          </w:tcPr>
-          <w:p/>
+            <w:tcW w:w="3400" w:type="dxa"/>
+            <w:tcBorders>
+              <w:top w:val="single" w:sz="4" w:space="0" w:color="000000"/>
+              <w:left w:val="single" w:sz="4" w:space="0" w:color="000000"/>
+              <w:bottom w:val="single" w:sz="4" w:space="0" w:color="000000"/>
+              <w:right w:val="single" w:sz="4" w:space="0" w:color="000000"/>
+            </w:tcBorders>
+            <w:tcMar>
+              <w:top w:w="80" w:type="dxa"/>
+              <w:left w:w="100" w:type="dxa"/>
+              <w:bottom w:w="80" w:type="dxa"/>
+              <w:right w:w="100" w:type="dxa"/>
+            </w:tcMar>
+          </w:tcPr>
+          <w:p>
+            <w:r>
+              <w:rPr>
+                <w:b w:val="0"/>
+                <w:color w:val="000000"/>
+                <w:sz w:val="16"/>
+              </w:rPr>
+              <w:t>Usernames are case-sensitive: 'rahul' was accepted while 'Rahul' was online on both attempts (registered, registered). Same decision each time.</w:t>
+            </w:r>
+          </w:p>
+        </w:tc>
+        <w:tc>
+          <w:tcPr>
+            <w:tcW w:w="898" w:type="dxa"/>
+            <w:tcBorders>
+              <w:top w:val="single" w:sz="4" w:space="0" w:color="000000"/>
+              <w:left w:val="single" w:sz="4" w:space="0" w:color="000000"/>
+              <w:bottom w:val="single" w:sz="4" w:space="0" w:color="000000"/>
+              <w:right w:val="single" w:sz="4" w:space="0" w:color="000000"/>
+            </w:tcBorders>
+            <w:tcMar>
+              <w:top w:w="80" w:type="dxa"/>
+              <w:left w:w="100" w:type="dxa"/>
+              <w:bottom w:w="80" w:type="dxa"/>
+              <w:right w:w="100" w:type="dxa"/>
+            </w:tcMar>
+          </w:tcPr>
+          <w:p>
+            <w:r>
+              <w:rPr>
+                <w:b/>
+                <w:color w:val="000000"/>
+                <w:sz w:val="16"/>
+              </w:rPr>
+              <w:t>Pass</w:t>
+            </w:r>
+          </w:p>
         </w:tc>
       </w:tr>
       <w:tr>
@@ -2086,7 +2194,7 @@
         </w:tc>
         <w:tc>
           <w:tcPr>
-            <w:tcW w:w="1500" w:type="dxa"/>
+            <w:tcW w:w="1300" w:type="dxa"/>
             <w:tcBorders>
               <w:top w:val="single" w:sz="4" w:space="0" w:color="000000"/>
               <w:left w:val="single" w:sz="4" w:space="0" w:color="000000"/>
@@ -2113,7 +2221,7 @@
         </w:tc>
         <w:tc>
           <w:tcPr>
-            <w:tcW w:w="2400" w:type="dxa"/>
+            <w:tcW w:w="1900" w:type="dxa"/>
             <w:tcBorders>
               <w:top w:val="single" w:sz="4" w:space="0" w:color="000000"/>
               <w:left w:val="single" w:sz="4" w:space="0" w:color="000000"/>
@@ -2140,7 +2248,7 @@
         </w:tc>
         <w:tc>
           <w:tcPr>
-            <w:tcW w:w="1600" w:type="dxa"/>
+            <w:tcW w:w="1400" w:type="dxa"/>
             <w:tcBorders>
               <w:top w:val="single" w:sz="4" w:space="0" w:color="000000"/>
               <w:left w:val="single" w:sz="4" w:space="0" w:color="000000"/>
@@ -2167,7 +2275,7 @@
         </w:tc>
         <w:tc>
           <w:tcPr>
-            <w:tcW w:w="3000" w:type="dxa"/>
+            <w:tcW w:w="2300" w:type="dxa"/>
             <w:tcBorders>
               <w:top w:val="single" w:sz="4" w:space="0" w:color="000000"/>
               <w:left w:val="single" w:sz="4" w:space="0" w:color="000000"/>
@@ -2210,7 +2318,7 @@
         </w:tc>
         <w:tc>
           <w:tcPr>
-            <w:tcW w:w="1800" w:type="dxa"/>
+            <w:tcW w:w="1350" w:type="dxa"/>
             <w:tcBorders>
               <w:top w:val="single" w:sz="4" w:space="0" w:color="000000"/>
               <w:left w:val="single" w:sz="4" w:space="0" w:color="000000"/>
@@ -2247,7 +2355,7 @@
         </w:tc>
         <w:tc>
           <w:tcPr>
-            <w:tcW w:w="2400" w:type="dxa"/>
+            <w:tcW w:w="2150" w:type="dxa"/>
             <w:tcBorders>
               <w:top w:val="single" w:sz="4" w:space="0" w:color="000000"/>
               <w:left w:val="single" w:sz="4" w:space="0" w:color="000000"/>
@@ -2310,39 +2418,57 @@
         </w:tc>
         <w:tc>
           <w:tcPr>
-            <w:tcW w:w="1000" w:type="dxa"/>
-            <w:tcBorders>
-              <w:top w:val="single" w:sz="4" w:space="0" w:color="000000"/>
-              <w:left w:val="single" w:sz="4" w:space="0" w:color="000000"/>
-              <w:bottom w:val="single" w:sz="4" w:space="0" w:color="000000"/>
-              <w:right w:val="single" w:sz="4" w:space="0" w:color="000000"/>
-            </w:tcBorders>
-            <w:tcMar>
-              <w:top w:w="80" w:type="dxa"/>
-              <w:left w:w="100" w:type="dxa"/>
-              <w:bottom w:w="80" w:type="dxa"/>
-              <w:right w:w="100" w:type="dxa"/>
-            </w:tcMar>
-          </w:tcPr>
-          <w:p/>
-        </w:tc>
-        <w:tc>
-          <w:tcPr>
-            <w:tcW w:w="998" w:type="dxa"/>
-            <w:tcBorders>
-              <w:top w:val="single" w:sz="4" w:space="0" w:color="000000"/>
-              <w:left w:val="single" w:sz="4" w:space="0" w:color="000000"/>
-              <w:bottom w:val="single" w:sz="4" w:space="0" w:color="000000"/>
-              <w:right w:val="single" w:sz="4" w:space="0" w:color="000000"/>
-            </w:tcBorders>
-            <w:tcMar>
-              <w:top w:w="80" w:type="dxa"/>
-              <w:left w:w="100" w:type="dxa"/>
-              <w:bottom w:w="80" w:type="dxa"/>
-              <w:right w:w="100" w:type="dxa"/>
-            </w:tcMar>
-          </w:tcPr>
-          <w:p/>
+            <w:tcW w:w="3400" w:type="dxa"/>
+            <w:tcBorders>
+              <w:top w:val="single" w:sz="4" w:space="0" w:color="000000"/>
+              <w:left w:val="single" w:sz="4" w:space="0" w:color="000000"/>
+              <w:bottom w:val="single" w:sz="4" w:space="0" w:color="000000"/>
+              <w:right w:val="single" w:sz="4" w:space="0" w:color="000000"/>
+            </w:tcBorders>
+            <w:tcMar>
+              <w:top w:w="80" w:type="dxa"/>
+              <w:left w:w="100" w:type="dxa"/>
+              <w:bottom w:w="80" w:type="dxa"/>
+              <w:right w:w="100" w:type="dxa"/>
+            </w:tcMar>
+          </w:tcPr>
+          <w:p>
+            <w:r>
+              <w:rPr>
+                <w:b w:val="0"/>
+                <w:color w:val="000000"/>
+                <w:sz w:val="16"/>
+              </w:rPr>
+              <w:t>Client reached the chat prompt as 'priya_k' ('Welcome, priya_k! ...') and the server listed priya_k as active; connection took well under a second.</w:t>
+            </w:r>
+          </w:p>
+        </w:tc>
+        <w:tc>
+          <w:tcPr>
+            <w:tcW w:w="898" w:type="dxa"/>
+            <w:tcBorders>
+              <w:top w:val="single" w:sz="4" w:space="0" w:color="000000"/>
+              <w:left w:val="single" w:sz="4" w:space="0" w:color="000000"/>
+              <w:bottom w:val="single" w:sz="4" w:space="0" w:color="000000"/>
+              <w:right w:val="single" w:sz="4" w:space="0" w:color="000000"/>
+            </w:tcBorders>
+            <w:tcMar>
+              <w:top w:w="80" w:type="dxa"/>
+              <w:left w:w="100" w:type="dxa"/>
+              <w:bottom w:w="80" w:type="dxa"/>
+              <w:right w:w="100" w:type="dxa"/>
+            </w:tcMar>
+          </w:tcPr>
+          <w:p>
+            <w:r>
+              <w:rPr>
+                <w:b/>
+                <w:color w:val="000000"/>
+                <w:sz w:val="16"/>
+              </w:rPr>
+              <w:t>Pass</w:t>
+            </w:r>
+          </w:p>
         </w:tc>
       </w:tr>
       <w:tr>
@@ -2381,7 +2507,7 @@
         </w:tc>
         <w:tc>
           <w:tcPr>
-            <w:tcW w:w="1500" w:type="dxa"/>
+            <w:tcW w:w="1300" w:type="dxa"/>
             <w:tcBorders>
               <w:top w:val="single" w:sz="4" w:space="0" w:color="000000"/>
               <w:left w:val="single" w:sz="4" w:space="0" w:color="000000"/>
@@ -2408,7 +2534,7 @@
         </w:tc>
         <w:tc>
           <w:tcPr>
-            <w:tcW w:w="2400" w:type="dxa"/>
+            <w:tcW w:w="1900" w:type="dxa"/>
             <w:tcBorders>
               <w:top w:val="single" w:sz="4" w:space="0" w:color="000000"/>
               <w:left w:val="single" w:sz="4" w:space="0" w:color="000000"/>
@@ -2435,7 +2561,7 @@
         </w:tc>
         <w:tc>
           <w:tcPr>
-            <w:tcW w:w="1600" w:type="dxa"/>
+            <w:tcW w:w="1400" w:type="dxa"/>
             <w:tcBorders>
               <w:top w:val="single" w:sz="4" w:space="0" w:color="000000"/>
               <w:left w:val="single" w:sz="4" w:space="0" w:color="000000"/>
@@ -2462,7 +2588,7 @@
         </w:tc>
         <w:tc>
           <w:tcPr>
-            <w:tcW w:w="3000" w:type="dxa"/>
+            <w:tcW w:w="2300" w:type="dxa"/>
             <w:tcBorders>
               <w:top w:val="single" w:sz="4" w:space="0" w:color="000000"/>
               <w:left w:val="single" w:sz="4" w:space="0" w:color="000000"/>
@@ -2505,7 +2631,7 @@
         </w:tc>
         <w:tc>
           <w:tcPr>
-            <w:tcW w:w="1800" w:type="dxa"/>
+            <w:tcW w:w="1350" w:type="dxa"/>
             <w:tcBorders>
               <w:top w:val="single" w:sz="4" w:space="0" w:color="000000"/>
               <w:left w:val="single" w:sz="4" w:space="0" w:color="000000"/>
@@ -2532,7 +2658,7 @@
         </w:tc>
         <w:tc>
           <w:tcPr>
-            <w:tcW w:w="2400" w:type="dxa"/>
+            <w:tcW w:w="2150" w:type="dxa"/>
             <w:tcBorders>
               <w:top w:val="single" w:sz="4" w:space="0" w:color="000000"/>
               <w:left w:val="single" w:sz="4" w:space="0" w:color="000000"/>
@@ -2559,39 +2685,57 @@
         </w:tc>
         <w:tc>
           <w:tcPr>
-            <w:tcW w:w="1000" w:type="dxa"/>
-            <w:tcBorders>
-              <w:top w:val="single" w:sz="4" w:space="0" w:color="000000"/>
-              <w:left w:val="single" w:sz="4" w:space="0" w:color="000000"/>
-              <w:bottom w:val="single" w:sz="4" w:space="0" w:color="000000"/>
-              <w:right w:val="single" w:sz="4" w:space="0" w:color="000000"/>
-            </w:tcBorders>
-            <w:tcMar>
-              <w:top w:w="80" w:type="dxa"/>
-              <w:left w:w="100" w:type="dxa"/>
-              <w:bottom w:w="80" w:type="dxa"/>
-              <w:right w:w="100" w:type="dxa"/>
-            </w:tcMar>
-          </w:tcPr>
-          <w:p/>
-        </w:tc>
-        <w:tc>
-          <w:tcPr>
-            <w:tcW w:w="998" w:type="dxa"/>
-            <w:tcBorders>
-              <w:top w:val="single" w:sz="4" w:space="0" w:color="000000"/>
-              <w:left w:val="single" w:sz="4" w:space="0" w:color="000000"/>
-              <w:bottom w:val="single" w:sz="4" w:space="0" w:color="000000"/>
-              <w:right w:val="single" w:sz="4" w:space="0" w:color="000000"/>
-            </w:tcBorders>
-            <w:tcMar>
-              <w:top w:w="80" w:type="dxa"/>
-              <w:left w:w="100" w:type="dxa"/>
-              <w:bottom w:w="80" w:type="dxa"/>
-              <w:right w:w="100" w:type="dxa"/>
-            </w:tcMar>
-          </w:tcPr>
-          <w:p/>
+            <w:tcW w:w="3400" w:type="dxa"/>
+            <w:tcBorders>
+              <w:top w:val="single" w:sz="4" w:space="0" w:color="000000"/>
+              <w:left w:val="single" w:sz="4" w:space="0" w:color="000000"/>
+              <w:bottom w:val="single" w:sz="4" w:space="0" w:color="000000"/>
+              <w:right w:val="single" w:sz="4" w:space="0" w:color="000000"/>
+            </w:tcBorders>
+            <w:tcMar>
+              <w:top w:w="80" w:type="dxa"/>
+              <w:left w:w="100" w:type="dxa"/>
+              <w:bottom w:w="80" w:type="dxa"/>
+              <w:right w:w="100" w:type="dxa"/>
+            </w:tcMar>
+          </w:tcPr>
+          <w:p>
+            <w:r>
+              <w:rPr>
+                <w:b w:val="0"/>
+                <w:color w:val="000000"/>
+                <w:sz w:val="16"/>
+              </w:rPr>
+              <w:t>Client exited straight away with 'Could not connect to 127.0.0.1:&lt;port&gt; ([Errno 111] Connection refused)' instead of hanging.</w:t>
+            </w:r>
+          </w:p>
+        </w:tc>
+        <w:tc>
+          <w:tcPr>
+            <w:tcW w:w="898" w:type="dxa"/>
+            <w:tcBorders>
+              <w:top w:val="single" w:sz="4" w:space="0" w:color="000000"/>
+              <w:left w:val="single" w:sz="4" w:space="0" w:color="000000"/>
+              <w:bottom w:val="single" w:sz="4" w:space="0" w:color="000000"/>
+              <w:right w:val="single" w:sz="4" w:space="0" w:color="000000"/>
+            </w:tcBorders>
+            <w:tcMar>
+              <w:top w:w="80" w:type="dxa"/>
+              <w:left w:w="100" w:type="dxa"/>
+              <w:bottom w:w="80" w:type="dxa"/>
+              <w:right w:w="100" w:type="dxa"/>
+            </w:tcMar>
+          </w:tcPr>
+          <w:p>
+            <w:r>
+              <w:rPr>
+                <w:b/>
+                <w:color w:val="000000"/>
+                <w:sz w:val="16"/>
+              </w:rPr>
+              <w:t>Pass</w:t>
+            </w:r>
+          </w:p>
         </w:tc>
       </w:tr>
       <w:tr>
@@ -2631,7 +2775,7 @@
         </w:tc>
         <w:tc>
           <w:tcPr>
-            <w:tcW w:w="1500" w:type="dxa"/>
+            <w:tcW w:w="1300" w:type="dxa"/>
             <w:tcBorders>
               <w:top w:val="single" w:sz="4" w:space="0" w:color="000000"/>
               <w:left w:val="single" w:sz="4" w:space="0" w:color="000000"/>
@@ -2658,7 +2802,7 @@
         </w:tc>
         <w:tc>
           <w:tcPr>
-            <w:tcW w:w="2400" w:type="dxa"/>
+            <w:tcW w:w="1900" w:type="dxa"/>
             <w:tcBorders>
               <w:top w:val="single" w:sz="4" w:space="0" w:color="000000"/>
               <w:left w:val="single" w:sz="4" w:space="0" w:color="000000"/>
@@ -2685,7 +2829,7 @@
         </w:tc>
         <w:tc>
           <w:tcPr>
-            <w:tcW w:w="1600" w:type="dxa"/>
+            <w:tcW w:w="1400" w:type="dxa"/>
             <w:tcBorders>
               <w:top w:val="single" w:sz="4" w:space="0" w:color="000000"/>
               <w:left w:val="single" w:sz="4" w:space="0" w:color="000000"/>
@@ -2712,7 +2856,7 @@
         </w:tc>
         <w:tc>
           <w:tcPr>
-            <w:tcW w:w="3000" w:type="dxa"/>
+            <w:tcW w:w="2300" w:type="dxa"/>
             <w:tcBorders>
               <w:top w:val="single" w:sz="4" w:space="0" w:color="000000"/>
               <w:left w:val="single" w:sz="4" w:space="0" w:color="000000"/>
@@ -2739,7 +2883,7 @@
         </w:tc>
         <w:tc>
           <w:tcPr>
-            <w:tcW w:w="1800" w:type="dxa"/>
+            <w:tcW w:w="1350" w:type="dxa"/>
             <w:tcBorders>
               <w:top w:val="single" w:sz="4" w:space="0" w:color="000000"/>
               <w:left w:val="single" w:sz="4" w:space="0" w:color="000000"/>
@@ -2766,7 +2910,7 @@
         </w:tc>
         <w:tc>
           <w:tcPr>
-            <w:tcW w:w="2400" w:type="dxa"/>
+            <w:tcW w:w="2150" w:type="dxa"/>
             <w:tcBorders>
               <w:top w:val="single" w:sz="4" w:space="0" w:color="000000"/>
               <w:left w:val="single" w:sz="4" w:space="0" w:color="000000"/>
@@ -2793,39 +2937,57 @@
         </w:tc>
         <w:tc>
           <w:tcPr>
-            <w:tcW w:w="1000" w:type="dxa"/>
-            <w:tcBorders>
-              <w:top w:val="single" w:sz="4" w:space="0" w:color="000000"/>
-              <w:left w:val="single" w:sz="4" w:space="0" w:color="000000"/>
-              <w:bottom w:val="single" w:sz="4" w:space="0" w:color="000000"/>
-              <w:right w:val="single" w:sz="4" w:space="0" w:color="000000"/>
-            </w:tcBorders>
-            <w:tcMar>
-              <w:top w:w="80" w:type="dxa"/>
-              <w:left w:w="100" w:type="dxa"/>
-              <w:bottom w:w="80" w:type="dxa"/>
-              <w:right w:w="100" w:type="dxa"/>
-            </w:tcMar>
-          </w:tcPr>
-          <w:p/>
-        </w:tc>
-        <w:tc>
-          <w:tcPr>
-            <w:tcW w:w="998" w:type="dxa"/>
-            <w:tcBorders>
-              <w:top w:val="single" w:sz="4" w:space="0" w:color="000000"/>
-              <w:left w:val="single" w:sz="4" w:space="0" w:color="000000"/>
-              <w:bottom w:val="single" w:sz="4" w:space="0" w:color="000000"/>
-              <w:right w:val="single" w:sz="4" w:space="0" w:color="000000"/>
-            </w:tcBorders>
-            <w:tcMar>
-              <w:top w:w="80" w:type="dxa"/>
-              <w:left w:w="100" w:type="dxa"/>
-              <w:bottom w:w="80" w:type="dxa"/>
-              <w:right w:w="100" w:type="dxa"/>
-            </w:tcMar>
-          </w:tcPr>
-          <w:p/>
+            <w:tcW w:w="3400" w:type="dxa"/>
+            <w:tcBorders>
+              <w:top w:val="single" w:sz="4" w:space="0" w:color="000000"/>
+              <w:left w:val="single" w:sz="4" w:space="0" w:color="000000"/>
+              <w:bottom w:val="single" w:sz="4" w:space="0" w:color="000000"/>
+              <w:right w:val="single" w:sz="4" w:space="0" w:color="000000"/>
+            </w:tcBorders>
+            <w:tcMar>
+              <w:top w:w="80" w:type="dxa"/>
+              <w:left w:w="100" w:type="dxa"/>
+              <w:bottom w:w="80" w:type="dxa"/>
+              <w:right w:w="100" w:type="dxa"/>
+            </w:tcMar>
+          </w:tcPr>
+          <w:p>
+            <w:r>
+              <w:rPr>
+                <w:b w:val="0"/>
+                <w:color w:val="000000"/>
+                <w:sz w:val="16"/>
+              </w:rPr>
+              <w:t>Session holds username 'testuser1', the socket passed in, and alive=True.</w:t>
+            </w:r>
+          </w:p>
+        </w:tc>
+        <w:tc>
+          <w:tcPr>
+            <w:tcW w:w="898" w:type="dxa"/>
+            <w:tcBorders>
+              <w:top w:val="single" w:sz="4" w:space="0" w:color="000000"/>
+              <w:left w:val="single" w:sz="4" w:space="0" w:color="000000"/>
+              <w:bottom w:val="single" w:sz="4" w:space="0" w:color="000000"/>
+              <w:right w:val="single" w:sz="4" w:space="0" w:color="000000"/>
+            </w:tcBorders>
+            <w:tcMar>
+              <w:top w:w="80" w:type="dxa"/>
+              <w:left w:w="100" w:type="dxa"/>
+              <w:bottom w:w="80" w:type="dxa"/>
+              <w:right w:w="100" w:type="dxa"/>
+            </w:tcMar>
+          </w:tcPr>
+          <w:p>
+            <w:r>
+              <w:rPr>
+                <w:b/>
+                <w:color w:val="000000"/>
+                <w:sz w:val="16"/>
+              </w:rPr>
+              <w:t>Pass</w:t>
+            </w:r>
+          </w:p>
         </w:tc>
       </w:tr>
       <w:tr>
@@ -2864,7 +3026,7 @@
         </w:tc>
         <w:tc>
           <w:tcPr>
-            <w:tcW w:w="1500" w:type="dxa"/>
+            <w:tcW w:w="1300" w:type="dxa"/>
             <w:tcBorders>
               <w:top w:val="single" w:sz="4" w:space="0" w:color="000000"/>
               <w:left w:val="single" w:sz="4" w:space="0" w:color="000000"/>
@@ -2891,7 +3053,7 @@
         </w:tc>
         <w:tc>
           <w:tcPr>
-            <w:tcW w:w="2400" w:type="dxa"/>
+            <w:tcW w:w="1900" w:type="dxa"/>
             <w:tcBorders>
               <w:top w:val="single" w:sz="4" w:space="0" w:color="000000"/>
               <w:left w:val="single" w:sz="4" w:space="0" w:color="000000"/>
@@ -2918,7 +3080,7 @@
         </w:tc>
         <w:tc>
           <w:tcPr>
-            <w:tcW w:w="1600" w:type="dxa"/>
+            <w:tcW w:w="1400" w:type="dxa"/>
             <w:tcBorders>
               <w:top w:val="single" w:sz="4" w:space="0" w:color="000000"/>
               <w:left w:val="single" w:sz="4" w:space="0" w:color="000000"/>
@@ -2945,7 +3107,7 @@
         </w:tc>
         <w:tc>
           <w:tcPr>
-            <w:tcW w:w="3000" w:type="dxa"/>
+            <w:tcW w:w="2300" w:type="dxa"/>
             <w:tcBorders>
               <w:top w:val="single" w:sz="4" w:space="0" w:color="000000"/>
               <w:left w:val="single" w:sz="4" w:space="0" w:color="000000"/>
@@ -2972,7 +3134,7 @@
         </w:tc>
         <w:tc>
           <w:tcPr>
-            <w:tcW w:w="1800" w:type="dxa"/>
+            <w:tcW w:w="1350" w:type="dxa"/>
             <w:tcBorders>
               <w:top w:val="single" w:sz="4" w:space="0" w:color="000000"/>
               <w:left w:val="single" w:sz="4" w:space="0" w:color="000000"/>
@@ -3027,7 +3189,7 @@
         </w:tc>
         <w:tc>
           <w:tcPr>
-            <w:tcW w:w="2400" w:type="dxa"/>
+            <w:tcW w:w="2150" w:type="dxa"/>
             <w:tcBorders>
               <w:top w:val="single" w:sz="4" w:space="0" w:color="000000"/>
               <w:left w:val="single" w:sz="4" w:space="0" w:color="000000"/>
@@ -3090,39 +3252,57 @@
         </w:tc>
         <w:tc>
           <w:tcPr>
-            <w:tcW w:w="1000" w:type="dxa"/>
-            <w:tcBorders>
-              <w:top w:val="single" w:sz="4" w:space="0" w:color="000000"/>
-              <w:left w:val="single" w:sz="4" w:space="0" w:color="000000"/>
-              <w:bottom w:val="single" w:sz="4" w:space="0" w:color="000000"/>
-              <w:right w:val="single" w:sz="4" w:space="0" w:color="000000"/>
-            </w:tcBorders>
-            <w:tcMar>
-              <w:top w:w="80" w:type="dxa"/>
-              <w:left w:w="100" w:type="dxa"/>
-              <w:bottom w:w="80" w:type="dxa"/>
-              <w:right w:w="100" w:type="dxa"/>
-            </w:tcMar>
-          </w:tcPr>
-          <w:p/>
-        </w:tc>
-        <w:tc>
-          <w:tcPr>
-            <w:tcW w:w="998" w:type="dxa"/>
-            <w:tcBorders>
-              <w:top w:val="single" w:sz="4" w:space="0" w:color="000000"/>
-              <w:left w:val="single" w:sz="4" w:space="0" w:color="000000"/>
-              <w:bottom w:val="single" w:sz="4" w:space="0" w:color="000000"/>
-              <w:right w:val="single" w:sz="4" w:space="0" w:color="000000"/>
-            </w:tcBorders>
-            <w:tcMar>
-              <w:top w:w="80" w:type="dxa"/>
-              <w:left w:w="100" w:type="dxa"/>
-              <w:bottom w:w="80" w:type="dxa"/>
-              <w:right w:w="100" w:type="dxa"/>
-            </w:tcMar>
-          </w:tcPr>
-          <w:p/>
+            <w:tcW w:w="3400" w:type="dxa"/>
+            <w:tcBorders>
+              <w:top w:val="single" w:sz="4" w:space="0" w:color="000000"/>
+              <w:left w:val="single" w:sz="4" w:space="0" w:color="000000"/>
+              <w:bottom w:val="single" w:sz="4" w:space="0" w:color="000000"/>
+              <w:right w:val="single" w:sz="4" w:space="0" w:color="000000"/>
+            </w:tcBorders>
+            <w:tcMar>
+              <w:top w:w="80" w:type="dxa"/>
+              <w:left w:w="100" w:type="dxa"/>
+              <w:bottom w:w="80" w:type="dxa"/>
+              <w:right w:w="100" w:type="dxa"/>
+            </w:tcMar>
+          </w:tcPr>
+          <w:p>
+            <w:r>
+              <w:rPr>
+                <w:b w:val="0"/>
+                <w:color w:val="000000"/>
+                <w:sz w:val="16"/>
+              </w:rPr>
+              <w:t>Lookup returned userA's session only (the registry looks sessions up by username, each session holds its own socket).</w:t>
+            </w:r>
+          </w:p>
+        </w:tc>
+        <w:tc>
+          <w:tcPr>
+            <w:tcW w:w="898" w:type="dxa"/>
+            <w:tcBorders>
+              <w:top w:val="single" w:sz="4" w:space="0" w:color="000000"/>
+              <w:left w:val="single" w:sz="4" w:space="0" w:color="000000"/>
+              <w:bottom w:val="single" w:sz="4" w:space="0" w:color="000000"/>
+              <w:right w:val="single" w:sz="4" w:space="0" w:color="000000"/>
+            </w:tcBorders>
+            <w:tcMar>
+              <w:top w:w="80" w:type="dxa"/>
+              <w:left w:w="100" w:type="dxa"/>
+              <w:bottom w:w="80" w:type="dxa"/>
+              <w:right w:w="100" w:type="dxa"/>
+            </w:tcMar>
+          </w:tcPr>
+          <w:p>
+            <w:r>
+              <w:rPr>
+                <w:b/>
+                <w:color w:val="000000"/>
+                <w:sz w:val="16"/>
+              </w:rPr>
+              <w:t>Pass</w:t>
+            </w:r>
+          </w:p>
         </w:tc>
       </w:tr>
       <w:tr>
@@ -3161,7 +3341,7 @@
         </w:tc>
         <w:tc>
           <w:tcPr>
-            <w:tcW w:w="1500" w:type="dxa"/>
+            <w:tcW w:w="1300" w:type="dxa"/>
             <w:tcBorders>
               <w:top w:val="single" w:sz="4" w:space="0" w:color="000000"/>
               <w:left w:val="single" w:sz="4" w:space="0" w:color="000000"/>
@@ -3188,7 +3368,7 @@
         </w:tc>
         <w:tc>
           <w:tcPr>
-            <w:tcW w:w="2400" w:type="dxa"/>
+            <w:tcW w:w="1900" w:type="dxa"/>
             <w:tcBorders>
               <w:top w:val="single" w:sz="4" w:space="0" w:color="000000"/>
               <w:left w:val="single" w:sz="4" w:space="0" w:color="000000"/>
@@ -3215,7 +3395,7 @@
         </w:tc>
         <w:tc>
           <w:tcPr>
-            <w:tcW w:w="1600" w:type="dxa"/>
+            <w:tcW w:w="1400" w:type="dxa"/>
             <w:tcBorders>
               <w:top w:val="single" w:sz="4" w:space="0" w:color="000000"/>
               <w:left w:val="single" w:sz="4" w:space="0" w:color="000000"/>
@@ -3242,7 +3422,7 @@
         </w:tc>
         <w:tc>
           <w:tcPr>
-            <w:tcW w:w="3000" w:type="dxa"/>
+            <w:tcW w:w="2300" w:type="dxa"/>
             <w:tcBorders>
               <w:top w:val="single" w:sz="4" w:space="0" w:color="000000"/>
               <w:left w:val="single" w:sz="4" w:space="0" w:color="000000"/>
@@ -3303,7 +3483,7 @@
         </w:tc>
         <w:tc>
           <w:tcPr>
-            <w:tcW w:w="1800" w:type="dxa"/>
+            <w:tcW w:w="1350" w:type="dxa"/>
             <w:tcBorders>
               <w:top w:val="single" w:sz="4" w:space="0" w:color="000000"/>
               <w:left w:val="single" w:sz="4" w:space="0" w:color="000000"/>
@@ -3376,7 +3556,7 @@
         </w:tc>
         <w:tc>
           <w:tcPr>
-            <w:tcW w:w="2400" w:type="dxa"/>
+            <w:tcW w:w="2150" w:type="dxa"/>
             <w:tcBorders>
               <w:top w:val="single" w:sz="4" w:space="0" w:color="000000"/>
               <w:left w:val="single" w:sz="4" w:space="0" w:color="000000"/>
@@ -3457,39 +3637,57 @@
         </w:tc>
         <w:tc>
           <w:tcPr>
-            <w:tcW w:w="1000" w:type="dxa"/>
-            <w:tcBorders>
-              <w:top w:val="single" w:sz="4" w:space="0" w:color="000000"/>
-              <w:left w:val="single" w:sz="4" w:space="0" w:color="000000"/>
-              <w:bottom w:val="single" w:sz="4" w:space="0" w:color="000000"/>
-              <w:right w:val="single" w:sz="4" w:space="0" w:color="000000"/>
-            </w:tcBorders>
-            <w:tcMar>
-              <w:top w:w="80" w:type="dxa"/>
-              <w:left w:w="100" w:type="dxa"/>
-              <w:bottom w:w="80" w:type="dxa"/>
-              <w:right w:w="100" w:type="dxa"/>
-            </w:tcMar>
-          </w:tcPr>
-          <w:p/>
-        </w:tc>
-        <w:tc>
-          <w:tcPr>
-            <w:tcW w:w="998" w:type="dxa"/>
-            <w:tcBorders>
-              <w:top w:val="single" w:sz="4" w:space="0" w:color="000000"/>
-              <w:left w:val="single" w:sz="4" w:space="0" w:color="000000"/>
-              <w:bottom w:val="single" w:sz="4" w:space="0" w:color="000000"/>
-              <w:right w:val="single" w:sz="4" w:space="0" w:color="000000"/>
-            </w:tcBorders>
-            <w:tcMar>
-              <w:top w:w="80" w:type="dxa"/>
-              <w:left w:w="100" w:type="dxa"/>
-              <w:bottom w:w="80" w:type="dxa"/>
-              <w:right w:w="100" w:type="dxa"/>
-            </w:tcMar>
-          </w:tcPr>
-          <w:p/>
+            <w:tcW w:w="3400" w:type="dxa"/>
+            <w:tcBorders>
+              <w:top w:val="single" w:sz="4" w:space="0" w:color="000000"/>
+              <w:left w:val="single" w:sz="4" w:space="0" w:color="000000"/>
+              <w:bottom w:val="single" w:sz="4" w:space="0" w:color="000000"/>
+              <w:right w:val="single" w:sz="4" w:space="0" w:color="000000"/>
+            </w:tcBorders>
+            <w:tcMar>
+              <w:top w:w="80" w:type="dxa"/>
+              <w:left w:w="100" w:type="dxa"/>
+              <w:bottom w:w="80" w:type="dxa"/>
+              <w:right w:w="100" w:type="dxa"/>
+            </w:tcMar>
+          </w:tcPr>
+          <w:p>
+            <w:r>
+              <w:rPr>
+                <w:b w:val="0"/>
+                <w:color w:val="000000"/>
+                <w:sz w:val="16"/>
+              </w:rPr>
+              <w:t>After removing userB the store holds ['userA', 'userC']; userA and userC unchanged.</w:t>
+            </w:r>
+          </w:p>
+        </w:tc>
+        <w:tc>
+          <w:tcPr>
+            <w:tcW w:w="898" w:type="dxa"/>
+            <w:tcBorders>
+              <w:top w:val="single" w:sz="4" w:space="0" w:color="000000"/>
+              <w:left w:val="single" w:sz="4" w:space="0" w:color="000000"/>
+              <w:bottom w:val="single" w:sz="4" w:space="0" w:color="000000"/>
+              <w:right w:val="single" w:sz="4" w:space="0" w:color="000000"/>
+            </w:tcBorders>
+            <w:tcMar>
+              <w:top w:w="80" w:type="dxa"/>
+              <w:left w:w="100" w:type="dxa"/>
+              <w:bottom w:w="80" w:type="dxa"/>
+              <w:right w:w="100" w:type="dxa"/>
+            </w:tcMar>
+          </w:tcPr>
+          <w:p>
+            <w:r>
+              <w:rPr>
+                <w:b/>
+                <w:color w:val="000000"/>
+                <w:sz w:val="16"/>
+              </w:rPr>
+              <w:t>Pass</w:t>
+            </w:r>
+          </w:p>
         </w:tc>
       </w:tr>
       <w:tr>
@@ -3528,7 +3726,7 @@
         </w:tc>
         <w:tc>
           <w:tcPr>
-            <w:tcW w:w="1500" w:type="dxa"/>
+            <w:tcW w:w="1300" w:type="dxa"/>
             <w:tcBorders>
               <w:top w:val="single" w:sz="4" w:space="0" w:color="000000"/>
               <w:left w:val="single" w:sz="4" w:space="0" w:color="000000"/>
@@ -3555,7 +3753,7 @@
         </w:tc>
         <w:tc>
           <w:tcPr>
-            <w:tcW w:w="2400" w:type="dxa"/>
+            <w:tcW w:w="1900" w:type="dxa"/>
             <w:tcBorders>
               <w:top w:val="single" w:sz="4" w:space="0" w:color="000000"/>
               <w:left w:val="single" w:sz="4" w:space="0" w:color="000000"/>
@@ -3582,7 +3780,7 @@
         </w:tc>
         <w:tc>
           <w:tcPr>
-            <w:tcW w:w="1600" w:type="dxa"/>
+            <w:tcW w:w="1400" w:type="dxa"/>
             <w:tcBorders>
               <w:top w:val="single" w:sz="4" w:space="0" w:color="000000"/>
               <w:left w:val="single" w:sz="4" w:space="0" w:color="000000"/>
@@ -3609,7 +3807,7 @@
         </w:tc>
         <w:tc>
           <w:tcPr>
-            <w:tcW w:w="3000" w:type="dxa"/>
+            <w:tcW w:w="2300" w:type="dxa"/>
             <w:tcBorders>
               <w:top w:val="single" w:sz="4" w:space="0" w:color="000000"/>
               <w:left w:val="single" w:sz="4" w:space="0" w:color="000000"/>
@@ -3701,7 +3899,7 @@
         </w:tc>
         <w:tc>
           <w:tcPr>
-            <w:tcW w:w="1800" w:type="dxa"/>
+            <w:tcW w:w="1350" w:type="dxa"/>
             <w:tcBorders>
               <w:top w:val="single" w:sz="4" w:space="0" w:color="000000"/>
               <w:left w:val="single" w:sz="4" w:space="0" w:color="000000"/>
@@ -3756,7 +3954,7 @@
         </w:tc>
         <w:tc>
           <w:tcPr>
-            <w:tcW w:w="2400" w:type="dxa"/>
+            <w:tcW w:w="2150" w:type="dxa"/>
             <w:tcBorders>
               <w:top w:val="single" w:sz="4" w:space="0" w:color="000000"/>
               <w:left w:val="single" w:sz="4" w:space="0" w:color="000000"/>
@@ -3783,39 +3981,57 @@
         </w:tc>
         <w:tc>
           <w:tcPr>
-            <w:tcW w:w="1000" w:type="dxa"/>
-            <w:tcBorders>
-              <w:top w:val="single" w:sz="4" w:space="0" w:color="000000"/>
-              <w:left w:val="single" w:sz="4" w:space="0" w:color="000000"/>
-              <w:bottom w:val="single" w:sz="4" w:space="0" w:color="000000"/>
-              <w:right w:val="single" w:sz="4" w:space="0" w:color="000000"/>
-            </w:tcBorders>
-            <w:tcMar>
-              <w:top w:w="80" w:type="dxa"/>
-              <w:left w:w="100" w:type="dxa"/>
-              <w:bottom w:w="80" w:type="dxa"/>
-              <w:right w:w="100" w:type="dxa"/>
-            </w:tcMar>
-          </w:tcPr>
-          <w:p/>
-        </w:tc>
-        <w:tc>
-          <w:tcPr>
-            <w:tcW w:w="998" w:type="dxa"/>
-            <w:tcBorders>
-              <w:top w:val="single" w:sz="4" w:space="0" w:color="000000"/>
-              <w:left w:val="single" w:sz="4" w:space="0" w:color="000000"/>
-              <w:bottom w:val="single" w:sz="4" w:space="0" w:color="000000"/>
-              <w:right w:val="single" w:sz="4" w:space="0" w:color="000000"/>
-            </w:tcBorders>
-            <w:tcMar>
-              <w:top w:w="80" w:type="dxa"/>
-              <w:left w:w="100" w:type="dxa"/>
-              <w:bottom w:w="80" w:type="dxa"/>
-              <w:right w:w="100" w:type="dxa"/>
-            </w:tcMar>
-          </w:tcPr>
-          <w:p/>
+            <w:tcW w:w="3400" w:type="dxa"/>
+            <w:tcBorders>
+              <w:top w:val="single" w:sz="4" w:space="0" w:color="000000"/>
+              <w:left w:val="single" w:sz="4" w:space="0" w:color="000000"/>
+              <w:bottom w:val="single" w:sz="4" w:space="0" w:color="000000"/>
+              <w:right w:val="single" w:sz="4" w:space="0" w:color="000000"/>
+            </w:tcBorders>
+            <w:tcMar>
+              <w:top w:w="80" w:type="dxa"/>
+              <w:left w:w="100" w:type="dxa"/>
+              <w:bottom w:w="80" w:type="dxa"/>
+              <w:right w:w="100" w:type="dxa"/>
+            </w:tcMar>
+          </w:tcPr>
+          <w:p>
+            <w:r>
+              <w:rPr>
+                <w:b w:val="0"/>
+                <w:color w:val="000000"/>
+                <w:sz w:val="16"/>
+              </w:rPr>
+              <w:t>Both appear in the active list ['userA', 'userB'], each on its own socket and thread.</w:t>
+            </w:r>
+          </w:p>
+        </w:tc>
+        <w:tc>
+          <w:tcPr>
+            <w:tcW w:w="898" w:type="dxa"/>
+            <w:tcBorders>
+              <w:top w:val="single" w:sz="4" w:space="0" w:color="000000"/>
+              <w:left w:val="single" w:sz="4" w:space="0" w:color="000000"/>
+              <w:bottom w:val="single" w:sz="4" w:space="0" w:color="000000"/>
+              <w:right w:val="single" w:sz="4" w:space="0" w:color="000000"/>
+            </w:tcBorders>
+            <w:tcMar>
+              <w:top w:w="80" w:type="dxa"/>
+              <w:left w:w="100" w:type="dxa"/>
+              <w:bottom w:w="80" w:type="dxa"/>
+              <w:right w:w="100" w:type="dxa"/>
+            </w:tcMar>
+          </w:tcPr>
+          <w:p>
+            <w:r>
+              <w:rPr>
+                <w:b/>
+                <w:color w:val="000000"/>
+                <w:sz w:val="16"/>
+              </w:rPr>
+              <w:t>Pass</w:t>
+            </w:r>
+          </w:p>
         </w:tc>
       </w:tr>
       <w:tr>
@@ -3854,7 +4070,7 @@
         </w:tc>
         <w:tc>
           <w:tcPr>
-            <w:tcW w:w="1500" w:type="dxa"/>
+            <w:tcW w:w="1300" w:type="dxa"/>
             <w:tcBorders>
               <w:top w:val="single" w:sz="4" w:space="0" w:color="000000"/>
               <w:left w:val="single" w:sz="4" w:space="0" w:color="000000"/>
@@ -3881,7 +4097,7 @@
         </w:tc>
         <w:tc>
           <w:tcPr>
-            <w:tcW w:w="2400" w:type="dxa"/>
+            <w:tcW w:w="1900" w:type="dxa"/>
             <w:tcBorders>
               <w:top w:val="single" w:sz="4" w:space="0" w:color="000000"/>
               <w:left w:val="single" w:sz="4" w:space="0" w:color="000000"/>
@@ -3908,7 +4124,7 @@
         </w:tc>
         <w:tc>
           <w:tcPr>
-            <w:tcW w:w="1600" w:type="dxa"/>
+            <w:tcW w:w="1400" w:type="dxa"/>
             <w:tcBorders>
               <w:top w:val="single" w:sz="4" w:space="0" w:color="000000"/>
               <w:left w:val="single" w:sz="4" w:space="0" w:color="000000"/>
@@ -3935,7 +4151,7 @@
         </w:tc>
         <w:tc>
           <w:tcPr>
-            <w:tcW w:w="3000" w:type="dxa"/>
+            <w:tcW w:w="2300" w:type="dxa"/>
             <w:tcBorders>
               <w:top w:val="single" w:sz="4" w:space="0" w:color="000000"/>
               <w:left w:val="single" w:sz="4" w:space="0" w:color="000000"/>
@@ -3978,7 +4194,7 @@
         </w:tc>
         <w:tc>
           <w:tcPr>
-            <w:tcW w:w="1800" w:type="dxa"/>
+            <w:tcW w:w="1350" w:type="dxa"/>
             <w:tcBorders>
               <w:top w:val="single" w:sz="4" w:space="0" w:color="000000"/>
               <w:left w:val="single" w:sz="4" w:space="0" w:color="000000"/>
@@ -4005,7 +4221,7 @@
         </w:tc>
         <w:tc>
           <w:tcPr>
-            <w:tcW w:w="2400" w:type="dxa"/>
+            <w:tcW w:w="2150" w:type="dxa"/>
             <w:tcBorders>
               <w:top w:val="single" w:sz="4" w:space="0" w:color="000000"/>
               <w:left w:val="single" w:sz="4" w:space="0" w:color="000000"/>
@@ -4032,39 +4248,57 @@
         </w:tc>
         <w:tc>
           <w:tcPr>
-            <w:tcW w:w="1000" w:type="dxa"/>
-            <w:tcBorders>
-              <w:top w:val="single" w:sz="4" w:space="0" w:color="000000"/>
-              <w:left w:val="single" w:sz="4" w:space="0" w:color="000000"/>
-              <w:bottom w:val="single" w:sz="4" w:space="0" w:color="000000"/>
-              <w:right w:val="single" w:sz="4" w:space="0" w:color="000000"/>
-            </w:tcBorders>
-            <w:tcMar>
-              <w:top w:w="80" w:type="dxa"/>
-              <w:left w:w="100" w:type="dxa"/>
-              <w:bottom w:w="80" w:type="dxa"/>
-              <w:right w:w="100" w:type="dxa"/>
-            </w:tcMar>
-          </w:tcPr>
-          <w:p/>
-        </w:tc>
-        <w:tc>
-          <w:tcPr>
-            <w:tcW w:w="998" w:type="dxa"/>
-            <w:tcBorders>
-              <w:top w:val="single" w:sz="4" w:space="0" w:color="000000"/>
-              <w:left w:val="single" w:sz="4" w:space="0" w:color="000000"/>
-              <w:bottom w:val="single" w:sz="4" w:space="0" w:color="000000"/>
-              <w:right w:val="single" w:sz="4" w:space="0" w:color="000000"/>
-            </w:tcBorders>
-            <w:tcMar>
-              <w:top w:w="80" w:type="dxa"/>
-              <w:left w:w="100" w:type="dxa"/>
-              <w:bottom w:w="80" w:type="dxa"/>
-              <w:right w:w="100" w:type="dxa"/>
-            </w:tcMar>
-          </w:tcPr>
-          <w:p/>
+            <w:tcW w:w="3400" w:type="dxa"/>
+            <w:tcBorders>
+              <w:top w:val="single" w:sz="4" w:space="0" w:color="000000"/>
+              <w:left w:val="single" w:sz="4" w:space="0" w:color="000000"/>
+              <w:bottom w:val="single" w:sz="4" w:space="0" w:color="000000"/>
+              <w:right w:val="single" w:sz="4" w:space="0" w:color="000000"/>
+            </w:tcBorders>
+            <w:tcMar>
+              <w:top w:w="80" w:type="dxa"/>
+              <w:left w:w="100" w:type="dxa"/>
+              <w:bottom w:w="80" w:type="dxa"/>
+              <w:right w:w="100" w:type="dxa"/>
+            </w:tcMar>
+          </w:tcPr>
+          <w:p>
+            <w:r>
+              <w:rPr>
+                <w:b w:val="0"/>
+                <w:color w:val="000000"/>
+                <w:sz w:val="16"/>
+              </w:rPr>
+              <w:t>While A sent 5 messages in quick succession, B stayed connected and received them, and a new client could still register straight away (well under 10 ms).</w:t>
+            </w:r>
+          </w:p>
+        </w:tc>
+        <w:tc>
+          <w:tcPr>
+            <w:tcW w:w="898" w:type="dxa"/>
+            <w:tcBorders>
+              <w:top w:val="single" w:sz="4" w:space="0" w:color="000000"/>
+              <w:left w:val="single" w:sz="4" w:space="0" w:color="000000"/>
+              <w:bottom w:val="single" w:sz="4" w:space="0" w:color="000000"/>
+              <w:right w:val="single" w:sz="4" w:space="0" w:color="000000"/>
+            </w:tcBorders>
+            <w:tcMar>
+              <w:top w:w="80" w:type="dxa"/>
+              <w:left w:w="100" w:type="dxa"/>
+              <w:bottom w:w="80" w:type="dxa"/>
+              <w:right w:w="100" w:type="dxa"/>
+            </w:tcMar>
+          </w:tcPr>
+          <w:p>
+            <w:r>
+              <w:rPr>
+                <w:b/>
+                <w:color w:val="000000"/>
+                <w:sz w:val="16"/>
+              </w:rPr>
+              <w:t>Pass</w:t>
+            </w:r>
+          </w:p>
         </w:tc>
       </w:tr>
       <w:tr>
@@ -4103,7 +4337,7 @@
         </w:tc>
         <w:tc>
           <w:tcPr>
-            <w:tcW w:w="1500" w:type="dxa"/>
+            <w:tcW w:w="1300" w:type="dxa"/>
             <w:tcBorders>
               <w:top w:val="single" w:sz="4" w:space="0" w:color="000000"/>
               <w:left w:val="single" w:sz="4" w:space="0" w:color="000000"/>
@@ -4130,7 +4364,7 @@
         </w:tc>
         <w:tc>
           <w:tcPr>
-            <w:tcW w:w="2400" w:type="dxa"/>
+            <w:tcW w:w="1900" w:type="dxa"/>
             <w:tcBorders>
               <w:top w:val="single" w:sz="4" w:space="0" w:color="000000"/>
               <w:left w:val="single" w:sz="4" w:space="0" w:color="000000"/>
@@ -4157,7 +4391,7 @@
         </w:tc>
         <w:tc>
           <w:tcPr>
-            <w:tcW w:w="1600" w:type="dxa"/>
+            <w:tcW w:w="1400" w:type="dxa"/>
             <w:tcBorders>
               <w:top w:val="single" w:sz="4" w:space="0" w:color="000000"/>
               <w:left w:val="single" w:sz="4" w:space="0" w:color="000000"/>
@@ -4184,7 +4418,7 @@
         </w:tc>
         <w:tc>
           <w:tcPr>
-            <w:tcW w:w="3000" w:type="dxa"/>
+            <w:tcW w:w="2300" w:type="dxa"/>
             <w:tcBorders>
               <w:top w:val="single" w:sz="4" w:space="0" w:color="000000"/>
               <w:left w:val="single" w:sz="4" w:space="0" w:color="000000"/>
@@ -4227,7 +4461,7 @@
         </w:tc>
         <w:tc>
           <w:tcPr>
-            <w:tcW w:w="1800" w:type="dxa"/>
+            <w:tcW w:w="1350" w:type="dxa"/>
             <w:tcBorders>
               <w:top w:val="single" w:sz="4" w:space="0" w:color="000000"/>
               <w:left w:val="single" w:sz="4" w:space="0" w:color="000000"/>
@@ -4254,7 +4488,7 @@
         </w:tc>
         <w:tc>
           <w:tcPr>
-            <w:tcW w:w="2400" w:type="dxa"/>
+            <w:tcW w:w="2150" w:type="dxa"/>
             <w:tcBorders>
               <w:top w:val="single" w:sz="4" w:space="0" w:color="000000"/>
               <w:left w:val="single" w:sz="4" w:space="0" w:color="000000"/>
@@ -4281,39 +4515,57 @@
         </w:tc>
         <w:tc>
           <w:tcPr>
-            <w:tcW w:w="1000" w:type="dxa"/>
-            <w:tcBorders>
-              <w:top w:val="single" w:sz="4" w:space="0" w:color="000000"/>
-              <w:left w:val="single" w:sz="4" w:space="0" w:color="000000"/>
-              <w:bottom w:val="single" w:sz="4" w:space="0" w:color="000000"/>
-              <w:right w:val="single" w:sz="4" w:space="0" w:color="000000"/>
-            </w:tcBorders>
-            <w:tcMar>
-              <w:top w:w="80" w:type="dxa"/>
-              <w:left w:w="100" w:type="dxa"/>
-              <w:bottom w:w="80" w:type="dxa"/>
-              <w:right w:w="100" w:type="dxa"/>
-            </w:tcMar>
-          </w:tcPr>
-          <w:p/>
-        </w:tc>
-        <w:tc>
-          <w:tcPr>
-            <w:tcW w:w="998" w:type="dxa"/>
-            <w:tcBorders>
-              <w:top w:val="single" w:sz="4" w:space="0" w:color="000000"/>
-              <w:left w:val="single" w:sz="4" w:space="0" w:color="000000"/>
-              <w:bottom w:val="single" w:sz="4" w:space="0" w:color="000000"/>
-              <w:right w:val="single" w:sz="4" w:space="0" w:color="000000"/>
-            </w:tcBorders>
-            <w:tcMar>
-              <w:top w:w="80" w:type="dxa"/>
-              <w:left w:w="100" w:type="dxa"/>
-              <w:bottom w:w="80" w:type="dxa"/>
-              <w:right w:w="100" w:type="dxa"/>
-            </w:tcMar>
-          </w:tcPr>
-          <w:p/>
+            <w:tcW w:w="3400" w:type="dxa"/>
+            <w:tcBorders>
+              <w:top w:val="single" w:sz="4" w:space="0" w:color="000000"/>
+              <w:left w:val="single" w:sz="4" w:space="0" w:color="000000"/>
+              <w:bottom w:val="single" w:sz="4" w:space="0" w:color="000000"/>
+              <w:right w:val="single" w:sz="4" w:space="0" w:color="000000"/>
+            </w:tcBorders>
+            <w:tcMar>
+              <w:top w:w="80" w:type="dxa"/>
+              <w:left w:w="100" w:type="dxa"/>
+              <w:bottom w:w="80" w:type="dxa"/>
+              <w:right w:w="100" w:type="dxa"/>
+            </w:tcMar>
+          </w:tcPr>
+          <w:p>
+            <w:r>
+              <w:rPr>
+                <w:b w:val="0"/>
+                <w:color w:val="000000"/>
+                <w:sz w:val="16"/>
+              </w:rPr>
+              <w:t>Only userB was removed; list is ['userA', 'userC'] and A -&gt; C messaging still works.</w:t>
+            </w:r>
+          </w:p>
+        </w:tc>
+        <w:tc>
+          <w:tcPr>
+            <w:tcW w:w="898" w:type="dxa"/>
+            <w:tcBorders>
+              <w:top w:val="single" w:sz="4" w:space="0" w:color="000000"/>
+              <w:left w:val="single" w:sz="4" w:space="0" w:color="000000"/>
+              <w:bottom w:val="single" w:sz="4" w:space="0" w:color="000000"/>
+              <w:right w:val="single" w:sz="4" w:space="0" w:color="000000"/>
+            </w:tcBorders>
+            <w:tcMar>
+              <w:top w:w="80" w:type="dxa"/>
+              <w:left w:w="100" w:type="dxa"/>
+              <w:bottom w:w="80" w:type="dxa"/>
+              <w:right w:w="100" w:type="dxa"/>
+            </w:tcMar>
+          </w:tcPr>
+          <w:p>
+            <w:r>
+              <w:rPr>
+                <w:b/>
+                <w:color w:val="000000"/>
+                <w:sz w:val="16"/>
+              </w:rPr>
+              <w:t>Pass</w:t>
+            </w:r>
+          </w:p>
         </w:tc>
       </w:tr>
       <w:tr>
@@ -4352,7 +4604,7 @@
         </w:tc>
         <w:tc>
           <w:tcPr>
-            <w:tcW w:w="1500" w:type="dxa"/>
+            <w:tcW w:w="1300" w:type="dxa"/>
             <w:tcBorders>
               <w:top w:val="single" w:sz="4" w:space="0" w:color="000000"/>
               <w:left w:val="single" w:sz="4" w:space="0" w:color="000000"/>
@@ -4379,7 +4631,7 @@
         </w:tc>
         <w:tc>
           <w:tcPr>
-            <w:tcW w:w="2400" w:type="dxa"/>
+            <w:tcW w:w="1900" w:type="dxa"/>
             <w:tcBorders>
               <w:top w:val="single" w:sz="4" w:space="0" w:color="000000"/>
               <w:left w:val="single" w:sz="4" w:space="0" w:color="000000"/>
@@ -4406,7 +4658,7 @@
         </w:tc>
         <w:tc>
           <w:tcPr>
-            <w:tcW w:w="1600" w:type="dxa"/>
+            <w:tcW w:w="1400" w:type="dxa"/>
             <w:tcBorders>
               <w:top w:val="single" w:sz="4" w:space="0" w:color="000000"/>
               <w:left w:val="single" w:sz="4" w:space="0" w:color="000000"/>
@@ -4433,7 +4685,7 @@
         </w:tc>
         <w:tc>
           <w:tcPr>
-            <w:tcW w:w="3000" w:type="dxa"/>
+            <w:tcW w:w="2300" w:type="dxa"/>
             <w:tcBorders>
               <w:top w:val="single" w:sz="4" w:space="0" w:color="000000"/>
               <w:left w:val="single" w:sz="4" w:space="0" w:color="000000"/>
@@ -4476,7 +4728,7 @@
         </w:tc>
         <w:tc>
           <w:tcPr>
-            <w:tcW w:w="1800" w:type="dxa"/>
+            <w:tcW w:w="1350" w:type="dxa"/>
             <w:tcBorders>
               <w:top w:val="single" w:sz="4" w:space="0" w:color="000000"/>
               <w:left w:val="single" w:sz="4" w:space="0" w:color="000000"/>
@@ -4503,7 +4755,7 @@
         </w:tc>
         <w:tc>
           <w:tcPr>
-            <w:tcW w:w="2400" w:type="dxa"/>
+            <w:tcW w:w="2150" w:type="dxa"/>
             <w:tcBorders>
               <w:top w:val="single" w:sz="4" w:space="0" w:color="000000"/>
               <w:left w:val="single" w:sz="4" w:space="0" w:color="000000"/>
@@ -4530,39 +4782,57 @@
         </w:tc>
         <w:tc>
           <w:tcPr>
-            <w:tcW w:w="1000" w:type="dxa"/>
-            <w:tcBorders>
-              <w:top w:val="single" w:sz="4" w:space="0" w:color="000000"/>
-              <w:left w:val="single" w:sz="4" w:space="0" w:color="000000"/>
-              <w:bottom w:val="single" w:sz="4" w:space="0" w:color="000000"/>
-              <w:right w:val="single" w:sz="4" w:space="0" w:color="000000"/>
-            </w:tcBorders>
-            <w:tcMar>
-              <w:top w:w="80" w:type="dxa"/>
-              <w:left w:w="100" w:type="dxa"/>
-              <w:bottom w:w="80" w:type="dxa"/>
-              <w:right w:w="100" w:type="dxa"/>
-            </w:tcMar>
-          </w:tcPr>
-          <w:p/>
-        </w:tc>
-        <w:tc>
-          <w:tcPr>
-            <w:tcW w:w="998" w:type="dxa"/>
-            <w:tcBorders>
-              <w:top w:val="single" w:sz="4" w:space="0" w:color="000000"/>
-              <w:left w:val="single" w:sz="4" w:space="0" w:color="000000"/>
-              <w:bottom w:val="single" w:sz="4" w:space="0" w:color="000000"/>
-              <w:right w:val="single" w:sz="4" w:space="0" w:color="000000"/>
-            </w:tcBorders>
-            <w:tcMar>
-              <w:top w:w="80" w:type="dxa"/>
-              <w:left w:w="100" w:type="dxa"/>
-              <w:bottom w:w="80" w:type="dxa"/>
-              <w:right w:w="100" w:type="dxa"/>
-            </w:tcMar>
-          </w:tcPr>
-          <w:p/>
+            <w:tcW w:w="3400" w:type="dxa"/>
+            <w:tcBorders>
+              <w:top w:val="single" w:sz="4" w:space="0" w:color="000000"/>
+              <w:left w:val="single" w:sz="4" w:space="0" w:color="000000"/>
+              <w:bottom w:val="single" w:sz="4" w:space="0" w:color="000000"/>
+              <w:right w:val="single" w:sz="4" w:space="0" w:color="000000"/>
+            </w:tcBorders>
+            <w:tcMar>
+              <w:top w:w="80" w:type="dxa"/>
+              <w:left w:w="100" w:type="dxa"/>
+              <w:bottom w:w="80" w:type="dxa"/>
+              <w:right w:w="100" w:type="dxa"/>
+            </w:tcMar>
+          </w:tcPr>
+          <w:p>
+            <w:r>
+              <w:rPr>
+                <w:b w:val="0"/>
+                <w:color w:val="000000"/>
+                <w:sz w:val="16"/>
+              </w:rPr>
+              <w:t>All 10 clients registered in under a second; the server tracked 10 separate sessions and stayed responsive.</w:t>
+            </w:r>
+          </w:p>
+        </w:tc>
+        <w:tc>
+          <w:tcPr>
+            <w:tcW w:w="898" w:type="dxa"/>
+            <w:tcBorders>
+              <w:top w:val="single" w:sz="4" w:space="0" w:color="000000"/>
+              <w:left w:val="single" w:sz="4" w:space="0" w:color="000000"/>
+              <w:bottom w:val="single" w:sz="4" w:space="0" w:color="000000"/>
+              <w:right w:val="single" w:sz="4" w:space="0" w:color="000000"/>
+            </w:tcBorders>
+            <w:tcMar>
+              <w:top w:w="80" w:type="dxa"/>
+              <w:left w:w="100" w:type="dxa"/>
+              <w:bottom w:w="80" w:type="dxa"/>
+              <w:right w:w="100" w:type="dxa"/>
+            </w:tcMar>
+          </w:tcPr>
+          <w:p>
+            <w:r>
+              <w:rPr>
+                <w:b/>
+                <w:color w:val="000000"/>
+                <w:sz w:val="16"/>
+              </w:rPr>
+              <w:t>Pass</w:t>
+            </w:r>
+          </w:p>
         </w:tc>
       </w:tr>
       <w:tr>
@@ -4601,7 +4871,7 @@
         </w:tc>
         <w:tc>
           <w:tcPr>
-            <w:tcW w:w="1500" w:type="dxa"/>
+            <w:tcW w:w="1300" w:type="dxa"/>
             <w:tcBorders>
               <w:top w:val="single" w:sz="4" w:space="0" w:color="000000"/>
               <w:left w:val="single" w:sz="4" w:space="0" w:color="000000"/>
@@ -4628,7 +4898,7 @@
         </w:tc>
         <w:tc>
           <w:tcPr>
-            <w:tcW w:w="2400" w:type="dxa"/>
+            <w:tcW w:w="1900" w:type="dxa"/>
             <w:tcBorders>
               <w:top w:val="single" w:sz="4" w:space="0" w:color="000000"/>
               <w:left w:val="single" w:sz="4" w:space="0" w:color="000000"/>
@@ -4655,7 +4925,7 @@
         </w:tc>
         <w:tc>
           <w:tcPr>
-            <w:tcW w:w="1600" w:type="dxa"/>
+            <w:tcW w:w="1400" w:type="dxa"/>
             <w:tcBorders>
               <w:top w:val="single" w:sz="4" w:space="0" w:color="000000"/>
               <w:left w:val="single" w:sz="4" w:space="0" w:color="000000"/>
@@ -4682,7 +4952,7 @@
         </w:tc>
         <w:tc>
           <w:tcPr>
-            <w:tcW w:w="3000" w:type="dxa"/>
+            <w:tcW w:w="2300" w:type="dxa"/>
             <w:tcBorders>
               <w:top w:val="single" w:sz="4" w:space="0" w:color="000000"/>
               <w:left w:val="single" w:sz="4" w:space="0" w:color="000000"/>
@@ -4725,7 +4995,7 @@
         </w:tc>
         <w:tc>
           <w:tcPr>
-            <w:tcW w:w="1800" w:type="dxa"/>
+            <w:tcW w:w="1350" w:type="dxa"/>
             <w:tcBorders>
               <w:top w:val="single" w:sz="4" w:space="0" w:color="000000"/>
               <w:left w:val="single" w:sz="4" w:space="0" w:color="000000"/>
@@ -4752,7 +5022,7 @@
         </w:tc>
         <w:tc>
           <w:tcPr>
-            <w:tcW w:w="2400" w:type="dxa"/>
+            <w:tcW w:w="2150" w:type="dxa"/>
             <w:tcBorders>
               <w:top w:val="single" w:sz="4" w:space="0" w:color="000000"/>
               <w:left w:val="single" w:sz="4" w:space="0" w:color="000000"/>
@@ -4779,39 +5049,57 @@
         </w:tc>
         <w:tc>
           <w:tcPr>
-            <w:tcW w:w="1000" w:type="dxa"/>
-            <w:tcBorders>
-              <w:top w:val="single" w:sz="4" w:space="0" w:color="000000"/>
-              <w:left w:val="single" w:sz="4" w:space="0" w:color="000000"/>
-              <w:bottom w:val="single" w:sz="4" w:space="0" w:color="000000"/>
-              <w:right w:val="single" w:sz="4" w:space="0" w:color="000000"/>
-            </w:tcBorders>
-            <w:tcMar>
-              <w:top w:w="80" w:type="dxa"/>
-              <w:left w:w="100" w:type="dxa"/>
-              <w:bottom w:w="80" w:type="dxa"/>
-              <w:right w:w="100" w:type="dxa"/>
-            </w:tcMar>
-          </w:tcPr>
-          <w:p/>
-        </w:tc>
-        <w:tc>
-          <w:tcPr>
-            <w:tcW w:w="998" w:type="dxa"/>
-            <w:tcBorders>
-              <w:top w:val="single" w:sz="4" w:space="0" w:color="000000"/>
-              <w:left w:val="single" w:sz="4" w:space="0" w:color="000000"/>
-              <w:bottom w:val="single" w:sz="4" w:space="0" w:color="000000"/>
-              <w:right w:val="single" w:sz="4" w:space="0" w:color="000000"/>
-            </w:tcBorders>
-            <w:tcMar>
-              <w:top w:w="80" w:type="dxa"/>
-              <w:left w:w="100" w:type="dxa"/>
-              <w:bottom w:w="80" w:type="dxa"/>
-              <w:right w:w="100" w:type="dxa"/>
-            </w:tcMar>
-          </w:tcPr>
-          <w:p/>
+            <w:tcW w:w="3400" w:type="dxa"/>
+            <w:tcBorders>
+              <w:top w:val="single" w:sz="4" w:space="0" w:color="000000"/>
+              <w:left w:val="single" w:sz="4" w:space="0" w:color="000000"/>
+              <w:bottom w:val="single" w:sz="4" w:space="0" w:color="000000"/>
+              <w:right w:val="single" w:sz="4" w:space="0" w:color="000000"/>
+            </w:tcBorders>
+            <w:tcMar>
+              <w:top w:w="80" w:type="dxa"/>
+              <w:left w:w="100" w:type="dxa"/>
+              <w:bottom w:w="80" w:type="dxa"/>
+              <w:right w:w="100" w:type="dxa"/>
+            </w:tcMar>
+          </w:tcPr>
+          <w:p>
+            <w:r>
+              <w:rPr>
+                <w:b w:val="0"/>
+                <w:color w:val="000000"/>
+                <w:sz w:val="16"/>
+              </w:rPr>
+              <w:t>New client joined during live chat; the 4 other existing users each received all 25 messages sent meanwhile ([25, 25, 25, 25]); nobody was disconnected.</w:t>
+            </w:r>
+          </w:p>
+        </w:tc>
+        <w:tc>
+          <w:tcPr>
+            <w:tcW w:w="898" w:type="dxa"/>
+            <w:tcBorders>
+              <w:top w:val="single" w:sz="4" w:space="0" w:color="000000"/>
+              <w:left w:val="single" w:sz="4" w:space="0" w:color="000000"/>
+              <w:bottom w:val="single" w:sz="4" w:space="0" w:color="000000"/>
+              <w:right w:val="single" w:sz="4" w:space="0" w:color="000000"/>
+            </w:tcBorders>
+            <w:tcMar>
+              <w:top w:w="80" w:type="dxa"/>
+              <w:left w:w="100" w:type="dxa"/>
+              <w:bottom w:w="80" w:type="dxa"/>
+              <w:right w:w="100" w:type="dxa"/>
+            </w:tcMar>
+          </w:tcPr>
+          <w:p>
+            <w:r>
+              <w:rPr>
+                <w:b/>
+                <w:color w:val="000000"/>
+                <w:sz w:val="16"/>
+              </w:rPr>
+              <w:t>Pass</w:t>
+            </w:r>
+          </w:p>
         </w:tc>
       </w:tr>
       <w:tr>
@@ -4850,7 +5138,7 @@
         </w:tc>
         <w:tc>
           <w:tcPr>
-            <w:tcW w:w="1500" w:type="dxa"/>
+            <w:tcW w:w="1300" w:type="dxa"/>
             <w:tcBorders>
               <w:top w:val="single" w:sz="4" w:space="0" w:color="000000"/>
               <w:left w:val="single" w:sz="4" w:space="0" w:color="000000"/>
@@ -4877,7 +5165,7 @@
         </w:tc>
         <w:tc>
           <w:tcPr>
-            <w:tcW w:w="2400" w:type="dxa"/>
+            <w:tcW w:w="1900" w:type="dxa"/>
             <w:tcBorders>
               <w:top w:val="single" w:sz="4" w:space="0" w:color="000000"/>
               <w:left w:val="single" w:sz="4" w:space="0" w:color="000000"/>
@@ -4904,7 +5192,7 @@
         </w:tc>
         <w:tc>
           <w:tcPr>
-            <w:tcW w:w="1600" w:type="dxa"/>
+            <w:tcW w:w="1400" w:type="dxa"/>
             <w:tcBorders>
               <w:top w:val="single" w:sz="4" w:space="0" w:color="000000"/>
               <w:left w:val="single" w:sz="4" w:space="0" w:color="000000"/>
@@ -4931,7 +5219,7 @@
         </w:tc>
         <w:tc>
           <w:tcPr>
-            <w:tcW w:w="3000" w:type="dxa"/>
+            <w:tcW w:w="2300" w:type="dxa"/>
             <w:tcBorders>
               <w:top w:val="single" w:sz="4" w:space="0" w:color="000000"/>
               <w:left w:val="single" w:sz="4" w:space="0" w:color="000000"/>
@@ -4958,7 +5246,7 @@
         </w:tc>
         <w:tc>
           <w:tcPr>
-            <w:tcW w:w="1800" w:type="dxa"/>
+            <w:tcW w:w="1350" w:type="dxa"/>
             <w:tcBorders>
               <w:top w:val="single" w:sz="4" w:space="0" w:color="000000"/>
               <w:left w:val="single" w:sz="4" w:space="0" w:color="000000"/>
@@ -4995,7 +5283,7 @@
         </w:tc>
         <w:tc>
           <w:tcPr>
-            <w:tcW w:w="2400" w:type="dxa"/>
+            <w:tcW w:w="2150" w:type="dxa"/>
             <w:tcBorders>
               <w:top w:val="single" w:sz="4" w:space="0" w:color="000000"/>
               <w:left w:val="single" w:sz="4" w:space="0" w:color="000000"/>
@@ -5022,39 +5310,57 @@
         </w:tc>
         <w:tc>
           <w:tcPr>
-            <w:tcW w:w="1000" w:type="dxa"/>
-            <w:tcBorders>
-              <w:top w:val="single" w:sz="4" w:space="0" w:color="000000"/>
-              <w:left w:val="single" w:sz="4" w:space="0" w:color="000000"/>
-              <w:bottom w:val="single" w:sz="4" w:space="0" w:color="000000"/>
-              <w:right w:val="single" w:sz="4" w:space="0" w:color="000000"/>
-            </w:tcBorders>
-            <w:tcMar>
-              <w:top w:w="80" w:type="dxa"/>
-              <w:left w:w="100" w:type="dxa"/>
-              <w:bottom w:w="80" w:type="dxa"/>
-              <w:right w:w="100" w:type="dxa"/>
-            </w:tcMar>
-          </w:tcPr>
-          <w:p/>
-        </w:tc>
-        <w:tc>
-          <w:tcPr>
-            <w:tcW w:w="998" w:type="dxa"/>
-            <w:tcBorders>
-              <w:top w:val="single" w:sz="4" w:space="0" w:color="000000"/>
-              <w:left w:val="single" w:sz="4" w:space="0" w:color="000000"/>
-              <w:bottom w:val="single" w:sz="4" w:space="0" w:color="000000"/>
-              <w:right w:val="single" w:sz="4" w:space="0" w:color="000000"/>
-            </w:tcBorders>
-            <w:tcMar>
-              <w:top w:w="80" w:type="dxa"/>
-              <w:left w:w="100" w:type="dxa"/>
-              <w:bottom w:w="80" w:type="dxa"/>
-              <w:right w:w="100" w:type="dxa"/>
-            </w:tcMar>
-          </w:tcPr>
-          <w:p/>
+            <w:tcW w:w="3400" w:type="dxa"/>
+            <w:tcBorders>
+              <w:top w:val="single" w:sz="4" w:space="0" w:color="000000"/>
+              <w:left w:val="single" w:sz="4" w:space="0" w:color="000000"/>
+              <w:bottom w:val="single" w:sz="4" w:space="0" w:color="000000"/>
+              <w:right w:val="single" w:sz="4" w:space="0" w:color="000000"/>
+            </w:tcBorders>
+            <w:tcMar>
+              <w:top w:w="80" w:type="dxa"/>
+              <w:left w:w="100" w:type="dxa"/>
+              <w:bottom w:w="80" w:type="dxa"/>
+              <w:right w:w="100" w:type="dxa"/>
+            </w:tcMar>
+          </w:tcPr>
+          <w:p>
+            <w:r>
+              <w:rPr>
+                <w:b w:val="0"/>
+                <w:color w:val="000000"/>
+                <w:sz w:val="16"/>
+              </w:rPr>
+              <w:t>Function returns {'type': 'chat', 'from': 'userA', 'text': 'Hello there'} - sender and text are correct but there is no message ID field.</w:t>
+            </w:r>
+          </w:p>
+        </w:tc>
+        <w:tc>
+          <w:tcPr>
+            <w:tcW w:w="898" w:type="dxa"/>
+            <w:tcBorders>
+              <w:top w:val="single" w:sz="4" w:space="0" w:color="000000"/>
+              <w:left w:val="single" w:sz="4" w:space="0" w:color="000000"/>
+              <w:bottom w:val="single" w:sz="4" w:space="0" w:color="000000"/>
+              <w:right w:val="single" w:sz="4" w:space="0" w:color="000000"/>
+            </w:tcBorders>
+            <w:tcMar>
+              <w:top w:w="80" w:type="dxa"/>
+              <w:left w:w="100" w:type="dxa"/>
+              <w:bottom w:w="80" w:type="dxa"/>
+              <w:right w:w="100" w:type="dxa"/>
+            </w:tcMar>
+          </w:tcPr>
+          <w:p>
+            <w:r>
+              <w:rPr>
+                <w:b/>
+                <w:color w:val="000000"/>
+                <w:sz w:val="16"/>
+              </w:rPr>
+              <w:t>Fail</w:t>
+            </w:r>
+          </w:p>
         </w:tc>
       </w:tr>
       <w:tr>
@@ -5093,7 +5399,7 @@
         </w:tc>
         <w:tc>
           <w:tcPr>
-            <w:tcW w:w="1500" w:type="dxa"/>
+            <w:tcW w:w="1300" w:type="dxa"/>
             <w:tcBorders>
               <w:top w:val="single" w:sz="4" w:space="0" w:color="000000"/>
               <w:left w:val="single" w:sz="4" w:space="0" w:color="000000"/>
@@ -5120,7 +5426,7 @@
         </w:tc>
         <w:tc>
           <w:tcPr>
-            <w:tcW w:w="2400" w:type="dxa"/>
+            <w:tcW w:w="1900" w:type="dxa"/>
             <w:tcBorders>
               <w:top w:val="single" w:sz="4" w:space="0" w:color="000000"/>
               <w:left w:val="single" w:sz="4" w:space="0" w:color="000000"/>
@@ -5147,7 +5453,7 @@
         </w:tc>
         <w:tc>
           <w:tcPr>
-            <w:tcW w:w="1600" w:type="dxa"/>
+            <w:tcW w:w="1400" w:type="dxa"/>
             <w:tcBorders>
               <w:top w:val="single" w:sz="4" w:space="0" w:color="000000"/>
               <w:left w:val="single" w:sz="4" w:space="0" w:color="000000"/>
@@ -5174,7 +5480,7 @@
         </w:tc>
         <w:tc>
           <w:tcPr>
-            <w:tcW w:w="3000" w:type="dxa"/>
+            <w:tcW w:w="2300" w:type="dxa"/>
             <w:tcBorders>
               <w:top w:val="single" w:sz="4" w:space="0" w:color="000000"/>
               <w:left w:val="single" w:sz="4" w:space="0" w:color="000000"/>
@@ -5201,7 +5507,7 @@
         </w:tc>
         <w:tc>
           <w:tcPr>
-            <w:tcW w:w="1800" w:type="dxa"/>
+            <w:tcW w:w="1350" w:type="dxa"/>
             <w:tcBorders>
               <w:top w:val="single" w:sz="4" w:space="0" w:color="000000"/>
               <w:left w:val="single" w:sz="4" w:space="0" w:color="000000"/>
@@ -5228,7 +5534,7 @@
         </w:tc>
         <w:tc>
           <w:tcPr>
-            <w:tcW w:w="2400" w:type="dxa"/>
+            <w:tcW w:w="2150" w:type="dxa"/>
             <w:tcBorders>
               <w:top w:val="single" w:sz="4" w:space="0" w:color="000000"/>
               <w:left w:val="single" w:sz="4" w:space="0" w:color="000000"/>
@@ -5255,39 +5561,57 @@
         </w:tc>
         <w:tc>
           <w:tcPr>
-            <w:tcW w:w="1000" w:type="dxa"/>
-            <w:tcBorders>
-              <w:top w:val="single" w:sz="4" w:space="0" w:color="000000"/>
-              <w:left w:val="single" w:sz="4" w:space="0" w:color="000000"/>
-              <w:bottom w:val="single" w:sz="4" w:space="0" w:color="000000"/>
-              <w:right w:val="single" w:sz="4" w:space="0" w:color="000000"/>
-            </w:tcBorders>
-            <w:tcMar>
-              <w:top w:w="80" w:type="dxa"/>
-              <w:left w:w="100" w:type="dxa"/>
-              <w:bottom w:w="80" w:type="dxa"/>
-              <w:right w:w="100" w:type="dxa"/>
-            </w:tcMar>
-          </w:tcPr>
-          <w:p/>
-        </w:tc>
-        <w:tc>
-          <w:tcPr>
-            <w:tcW w:w="998" w:type="dxa"/>
-            <w:tcBorders>
-              <w:top w:val="single" w:sz="4" w:space="0" w:color="000000"/>
-              <w:left w:val="single" w:sz="4" w:space="0" w:color="000000"/>
-              <w:bottom w:val="single" w:sz="4" w:space="0" w:color="000000"/>
-              <w:right w:val="single" w:sz="4" w:space="0" w:color="000000"/>
-            </w:tcBorders>
-            <w:tcMar>
-              <w:top w:w="80" w:type="dxa"/>
-              <w:left w:w="100" w:type="dxa"/>
-              <w:bottom w:w="80" w:type="dxa"/>
-              <w:right w:w="100" w:type="dxa"/>
-            </w:tcMar>
-          </w:tcPr>
-          <w:p/>
+            <w:tcW w:w="3400" w:type="dxa"/>
+            <w:tcBorders>
+              <w:top w:val="single" w:sz="4" w:space="0" w:color="000000"/>
+              <w:left w:val="single" w:sz="4" w:space="0" w:color="000000"/>
+              <w:bottom w:val="single" w:sz="4" w:space="0" w:color="000000"/>
+              <w:right w:val="single" w:sz="4" w:space="0" w:color="000000"/>
+            </w:tcBorders>
+            <w:tcMar>
+              <w:top w:w="80" w:type="dxa"/>
+              <w:left w:w="100" w:type="dxa"/>
+              <w:bottom w:w="80" w:type="dxa"/>
+              <w:right w:w="100" w:type="dxa"/>
+            </w:tcMar>
+          </w:tcPr>
+          <w:p>
+            <w:r>
+              <w:rPr>
+                <w:b w:val="0"/>
+                <w:color w:val="000000"/>
+                <w:sz w:val="16"/>
+              </w:rPr>
+              <w:t>Pressing Enter on an empty or blank line sends nothing (server received 0 chat messages). The server also rejects blank text with 'Message text is empty.' if one is sent directly.</w:t>
+            </w:r>
+          </w:p>
+        </w:tc>
+        <w:tc>
+          <w:tcPr>
+            <w:tcW w:w="898" w:type="dxa"/>
+            <w:tcBorders>
+              <w:top w:val="single" w:sz="4" w:space="0" w:color="000000"/>
+              <w:left w:val="single" w:sz="4" w:space="0" w:color="000000"/>
+              <w:bottom w:val="single" w:sz="4" w:space="0" w:color="000000"/>
+              <w:right w:val="single" w:sz="4" w:space="0" w:color="000000"/>
+            </w:tcBorders>
+            <w:tcMar>
+              <w:top w:w="80" w:type="dxa"/>
+              <w:left w:w="100" w:type="dxa"/>
+              <w:bottom w:w="80" w:type="dxa"/>
+              <w:right w:w="100" w:type="dxa"/>
+            </w:tcMar>
+          </w:tcPr>
+          <w:p>
+            <w:r>
+              <w:rPr>
+                <w:b/>
+                <w:color w:val="000000"/>
+                <w:sz w:val="16"/>
+              </w:rPr>
+              <w:t>Pass</w:t>
+            </w:r>
+          </w:p>
         </w:tc>
       </w:tr>
       <w:tr>
@@ -5326,7 +5650,7 @@
         </w:tc>
         <w:tc>
           <w:tcPr>
-            <w:tcW w:w="1500" w:type="dxa"/>
+            <w:tcW w:w="1300" w:type="dxa"/>
             <w:tcBorders>
               <w:top w:val="single" w:sz="4" w:space="0" w:color="000000"/>
               <w:left w:val="single" w:sz="4" w:space="0" w:color="000000"/>
@@ -5353,7 +5677,7 @@
         </w:tc>
         <w:tc>
           <w:tcPr>
-            <w:tcW w:w="2400" w:type="dxa"/>
+            <w:tcW w:w="1900" w:type="dxa"/>
             <w:tcBorders>
               <w:top w:val="single" w:sz="4" w:space="0" w:color="000000"/>
               <w:left w:val="single" w:sz="4" w:space="0" w:color="000000"/>
@@ -5380,7 +5704,7 @@
         </w:tc>
         <w:tc>
           <w:tcPr>
-            <w:tcW w:w="1600" w:type="dxa"/>
+            <w:tcW w:w="1400" w:type="dxa"/>
             <w:tcBorders>
               <w:top w:val="single" w:sz="4" w:space="0" w:color="000000"/>
               <w:left w:val="single" w:sz="4" w:space="0" w:color="000000"/>
@@ -5407,7 +5731,7 @@
         </w:tc>
         <w:tc>
           <w:tcPr>
-            <w:tcW w:w="3000" w:type="dxa"/>
+            <w:tcW w:w="2300" w:type="dxa"/>
             <w:tcBorders>
               <w:top w:val="single" w:sz="4" w:space="0" w:color="000000"/>
               <w:left w:val="single" w:sz="4" w:space="0" w:color="000000"/>
@@ -5434,7 +5758,7 @@
         </w:tc>
         <w:tc>
           <w:tcPr>
-            <w:tcW w:w="1800" w:type="dxa"/>
+            <w:tcW w:w="1350" w:type="dxa"/>
             <w:tcBorders>
               <w:top w:val="single" w:sz="4" w:space="0" w:color="000000"/>
               <w:left w:val="single" w:sz="4" w:space="0" w:color="000000"/>
@@ -5461,7 +5785,7 @@
         </w:tc>
         <w:tc>
           <w:tcPr>
-            <w:tcW w:w="2400" w:type="dxa"/>
+            <w:tcW w:w="2150" w:type="dxa"/>
             <w:tcBorders>
               <w:top w:val="single" w:sz="4" w:space="0" w:color="000000"/>
               <w:left w:val="single" w:sz="4" w:space="0" w:color="000000"/>
@@ -5488,39 +5812,57 @@
         </w:tc>
         <w:tc>
           <w:tcPr>
-            <w:tcW w:w="1000" w:type="dxa"/>
-            <w:tcBorders>
-              <w:top w:val="single" w:sz="4" w:space="0" w:color="000000"/>
-              <w:left w:val="single" w:sz="4" w:space="0" w:color="000000"/>
-              <w:bottom w:val="single" w:sz="4" w:space="0" w:color="000000"/>
-              <w:right w:val="single" w:sz="4" w:space="0" w:color="000000"/>
-            </w:tcBorders>
-            <w:tcMar>
-              <w:top w:w="80" w:type="dxa"/>
-              <w:left w:w="100" w:type="dxa"/>
-              <w:bottom w:w="80" w:type="dxa"/>
-              <w:right w:w="100" w:type="dxa"/>
-            </w:tcMar>
-          </w:tcPr>
-          <w:p/>
-        </w:tc>
-        <w:tc>
-          <w:tcPr>
-            <w:tcW w:w="998" w:type="dxa"/>
-            <w:tcBorders>
-              <w:top w:val="single" w:sz="4" w:space="0" w:color="000000"/>
-              <w:left w:val="single" w:sz="4" w:space="0" w:color="000000"/>
-              <w:bottom w:val="single" w:sz="4" w:space="0" w:color="000000"/>
-              <w:right w:val="single" w:sz="4" w:space="0" w:color="000000"/>
-            </w:tcBorders>
-            <w:tcMar>
-              <w:top w:w="80" w:type="dxa"/>
-              <w:left w:w="100" w:type="dxa"/>
-              <w:bottom w:w="80" w:type="dxa"/>
-              <w:right w:w="100" w:type="dxa"/>
-            </w:tcMar>
-          </w:tcPr>
-          <w:p/>
+            <w:tcW w:w="3400" w:type="dxa"/>
+            <w:tcBorders>
+              <w:top w:val="single" w:sz="4" w:space="0" w:color="000000"/>
+              <w:left w:val="single" w:sz="4" w:space="0" w:color="000000"/>
+              <w:bottom w:val="single" w:sz="4" w:space="0" w:color="000000"/>
+              <w:right w:val="single" w:sz="4" w:space="0" w:color="000000"/>
+            </w:tcBorders>
+            <w:tcMar>
+              <w:top w:w="80" w:type="dxa"/>
+              <w:left w:w="100" w:type="dxa"/>
+              <w:bottom w:w="80" w:type="dxa"/>
+              <w:right w:w="100" w:type="dxa"/>
+            </w:tcMar>
+          </w:tcPr>
+          <w:p>
+            <w:r>
+              <w:rPr>
+                <w:b w:val="0"/>
+                <w:color w:val="000000"/>
+                <w:sz w:val="16"/>
+              </w:rPr>
+              <w:t>Limit is 4000 characters (not 1000). A 4001-character message was rejected with 'Messages are limited to 4000 characters.' and nothing reached other users.</w:t>
+            </w:r>
+          </w:p>
+        </w:tc>
+        <w:tc>
+          <w:tcPr>
+            <w:tcW w:w="898" w:type="dxa"/>
+            <w:tcBorders>
+              <w:top w:val="single" w:sz="4" w:space="0" w:color="000000"/>
+              <w:left w:val="single" w:sz="4" w:space="0" w:color="000000"/>
+              <w:bottom w:val="single" w:sz="4" w:space="0" w:color="000000"/>
+              <w:right w:val="single" w:sz="4" w:space="0" w:color="000000"/>
+            </w:tcBorders>
+            <w:tcMar>
+              <w:top w:w="80" w:type="dxa"/>
+              <w:left w:w="100" w:type="dxa"/>
+              <w:bottom w:w="80" w:type="dxa"/>
+              <w:right w:w="100" w:type="dxa"/>
+            </w:tcMar>
+          </w:tcPr>
+          <w:p>
+            <w:r>
+              <w:rPr>
+                <w:b/>
+                <w:color w:val="000000"/>
+                <w:sz w:val="16"/>
+              </w:rPr>
+              <w:t>Pass</w:t>
+            </w:r>
+          </w:p>
         </w:tc>
       </w:tr>
       <w:tr>
@@ -5560,7 +5902,7 @@
         </w:tc>
         <w:tc>
           <w:tcPr>
-            <w:tcW w:w="1500" w:type="dxa"/>
+            <w:tcW w:w="1300" w:type="dxa"/>
             <w:tcBorders>
               <w:top w:val="single" w:sz="4" w:space="0" w:color="000000"/>
               <w:left w:val="single" w:sz="4" w:space="0" w:color="000000"/>
@@ -5587,7 +5929,7 @@
         </w:tc>
         <w:tc>
           <w:tcPr>
-            <w:tcW w:w="2400" w:type="dxa"/>
+            <w:tcW w:w="1900" w:type="dxa"/>
             <w:tcBorders>
               <w:top w:val="single" w:sz="4" w:space="0" w:color="000000"/>
               <w:left w:val="single" w:sz="4" w:space="0" w:color="000000"/>
@@ -5614,7 +5956,7 @@
         </w:tc>
         <w:tc>
           <w:tcPr>
-            <w:tcW w:w="1600" w:type="dxa"/>
+            <w:tcW w:w="1400" w:type="dxa"/>
             <w:tcBorders>
               <w:top w:val="single" w:sz="4" w:space="0" w:color="000000"/>
               <w:left w:val="single" w:sz="4" w:space="0" w:color="000000"/>
@@ -5641,7 +5983,7 @@
         </w:tc>
         <w:tc>
           <w:tcPr>
-            <w:tcW w:w="3000" w:type="dxa"/>
+            <w:tcW w:w="2300" w:type="dxa"/>
             <w:tcBorders>
               <w:top w:val="single" w:sz="4" w:space="0" w:color="000000"/>
               <w:left w:val="single" w:sz="4" w:space="0" w:color="000000"/>
@@ -5684,7 +6026,7 @@
         </w:tc>
         <w:tc>
           <w:tcPr>
-            <w:tcW w:w="1800" w:type="dxa"/>
+            <w:tcW w:w="1350" w:type="dxa"/>
             <w:tcBorders>
               <w:top w:val="single" w:sz="4" w:space="0" w:color="000000"/>
               <w:left w:val="single" w:sz="4" w:space="0" w:color="000000"/>
@@ -5711,7 +6053,7 @@
         </w:tc>
         <w:tc>
           <w:tcPr>
-            <w:tcW w:w="2400" w:type="dxa"/>
+            <w:tcW w:w="2150" w:type="dxa"/>
             <w:tcBorders>
               <w:top w:val="single" w:sz="4" w:space="0" w:color="000000"/>
               <w:left w:val="single" w:sz="4" w:space="0" w:color="000000"/>
@@ -5738,39 +6080,57 @@
         </w:tc>
         <w:tc>
           <w:tcPr>
-            <w:tcW w:w="1000" w:type="dxa"/>
-            <w:tcBorders>
-              <w:top w:val="single" w:sz="4" w:space="0" w:color="000000"/>
-              <w:left w:val="single" w:sz="4" w:space="0" w:color="000000"/>
-              <w:bottom w:val="single" w:sz="4" w:space="0" w:color="000000"/>
-              <w:right w:val="single" w:sz="4" w:space="0" w:color="000000"/>
-            </w:tcBorders>
-            <w:tcMar>
-              <w:top w:w="80" w:type="dxa"/>
-              <w:left w:w="100" w:type="dxa"/>
-              <w:bottom w:w="80" w:type="dxa"/>
-              <w:right w:w="100" w:type="dxa"/>
-            </w:tcMar>
-          </w:tcPr>
-          <w:p/>
-        </w:tc>
-        <w:tc>
-          <w:tcPr>
-            <w:tcW w:w="998" w:type="dxa"/>
-            <w:tcBorders>
-              <w:top w:val="single" w:sz="4" w:space="0" w:color="000000"/>
-              <w:left w:val="single" w:sz="4" w:space="0" w:color="000000"/>
-              <w:bottom w:val="single" w:sz="4" w:space="0" w:color="000000"/>
-              <w:right w:val="single" w:sz="4" w:space="0" w:color="000000"/>
-            </w:tcBorders>
-            <w:tcMar>
-              <w:top w:w="80" w:type="dxa"/>
-              <w:left w:w="100" w:type="dxa"/>
-              <w:bottom w:w="80" w:type="dxa"/>
-              <w:right w:w="100" w:type="dxa"/>
-            </w:tcMar>
-          </w:tcPr>
-          <w:p/>
+            <w:tcW w:w="3400" w:type="dxa"/>
+            <w:tcBorders>
+              <w:top w:val="single" w:sz="4" w:space="0" w:color="000000"/>
+              <w:left w:val="single" w:sz="4" w:space="0" w:color="000000"/>
+              <w:bottom w:val="single" w:sz="4" w:space="0" w:color="000000"/>
+              <w:right w:val="single" w:sz="4" w:space="0" w:color="000000"/>
+            </w:tcBorders>
+            <w:tcMar>
+              <w:top w:w="80" w:type="dxa"/>
+              <w:left w:w="100" w:type="dxa"/>
+              <w:bottom w:w="80" w:type="dxa"/>
+              <w:right w:w="100" w:type="dxa"/>
+            </w:tcMar>
+          </w:tcPr>
+          <w:p>
+            <w:r>
+              <w:rPr>
+                <w:b w:val="0"/>
+                <w:color w:val="000000"/>
+                <w:sz w:val="16"/>
+              </w:rPr>
+              <w:t>Client B received {from: userA, text: 'Hi Client B'} immediately, no refresh.</w:t>
+            </w:r>
+          </w:p>
+        </w:tc>
+        <w:tc>
+          <w:tcPr>
+            <w:tcW w:w="898" w:type="dxa"/>
+            <w:tcBorders>
+              <w:top w:val="single" w:sz="4" w:space="0" w:color="000000"/>
+              <w:left w:val="single" w:sz="4" w:space="0" w:color="000000"/>
+              <w:bottom w:val="single" w:sz="4" w:space="0" w:color="000000"/>
+              <w:right w:val="single" w:sz="4" w:space="0" w:color="000000"/>
+            </w:tcBorders>
+            <w:tcMar>
+              <w:top w:w="80" w:type="dxa"/>
+              <w:left w:w="100" w:type="dxa"/>
+              <w:bottom w:w="80" w:type="dxa"/>
+              <w:right w:w="100" w:type="dxa"/>
+            </w:tcMar>
+          </w:tcPr>
+          <w:p>
+            <w:r>
+              <w:rPr>
+                <w:b/>
+                <w:color w:val="000000"/>
+                <w:sz w:val="16"/>
+              </w:rPr>
+              <w:t>Pass</w:t>
+            </w:r>
+          </w:p>
         </w:tc>
       </w:tr>
       <w:tr>
@@ -5809,7 +6169,7 @@
         </w:tc>
         <w:tc>
           <w:tcPr>
-            <w:tcW w:w="1500" w:type="dxa"/>
+            <w:tcW w:w="1300" w:type="dxa"/>
             <w:tcBorders>
               <w:top w:val="single" w:sz="4" w:space="0" w:color="000000"/>
               <w:left w:val="single" w:sz="4" w:space="0" w:color="000000"/>
@@ -5836,7 +6196,7 @@
         </w:tc>
         <w:tc>
           <w:tcPr>
-            <w:tcW w:w="2400" w:type="dxa"/>
+            <w:tcW w:w="1900" w:type="dxa"/>
             <w:tcBorders>
               <w:top w:val="single" w:sz="4" w:space="0" w:color="000000"/>
               <w:left w:val="single" w:sz="4" w:space="0" w:color="000000"/>
@@ -5863,7 +6223,7 @@
         </w:tc>
         <w:tc>
           <w:tcPr>
-            <w:tcW w:w="1600" w:type="dxa"/>
+            <w:tcW w:w="1400" w:type="dxa"/>
             <w:tcBorders>
               <w:top w:val="single" w:sz="4" w:space="0" w:color="000000"/>
               <w:left w:val="single" w:sz="4" w:space="0" w:color="000000"/>
@@ -5890,7 +6250,7 @@
         </w:tc>
         <w:tc>
           <w:tcPr>
-            <w:tcW w:w="3000" w:type="dxa"/>
+            <w:tcW w:w="2300" w:type="dxa"/>
             <w:tcBorders>
               <w:top w:val="single" w:sz="4" w:space="0" w:color="000000"/>
               <w:left w:val="single" w:sz="4" w:space="0" w:color="000000"/>
@@ -5959,7 +6319,7 @@
         </w:tc>
         <w:tc>
           <w:tcPr>
-            <w:tcW w:w="1800" w:type="dxa"/>
+            <w:tcW w:w="1350" w:type="dxa"/>
             <w:tcBorders>
               <w:top w:val="single" w:sz="4" w:space="0" w:color="000000"/>
               <w:left w:val="single" w:sz="4" w:space="0" w:color="000000"/>
@@ -5986,7 +6346,7 @@
         </w:tc>
         <w:tc>
           <w:tcPr>
-            <w:tcW w:w="2400" w:type="dxa"/>
+            <w:tcW w:w="2150" w:type="dxa"/>
             <w:tcBorders>
               <w:top w:val="single" w:sz="4" w:space="0" w:color="000000"/>
               <w:left w:val="single" w:sz="4" w:space="0" w:color="000000"/>
@@ -6013,39 +6373,57 @@
         </w:tc>
         <w:tc>
           <w:tcPr>
-            <w:tcW w:w="1000" w:type="dxa"/>
-            <w:tcBorders>
-              <w:top w:val="single" w:sz="4" w:space="0" w:color="000000"/>
-              <w:left w:val="single" w:sz="4" w:space="0" w:color="000000"/>
-              <w:bottom w:val="single" w:sz="4" w:space="0" w:color="000000"/>
-              <w:right w:val="single" w:sz="4" w:space="0" w:color="000000"/>
-            </w:tcBorders>
-            <w:tcMar>
-              <w:top w:w="80" w:type="dxa"/>
-              <w:left w:w="100" w:type="dxa"/>
-              <w:bottom w:w="80" w:type="dxa"/>
-              <w:right w:w="100" w:type="dxa"/>
-            </w:tcMar>
-          </w:tcPr>
-          <w:p/>
-        </w:tc>
-        <w:tc>
-          <w:tcPr>
-            <w:tcW w:w="998" w:type="dxa"/>
-            <w:tcBorders>
-              <w:top w:val="single" w:sz="4" w:space="0" w:color="000000"/>
-              <w:left w:val="single" w:sz="4" w:space="0" w:color="000000"/>
-              <w:bottom w:val="single" w:sz="4" w:space="0" w:color="000000"/>
-              <w:right w:val="single" w:sz="4" w:space="0" w:color="000000"/>
-            </w:tcBorders>
-            <w:tcMar>
-              <w:top w:w="80" w:type="dxa"/>
-              <w:left w:w="100" w:type="dxa"/>
-              <w:bottom w:w="80" w:type="dxa"/>
-              <w:right w:w="100" w:type="dxa"/>
-            </w:tcMar>
-          </w:tcPr>
-          <w:p/>
+            <w:tcW w:w="3400" w:type="dxa"/>
+            <w:tcBorders>
+              <w:top w:val="single" w:sz="4" w:space="0" w:color="000000"/>
+              <w:left w:val="single" w:sz="4" w:space="0" w:color="000000"/>
+              <w:bottom w:val="single" w:sz="4" w:space="0" w:color="000000"/>
+              <w:right w:val="single" w:sz="4" w:space="0" w:color="000000"/>
+            </w:tcBorders>
+            <w:tcMar>
+              <w:top w:w="80" w:type="dxa"/>
+              <w:left w:w="100" w:type="dxa"/>
+              <w:bottom w:w="80" w:type="dxa"/>
+              <w:right w:w="100" w:type="dxa"/>
+            </w:tcMar>
+          </w:tcPr>
+          <w:p>
+            <w:r>
+              <w:rPr>
+                <w:b w:val="0"/>
+                <w:color w:val="000000"/>
+                <w:sz w:val="16"/>
+              </w:rPr>
+              <w:t>Normal back-to-back sending: Client D saw 'one', 'two', 'three' in the order the server received them (10 of 10 runs). With the three messages sent at exactly the same instant (300 runs), D's order did not match the server's order in 149 runs, and two observers saw different orders in 4 runs. Broadcasts from different senders are not serialised.</w:t>
+            </w:r>
+          </w:p>
+        </w:tc>
+        <w:tc>
+          <w:tcPr>
+            <w:tcW w:w="898" w:type="dxa"/>
+            <w:tcBorders>
+              <w:top w:val="single" w:sz="4" w:space="0" w:color="000000"/>
+              <w:left w:val="single" w:sz="4" w:space="0" w:color="000000"/>
+              <w:bottom w:val="single" w:sz="4" w:space="0" w:color="000000"/>
+              <w:right w:val="single" w:sz="4" w:space="0" w:color="000000"/>
+            </w:tcBorders>
+            <w:tcMar>
+              <w:top w:w="80" w:type="dxa"/>
+              <w:left w:w="100" w:type="dxa"/>
+              <w:bottom w:w="80" w:type="dxa"/>
+              <w:right w:w="100" w:type="dxa"/>
+            </w:tcMar>
+          </w:tcPr>
+          <w:p>
+            <w:r>
+              <w:rPr>
+                <w:b/>
+                <w:color w:val="000000"/>
+                <w:sz w:val="16"/>
+              </w:rPr>
+              <w:t>Fail</w:t>
+            </w:r>
+          </w:p>
         </w:tc>
       </w:tr>
       <w:tr>
@@ -6084,7 +6462,7 @@
         </w:tc>
         <w:tc>
           <w:tcPr>
-            <w:tcW w:w="1500" w:type="dxa"/>
+            <w:tcW w:w="1300" w:type="dxa"/>
             <w:tcBorders>
               <w:top w:val="single" w:sz="4" w:space="0" w:color="000000"/>
               <w:left w:val="single" w:sz="4" w:space="0" w:color="000000"/>
@@ -6111,7 +6489,7 @@
         </w:tc>
         <w:tc>
           <w:tcPr>
-            <w:tcW w:w="2400" w:type="dxa"/>
+            <w:tcW w:w="1900" w:type="dxa"/>
             <w:tcBorders>
               <w:top w:val="single" w:sz="4" w:space="0" w:color="000000"/>
               <w:left w:val="single" w:sz="4" w:space="0" w:color="000000"/>
@@ -6138,7 +6516,7 @@
         </w:tc>
         <w:tc>
           <w:tcPr>
-            <w:tcW w:w="1600" w:type="dxa"/>
+            <w:tcW w:w="1400" w:type="dxa"/>
             <w:tcBorders>
               <w:top w:val="single" w:sz="4" w:space="0" w:color="000000"/>
               <w:left w:val="single" w:sz="4" w:space="0" w:color="000000"/>
@@ -6165,7 +6543,7 @@
         </w:tc>
         <w:tc>
           <w:tcPr>
-            <w:tcW w:w="3000" w:type="dxa"/>
+            <w:tcW w:w="2300" w:type="dxa"/>
             <w:tcBorders>
               <w:top w:val="single" w:sz="4" w:space="0" w:color="000000"/>
               <w:left w:val="single" w:sz="4" w:space="0" w:color="000000"/>
@@ -6208,7 +6586,7 @@
         </w:tc>
         <w:tc>
           <w:tcPr>
-            <w:tcW w:w="1800" w:type="dxa"/>
+            <w:tcW w:w="1350" w:type="dxa"/>
             <w:tcBorders>
               <w:top w:val="single" w:sz="4" w:space="0" w:color="000000"/>
               <w:left w:val="single" w:sz="4" w:space="0" w:color="000000"/>
@@ -6235,7 +6613,7 @@
         </w:tc>
         <w:tc>
           <w:tcPr>
-            <w:tcW w:w="2400" w:type="dxa"/>
+            <w:tcW w:w="2150" w:type="dxa"/>
             <w:tcBorders>
               <w:top w:val="single" w:sz="4" w:space="0" w:color="000000"/>
               <w:left w:val="single" w:sz="4" w:space="0" w:color="000000"/>
@@ -6262,39 +6640,57 @@
         </w:tc>
         <w:tc>
           <w:tcPr>
-            <w:tcW w:w="1000" w:type="dxa"/>
-            <w:tcBorders>
-              <w:top w:val="single" w:sz="4" w:space="0" w:color="000000"/>
-              <w:left w:val="single" w:sz="4" w:space="0" w:color="000000"/>
-              <w:bottom w:val="single" w:sz="4" w:space="0" w:color="000000"/>
-              <w:right w:val="single" w:sz="4" w:space="0" w:color="000000"/>
-            </w:tcBorders>
-            <w:tcMar>
-              <w:top w:w="80" w:type="dxa"/>
-              <w:left w:w="100" w:type="dxa"/>
-              <w:bottom w:w="80" w:type="dxa"/>
-              <w:right w:w="100" w:type="dxa"/>
-            </w:tcMar>
-          </w:tcPr>
-          <w:p/>
-        </w:tc>
-        <w:tc>
-          <w:tcPr>
-            <w:tcW w:w="998" w:type="dxa"/>
-            <w:tcBorders>
-              <w:top w:val="single" w:sz="4" w:space="0" w:color="000000"/>
-              <w:left w:val="single" w:sz="4" w:space="0" w:color="000000"/>
-              <w:bottom w:val="single" w:sz="4" w:space="0" w:color="000000"/>
-              <w:right w:val="single" w:sz="4" w:space="0" w:color="000000"/>
-            </w:tcBorders>
-            <w:tcMar>
-              <w:top w:w="80" w:type="dxa"/>
-              <w:left w:w="100" w:type="dxa"/>
-              <w:bottom w:w="80" w:type="dxa"/>
-              <w:right w:w="100" w:type="dxa"/>
-            </w:tcMar>
-          </w:tcPr>
-          <w:p/>
+            <w:tcW w:w="3400" w:type="dxa"/>
+            <w:tcBorders>
+              <w:top w:val="single" w:sz="4" w:space="0" w:color="000000"/>
+              <w:left w:val="single" w:sz="4" w:space="0" w:color="000000"/>
+              <w:bottom w:val="single" w:sz="4" w:space="0" w:color="000000"/>
+              <w:right w:val="single" w:sz="4" w:space="0" w:color="000000"/>
+            </w:tcBorders>
+            <w:tcMar>
+              <w:top w:w="80" w:type="dxa"/>
+              <w:left w:w="100" w:type="dxa"/>
+              <w:bottom w:w="80" w:type="dxa"/>
+              <w:right w:w="100" w:type="dxa"/>
+            </w:tcMar>
+          </w:tcPr>
+          <w:p>
+            <w:r>
+              <w:rPr>
+                <w:b w:val="0"/>
+                <w:color w:val="000000"/>
+                <w:sz w:val="16"/>
+              </w:rPr>
+              <w:t>Server never reported a false success. Broadcasts have no delivery receipt; a private message to the user who just left got 'User not found/offline' instead of a confirmation.</w:t>
+            </w:r>
+          </w:p>
+        </w:tc>
+        <w:tc>
+          <w:tcPr>
+            <w:tcW w:w="898" w:type="dxa"/>
+            <w:tcBorders>
+              <w:top w:val="single" w:sz="4" w:space="0" w:color="000000"/>
+              <w:left w:val="single" w:sz="4" w:space="0" w:color="000000"/>
+              <w:bottom w:val="single" w:sz="4" w:space="0" w:color="000000"/>
+              <w:right w:val="single" w:sz="4" w:space="0" w:color="000000"/>
+            </w:tcBorders>
+            <w:tcMar>
+              <w:top w:w="80" w:type="dxa"/>
+              <w:left w:w="100" w:type="dxa"/>
+              <w:bottom w:w="80" w:type="dxa"/>
+              <w:right w:w="100" w:type="dxa"/>
+            </w:tcMar>
+          </w:tcPr>
+          <w:p>
+            <w:r>
+              <w:rPr>
+                <w:b/>
+                <w:color w:val="000000"/>
+                <w:sz w:val="16"/>
+              </w:rPr>
+              <w:t>Pass</w:t>
+            </w:r>
+          </w:p>
         </w:tc>
       </w:tr>
       <w:tr>
@@ -6333,7 +6729,7 @@
         </w:tc>
         <w:tc>
           <w:tcPr>
-            <w:tcW w:w="1500" w:type="dxa"/>
+            <w:tcW w:w="1300" w:type="dxa"/>
             <w:tcBorders>
               <w:top w:val="single" w:sz="4" w:space="0" w:color="000000"/>
               <w:left w:val="single" w:sz="4" w:space="0" w:color="000000"/>
@@ -6360,7 +6756,7 @@
         </w:tc>
         <w:tc>
           <w:tcPr>
-            <w:tcW w:w="2400" w:type="dxa"/>
+            <w:tcW w:w="1900" w:type="dxa"/>
             <w:tcBorders>
               <w:top w:val="single" w:sz="4" w:space="0" w:color="000000"/>
               <w:left w:val="single" w:sz="4" w:space="0" w:color="000000"/>
@@ -6387,7 +6783,7 @@
         </w:tc>
         <w:tc>
           <w:tcPr>
-            <w:tcW w:w="1600" w:type="dxa"/>
+            <w:tcW w:w="1400" w:type="dxa"/>
             <w:tcBorders>
               <w:top w:val="single" w:sz="4" w:space="0" w:color="000000"/>
               <w:left w:val="single" w:sz="4" w:space="0" w:color="000000"/>
@@ -6414,7 +6810,7 @@
         </w:tc>
         <w:tc>
           <w:tcPr>
-            <w:tcW w:w="3000" w:type="dxa"/>
+            <w:tcW w:w="2300" w:type="dxa"/>
             <w:tcBorders>
               <w:top w:val="single" w:sz="4" w:space="0" w:color="000000"/>
               <w:left w:val="single" w:sz="4" w:space="0" w:color="000000"/>
@@ -6457,7 +6853,7 @@
         </w:tc>
         <w:tc>
           <w:tcPr>
-            <w:tcW w:w="1800" w:type="dxa"/>
+            <w:tcW w:w="1350" w:type="dxa"/>
             <w:tcBorders>
               <w:top w:val="single" w:sz="4" w:space="0" w:color="000000"/>
               <w:left w:val="single" w:sz="4" w:space="0" w:color="000000"/>
@@ -6540,7 +6936,7 @@
         </w:tc>
         <w:tc>
           <w:tcPr>
-            <w:tcW w:w="2400" w:type="dxa"/>
+            <w:tcW w:w="2150" w:type="dxa"/>
             <w:tcBorders>
               <w:top w:val="single" w:sz="4" w:space="0" w:color="000000"/>
               <w:left w:val="single" w:sz="4" w:space="0" w:color="000000"/>
@@ -6567,39 +6963,57 @@
         </w:tc>
         <w:tc>
           <w:tcPr>
-            <w:tcW w:w="1000" w:type="dxa"/>
-            <w:tcBorders>
-              <w:top w:val="single" w:sz="4" w:space="0" w:color="000000"/>
-              <w:left w:val="single" w:sz="4" w:space="0" w:color="000000"/>
-              <w:bottom w:val="single" w:sz="4" w:space="0" w:color="000000"/>
-              <w:right w:val="single" w:sz="4" w:space="0" w:color="000000"/>
-            </w:tcBorders>
-            <w:tcMar>
-              <w:top w:w="80" w:type="dxa"/>
-              <w:left w:w="100" w:type="dxa"/>
-              <w:bottom w:w="80" w:type="dxa"/>
-              <w:right w:w="100" w:type="dxa"/>
-            </w:tcMar>
-          </w:tcPr>
-          <w:p/>
-        </w:tc>
-        <w:tc>
-          <w:tcPr>
-            <w:tcW w:w="998" w:type="dxa"/>
-            <w:tcBorders>
-              <w:top w:val="single" w:sz="4" w:space="0" w:color="000000"/>
-              <w:left w:val="single" w:sz="4" w:space="0" w:color="000000"/>
-              <w:bottom w:val="single" w:sz="4" w:space="0" w:color="000000"/>
-              <w:right w:val="single" w:sz="4" w:space="0" w:color="000000"/>
-            </w:tcBorders>
-            <w:tcMar>
-              <w:top w:w="80" w:type="dxa"/>
-              <w:left w:w="100" w:type="dxa"/>
-              <w:bottom w:w="80" w:type="dxa"/>
-              <w:right w:w="100" w:type="dxa"/>
-            </w:tcMar>
-          </w:tcPr>
-          <w:p/>
+            <w:tcW w:w="3400" w:type="dxa"/>
+            <w:tcBorders>
+              <w:top w:val="single" w:sz="4" w:space="0" w:color="000000"/>
+              <w:left w:val="single" w:sz="4" w:space="0" w:color="000000"/>
+              <w:bottom w:val="single" w:sz="4" w:space="0" w:color="000000"/>
+              <w:right w:val="single" w:sz="4" w:space="0" w:color="000000"/>
+            </w:tcBorders>
+            <w:tcMar>
+              <w:top w:w="80" w:type="dxa"/>
+              <w:left w:w="100" w:type="dxa"/>
+              <w:bottom w:w="80" w:type="dxa"/>
+              <w:right w:w="100" w:type="dxa"/>
+            </w:tcMar>
+          </w:tcPr>
+          <w:p>
+            <w:r>
+              <w:rPr>
+                <w:b w:val="0"/>
+                <w:color w:val="000000"/>
+                <w:sz w:val="16"/>
+              </w:rPr>
+              <w:t>All 10 alternating messages arrived at the right person, in order (msg 1 .. msg 10).</w:t>
+            </w:r>
+          </w:p>
+        </w:tc>
+        <w:tc>
+          <w:tcPr>
+            <w:tcW w:w="898" w:type="dxa"/>
+            <w:tcBorders>
+              <w:top w:val="single" w:sz="4" w:space="0" w:color="000000"/>
+              <w:left w:val="single" w:sz="4" w:space="0" w:color="000000"/>
+              <w:bottom w:val="single" w:sz="4" w:space="0" w:color="000000"/>
+              <w:right w:val="single" w:sz="4" w:space="0" w:color="000000"/>
+            </w:tcBorders>
+            <w:tcMar>
+              <w:top w:w="80" w:type="dxa"/>
+              <w:left w:w="100" w:type="dxa"/>
+              <w:bottom w:w="80" w:type="dxa"/>
+              <w:right w:w="100" w:type="dxa"/>
+            </w:tcMar>
+          </w:tcPr>
+          <w:p>
+            <w:r>
+              <w:rPr>
+                <w:b/>
+                <w:color w:val="000000"/>
+                <w:sz w:val="16"/>
+              </w:rPr>
+              <w:t>Pass</w:t>
+            </w:r>
+          </w:p>
         </w:tc>
       </w:tr>
       <w:tr>
@@ -6638,7 +7052,7 @@
         </w:tc>
         <w:tc>
           <w:tcPr>
-            <w:tcW w:w="1500" w:type="dxa"/>
+            <w:tcW w:w="1300" w:type="dxa"/>
             <w:tcBorders>
               <w:top w:val="single" w:sz="4" w:space="0" w:color="000000"/>
               <w:left w:val="single" w:sz="4" w:space="0" w:color="000000"/>
@@ -6665,7 +7079,7 @@
         </w:tc>
         <w:tc>
           <w:tcPr>
-            <w:tcW w:w="2400" w:type="dxa"/>
+            <w:tcW w:w="1900" w:type="dxa"/>
             <w:tcBorders>
               <w:top w:val="single" w:sz="4" w:space="0" w:color="000000"/>
               <w:left w:val="single" w:sz="4" w:space="0" w:color="000000"/>
@@ -6692,7 +7106,7 @@
         </w:tc>
         <w:tc>
           <w:tcPr>
-            <w:tcW w:w="1600" w:type="dxa"/>
+            <w:tcW w:w="1400" w:type="dxa"/>
             <w:tcBorders>
               <w:top w:val="single" w:sz="4" w:space="0" w:color="000000"/>
               <w:left w:val="single" w:sz="4" w:space="0" w:color="000000"/>
@@ -6719,7 +7133,7 @@
         </w:tc>
         <w:tc>
           <w:tcPr>
-            <w:tcW w:w="3000" w:type="dxa"/>
+            <w:tcW w:w="2300" w:type="dxa"/>
             <w:tcBorders>
               <w:top w:val="single" w:sz="4" w:space="0" w:color="000000"/>
               <w:left w:val="single" w:sz="4" w:space="0" w:color="000000"/>
@@ -6762,7 +7176,7 @@
         </w:tc>
         <w:tc>
           <w:tcPr>
-            <w:tcW w:w="1800" w:type="dxa"/>
+            <w:tcW w:w="1350" w:type="dxa"/>
             <w:tcBorders>
               <w:top w:val="single" w:sz="4" w:space="0" w:color="000000"/>
               <w:left w:val="single" w:sz="4" w:space="0" w:color="000000"/>
@@ -6789,7 +7203,7 @@
         </w:tc>
         <w:tc>
           <w:tcPr>
-            <w:tcW w:w="2400" w:type="dxa"/>
+            <w:tcW w:w="2150" w:type="dxa"/>
             <w:tcBorders>
               <w:top w:val="single" w:sz="4" w:space="0" w:color="000000"/>
               <w:left w:val="single" w:sz="4" w:space="0" w:color="000000"/>
@@ -6816,39 +7230,57 @@
         </w:tc>
         <w:tc>
           <w:tcPr>
-            <w:tcW w:w="1000" w:type="dxa"/>
-            <w:tcBorders>
-              <w:top w:val="single" w:sz="4" w:space="0" w:color="000000"/>
-              <w:left w:val="single" w:sz="4" w:space="0" w:color="000000"/>
-              <w:bottom w:val="single" w:sz="4" w:space="0" w:color="000000"/>
-              <w:right w:val="single" w:sz="4" w:space="0" w:color="000000"/>
-            </w:tcBorders>
-            <w:tcMar>
-              <w:top w:w="80" w:type="dxa"/>
-              <w:left w:w="100" w:type="dxa"/>
-              <w:bottom w:w="80" w:type="dxa"/>
-              <w:right w:w="100" w:type="dxa"/>
-            </w:tcMar>
-          </w:tcPr>
-          <w:p/>
-        </w:tc>
-        <w:tc>
-          <w:tcPr>
-            <w:tcW w:w="998" w:type="dxa"/>
-            <w:tcBorders>
-              <w:top w:val="single" w:sz="4" w:space="0" w:color="000000"/>
-              <w:left w:val="single" w:sz="4" w:space="0" w:color="000000"/>
-              <w:bottom w:val="single" w:sz="4" w:space="0" w:color="000000"/>
-              <w:right w:val="single" w:sz="4" w:space="0" w:color="000000"/>
-            </w:tcBorders>
-            <w:tcMar>
-              <w:top w:w="80" w:type="dxa"/>
-              <w:left w:w="100" w:type="dxa"/>
-              <w:bottom w:w="80" w:type="dxa"/>
-              <w:right w:w="100" w:type="dxa"/>
-            </w:tcMar>
-          </w:tcPr>
-          <w:p/>
+            <w:tcW w:w="3400" w:type="dxa"/>
+            <w:tcBorders>
+              <w:top w:val="single" w:sz="4" w:space="0" w:color="000000"/>
+              <w:left w:val="single" w:sz="4" w:space="0" w:color="000000"/>
+              <w:bottom w:val="single" w:sz="4" w:space="0" w:color="000000"/>
+              <w:right w:val="single" w:sz="4" w:space="0" w:color="000000"/>
+            </w:tcBorders>
+            <w:tcMar>
+              <w:top w:w="80" w:type="dxa"/>
+              <w:left w:w="100" w:type="dxa"/>
+              <w:bottom w:w="80" w:type="dxa"/>
+              <w:right w:w="100" w:type="dxa"/>
+            </w:tcMar>
+          </w:tcPr>
+          <w:p>
+            <w:r>
+              <w:rPr>
+                <w:b w:val="0"/>
+                <w:color w:val="000000"/>
+                <w:sz w:val="16"/>
+              </w:rPr>
+              <w:t>Both clients were left idle and connected for 600 seconds. 'back online' was then delivered to Client B normally; the connection had not been dropped.</w:t>
+            </w:r>
+          </w:p>
+        </w:tc>
+        <w:tc>
+          <w:tcPr>
+            <w:tcW w:w="898" w:type="dxa"/>
+            <w:tcBorders>
+              <w:top w:val="single" w:sz="4" w:space="0" w:color="000000"/>
+              <w:left w:val="single" w:sz="4" w:space="0" w:color="000000"/>
+              <w:bottom w:val="single" w:sz="4" w:space="0" w:color="000000"/>
+              <w:right w:val="single" w:sz="4" w:space="0" w:color="000000"/>
+            </w:tcBorders>
+            <w:tcMar>
+              <w:top w:w="80" w:type="dxa"/>
+              <w:left w:w="100" w:type="dxa"/>
+              <w:bottom w:w="80" w:type="dxa"/>
+              <w:right w:w="100" w:type="dxa"/>
+            </w:tcMar>
+          </w:tcPr>
+          <w:p>
+            <w:r>
+              <w:rPr>
+                <w:b/>
+                <w:color w:val="000000"/>
+                <w:sz w:val="16"/>
+              </w:rPr>
+              <w:t>Pass</w:t>
+            </w:r>
+          </w:p>
         </w:tc>
       </w:tr>
       <w:tr>
@@ -6887,7 +7319,7 @@
         </w:tc>
         <w:tc>
           <w:tcPr>
-            <w:tcW w:w="1500" w:type="dxa"/>
+            <w:tcW w:w="1300" w:type="dxa"/>
             <w:tcBorders>
               <w:top w:val="single" w:sz="4" w:space="0" w:color="000000"/>
               <w:left w:val="single" w:sz="4" w:space="0" w:color="000000"/>
@@ -6914,7 +7346,7 @@
         </w:tc>
         <w:tc>
           <w:tcPr>
-            <w:tcW w:w="2400" w:type="dxa"/>
+            <w:tcW w:w="1900" w:type="dxa"/>
             <w:tcBorders>
               <w:top w:val="single" w:sz="4" w:space="0" w:color="000000"/>
               <w:left w:val="single" w:sz="4" w:space="0" w:color="000000"/>
@@ -6941,7 +7373,7 @@
         </w:tc>
         <w:tc>
           <w:tcPr>
-            <w:tcW w:w="1600" w:type="dxa"/>
+            <w:tcW w:w="1400" w:type="dxa"/>
             <w:tcBorders>
               <w:top w:val="single" w:sz="4" w:space="0" w:color="000000"/>
               <w:left w:val="single" w:sz="4" w:space="0" w:color="000000"/>
@@ -6968,7 +7400,7 @@
         </w:tc>
         <w:tc>
           <w:tcPr>
-            <w:tcW w:w="3000" w:type="dxa"/>
+            <w:tcW w:w="2300" w:type="dxa"/>
             <w:tcBorders>
               <w:top w:val="single" w:sz="4" w:space="0" w:color="000000"/>
               <w:left w:val="single" w:sz="4" w:space="0" w:color="000000"/>
@@ -6995,7 +7427,7 @@
         </w:tc>
         <w:tc>
           <w:tcPr>
-            <w:tcW w:w="1800" w:type="dxa"/>
+            <w:tcW w:w="1350" w:type="dxa"/>
             <w:tcBorders>
               <w:top w:val="single" w:sz="4" w:space="0" w:color="000000"/>
               <w:left w:val="single" w:sz="4" w:space="0" w:color="000000"/>
@@ -7050,7 +7482,7 @@
         </w:tc>
         <w:tc>
           <w:tcPr>
-            <w:tcW w:w="2400" w:type="dxa"/>
+            <w:tcW w:w="2150" w:type="dxa"/>
             <w:tcBorders>
               <w:top w:val="single" w:sz="4" w:space="0" w:color="000000"/>
               <w:left w:val="single" w:sz="4" w:space="0" w:color="000000"/>
@@ -7113,39 +7545,57 @@
         </w:tc>
         <w:tc>
           <w:tcPr>
-            <w:tcW w:w="1000" w:type="dxa"/>
-            <w:tcBorders>
-              <w:top w:val="single" w:sz="4" w:space="0" w:color="000000"/>
-              <w:left w:val="single" w:sz="4" w:space="0" w:color="000000"/>
-              <w:bottom w:val="single" w:sz="4" w:space="0" w:color="000000"/>
-              <w:right w:val="single" w:sz="4" w:space="0" w:color="000000"/>
-            </w:tcBorders>
-            <w:tcMar>
-              <w:top w:w="80" w:type="dxa"/>
-              <w:left w:w="100" w:type="dxa"/>
-              <w:bottom w:w="80" w:type="dxa"/>
-              <w:right w:w="100" w:type="dxa"/>
-            </w:tcMar>
-          </w:tcPr>
-          <w:p/>
-        </w:tc>
-        <w:tc>
-          <w:tcPr>
-            <w:tcW w:w="998" w:type="dxa"/>
-            <w:tcBorders>
-              <w:top w:val="single" w:sz="4" w:space="0" w:color="000000"/>
-              <w:left w:val="single" w:sz="4" w:space="0" w:color="000000"/>
-              <w:bottom w:val="single" w:sz="4" w:space="0" w:color="000000"/>
-              <w:right w:val="single" w:sz="4" w:space="0" w:color="000000"/>
-            </w:tcBorders>
-            <w:tcMar>
-              <w:top w:w="80" w:type="dxa"/>
-              <w:left w:w="100" w:type="dxa"/>
-              <w:bottom w:w="80" w:type="dxa"/>
-              <w:right w:w="100" w:type="dxa"/>
-            </w:tcMar>
-          </w:tcPr>
-          <w:p/>
+            <w:tcW w:w="3400" w:type="dxa"/>
+            <w:tcBorders>
+              <w:top w:val="single" w:sz="4" w:space="0" w:color="000000"/>
+              <w:left w:val="single" w:sz="4" w:space="0" w:color="000000"/>
+              <w:bottom w:val="single" w:sz="4" w:space="0" w:color="000000"/>
+              <w:right w:val="single" w:sz="4" w:space="0" w:color="000000"/>
+            </w:tcBorders>
+            <w:tcMar>
+              <w:top w:w="80" w:type="dxa"/>
+              <w:left w:w="100" w:type="dxa"/>
+              <w:bottom w:w="80" w:type="dxa"/>
+              <w:right w:w="100" w:type="dxa"/>
+            </w:tcMar>
+          </w:tcPr>
+          <w:p>
+            <w:r>
+              <w:rPr>
+                <w:b w:val="0"/>
+                <w:color w:val="000000"/>
+                <w:sz w:val="16"/>
+              </w:rPr>
+              <w:t>Needs group chat (FR-004, backlog #15), which is planned for Sprint 2.</w:t>
+            </w:r>
+          </w:p>
+        </w:tc>
+        <w:tc>
+          <w:tcPr>
+            <w:tcW w:w="898" w:type="dxa"/>
+            <w:tcBorders>
+              <w:top w:val="single" w:sz="4" w:space="0" w:color="000000"/>
+              <w:left w:val="single" w:sz="4" w:space="0" w:color="000000"/>
+              <w:bottom w:val="single" w:sz="4" w:space="0" w:color="000000"/>
+              <w:right w:val="single" w:sz="4" w:space="0" w:color="000000"/>
+            </w:tcBorders>
+            <w:tcMar>
+              <w:top w:w="80" w:type="dxa"/>
+              <w:left w:w="100" w:type="dxa"/>
+              <w:bottom w:w="80" w:type="dxa"/>
+              <w:right w:w="100" w:type="dxa"/>
+            </w:tcMar>
+          </w:tcPr>
+          <w:p>
+            <w:r>
+              <w:rPr>
+                <w:b/>
+                <w:color w:val="000000"/>
+                <w:sz w:val="16"/>
+              </w:rPr>
+              <w:t>Not executed (Sprint 2)</w:t>
+            </w:r>
+          </w:p>
         </w:tc>
       </w:tr>
       <w:tr>
@@ -7184,7 +7634,7 @@
         </w:tc>
         <w:tc>
           <w:tcPr>
-            <w:tcW w:w="1500" w:type="dxa"/>
+            <w:tcW w:w="1300" w:type="dxa"/>
             <w:tcBorders>
               <w:top w:val="single" w:sz="4" w:space="0" w:color="000000"/>
               <w:left w:val="single" w:sz="4" w:space="0" w:color="000000"/>
@@ -7211,7 +7661,7 @@
         </w:tc>
         <w:tc>
           <w:tcPr>
-            <w:tcW w:w="2400" w:type="dxa"/>
+            <w:tcW w:w="1900" w:type="dxa"/>
             <w:tcBorders>
               <w:top w:val="single" w:sz="4" w:space="0" w:color="000000"/>
               <w:left w:val="single" w:sz="4" w:space="0" w:color="000000"/>
@@ -7238,7 +7688,7 @@
         </w:tc>
         <w:tc>
           <w:tcPr>
-            <w:tcW w:w="1600" w:type="dxa"/>
+            <w:tcW w:w="1400" w:type="dxa"/>
             <w:tcBorders>
               <w:top w:val="single" w:sz="4" w:space="0" w:color="000000"/>
               <w:left w:val="single" w:sz="4" w:space="0" w:color="000000"/>
@@ -7283,7 +7733,7 @@
         </w:tc>
         <w:tc>
           <w:tcPr>
-            <w:tcW w:w="3000" w:type="dxa"/>
+            <w:tcW w:w="2300" w:type="dxa"/>
             <w:tcBorders>
               <w:top w:val="single" w:sz="4" w:space="0" w:color="000000"/>
               <w:left w:val="single" w:sz="4" w:space="0" w:color="000000"/>
@@ -7328,7 +7778,7 @@
         </w:tc>
         <w:tc>
           <w:tcPr>
-            <w:tcW w:w="1800" w:type="dxa"/>
+            <w:tcW w:w="1350" w:type="dxa"/>
             <w:tcBorders>
               <w:top w:val="single" w:sz="4" w:space="0" w:color="000000"/>
               <w:left w:val="single" w:sz="4" w:space="0" w:color="000000"/>
@@ -7373,7 +7823,7 @@
         </w:tc>
         <w:tc>
           <w:tcPr>
-            <w:tcW w:w="2400" w:type="dxa"/>
+            <w:tcW w:w="2150" w:type="dxa"/>
             <w:tcBorders>
               <w:top w:val="single" w:sz="4" w:space="0" w:color="000000"/>
               <w:left w:val="single" w:sz="4" w:space="0" w:color="000000"/>
@@ -7400,39 +7850,57 @@
         </w:tc>
         <w:tc>
           <w:tcPr>
-            <w:tcW w:w="1000" w:type="dxa"/>
-            <w:tcBorders>
-              <w:top w:val="single" w:sz="4" w:space="0" w:color="000000"/>
-              <w:left w:val="single" w:sz="4" w:space="0" w:color="000000"/>
-              <w:bottom w:val="single" w:sz="4" w:space="0" w:color="000000"/>
-              <w:right w:val="single" w:sz="4" w:space="0" w:color="000000"/>
-            </w:tcBorders>
-            <w:tcMar>
-              <w:top w:w="80" w:type="dxa"/>
-              <w:left w:w="100" w:type="dxa"/>
-              <w:bottom w:w="80" w:type="dxa"/>
-              <w:right w:w="100" w:type="dxa"/>
-            </w:tcMar>
-          </w:tcPr>
-          <w:p/>
-        </w:tc>
-        <w:tc>
-          <w:tcPr>
-            <w:tcW w:w="998" w:type="dxa"/>
-            <w:tcBorders>
-              <w:top w:val="single" w:sz="4" w:space="0" w:color="000000"/>
-              <w:left w:val="single" w:sz="4" w:space="0" w:color="000000"/>
-              <w:bottom w:val="single" w:sz="4" w:space="0" w:color="000000"/>
-              <w:right w:val="single" w:sz="4" w:space="0" w:color="000000"/>
-            </w:tcBorders>
-            <w:tcMar>
-              <w:top w:w="80" w:type="dxa"/>
-              <w:left w:w="100" w:type="dxa"/>
-              <w:bottom w:w="80" w:type="dxa"/>
-              <w:right w:w="100" w:type="dxa"/>
-            </w:tcMar>
-          </w:tcPr>
-          <w:p/>
+            <w:tcW w:w="3400" w:type="dxa"/>
+            <w:tcBorders>
+              <w:top w:val="single" w:sz="4" w:space="0" w:color="000000"/>
+              <w:left w:val="single" w:sz="4" w:space="0" w:color="000000"/>
+              <w:bottom w:val="single" w:sz="4" w:space="0" w:color="000000"/>
+              <w:right w:val="single" w:sz="4" w:space="0" w:color="000000"/>
+            </w:tcBorders>
+            <w:tcMar>
+              <w:top w:w="80" w:type="dxa"/>
+              <w:left w:w="100" w:type="dxa"/>
+              <w:bottom w:w="80" w:type="dxa"/>
+              <w:right w:w="100" w:type="dxa"/>
+            </w:tcMar>
+          </w:tcPr>
+          <w:p>
+            <w:r>
+              <w:rPr>
+                <w:b w:val="0"/>
+                <w:color w:val="000000"/>
+                <w:sz w:val="16"/>
+              </w:rPr>
+              <w:t>Needs group chat (FR-004, backlog #15), which is planned for Sprint 2.</w:t>
+            </w:r>
+          </w:p>
+        </w:tc>
+        <w:tc>
+          <w:tcPr>
+            <w:tcW w:w="898" w:type="dxa"/>
+            <w:tcBorders>
+              <w:top w:val="single" w:sz="4" w:space="0" w:color="000000"/>
+              <w:left w:val="single" w:sz="4" w:space="0" w:color="000000"/>
+              <w:bottom w:val="single" w:sz="4" w:space="0" w:color="000000"/>
+              <w:right w:val="single" w:sz="4" w:space="0" w:color="000000"/>
+            </w:tcBorders>
+            <w:tcMar>
+              <w:top w:w="80" w:type="dxa"/>
+              <w:left w:w="100" w:type="dxa"/>
+              <w:bottom w:w="80" w:type="dxa"/>
+              <w:right w:w="100" w:type="dxa"/>
+            </w:tcMar>
+          </w:tcPr>
+          <w:p>
+            <w:r>
+              <w:rPr>
+                <w:b/>
+                <w:color w:val="000000"/>
+                <w:sz w:val="16"/>
+              </w:rPr>
+              <w:t>Not executed (Sprint 2)</w:t>
+            </w:r>
+          </w:p>
         </w:tc>
       </w:tr>
       <w:tr>
@@ -7471,7 +7939,7 @@
         </w:tc>
         <w:tc>
           <w:tcPr>
-            <w:tcW w:w="1500" w:type="dxa"/>
+            <w:tcW w:w="1300" w:type="dxa"/>
             <w:tcBorders>
               <w:top w:val="single" w:sz="4" w:space="0" w:color="000000"/>
               <w:left w:val="single" w:sz="4" w:space="0" w:color="000000"/>
@@ -7498,7 +7966,7 @@
         </w:tc>
         <w:tc>
           <w:tcPr>
-            <w:tcW w:w="2400" w:type="dxa"/>
+            <w:tcW w:w="1900" w:type="dxa"/>
             <w:tcBorders>
               <w:top w:val="single" w:sz="4" w:space="0" w:color="000000"/>
               <w:left w:val="single" w:sz="4" w:space="0" w:color="000000"/>
@@ -7525,7 +7993,7 @@
         </w:tc>
         <w:tc>
           <w:tcPr>
-            <w:tcW w:w="1600" w:type="dxa"/>
+            <w:tcW w:w="1400" w:type="dxa"/>
             <w:tcBorders>
               <w:top w:val="single" w:sz="4" w:space="0" w:color="000000"/>
               <w:left w:val="single" w:sz="4" w:space="0" w:color="000000"/>
@@ -7606,7 +8074,7 @@
         </w:tc>
         <w:tc>
           <w:tcPr>
-            <w:tcW w:w="3000" w:type="dxa"/>
+            <w:tcW w:w="2300" w:type="dxa"/>
             <w:tcBorders>
               <w:top w:val="single" w:sz="4" w:space="0" w:color="000000"/>
               <w:left w:val="single" w:sz="4" w:space="0" w:color="000000"/>
@@ -7685,7 +8153,7 @@
         </w:tc>
         <w:tc>
           <w:tcPr>
-            <w:tcW w:w="1800" w:type="dxa"/>
+            <w:tcW w:w="1350" w:type="dxa"/>
             <w:tcBorders>
               <w:top w:val="single" w:sz="4" w:space="0" w:color="000000"/>
               <w:left w:val="single" w:sz="4" w:space="0" w:color="000000"/>
@@ -7776,7 +8244,7 @@
         </w:tc>
         <w:tc>
           <w:tcPr>
-            <w:tcW w:w="2400" w:type="dxa"/>
+            <w:tcW w:w="2150" w:type="dxa"/>
             <w:tcBorders>
               <w:top w:val="single" w:sz="4" w:space="0" w:color="000000"/>
               <w:left w:val="single" w:sz="4" w:space="0" w:color="000000"/>
@@ -7839,39 +8307,57 @@
         </w:tc>
         <w:tc>
           <w:tcPr>
-            <w:tcW w:w="1000" w:type="dxa"/>
-            <w:tcBorders>
-              <w:top w:val="single" w:sz="4" w:space="0" w:color="000000"/>
-              <w:left w:val="single" w:sz="4" w:space="0" w:color="000000"/>
-              <w:bottom w:val="single" w:sz="4" w:space="0" w:color="000000"/>
-              <w:right w:val="single" w:sz="4" w:space="0" w:color="000000"/>
-            </w:tcBorders>
-            <w:tcMar>
-              <w:top w:w="80" w:type="dxa"/>
-              <w:left w:w="100" w:type="dxa"/>
-              <w:bottom w:w="80" w:type="dxa"/>
-              <w:right w:w="100" w:type="dxa"/>
-            </w:tcMar>
-          </w:tcPr>
-          <w:p/>
-        </w:tc>
-        <w:tc>
-          <w:tcPr>
-            <w:tcW w:w="998" w:type="dxa"/>
-            <w:tcBorders>
-              <w:top w:val="single" w:sz="4" w:space="0" w:color="000000"/>
-              <w:left w:val="single" w:sz="4" w:space="0" w:color="000000"/>
-              <w:bottom w:val="single" w:sz="4" w:space="0" w:color="000000"/>
-              <w:right w:val="single" w:sz="4" w:space="0" w:color="000000"/>
-            </w:tcBorders>
-            <w:tcMar>
-              <w:top w:w="80" w:type="dxa"/>
-              <w:left w:w="100" w:type="dxa"/>
-              <w:bottom w:w="80" w:type="dxa"/>
-              <w:right w:w="100" w:type="dxa"/>
-            </w:tcMar>
-          </w:tcPr>
-          <w:p/>
+            <w:tcW w:w="3400" w:type="dxa"/>
+            <w:tcBorders>
+              <w:top w:val="single" w:sz="4" w:space="0" w:color="000000"/>
+              <w:left w:val="single" w:sz="4" w:space="0" w:color="000000"/>
+              <w:bottom w:val="single" w:sz="4" w:space="0" w:color="000000"/>
+              <w:right w:val="single" w:sz="4" w:space="0" w:color="000000"/>
+            </w:tcBorders>
+            <w:tcMar>
+              <w:top w:w="80" w:type="dxa"/>
+              <w:left w:w="100" w:type="dxa"/>
+              <w:bottom w:w="80" w:type="dxa"/>
+              <w:right w:w="100" w:type="dxa"/>
+            </w:tcMar>
+          </w:tcPr>
+          <w:p>
+            <w:r>
+              <w:rPr>
+                <w:b w:val="0"/>
+                <w:color w:val="000000"/>
+                <w:sz w:val="16"/>
+              </w:rPr>
+              <w:t>Needs group chat (FR-004, backlog #15), which is planned for Sprint 2.</w:t>
+            </w:r>
+          </w:p>
+        </w:tc>
+        <w:tc>
+          <w:tcPr>
+            <w:tcW w:w="898" w:type="dxa"/>
+            <w:tcBorders>
+              <w:top w:val="single" w:sz="4" w:space="0" w:color="000000"/>
+              <w:left w:val="single" w:sz="4" w:space="0" w:color="000000"/>
+              <w:bottom w:val="single" w:sz="4" w:space="0" w:color="000000"/>
+              <w:right w:val="single" w:sz="4" w:space="0" w:color="000000"/>
+            </w:tcBorders>
+            <w:tcMar>
+              <w:top w:w="80" w:type="dxa"/>
+              <w:left w:w="100" w:type="dxa"/>
+              <w:bottom w:w="80" w:type="dxa"/>
+              <w:right w:w="100" w:type="dxa"/>
+            </w:tcMar>
+          </w:tcPr>
+          <w:p>
+            <w:r>
+              <w:rPr>
+                <w:b/>
+                <w:color w:val="000000"/>
+                <w:sz w:val="16"/>
+              </w:rPr>
+              <w:t>Not executed (Sprint 2)</w:t>
+            </w:r>
+          </w:p>
         </w:tc>
       </w:tr>
       <w:tr>
@@ -7910,7 +8396,7 @@
         </w:tc>
         <w:tc>
           <w:tcPr>
-            <w:tcW w:w="1500" w:type="dxa"/>
+            <w:tcW w:w="1300" w:type="dxa"/>
             <w:tcBorders>
               <w:top w:val="single" w:sz="4" w:space="0" w:color="000000"/>
               <w:left w:val="single" w:sz="4" w:space="0" w:color="000000"/>
@@ -7937,7 +8423,7 @@
         </w:tc>
         <w:tc>
           <w:tcPr>
-            <w:tcW w:w="2400" w:type="dxa"/>
+            <w:tcW w:w="1900" w:type="dxa"/>
             <w:tcBorders>
               <w:top w:val="single" w:sz="4" w:space="0" w:color="000000"/>
               <w:left w:val="single" w:sz="4" w:space="0" w:color="000000"/>
@@ -7964,7 +8450,7 @@
         </w:tc>
         <w:tc>
           <w:tcPr>
-            <w:tcW w:w="1600" w:type="dxa"/>
+            <w:tcW w:w="1400" w:type="dxa"/>
             <w:tcBorders>
               <w:top w:val="single" w:sz="4" w:space="0" w:color="000000"/>
               <w:left w:val="single" w:sz="4" w:space="0" w:color="000000"/>
@@ -7991,7 +8477,7 @@
         </w:tc>
         <w:tc>
           <w:tcPr>
-            <w:tcW w:w="3000" w:type="dxa"/>
+            <w:tcW w:w="2300" w:type="dxa"/>
             <w:tcBorders>
               <w:top w:val="single" w:sz="4" w:space="0" w:color="000000"/>
               <w:left w:val="single" w:sz="4" w:space="0" w:color="000000"/>
@@ -8052,7 +8538,7 @@
         </w:tc>
         <w:tc>
           <w:tcPr>
-            <w:tcW w:w="1800" w:type="dxa"/>
+            <w:tcW w:w="1350" w:type="dxa"/>
             <w:tcBorders>
               <w:top w:val="single" w:sz="4" w:space="0" w:color="000000"/>
               <w:left w:val="single" w:sz="4" w:space="0" w:color="000000"/>
@@ -8089,7 +8575,7 @@
         </w:tc>
         <w:tc>
           <w:tcPr>
-            <w:tcW w:w="2400" w:type="dxa"/>
+            <w:tcW w:w="2150" w:type="dxa"/>
             <w:tcBorders>
               <w:top w:val="single" w:sz="4" w:space="0" w:color="000000"/>
               <w:left w:val="single" w:sz="4" w:space="0" w:color="000000"/>
@@ -8134,39 +8620,57 @@
         </w:tc>
         <w:tc>
           <w:tcPr>
-            <w:tcW w:w="1000" w:type="dxa"/>
-            <w:tcBorders>
-              <w:top w:val="single" w:sz="4" w:space="0" w:color="000000"/>
-              <w:left w:val="single" w:sz="4" w:space="0" w:color="000000"/>
-              <w:bottom w:val="single" w:sz="4" w:space="0" w:color="000000"/>
-              <w:right w:val="single" w:sz="4" w:space="0" w:color="000000"/>
-            </w:tcBorders>
-            <w:tcMar>
-              <w:top w:w="80" w:type="dxa"/>
-              <w:left w:w="100" w:type="dxa"/>
-              <w:bottom w:w="80" w:type="dxa"/>
-              <w:right w:w="100" w:type="dxa"/>
-            </w:tcMar>
-          </w:tcPr>
-          <w:p/>
-        </w:tc>
-        <w:tc>
-          <w:tcPr>
-            <w:tcW w:w="998" w:type="dxa"/>
-            <w:tcBorders>
-              <w:top w:val="single" w:sz="4" w:space="0" w:color="000000"/>
-              <w:left w:val="single" w:sz="4" w:space="0" w:color="000000"/>
-              <w:bottom w:val="single" w:sz="4" w:space="0" w:color="000000"/>
-              <w:right w:val="single" w:sz="4" w:space="0" w:color="000000"/>
-            </w:tcBorders>
-            <w:tcMar>
-              <w:top w:w="80" w:type="dxa"/>
-              <w:left w:w="100" w:type="dxa"/>
-              <w:bottom w:w="80" w:type="dxa"/>
-              <w:right w:w="100" w:type="dxa"/>
-            </w:tcMar>
-          </w:tcPr>
-          <w:p/>
+            <w:tcW w:w="3400" w:type="dxa"/>
+            <w:tcBorders>
+              <w:top w:val="single" w:sz="4" w:space="0" w:color="000000"/>
+              <w:left w:val="single" w:sz="4" w:space="0" w:color="000000"/>
+              <w:bottom w:val="single" w:sz="4" w:space="0" w:color="000000"/>
+              <w:right w:val="single" w:sz="4" w:space="0" w:color="000000"/>
+            </w:tcBorders>
+            <w:tcMar>
+              <w:top w:w="80" w:type="dxa"/>
+              <w:left w:w="100" w:type="dxa"/>
+              <w:bottom w:w="80" w:type="dxa"/>
+              <w:right w:w="100" w:type="dxa"/>
+            </w:tcMar>
+          </w:tcPr>
+          <w:p>
+            <w:r>
+              <w:rPr>
+                <w:b w:val="0"/>
+                <w:color w:val="000000"/>
+                <w:sz w:val="16"/>
+              </w:rPr>
+              <w:t>Needs group chat (FR-004, backlog #15), which is planned for Sprint 2.</w:t>
+            </w:r>
+          </w:p>
+        </w:tc>
+        <w:tc>
+          <w:tcPr>
+            <w:tcW w:w="898" w:type="dxa"/>
+            <w:tcBorders>
+              <w:top w:val="single" w:sz="4" w:space="0" w:color="000000"/>
+              <w:left w:val="single" w:sz="4" w:space="0" w:color="000000"/>
+              <w:bottom w:val="single" w:sz="4" w:space="0" w:color="000000"/>
+              <w:right w:val="single" w:sz="4" w:space="0" w:color="000000"/>
+            </w:tcBorders>
+            <w:tcMar>
+              <w:top w:w="80" w:type="dxa"/>
+              <w:left w:w="100" w:type="dxa"/>
+              <w:bottom w:w="80" w:type="dxa"/>
+              <w:right w:w="100" w:type="dxa"/>
+            </w:tcMar>
+          </w:tcPr>
+          <w:p>
+            <w:r>
+              <w:rPr>
+                <w:b/>
+                <w:color w:val="000000"/>
+                <w:sz w:val="16"/>
+              </w:rPr>
+              <w:t>Not executed (Sprint 2)</w:t>
+            </w:r>
+          </w:p>
         </w:tc>
       </w:tr>
       <w:tr>
@@ -8205,7 +8709,7 @@
         </w:tc>
         <w:tc>
           <w:tcPr>
-            <w:tcW w:w="1500" w:type="dxa"/>
+            <w:tcW w:w="1300" w:type="dxa"/>
             <w:tcBorders>
               <w:top w:val="single" w:sz="4" w:space="0" w:color="000000"/>
               <w:left w:val="single" w:sz="4" w:space="0" w:color="000000"/>
@@ -8232,7 +8736,7 @@
         </w:tc>
         <w:tc>
           <w:tcPr>
-            <w:tcW w:w="2400" w:type="dxa"/>
+            <w:tcW w:w="1900" w:type="dxa"/>
             <w:tcBorders>
               <w:top w:val="single" w:sz="4" w:space="0" w:color="000000"/>
               <w:left w:val="single" w:sz="4" w:space="0" w:color="000000"/>
@@ -8259,7 +8763,7 @@
         </w:tc>
         <w:tc>
           <w:tcPr>
-            <w:tcW w:w="1600" w:type="dxa"/>
+            <w:tcW w:w="1400" w:type="dxa"/>
             <w:tcBorders>
               <w:top w:val="single" w:sz="4" w:space="0" w:color="000000"/>
               <w:left w:val="single" w:sz="4" w:space="0" w:color="000000"/>
@@ -8304,7 +8808,7 @@
         </w:tc>
         <w:tc>
           <w:tcPr>
-            <w:tcW w:w="3000" w:type="dxa"/>
+            <w:tcW w:w="2300" w:type="dxa"/>
             <w:tcBorders>
               <w:top w:val="single" w:sz="4" w:space="0" w:color="000000"/>
               <w:left w:val="single" w:sz="4" w:space="0" w:color="000000"/>
@@ -8365,7 +8869,7 @@
         </w:tc>
         <w:tc>
           <w:tcPr>
-            <w:tcW w:w="1800" w:type="dxa"/>
+            <w:tcW w:w="1350" w:type="dxa"/>
             <w:tcBorders>
               <w:top w:val="single" w:sz="4" w:space="0" w:color="000000"/>
               <w:left w:val="single" w:sz="4" w:space="0" w:color="000000"/>
@@ -8410,7 +8914,7 @@
         </w:tc>
         <w:tc>
           <w:tcPr>
-            <w:tcW w:w="2400" w:type="dxa"/>
+            <w:tcW w:w="2150" w:type="dxa"/>
             <w:tcBorders>
               <w:top w:val="single" w:sz="4" w:space="0" w:color="000000"/>
               <w:left w:val="single" w:sz="4" w:space="0" w:color="000000"/>
@@ -8455,39 +8959,57 @@
         </w:tc>
         <w:tc>
           <w:tcPr>
-            <w:tcW w:w="1000" w:type="dxa"/>
-            <w:tcBorders>
-              <w:top w:val="single" w:sz="4" w:space="0" w:color="000000"/>
-              <w:left w:val="single" w:sz="4" w:space="0" w:color="000000"/>
-              <w:bottom w:val="single" w:sz="4" w:space="0" w:color="000000"/>
-              <w:right w:val="single" w:sz="4" w:space="0" w:color="000000"/>
-            </w:tcBorders>
-            <w:tcMar>
-              <w:top w:w="80" w:type="dxa"/>
-              <w:left w:w="100" w:type="dxa"/>
-              <w:bottom w:w="80" w:type="dxa"/>
-              <w:right w:w="100" w:type="dxa"/>
-            </w:tcMar>
-          </w:tcPr>
-          <w:p/>
-        </w:tc>
-        <w:tc>
-          <w:tcPr>
-            <w:tcW w:w="998" w:type="dxa"/>
-            <w:tcBorders>
-              <w:top w:val="single" w:sz="4" w:space="0" w:color="000000"/>
-              <w:left w:val="single" w:sz="4" w:space="0" w:color="000000"/>
-              <w:bottom w:val="single" w:sz="4" w:space="0" w:color="000000"/>
-              <w:right w:val="single" w:sz="4" w:space="0" w:color="000000"/>
-            </w:tcBorders>
-            <w:tcMar>
-              <w:top w:w="80" w:type="dxa"/>
-              <w:left w:w="100" w:type="dxa"/>
-              <w:bottom w:w="80" w:type="dxa"/>
-              <w:right w:w="100" w:type="dxa"/>
-            </w:tcMar>
-          </w:tcPr>
-          <w:p/>
+            <w:tcW w:w="3400" w:type="dxa"/>
+            <w:tcBorders>
+              <w:top w:val="single" w:sz="4" w:space="0" w:color="000000"/>
+              <w:left w:val="single" w:sz="4" w:space="0" w:color="000000"/>
+              <w:bottom w:val="single" w:sz="4" w:space="0" w:color="000000"/>
+              <w:right w:val="single" w:sz="4" w:space="0" w:color="000000"/>
+            </w:tcBorders>
+            <w:tcMar>
+              <w:top w:w="80" w:type="dxa"/>
+              <w:left w:w="100" w:type="dxa"/>
+              <w:bottom w:w="80" w:type="dxa"/>
+              <w:right w:w="100" w:type="dxa"/>
+            </w:tcMar>
+          </w:tcPr>
+          <w:p>
+            <w:r>
+              <w:rPr>
+                <w:b w:val="0"/>
+                <w:color w:val="000000"/>
+                <w:sz w:val="16"/>
+              </w:rPr>
+              <w:t>Needs group chat (FR-004, backlog #15), which is planned for Sprint 2.</w:t>
+            </w:r>
+          </w:p>
+        </w:tc>
+        <w:tc>
+          <w:tcPr>
+            <w:tcW w:w="898" w:type="dxa"/>
+            <w:tcBorders>
+              <w:top w:val="single" w:sz="4" w:space="0" w:color="000000"/>
+              <w:left w:val="single" w:sz="4" w:space="0" w:color="000000"/>
+              <w:bottom w:val="single" w:sz="4" w:space="0" w:color="000000"/>
+              <w:right w:val="single" w:sz="4" w:space="0" w:color="000000"/>
+            </w:tcBorders>
+            <w:tcMar>
+              <w:top w:w="80" w:type="dxa"/>
+              <w:left w:w="100" w:type="dxa"/>
+              <w:bottom w:w="80" w:type="dxa"/>
+              <w:right w:w="100" w:type="dxa"/>
+            </w:tcMar>
+          </w:tcPr>
+          <w:p>
+            <w:r>
+              <w:rPr>
+                <w:b/>
+                <w:color w:val="000000"/>
+                <w:sz w:val="16"/>
+              </w:rPr>
+              <w:t>Not executed (Sprint 2)</w:t>
+            </w:r>
+          </w:p>
         </w:tc>
       </w:tr>
       <w:tr>
@@ -8527,7 +9049,7 @@
         </w:tc>
         <w:tc>
           <w:tcPr>
-            <w:tcW w:w="1500" w:type="dxa"/>
+            <w:tcW w:w="1300" w:type="dxa"/>
             <w:tcBorders>
               <w:top w:val="single" w:sz="4" w:space="0" w:color="000000"/>
               <w:left w:val="single" w:sz="4" w:space="0" w:color="000000"/>
@@ -8554,7 +9076,7 @@
         </w:tc>
         <w:tc>
           <w:tcPr>
-            <w:tcW w:w="2400" w:type="dxa"/>
+            <w:tcW w:w="1900" w:type="dxa"/>
             <w:tcBorders>
               <w:top w:val="single" w:sz="4" w:space="0" w:color="000000"/>
               <w:left w:val="single" w:sz="4" w:space="0" w:color="000000"/>
@@ -8581,7 +9103,7 @@
         </w:tc>
         <w:tc>
           <w:tcPr>
-            <w:tcW w:w="1600" w:type="dxa"/>
+            <w:tcW w:w="1400" w:type="dxa"/>
             <w:tcBorders>
               <w:top w:val="single" w:sz="4" w:space="0" w:color="000000"/>
               <w:left w:val="single" w:sz="4" w:space="0" w:color="000000"/>
@@ -8626,7 +9148,7 @@
         </w:tc>
         <w:tc>
           <w:tcPr>
-            <w:tcW w:w="3000" w:type="dxa"/>
+            <w:tcW w:w="2300" w:type="dxa"/>
             <w:tcBorders>
               <w:top w:val="single" w:sz="4" w:space="0" w:color="000000"/>
               <w:left w:val="single" w:sz="4" w:space="0" w:color="000000"/>
@@ -8687,7 +9209,7 @@
         </w:tc>
         <w:tc>
           <w:tcPr>
-            <w:tcW w:w="1800" w:type="dxa"/>
+            <w:tcW w:w="1350" w:type="dxa"/>
             <w:tcBorders>
               <w:top w:val="single" w:sz="4" w:space="0" w:color="000000"/>
               <w:left w:val="single" w:sz="4" w:space="0" w:color="000000"/>
@@ -8714,7 +9236,7 @@
         </w:tc>
         <w:tc>
           <w:tcPr>
-            <w:tcW w:w="2400" w:type="dxa"/>
+            <w:tcW w:w="2150" w:type="dxa"/>
             <w:tcBorders>
               <w:top w:val="single" w:sz="4" w:space="0" w:color="000000"/>
               <w:left w:val="single" w:sz="4" w:space="0" w:color="000000"/>
@@ -8741,39 +9263,57 @@
         </w:tc>
         <w:tc>
           <w:tcPr>
-            <w:tcW w:w="1000" w:type="dxa"/>
-            <w:tcBorders>
-              <w:top w:val="single" w:sz="4" w:space="0" w:color="000000"/>
-              <w:left w:val="single" w:sz="4" w:space="0" w:color="000000"/>
-              <w:bottom w:val="single" w:sz="4" w:space="0" w:color="000000"/>
-              <w:right w:val="single" w:sz="4" w:space="0" w:color="000000"/>
-            </w:tcBorders>
-            <w:tcMar>
-              <w:top w:w="80" w:type="dxa"/>
-              <w:left w:w="100" w:type="dxa"/>
-              <w:bottom w:w="80" w:type="dxa"/>
-              <w:right w:w="100" w:type="dxa"/>
-            </w:tcMar>
-          </w:tcPr>
-          <w:p/>
-        </w:tc>
-        <w:tc>
-          <w:tcPr>
-            <w:tcW w:w="998" w:type="dxa"/>
-            <w:tcBorders>
-              <w:top w:val="single" w:sz="4" w:space="0" w:color="000000"/>
-              <w:left w:val="single" w:sz="4" w:space="0" w:color="000000"/>
-              <w:bottom w:val="single" w:sz="4" w:space="0" w:color="000000"/>
-              <w:right w:val="single" w:sz="4" w:space="0" w:color="000000"/>
-            </w:tcBorders>
-            <w:tcMar>
-              <w:top w:w="80" w:type="dxa"/>
-              <w:left w:w="100" w:type="dxa"/>
-              <w:bottom w:w="80" w:type="dxa"/>
-              <w:right w:w="100" w:type="dxa"/>
-            </w:tcMar>
-          </w:tcPr>
-          <w:p/>
+            <w:tcW w:w="3400" w:type="dxa"/>
+            <w:tcBorders>
+              <w:top w:val="single" w:sz="4" w:space="0" w:color="000000"/>
+              <w:left w:val="single" w:sz="4" w:space="0" w:color="000000"/>
+              <w:bottom w:val="single" w:sz="4" w:space="0" w:color="000000"/>
+              <w:right w:val="single" w:sz="4" w:space="0" w:color="000000"/>
+            </w:tcBorders>
+            <w:tcMar>
+              <w:top w:w="80" w:type="dxa"/>
+              <w:left w:w="100" w:type="dxa"/>
+              <w:bottom w:w="80" w:type="dxa"/>
+              <w:right w:w="100" w:type="dxa"/>
+            </w:tcMar>
+          </w:tcPr>
+          <w:p>
+            <w:r>
+              <w:rPr>
+                <w:b w:val="0"/>
+                <w:color w:val="000000"/>
+                <w:sz w:val="16"/>
+              </w:rPr>
+              <w:t>Needs group chat (FR-004, backlog #15), which is planned for Sprint 2.</w:t>
+            </w:r>
+          </w:p>
+        </w:tc>
+        <w:tc>
+          <w:tcPr>
+            <w:tcW w:w="898" w:type="dxa"/>
+            <w:tcBorders>
+              <w:top w:val="single" w:sz="4" w:space="0" w:color="000000"/>
+              <w:left w:val="single" w:sz="4" w:space="0" w:color="000000"/>
+              <w:bottom w:val="single" w:sz="4" w:space="0" w:color="000000"/>
+              <w:right w:val="single" w:sz="4" w:space="0" w:color="000000"/>
+            </w:tcBorders>
+            <w:tcMar>
+              <w:top w:w="80" w:type="dxa"/>
+              <w:left w:w="100" w:type="dxa"/>
+              <w:bottom w:w="80" w:type="dxa"/>
+              <w:right w:w="100" w:type="dxa"/>
+            </w:tcMar>
+          </w:tcPr>
+          <w:p>
+            <w:r>
+              <w:rPr>
+                <w:b/>
+                <w:color w:val="000000"/>
+                <w:sz w:val="16"/>
+              </w:rPr>
+              <w:t>Not executed (Sprint 2)</w:t>
+            </w:r>
+          </w:p>
         </w:tc>
       </w:tr>
       <w:tr>
@@ -8812,7 +9352,7 @@
         </w:tc>
         <w:tc>
           <w:tcPr>
-            <w:tcW w:w="1500" w:type="dxa"/>
+            <w:tcW w:w="1300" w:type="dxa"/>
             <w:tcBorders>
               <w:top w:val="single" w:sz="4" w:space="0" w:color="000000"/>
               <w:left w:val="single" w:sz="4" w:space="0" w:color="000000"/>
@@ -8839,7 +9379,7 @@
         </w:tc>
         <w:tc>
           <w:tcPr>
-            <w:tcW w:w="2400" w:type="dxa"/>
+            <w:tcW w:w="1900" w:type="dxa"/>
             <w:tcBorders>
               <w:top w:val="single" w:sz="4" w:space="0" w:color="000000"/>
               <w:left w:val="single" w:sz="4" w:space="0" w:color="000000"/>
@@ -8866,7 +9406,7 @@
         </w:tc>
         <w:tc>
           <w:tcPr>
-            <w:tcW w:w="1600" w:type="dxa"/>
+            <w:tcW w:w="1400" w:type="dxa"/>
             <w:tcBorders>
               <w:top w:val="single" w:sz="4" w:space="0" w:color="000000"/>
               <w:left w:val="single" w:sz="4" w:space="0" w:color="000000"/>
@@ -8911,7 +9451,7 @@
         </w:tc>
         <w:tc>
           <w:tcPr>
-            <w:tcW w:w="3000" w:type="dxa"/>
+            <w:tcW w:w="2300" w:type="dxa"/>
             <w:tcBorders>
               <w:top w:val="single" w:sz="4" w:space="0" w:color="000000"/>
               <w:left w:val="single" w:sz="4" w:space="0" w:color="000000"/>
@@ -9003,7 +9543,7 @@
         </w:tc>
         <w:tc>
           <w:tcPr>
-            <w:tcW w:w="1800" w:type="dxa"/>
+            <w:tcW w:w="1350" w:type="dxa"/>
             <w:tcBorders>
               <w:top w:val="single" w:sz="4" w:space="0" w:color="000000"/>
               <w:left w:val="single" w:sz="4" w:space="0" w:color="000000"/>
@@ -9030,7 +9570,7 @@
         </w:tc>
         <w:tc>
           <w:tcPr>
-            <w:tcW w:w="2400" w:type="dxa"/>
+            <w:tcW w:w="2150" w:type="dxa"/>
             <w:tcBorders>
               <w:top w:val="single" w:sz="4" w:space="0" w:color="000000"/>
               <w:left w:val="single" w:sz="4" w:space="0" w:color="000000"/>
@@ -9057,39 +9597,57 @@
         </w:tc>
         <w:tc>
           <w:tcPr>
-            <w:tcW w:w="1000" w:type="dxa"/>
-            <w:tcBorders>
-              <w:top w:val="single" w:sz="4" w:space="0" w:color="000000"/>
-              <w:left w:val="single" w:sz="4" w:space="0" w:color="000000"/>
-              <w:bottom w:val="single" w:sz="4" w:space="0" w:color="000000"/>
-              <w:right w:val="single" w:sz="4" w:space="0" w:color="000000"/>
-            </w:tcBorders>
-            <w:tcMar>
-              <w:top w:w="80" w:type="dxa"/>
-              <w:left w:w="100" w:type="dxa"/>
-              <w:bottom w:w="80" w:type="dxa"/>
-              <w:right w:w="100" w:type="dxa"/>
-            </w:tcMar>
-          </w:tcPr>
-          <w:p/>
-        </w:tc>
-        <w:tc>
-          <w:tcPr>
-            <w:tcW w:w="998" w:type="dxa"/>
-            <w:tcBorders>
-              <w:top w:val="single" w:sz="4" w:space="0" w:color="000000"/>
-              <w:left w:val="single" w:sz="4" w:space="0" w:color="000000"/>
-              <w:bottom w:val="single" w:sz="4" w:space="0" w:color="000000"/>
-              <w:right w:val="single" w:sz="4" w:space="0" w:color="000000"/>
-            </w:tcBorders>
-            <w:tcMar>
-              <w:top w:w="80" w:type="dxa"/>
-              <w:left w:w="100" w:type="dxa"/>
-              <w:bottom w:w="80" w:type="dxa"/>
-              <w:right w:w="100" w:type="dxa"/>
-            </w:tcMar>
-          </w:tcPr>
-          <w:p/>
+            <w:tcW w:w="3400" w:type="dxa"/>
+            <w:tcBorders>
+              <w:top w:val="single" w:sz="4" w:space="0" w:color="000000"/>
+              <w:left w:val="single" w:sz="4" w:space="0" w:color="000000"/>
+              <w:bottom w:val="single" w:sz="4" w:space="0" w:color="000000"/>
+              <w:right w:val="single" w:sz="4" w:space="0" w:color="000000"/>
+            </w:tcBorders>
+            <w:tcMar>
+              <w:top w:w="80" w:type="dxa"/>
+              <w:left w:w="100" w:type="dxa"/>
+              <w:bottom w:w="80" w:type="dxa"/>
+              <w:right w:w="100" w:type="dxa"/>
+            </w:tcMar>
+          </w:tcPr>
+          <w:p>
+            <w:r>
+              <w:rPr>
+                <w:b w:val="0"/>
+                <w:color w:val="000000"/>
+                <w:sz w:val="16"/>
+              </w:rPr>
+              <w:t>Needs group chat (FR-004, backlog #15), which is planned for Sprint 2.</w:t>
+            </w:r>
+          </w:p>
+        </w:tc>
+        <w:tc>
+          <w:tcPr>
+            <w:tcW w:w="898" w:type="dxa"/>
+            <w:tcBorders>
+              <w:top w:val="single" w:sz="4" w:space="0" w:color="000000"/>
+              <w:left w:val="single" w:sz="4" w:space="0" w:color="000000"/>
+              <w:bottom w:val="single" w:sz="4" w:space="0" w:color="000000"/>
+              <w:right w:val="single" w:sz="4" w:space="0" w:color="000000"/>
+            </w:tcBorders>
+            <w:tcMar>
+              <w:top w:w="80" w:type="dxa"/>
+              <w:left w:w="100" w:type="dxa"/>
+              <w:bottom w:w="80" w:type="dxa"/>
+              <w:right w:w="100" w:type="dxa"/>
+            </w:tcMar>
+          </w:tcPr>
+          <w:p>
+            <w:r>
+              <w:rPr>
+                <w:b/>
+                <w:color w:val="000000"/>
+                <w:sz w:val="16"/>
+              </w:rPr>
+              <w:t>Not executed (Sprint 2)</w:t>
+            </w:r>
+          </w:p>
         </w:tc>
       </w:tr>
       <w:tr>
@@ -9128,7 +9686,7 @@
         </w:tc>
         <w:tc>
           <w:tcPr>
-            <w:tcW w:w="1500" w:type="dxa"/>
+            <w:tcW w:w="1300" w:type="dxa"/>
             <w:tcBorders>
               <w:top w:val="single" w:sz="4" w:space="0" w:color="000000"/>
               <w:left w:val="single" w:sz="4" w:space="0" w:color="000000"/>
@@ -9155,7 +9713,7 @@
         </w:tc>
         <w:tc>
           <w:tcPr>
-            <w:tcW w:w="2400" w:type="dxa"/>
+            <w:tcW w:w="1900" w:type="dxa"/>
             <w:tcBorders>
               <w:top w:val="single" w:sz="4" w:space="0" w:color="000000"/>
               <w:left w:val="single" w:sz="4" w:space="0" w:color="000000"/>
@@ -9182,7 +9740,7 @@
         </w:tc>
         <w:tc>
           <w:tcPr>
-            <w:tcW w:w="1600" w:type="dxa"/>
+            <w:tcW w:w="1400" w:type="dxa"/>
             <w:tcBorders>
               <w:top w:val="single" w:sz="4" w:space="0" w:color="000000"/>
               <w:left w:val="single" w:sz="4" w:space="0" w:color="000000"/>
@@ -9227,7 +9785,7 @@
         </w:tc>
         <w:tc>
           <w:tcPr>
-            <w:tcW w:w="3000" w:type="dxa"/>
+            <w:tcW w:w="2300" w:type="dxa"/>
             <w:tcBorders>
               <w:top w:val="single" w:sz="4" w:space="0" w:color="000000"/>
               <w:left w:val="single" w:sz="4" w:space="0" w:color="000000"/>
@@ -9272,7 +9830,7 @@
         </w:tc>
         <w:tc>
           <w:tcPr>
-            <w:tcW w:w="1800" w:type="dxa"/>
+            <w:tcW w:w="1350" w:type="dxa"/>
             <w:tcBorders>
               <w:top w:val="single" w:sz="4" w:space="0" w:color="000000"/>
               <w:left w:val="single" w:sz="4" w:space="0" w:color="000000"/>
@@ -9317,7 +9875,7 @@
         </w:tc>
         <w:tc>
           <w:tcPr>
-            <w:tcW w:w="2400" w:type="dxa"/>
+            <w:tcW w:w="2150" w:type="dxa"/>
             <w:tcBorders>
               <w:top w:val="single" w:sz="4" w:space="0" w:color="000000"/>
               <w:left w:val="single" w:sz="4" w:space="0" w:color="000000"/>
@@ -9344,39 +9902,57 @@
         </w:tc>
         <w:tc>
           <w:tcPr>
-            <w:tcW w:w="1000" w:type="dxa"/>
-            <w:tcBorders>
-              <w:top w:val="single" w:sz="4" w:space="0" w:color="000000"/>
-              <w:left w:val="single" w:sz="4" w:space="0" w:color="000000"/>
-              <w:bottom w:val="single" w:sz="4" w:space="0" w:color="000000"/>
-              <w:right w:val="single" w:sz="4" w:space="0" w:color="000000"/>
-            </w:tcBorders>
-            <w:tcMar>
-              <w:top w:w="80" w:type="dxa"/>
-              <w:left w:w="100" w:type="dxa"/>
-              <w:bottom w:w="80" w:type="dxa"/>
-              <w:right w:w="100" w:type="dxa"/>
-            </w:tcMar>
-          </w:tcPr>
-          <w:p/>
-        </w:tc>
-        <w:tc>
-          <w:tcPr>
-            <w:tcW w:w="998" w:type="dxa"/>
-            <w:tcBorders>
-              <w:top w:val="single" w:sz="4" w:space="0" w:color="000000"/>
-              <w:left w:val="single" w:sz="4" w:space="0" w:color="000000"/>
-              <w:bottom w:val="single" w:sz="4" w:space="0" w:color="000000"/>
-              <w:right w:val="single" w:sz="4" w:space="0" w:color="000000"/>
-            </w:tcBorders>
-            <w:tcMar>
-              <w:top w:w="80" w:type="dxa"/>
-              <w:left w:w="100" w:type="dxa"/>
-              <w:bottom w:w="80" w:type="dxa"/>
-              <w:right w:w="100" w:type="dxa"/>
-            </w:tcMar>
-          </w:tcPr>
-          <w:p/>
+            <w:tcW w:w="3400" w:type="dxa"/>
+            <w:tcBorders>
+              <w:top w:val="single" w:sz="4" w:space="0" w:color="000000"/>
+              <w:left w:val="single" w:sz="4" w:space="0" w:color="000000"/>
+              <w:bottom w:val="single" w:sz="4" w:space="0" w:color="000000"/>
+              <w:right w:val="single" w:sz="4" w:space="0" w:color="000000"/>
+            </w:tcBorders>
+            <w:tcMar>
+              <w:top w:w="80" w:type="dxa"/>
+              <w:left w:w="100" w:type="dxa"/>
+              <w:bottom w:w="80" w:type="dxa"/>
+              <w:right w:w="100" w:type="dxa"/>
+            </w:tcMar>
+          </w:tcPr>
+          <w:p>
+            <w:r>
+              <w:rPr>
+                <w:b w:val="0"/>
+                <w:color w:val="000000"/>
+                <w:sz w:val="16"/>
+              </w:rPr>
+              <w:t>Needs group chat (FR-004, backlog #15), which is planned for Sprint 2.</w:t>
+            </w:r>
+          </w:p>
+        </w:tc>
+        <w:tc>
+          <w:tcPr>
+            <w:tcW w:w="898" w:type="dxa"/>
+            <w:tcBorders>
+              <w:top w:val="single" w:sz="4" w:space="0" w:color="000000"/>
+              <w:left w:val="single" w:sz="4" w:space="0" w:color="000000"/>
+              <w:bottom w:val="single" w:sz="4" w:space="0" w:color="000000"/>
+              <w:right w:val="single" w:sz="4" w:space="0" w:color="000000"/>
+            </w:tcBorders>
+            <w:tcMar>
+              <w:top w:w="80" w:type="dxa"/>
+              <w:left w:w="100" w:type="dxa"/>
+              <w:bottom w:w="80" w:type="dxa"/>
+              <w:right w:w="100" w:type="dxa"/>
+            </w:tcMar>
+          </w:tcPr>
+          <w:p>
+            <w:r>
+              <w:rPr>
+                <w:b/>
+                <w:color w:val="000000"/>
+                <w:sz w:val="16"/>
+              </w:rPr>
+              <w:t>Not executed (Sprint 2)</w:t>
+            </w:r>
+          </w:p>
         </w:tc>
       </w:tr>
       <w:tr>
@@ -9415,7 +9991,7 @@
         </w:tc>
         <w:tc>
           <w:tcPr>
-            <w:tcW w:w="1500" w:type="dxa"/>
+            <w:tcW w:w="1300" w:type="dxa"/>
             <w:tcBorders>
               <w:top w:val="single" w:sz="4" w:space="0" w:color="000000"/>
               <w:left w:val="single" w:sz="4" w:space="0" w:color="000000"/>
@@ -9442,7 +10018,7 @@
         </w:tc>
         <w:tc>
           <w:tcPr>
-            <w:tcW w:w="2400" w:type="dxa"/>
+            <w:tcW w:w="1900" w:type="dxa"/>
             <w:tcBorders>
               <w:top w:val="single" w:sz="4" w:space="0" w:color="000000"/>
               <w:left w:val="single" w:sz="4" w:space="0" w:color="000000"/>
@@ -9469,7 +10045,7 @@
         </w:tc>
         <w:tc>
           <w:tcPr>
-            <w:tcW w:w="1600" w:type="dxa"/>
+            <w:tcW w:w="1400" w:type="dxa"/>
             <w:tcBorders>
               <w:top w:val="single" w:sz="4" w:space="0" w:color="000000"/>
               <w:left w:val="single" w:sz="4" w:space="0" w:color="000000"/>
@@ -9496,7 +10072,7 @@
         </w:tc>
         <w:tc>
           <w:tcPr>
-            <w:tcW w:w="3000" w:type="dxa"/>
+            <w:tcW w:w="2300" w:type="dxa"/>
             <w:tcBorders>
               <w:top w:val="single" w:sz="4" w:space="0" w:color="000000"/>
               <w:left w:val="single" w:sz="4" w:space="0" w:color="000000"/>
@@ -9578,7 +10154,7 @@
         </w:tc>
         <w:tc>
           <w:tcPr>
-            <w:tcW w:w="1800" w:type="dxa"/>
+            <w:tcW w:w="1350" w:type="dxa"/>
             <w:tcBorders>
               <w:top w:val="single" w:sz="4" w:space="0" w:color="000000"/>
               <w:left w:val="single" w:sz="4" w:space="0" w:color="000000"/>
@@ -9605,7 +10181,7 @@
         </w:tc>
         <w:tc>
           <w:tcPr>
-            <w:tcW w:w="2400" w:type="dxa"/>
+            <w:tcW w:w="2150" w:type="dxa"/>
             <w:tcBorders>
               <w:top w:val="single" w:sz="4" w:space="0" w:color="000000"/>
               <w:left w:val="single" w:sz="4" w:space="0" w:color="000000"/>
@@ -9632,39 +10208,57 @@
         </w:tc>
         <w:tc>
           <w:tcPr>
-            <w:tcW w:w="1000" w:type="dxa"/>
-            <w:tcBorders>
-              <w:top w:val="single" w:sz="4" w:space="0" w:color="000000"/>
-              <w:left w:val="single" w:sz="4" w:space="0" w:color="000000"/>
-              <w:bottom w:val="single" w:sz="4" w:space="0" w:color="000000"/>
-              <w:right w:val="single" w:sz="4" w:space="0" w:color="000000"/>
-            </w:tcBorders>
-            <w:tcMar>
-              <w:top w:w="80" w:type="dxa"/>
-              <w:left w:w="100" w:type="dxa"/>
-              <w:bottom w:w="80" w:type="dxa"/>
-              <w:right w:w="100" w:type="dxa"/>
-            </w:tcMar>
-          </w:tcPr>
-          <w:p/>
-        </w:tc>
-        <w:tc>
-          <w:tcPr>
-            <w:tcW w:w="998" w:type="dxa"/>
-            <w:tcBorders>
-              <w:top w:val="single" w:sz="4" w:space="0" w:color="000000"/>
-              <w:left w:val="single" w:sz="4" w:space="0" w:color="000000"/>
-              <w:bottom w:val="single" w:sz="4" w:space="0" w:color="000000"/>
-              <w:right w:val="single" w:sz="4" w:space="0" w:color="000000"/>
-            </w:tcBorders>
-            <w:tcMar>
-              <w:top w:w="80" w:type="dxa"/>
-              <w:left w:w="100" w:type="dxa"/>
-              <w:bottom w:w="80" w:type="dxa"/>
-              <w:right w:w="100" w:type="dxa"/>
-            </w:tcMar>
-          </w:tcPr>
-          <w:p/>
+            <w:tcW w:w="3400" w:type="dxa"/>
+            <w:tcBorders>
+              <w:top w:val="single" w:sz="4" w:space="0" w:color="000000"/>
+              <w:left w:val="single" w:sz="4" w:space="0" w:color="000000"/>
+              <w:bottom w:val="single" w:sz="4" w:space="0" w:color="000000"/>
+              <w:right w:val="single" w:sz="4" w:space="0" w:color="000000"/>
+            </w:tcBorders>
+            <w:tcMar>
+              <w:top w:w="80" w:type="dxa"/>
+              <w:left w:w="100" w:type="dxa"/>
+              <w:bottom w:w="80" w:type="dxa"/>
+              <w:right w:w="100" w:type="dxa"/>
+            </w:tcMar>
+          </w:tcPr>
+          <w:p>
+            <w:r>
+              <w:rPr>
+                <w:b w:val="0"/>
+                <w:color w:val="000000"/>
+                <w:sz w:val="16"/>
+              </w:rPr>
+              <w:t>Needs group chat (FR-004, backlog #15), which is planned for Sprint 2.</w:t>
+            </w:r>
+          </w:p>
+        </w:tc>
+        <w:tc>
+          <w:tcPr>
+            <w:tcW w:w="898" w:type="dxa"/>
+            <w:tcBorders>
+              <w:top w:val="single" w:sz="4" w:space="0" w:color="000000"/>
+              <w:left w:val="single" w:sz="4" w:space="0" w:color="000000"/>
+              <w:bottom w:val="single" w:sz="4" w:space="0" w:color="000000"/>
+              <w:right w:val="single" w:sz="4" w:space="0" w:color="000000"/>
+            </w:tcBorders>
+            <w:tcMar>
+              <w:top w:w="80" w:type="dxa"/>
+              <w:left w:w="100" w:type="dxa"/>
+              <w:bottom w:w="80" w:type="dxa"/>
+              <w:right w:w="100" w:type="dxa"/>
+            </w:tcMar>
+          </w:tcPr>
+          <w:p>
+            <w:r>
+              <w:rPr>
+                <w:b/>
+                <w:color w:val="000000"/>
+                <w:sz w:val="16"/>
+              </w:rPr>
+              <w:t>Not executed (Sprint 2)</w:t>
+            </w:r>
+          </w:p>
         </w:tc>
       </w:tr>
       <w:tr>
@@ -9703,7 +10297,7 @@
         </w:tc>
         <w:tc>
           <w:tcPr>
-            <w:tcW w:w="1500" w:type="dxa"/>
+            <w:tcW w:w="1300" w:type="dxa"/>
             <w:tcBorders>
               <w:top w:val="single" w:sz="4" w:space="0" w:color="000000"/>
               <w:left w:val="single" w:sz="4" w:space="0" w:color="000000"/>
@@ -9730,7 +10324,7 @@
         </w:tc>
         <w:tc>
           <w:tcPr>
-            <w:tcW w:w="2400" w:type="dxa"/>
+            <w:tcW w:w="1900" w:type="dxa"/>
             <w:tcBorders>
               <w:top w:val="single" w:sz="4" w:space="0" w:color="000000"/>
               <w:left w:val="single" w:sz="4" w:space="0" w:color="000000"/>
@@ -9757,7 +10351,7 @@
         </w:tc>
         <w:tc>
           <w:tcPr>
-            <w:tcW w:w="1600" w:type="dxa"/>
+            <w:tcW w:w="1400" w:type="dxa"/>
             <w:tcBorders>
               <w:top w:val="single" w:sz="4" w:space="0" w:color="000000"/>
               <w:left w:val="single" w:sz="4" w:space="0" w:color="000000"/>
@@ -9802,7 +10396,7 @@
         </w:tc>
         <w:tc>
           <w:tcPr>
-            <w:tcW w:w="3000" w:type="dxa"/>
+            <w:tcW w:w="2300" w:type="dxa"/>
             <w:tcBorders>
               <w:top w:val="single" w:sz="4" w:space="0" w:color="000000"/>
               <w:left w:val="single" w:sz="4" w:space="0" w:color="000000"/>
@@ -9894,7 +10488,7 @@
         </w:tc>
         <w:tc>
           <w:tcPr>
-            <w:tcW w:w="1800" w:type="dxa"/>
+            <w:tcW w:w="1350" w:type="dxa"/>
             <w:tcBorders>
               <w:top w:val="single" w:sz="4" w:space="0" w:color="000000"/>
               <w:left w:val="single" w:sz="4" w:space="0" w:color="000000"/>
@@ -9921,7 +10515,7 @@
         </w:tc>
         <w:tc>
           <w:tcPr>
-            <w:tcW w:w="2400" w:type="dxa"/>
+            <w:tcW w:w="2150" w:type="dxa"/>
             <w:tcBorders>
               <w:top w:val="single" w:sz="4" w:space="0" w:color="000000"/>
               <w:left w:val="single" w:sz="4" w:space="0" w:color="000000"/>
@@ -9948,39 +10542,57 @@
         </w:tc>
         <w:tc>
           <w:tcPr>
-            <w:tcW w:w="1000" w:type="dxa"/>
-            <w:tcBorders>
-              <w:top w:val="single" w:sz="4" w:space="0" w:color="000000"/>
-              <w:left w:val="single" w:sz="4" w:space="0" w:color="000000"/>
-              <w:bottom w:val="single" w:sz="4" w:space="0" w:color="000000"/>
-              <w:right w:val="single" w:sz="4" w:space="0" w:color="000000"/>
-            </w:tcBorders>
-            <w:tcMar>
-              <w:top w:w="80" w:type="dxa"/>
-              <w:left w:w="100" w:type="dxa"/>
-              <w:bottom w:w="80" w:type="dxa"/>
-              <w:right w:w="100" w:type="dxa"/>
-            </w:tcMar>
-          </w:tcPr>
-          <w:p/>
-        </w:tc>
-        <w:tc>
-          <w:tcPr>
-            <w:tcW w:w="998" w:type="dxa"/>
-            <w:tcBorders>
-              <w:top w:val="single" w:sz="4" w:space="0" w:color="000000"/>
-              <w:left w:val="single" w:sz="4" w:space="0" w:color="000000"/>
-              <w:bottom w:val="single" w:sz="4" w:space="0" w:color="000000"/>
-              <w:right w:val="single" w:sz="4" w:space="0" w:color="000000"/>
-            </w:tcBorders>
-            <w:tcMar>
-              <w:top w:w="80" w:type="dxa"/>
-              <w:left w:w="100" w:type="dxa"/>
-              <w:bottom w:w="80" w:type="dxa"/>
-              <w:right w:w="100" w:type="dxa"/>
-            </w:tcMar>
-          </w:tcPr>
-          <w:p/>
+            <w:tcW w:w="3400" w:type="dxa"/>
+            <w:tcBorders>
+              <w:top w:val="single" w:sz="4" w:space="0" w:color="000000"/>
+              <w:left w:val="single" w:sz="4" w:space="0" w:color="000000"/>
+              <w:bottom w:val="single" w:sz="4" w:space="0" w:color="000000"/>
+              <w:right w:val="single" w:sz="4" w:space="0" w:color="000000"/>
+            </w:tcBorders>
+            <w:tcMar>
+              <w:top w:w="80" w:type="dxa"/>
+              <w:left w:w="100" w:type="dxa"/>
+              <w:bottom w:w="80" w:type="dxa"/>
+              <w:right w:w="100" w:type="dxa"/>
+            </w:tcMar>
+          </w:tcPr>
+          <w:p>
+            <w:r>
+              <w:rPr>
+                <w:b w:val="0"/>
+                <w:color w:val="000000"/>
+                <w:sz w:val="16"/>
+              </w:rPr>
+              <w:t>Needs group chat (FR-004, backlog #15), which is planned for Sprint 2.</w:t>
+            </w:r>
+          </w:p>
+        </w:tc>
+        <w:tc>
+          <w:tcPr>
+            <w:tcW w:w="898" w:type="dxa"/>
+            <w:tcBorders>
+              <w:top w:val="single" w:sz="4" w:space="0" w:color="000000"/>
+              <w:left w:val="single" w:sz="4" w:space="0" w:color="000000"/>
+              <w:bottom w:val="single" w:sz="4" w:space="0" w:color="000000"/>
+              <w:right w:val="single" w:sz="4" w:space="0" w:color="000000"/>
+            </w:tcBorders>
+            <w:tcMar>
+              <w:top w:w="80" w:type="dxa"/>
+              <w:left w:w="100" w:type="dxa"/>
+              <w:bottom w:w="80" w:type="dxa"/>
+              <w:right w:w="100" w:type="dxa"/>
+            </w:tcMar>
+          </w:tcPr>
+          <w:p>
+            <w:r>
+              <w:rPr>
+                <w:b/>
+                <w:color w:val="000000"/>
+                <w:sz w:val="16"/>
+              </w:rPr>
+              <w:t>Not executed (Sprint 2)</w:t>
+            </w:r>
+          </w:p>
         </w:tc>
       </w:tr>
       <w:tr>
@@ -10019,7 +10631,7 @@
         </w:tc>
         <w:tc>
           <w:tcPr>
-            <w:tcW w:w="1500" w:type="dxa"/>
+            <w:tcW w:w="1300" w:type="dxa"/>
             <w:tcBorders>
               <w:top w:val="single" w:sz="4" w:space="0" w:color="000000"/>
               <w:left w:val="single" w:sz="4" w:space="0" w:color="000000"/>
@@ -10046,7 +10658,7 @@
         </w:tc>
         <w:tc>
           <w:tcPr>
-            <w:tcW w:w="2400" w:type="dxa"/>
+            <w:tcW w:w="1900" w:type="dxa"/>
             <w:tcBorders>
               <w:top w:val="single" w:sz="4" w:space="0" w:color="000000"/>
               <w:left w:val="single" w:sz="4" w:space="0" w:color="000000"/>
@@ -10073,7 +10685,7 @@
         </w:tc>
         <w:tc>
           <w:tcPr>
-            <w:tcW w:w="1600" w:type="dxa"/>
+            <w:tcW w:w="1400" w:type="dxa"/>
             <w:tcBorders>
               <w:top w:val="single" w:sz="4" w:space="0" w:color="000000"/>
               <w:left w:val="single" w:sz="4" w:space="0" w:color="000000"/>
@@ -10100,7 +10712,7 @@
         </w:tc>
         <w:tc>
           <w:tcPr>
-            <w:tcW w:w="3000" w:type="dxa"/>
+            <w:tcW w:w="2300" w:type="dxa"/>
             <w:tcBorders>
               <w:top w:val="single" w:sz="4" w:space="0" w:color="000000"/>
               <w:left w:val="single" w:sz="4" w:space="0" w:color="000000"/>
@@ -10163,7 +10775,7 @@
         </w:tc>
         <w:tc>
           <w:tcPr>
-            <w:tcW w:w="1800" w:type="dxa"/>
+            <w:tcW w:w="1350" w:type="dxa"/>
             <w:tcBorders>
               <w:top w:val="single" w:sz="4" w:space="0" w:color="000000"/>
               <w:left w:val="single" w:sz="4" w:space="0" w:color="000000"/>
@@ -10226,7 +10838,7 @@
         </w:tc>
         <w:tc>
           <w:tcPr>
-            <w:tcW w:w="2400" w:type="dxa"/>
+            <w:tcW w:w="2150" w:type="dxa"/>
             <w:tcBorders>
               <w:top w:val="single" w:sz="4" w:space="0" w:color="000000"/>
               <w:left w:val="single" w:sz="4" w:space="0" w:color="000000"/>
@@ -10271,39 +10883,57 @@
         </w:tc>
         <w:tc>
           <w:tcPr>
-            <w:tcW w:w="1000" w:type="dxa"/>
-            <w:tcBorders>
-              <w:top w:val="single" w:sz="4" w:space="0" w:color="000000"/>
-              <w:left w:val="single" w:sz="4" w:space="0" w:color="000000"/>
-              <w:bottom w:val="single" w:sz="4" w:space="0" w:color="000000"/>
-              <w:right w:val="single" w:sz="4" w:space="0" w:color="000000"/>
-            </w:tcBorders>
-            <w:tcMar>
-              <w:top w:w="80" w:type="dxa"/>
-              <w:left w:w="100" w:type="dxa"/>
-              <w:bottom w:w="80" w:type="dxa"/>
-              <w:right w:w="100" w:type="dxa"/>
-            </w:tcMar>
-          </w:tcPr>
-          <w:p/>
-        </w:tc>
-        <w:tc>
-          <w:tcPr>
-            <w:tcW w:w="998" w:type="dxa"/>
-            <w:tcBorders>
-              <w:top w:val="single" w:sz="4" w:space="0" w:color="000000"/>
-              <w:left w:val="single" w:sz="4" w:space="0" w:color="000000"/>
-              <w:bottom w:val="single" w:sz="4" w:space="0" w:color="000000"/>
-              <w:right w:val="single" w:sz="4" w:space="0" w:color="000000"/>
-            </w:tcBorders>
-            <w:tcMar>
-              <w:top w:w="80" w:type="dxa"/>
-              <w:left w:w="100" w:type="dxa"/>
-              <w:bottom w:w="80" w:type="dxa"/>
-              <w:right w:w="100" w:type="dxa"/>
-            </w:tcMar>
-          </w:tcPr>
-          <w:p/>
+            <w:tcW w:w="3400" w:type="dxa"/>
+            <w:tcBorders>
+              <w:top w:val="single" w:sz="4" w:space="0" w:color="000000"/>
+              <w:left w:val="single" w:sz="4" w:space="0" w:color="000000"/>
+              <w:bottom w:val="single" w:sz="4" w:space="0" w:color="000000"/>
+              <w:right w:val="single" w:sz="4" w:space="0" w:color="000000"/>
+            </w:tcBorders>
+            <w:tcMar>
+              <w:top w:w="80" w:type="dxa"/>
+              <w:left w:w="100" w:type="dxa"/>
+              <w:bottom w:w="80" w:type="dxa"/>
+              <w:right w:w="100" w:type="dxa"/>
+            </w:tcMar>
+          </w:tcPr>
+          <w:p>
+            <w:r>
+              <w:rPr>
+                <w:b w:val="0"/>
+                <w:color w:val="000000"/>
+                <w:sz w:val="16"/>
+              </w:rPr>
+              <w:t>Message built as {'type': 'private', 'from': 'userA', 'to': 'userB', 'text': 'hey'}: single recipient, type 'private' (not broadcast).</w:t>
+            </w:r>
+          </w:p>
+        </w:tc>
+        <w:tc>
+          <w:tcPr>
+            <w:tcW w:w="898" w:type="dxa"/>
+            <w:tcBorders>
+              <w:top w:val="single" w:sz="4" w:space="0" w:color="000000"/>
+              <w:left w:val="single" w:sz="4" w:space="0" w:color="000000"/>
+              <w:bottom w:val="single" w:sz="4" w:space="0" w:color="000000"/>
+              <w:right w:val="single" w:sz="4" w:space="0" w:color="000000"/>
+            </w:tcBorders>
+            <w:tcMar>
+              <w:top w:w="80" w:type="dxa"/>
+              <w:left w:w="100" w:type="dxa"/>
+              <w:bottom w:w="80" w:type="dxa"/>
+              <w:right w:w="100" w:type="dxa"/>
+            </w:tcMar>
+          </w:tcPr>
+          <w:p>
+            <w:r>
+              <w:rPr>
+                <w:b/>
+                <w:color w:val="000000"/>
+                <w:sz w:val="16"/>
+              </w:rPr>
+              <w:t>Pass</w:t>
+            </w:r>
+          </w:p>
         </w:tc>
       </w:tr>
       <w:tr>
@@ -10342,7 +10972,7 @@
         </w:tc>
         <w:tc>
           <w:tcPr>
-            <w:tcW w:w="1500" w:type="dxa"/>
+            <w:tcW w:w="1300" w:type="dxa"/>
             <w:tcBorders>
               <w:top w:val="single" w:sz="4" w:space="0" w:color="000000"/>
               <w:left w:val="single" w:sz="4" w:space="0" w:color="000000"/>
@@ -10369,7 +10999,7 @@
         </w:tc>
         <w:tc>
           <w:tcPr>
-            <w:tcW w:w="2400" w:type="dxa"/>
+            <w:tcW w:w="1900" w:type="dxa"/>
             <w:tcBorders>
               <w:top w:val="single" w:sz="4" w:space="0" w:color="000000"/>
               <w:left w:val="single" w:sz="4" w:space="0" w:color="000000"/>
@@ -10396,7 +11026,7 @@
         </w:tc>
         <w:tc>
           <w:tcPr>
-            <w:tcW w:w="1600" w:type="dxa"/>
+            <w:tcW w:w="1400" w:type="dxa"/>
             <w:tcBorders>
               <w:top w:val="single" w:sz="4" w:space="0" w:color="000000"/>
               <w:left w:val="single" w:sz="4" w:space="0" w:color="000000"/>
@@ -10441,7 +11071,7 @@
         </w:tc>
         <w:tc>
           <w:tcPr>
-            <w:tcW w:w="3000" w:type="dxa"/>
+            <w:tcW w:w="2300" w:type="dxa"/>
             <w:tcBorders>
               <w:top w:val="single" w:sz="4" w:space="0" w:color="000000"/>
               <w:left w:val="single" w:sz="4" w:space="0" w:color="000000"/>
@@ -10486,7 +11116,7 @@
         </w:tc>
         <w:tc>
           <w:tcPr>
-            <w:tcW w:w="1800" w:type="dxa"/>
+            <w:tcW w:w="1350" w:type="dxa"/>
             <w:tcBorders>
               <w:top w:val="single" w:sz="4" w:space="0" w:color="000000"/>
               <w:left w:val="single" w:sz="4" w:space="0" w:color="000000"/>
@@ -10531,7 +11161,7 @@
         </w:tc>
         <w:tc>
           <w:tcPr>
-            <w:tcW w:w="2400" w:type="dxa"/>
+            <w:tcW w:w="2150" w:type="dxa"/>
             <w:tcBorders>
               <w:top w:val="single" w:sz="4" w:space="0" w:color="000000"/>
               <w:left w:val="single" w:sz="4" w:space="0" w:color="000000"/>
@@ -10558,39 +11188,57 @@
         </w:tc>
         <w:tc>
           <w:tcPr>
-            <w:tcW w:w="1000" w:type="dxa"/>
-            <w:tcBorders>
-              <w:top w:val="single" w:sz="4" w:space="0" w:color="000000"/>
-              <w:left w:val="single" w:sz="4" w:space="0" w:color="000000"/>
-              <w:bottom w:val="single" w:sz="4" w:space="0" w:color="000000"/>
-              <w:right w:val="single" w:sz="4" w:space="0" w:color="000000"/>
-            </w:tcBorders>
-            <w:tcMar>
-              <w:top w:w="80" w:type="dxa"/>
-              <w:left w:w="100" w:type="dxa"/>
-              <w:bottom w:w="80" w:type="dxa"/>
-              <w:right w:w="100" w:type="dxa"/>
-            </w:tcMar>
-          </w:tcPr>
-          <w:p/>
-        </w:tc>
-        <w:tc>
-          <w:tcPr>
-            <w:tcW w:w="998" w:type="dxa"/>
-            <w:tcBorders>
-              <w:top w:val="single" w:sz="4" w:space="0" w:color="000000"/>
-              <w:left w:val="single" w:sz="4" w:space="0" w:color="000000"/>
-              <w:bottom w:val="single" w:sz="4" w:space="0" w:color="000000"/>
-              <w:right w:val="single" w:sz="4" w:space="0" w:color="000000"/>
-            </w:tcBorders>
-            <w:tcMar>
-              <w:top w:w="80" w:type="dxa"/>
-              <w:left w:w="100" w:type="dxa"/>
-              <w:bottom w:w="80" w:type="dxa"/>
-              <w:right w:w="100" w:type="dxa"/>
-            </w:tcMar>
-          </w:tcPr>
-          <w:p/>
+            <w:tcW w:w="3400" w:type="dxa"/>
+            <w:tcBorders>
+              <w:top w:val="single" w:sz="4" w:space="0" w:color="000000"/>
+              <w:left w:val="single" w:sz="4" w:space="0" w:color="000000"/>
+              <w:bottom w:val="single" w:sz="4" w:space="0" w:color="000000"/>
+              <w:right w:val="single" w:sz="4" w:space="0" w:color="000000"/>
+            </w:tcBorders>
+            <w:tcMar>
+              <w:top w:w="80" w:type="dxa"/>
+              <w:left w:w="100" w:type="dxa"/>
+              <w:bottom w:w="80" w:type="dxa"/>
+              <w:right w:w="100" w:type="dxa"/>
+            </w:tcMar>
+          </w:tcPr>
+          <w:p>
+            <w:r>
+              <w:rPr>
+                <w:b w:val="0"/>
+                <w:color w:val="000000"/>
+                <w:sz w:val="16"/>
+              </w:rPr>
+              <w:t>Server answered 'User not found/offline' (code USER_NOT_FOUND); nothing silently discarded.</w:t>
+            </w:r>
+          </w:p>
+        </w:tc>
+        <w:tc>
+          <w:tcPr>
+            <w:tcW w:w="898" w:type="dxa"/>
+            <w:tcBorders>
+              <w:top w:val="single" w:sz="4" w:space="0" w:color="000000"/>
+              <w:left w:val="single" w:sz="4" w:space="0" w:color="000000"/>
+              <w:bottom w:val="single" w:sz="4" w:space="0" w:color="000000"/>
+              <w:right w:val="single" w:sz="4" w:space="0" w:color="000000"/>
+            </w:tcBorders>
+            <w:tcMar>
+              <w:top w:w="80" w:type="dxa"/>
+              <w:left w:w="100" w:type="dxa"/>
+              <w:bottom w:w="80" w:type="dxa"/>
+              <w:right w:w="100" w:type="dxa"/>
+            </w:tcMar>
+          </w:tcPr>
+          <w:p>
+            <w:r>
+              <w:rPr>
+                <w:b/>
+                <w:color w:val="000000"/>
+                <w:sz w:val="16"/>
+              </w:rPr>
+              <w:t>Pass</w:t>
+            </w:r>
+          </w:p>
         </w:tc>
       </w:tr>
       <w:tr>
@@ -10629,7 +11277,7 @@
         </w:tc>
         <w:tc>
           <w:tcPr>
-            <w:tcW w:w="1500" w:type="dxa"/>
+            <w:tcW w:w="1300" w:type="dxa"/>
             <w:tcBorders>
               <w:top w:val="single" w:sz="4" w:space="0" w:color="000000"/>
               <w:left w:val="single" w:sz="4" w:space="0" w:color="000000"/>
@@ -10656,7 +11304,7 @@
         </w:tc>
         <w:tc>
           <w:tcPr>
-            <w:tcW w:w="2400" w:type="dxa"/>
+            <w:tcW w:w="1900" w:type="dxa"/>
             <w:tcBorders>
               <w:top w:val="single" w:sz="4" w:space="0" w:color="000000"/>
               <w:left w:val="single" w:sz="4" w:space="0" w:color="000000"/>
@@ -10683,7 +11331,7 @@
         </w:tc>
         <w:tc>
           <w:tcPr>
-            <w:tcW w:w="1600" w:type="dxa"/>
+            <w:tcW w:w="1400" w:type="dxa"/>
             <w:tcBorders>
               <w:top w:val="single" w:sz="4" w:space="0" w:color="000000"/>
               <w:left w:val="single" w:sz="4" w:space="0" w:color="000000"/>
@@ -10710,7 +11358,7 @@
         </w:tc>
         <w:tc>
           <w:tcPr>
-            <w:tcW w:w="3000" w:type="dxa"/>
+            <w:tcW w:w="2300" w:type="dxa"/>
             <w:tcBorders>
               <w:top w:val="single" w:sz="4" w:space="0" w:color="000000"/>
               <w:left w:val="single" w:sz="4" w:space="0" w:color="000000"/>
@@ -10753,7 +11401,7 @@
         </w:tc>
         <w:tc>
           <w:tcPr>
-            <w:tcW w:w="1800" w:type="dxa"/>
+            <w:tcW w:w="1350" w:type="dxa"/>
             <w:tcBorders>
               <w:top w:val="single" w:sz="4" w:space="0" w:color="000000"/>
               <w:left w:val="single" w:sz="4" w:space="0" w:color="000000"/>
@@ -10780,7 +11428,7 @@
         </w:tc>
         <w:tc>
           <w:tcPr>
-            <w:tcW w:w="2400" w:type="dxa"/>
+            <w:tcW w:w="2150" w:type="dxa"/>
             <w:tcBorders>
               <w:top w:val="single" w:sz="4" w:space="0" w:color="000000"/>
               <w:left w:val="single" w:sz="4" w:space="0" w:color="000000"/>
@@ -10807,39 +11455,57 @@
         </w:tc>
         <w:tc>
           <w:tcPr>
-            <w:tcW w:w="1000" w:type="dxa"/>
-            <w:tcBorders>
-              <w:top w:val="single" w:sz="4" w:space="0" w:color="000000"/>
-              <w:left w:val="single" w:sz="4" w:space="0" w:color="000000"/>
-              <w:bottom w:val="single" w:sz="4" w:space="0" w:color="000000"/>
-              <w:right w:val="single" w:sz="4" w:space="0" w:color="000000"/>
-            </w:tcBorders>
-            <w:tcMar>
-              <w:top w:w="80" w:type="dxa"/>
-              <w:left w:w="100" w:type="dxa"/>
-              <w:bottom w:w="80" w:type="dxa"/>
-              <w:right w:w="100" w:type="dxa"/>
-            </w:tcMar>
-          </w:tcPr>
-          <w:p/>
-        </w:tc>
-        <w:tc>
-          <w:tcPr>
-            <w:tcW w:w="998" w:type="dxa"/>
-            <w:tcBorders>
-              <w:top w:val="single" w:sz="4" w:space="0" w:color="000000"/>
-              <w:left w:val="single" w:sz="4" w:space="0" w:color="000000"/>
-              <w:bottom w:val="single" w:sz="4" w:space="0" w:color="000000"/>
-              <w:right w:val="single" w:sz="4" w:space="0" w:color="000000"/>
-            </w:tcBorders>
-            <w:tcMar>
-              <w:top w:w="80" w:type="dxa"/>
-              <w:left w:w="100" w:type="dxa"/>
-              <w:bottom w:w="80" w:type="dxa"/>
-              <w:right w:w="100" w:type="dxa"/>
-            </w:tcMar>
-          </w:tcPr>
-          <w:p/>
+            <w:tcW w:w="3400" w:type="dxa"/>
+            <w:tcBorders>
+              <w:top w:val="single" w:sz="4" w:space="0" w:color="000000"/>
+              <w:left w:val="single" w:sz="4" w:space="0" w:color="000000"/>
+              <w:bottom w:val="single" w:sz="4" w:space="0" w:color="000000"/>
+              <w:right w:val="single" w:sz="4" w:space="0" w:color="000000"/>
+            </w:tcBorders>
+            <w:tcMar>
+              <w:top w:w="80" w:type="dxa"/>
+              <w:left w:w="100" w:type="dxa"/>
+              <w:bottom w:w="80" w:type="dxa"/>
+              <w:right w:w="100" w:type="dxa"/>
+            </w:tcMar>
+          </w:tcPr>
+          <w:p>
+            <w:r>
+              <w:rPr>
+                <w:b w:val="0"/>
+                <w:color w:val="000000"/>
+                <w:sz w:val="16"/>
+              </w:rPr>
+              <w:t>Both rejected by the same check used for normal chat: 'Message text is empty.' and 'Messages are limited to 4000 characters.'. (Group messages are Sprint 2.)</w:t>
+            </w:r>
+          </w:p>
+        </w:tc>
+        <w:tc>
+          <w:tcPr>
+            <w:tcW w:w="898" w:type="dxa"/>
+            <w:tcBorders>
+              <w:top w:val="single" w:sz="4" w:space="0" w:color="000000"/>
+              <w:left w:val="single" w:sz="4" w:space="0" w:color="000000"/>
+              <w:bottom w:val="single" w:sz="4" w:space="0" w:color="000000"/>
+              <w:right w:val="single" w:sz="4" w:space="0" w:color="000000"/>
+            </w:tcBorders>
+            <w:tcMar>
+              <w:top w:w="80" w:type="dxa"/>
+              <w:left w:w="100" w:type="dxa"/>
+              <w:bottom w:w="80" w:type="dxa"/>
+              <w:right w:w="100" w:type="dxa"/>
+            </w:tcMar>
+          </w:tcPr>
+          <w:p>
+            <w:r>
+              <w:rPr>
+                <w:b/>
+                <w:color w:val="000000"/>
+                <w:sz w:val="16"/>
+              </w:rPr>
+              <w:t>Pass</w:t>
+            </w:r>
+          </w:p>
         </w:tc>
       </w:tr>
       <w:tr>
@@ -10878,7 +11544,7 @@
         </w:tc>
         <w:tc>
           <w:tcPr>
-            <w:tcW w:w="1500" w:type="dxa"/>
+            <w:tcW w:w="1300" w:type="dxa"/>
             <w:tcBorders>
               <w:top w:val="single" w:sz="4" w:space="0" w:color="000000"/>
               <w:left w:val="single" w:sz="4" w:space="0" w:color="000000"/>
@@ -10905,7 +11571,7 @@
         </w:tc>
         <w:tc>
           <w:tcPr>
-            <w:tcW w:w="2400" w:type="dxa"/>
+            <w:tcW w:w="1900" w:type="dxa"/>
             <w:tcBorders>
               <w:top w:val="single" w:sz="4" w:space="0" w:color="000000"/>
               <w:left w:val="single" w:sz="4" w:space="0" w:color="000000"/>
@@ -10932,7 +11598,7 @@
         </w:tc>
         <w:tc>
           <w:tcPr>
-            <w:tcW w:w="1600" w:type="dxa"/>
+            <w:tcW w:w="1400" w:type="dxa"/>
             <w:tcBorders>
               <w:top w:val="single" w:sz="4" w:space="0" w:color="000000"/>
               <w:left w:val="single" w:sz="4" w:space="0" w:color="000000"/>
@@ -10959,7 +11625,7 @@
         </w:tc>
         <w:tc>
           <w:tcPr>
-            <w:tcW w:w="3000" w:type="dxa"/>
+            <w:tcW w:w="2300" w:type="dxa"/>
             <w:tcBorders>
               <w:top w:val="single" w:sz="4" w:space="0" w:color="000000"/>
               <w:left w:val="single" w:sz="4" w:space="0" w:color="000000"/>
@@ -11002,7 +11668,7 @@
         </w:tc>
         <w:tc>
           <w:tcPr>
-            <w:tcW w:w="1800" w:type="dxa"/>
+            <w:tcW w:w="1350" w:type="dxa"/>
             <w:tcBorders>
               <w:top w:val="single" w:sz="4" w:space="0" w:color="000000"/>
               <w:left w:val="single" w:sz="4" w:space="0" w:color="000000"/>
@@ -11029,7 +11695,7 @@
         </w:tc>
         <w:tc>
           <w:tcPr>
-            <w:tcW w:w="2400" w:type="dxa"/>
+            <w:tcW w:w="2150" w:type="dxa"/>
             <w:tcBorders>
               <w:top w:val="single" w:sz="4" w:space="0" w:color="000000"/>
               <w:left w:val="single" w:sz="4" w:space="0" w:color="000000"/>
@@ -11056,39 +11722,57 @@
         </w:tc>
         <w:tc>
           <w:tcPr>
-            <w:tcW w:w="1000" w:type="dxa"/>
-            <w:tcBorders>
-              <w:top w:val="single" w:sz="4" w:space="0" w:color="000000"/>
-              <w:left w:val="single" w:sz="4" w:space="0" w:color="000000"/>
-              <w:bottom w:val="single" w:sz="4" w:space="0" w:color="000000"/>
-              <w:right w:val="single" w:sz="4" w:space="0" w:color="000000"/>
-            </w:tcBorders>
-            <w:tcMar>
-              <w:top w:w="80" w:type="dxa"/>
-              <w:left w:w="100" w:type="dxa"/>
-              <w:bottom w:w="80" w:type="dxa"/>
-              <w:right w:w="100" w:type="dxa"/>
-            </w:tcMar>
-          </w:tcPr>
-          <w:p/>
-        </w:tc>
-        <w:tc>
-          <w:tcPr>
-            <w:tcW w:w="998" w:type="dxa"/>
-            <w:tcBorders>
-              <w:top w:val="single" w:sz="4" w:space="0" w:color="000000"/>
-              <w:left w:val="single" w:sz="4" w:space="0" w:color="000000"/>
-              <w:bottom w:val="single" w:sz="4" w:space="0" w:color="000000"/>
-              <w:right w:val="single" w:sz="4" w:space="0" w:color="000000"/>
-            </w:tcBorders>
-            <w:tcMar>
-              <w:top w:w="80" w:type="dxa"/>
-              <w:left w:w="100" w:type="dxa"/>
-              <w:bottom w:w="80" w:type="dxa"/>
-              <w:right w:w="100" w:type="dxa"/>
-            </w:tcMar>
-          </w:tcPr>
-          <w:p/>
+            <w:tcW w:w="3400" w:type="dxa"/>
+            <w:tcBorders>
+              <w:top w:val="single" w:sz="4" w:space="0" w:color="000000"/>
+              <w:left w:val="single" w:sz="4" w:space="0" w:color="000000"/>
+              <w:bottom w:val="single" w:sz="4" w:space="0" w:color="000000"/>
+              <w:right w:val="single" w:sz="4" w:space="0" w:color="000000"/>
+            </w:tcBorders>
+            <w:tcMar>
+              <w:top w:w="80" w:type="dxa"/>
+              <w:left w:w="100" w:type="dxa"/>
+              <w:bottom w:w="80" w:type="dxa"/>
+              <w:right w:w="100" w:type="dxa"/>
+            </w:tcMar>
+          </w:tcPr>
+          <w:p>
+            <w:r>
+              <w:rPr>
+                <w:b w:val="0"/>
+                <w:color w:val="000000"/>
+                <w:sz w:val="16"/>
+              </w:rPr>
+              <w:t>userB received it; userC received nothing (0 messages).</w:t>
+            </w:r>
+          </w:p>
+        </w:tc>
+        <w:tc>
+          <w:tcPr>
+            <w:tcW w:w="898" w:type="dxa"/>
+            <w:tcBorders>
+              <w:top w:val="single" w:sz="4" w:space="0" w:color="000000"/>
+              <w:left w:val="single" w:sz="4" w:space="0" w:color="000000"/>
+              <w:bottom w:val="single" w:sz="4" w:space="0" w:color="000000"/>
+              <w:right w:val="single" w:sz="4" w:space="0" w:color="000000"/>
+            </w:tcBorders>
+            <w:tcMar>
+              <w:top w:w="80" w:type="dxa"/>
+              <w:left w:w="100" w:type="dxa"/>
+              <w:bottom w:w="80" w:type="dxa"/>
+              <w:right w:w="100" w:type="dxa"/>
+            </w:tcMar>
+          </w:tcPr>
+          <w:p>
+            <w:r>
+              <w:rPr>
+                <w:b/>
+                <w:color w:val="000000"/>
+                <w:sz w:val="16"/>
+              </w:rPr>
+              <w:t>Pass</w:t>
+            </w:r>
+          </w:p>
         </w:tc>
       </w:tr>
       <w:tr>
@@ -11128,7 +11812,7 @@
         </w:tc>
         <w:tc>
           <w:tcPr>
-            <w:tcW w:w="1500" w:type="dxa"/>
+            <w:tcW w:w="1300" w:type="dxa"/>
             <w:tcBorders>
               <w:top w:val="single" w:sz="4" w:space="0" w:color="000000"/>
               <w:left w:val="single" w:sz="4" w:space="0" w:color="000000"/>
@@ -11155,7 +11839,7 @@
         </w:tc>
         <w:tc>
           <w:tcPr>
-            <w:tcW w:w="2400" w:type="dxa"/>
+            <w:tcW w:w="1900" w:type="dxa"/>
             <w:tcBorders>
               <w:top w:val="single" w:sz="4" w:space="0" w:color="000000"/>
               <w:left w:val="single" w:sz="4" w:space="0" w:color="000000"/>
@@ -11182,7 +11866,7 @@
         </w:tc>
         <w:tc>
           <w:tcPr>
-            <w:tcW w:w="1600" w:type="dxa"/>
+            <w:tcW w:w="1400" w:type="dxa"/>
             <w:tcBorders>
               <w:top w:val="single" w:sz="4" w:space="0" w:color="000000"/>
               <w:left w:val="single" w:sz="4" w:space="0" w:color="000000"/>
@@ -11227,7 +11911,7 @@
         </w:tc>
         <w:tc>
           <w:tcPr>
-            <w:tcW w:w="3000" w:type="dxa"/>
+            <w:tcW w:w="2300" w:type="dxa"/>
             <w:tcBorders>
               <w:top w:val="single" w:sz="4" w:space="0" w:color="000000"/>
               <w:left w:val="single" w:sz="4" w:space="0" w:color="000000"/>
@@ -11272,7 +11956,7 @@
         </w:tc>
         <w:tc>
           <w:tcPr>
-            <w:tcW w:w="1800" w:type="dxa"/>
+            <w:tcW w:w="1350" w:type="dxa"/>
             <w:tcBorders>
               <w:top w:val="single" w:sz="4" w:space="0" w:color="000000"/>
               <w:left w:val="single" w:sz="4" w:space="0" w:color="000000"/>
@@ -11317,7 +12001,7 @@
         </w:tc>
         <w:tc>
           <w:tcPr>
-            <w:tcW w:w="2400" w:type="dxa"/>
+            <w:tcW w:w="2150" w:type="dxa"/>
             <w:tcBorders>
               <w:top w:val="single" w:sz="4" w:space="0" w:color="000000"/>
               <w:left w:val="single" w:sz="4" w:space="0" w:color="000000"/>
@@ -11344,39 +12028,57 @@
         </w:tc>
         <w:tc>
           <w:tcPr>
-            <w:tcW w:w="1000" w:type="dxa"/>
-            <w:tcBorders>
-              <w:top w:val="single" w:sz="4" w:space="0" w:color="000000"/>
-              <w:left w:val="single" w:sz="4" w:space="0" w:color="000000"/>
-              <w:bottom w:val="single" w:sz="4" w:space="0" w:color="000000"/>
-              <w:right w:val="single" w:sz="4" w:space="0" w:color="000000"/>
-            </w:tcBorders>
-            <w:tcMar>
-              <w:top w:w="80" w:type="dxa"/>
-              <w:left w:w="100" w:type="dxa"/>
-              <w:bottom w:w="80" w:type="dxa"/>
-              <w:right w:w="100" w:type="dxa"/>
-            </w:tcMar>
-          </w:tcPr>
-          <w:p/>
-        </w:tc>
-        <w:tc>
-          <w:tcPr>
-            <w:tcW w:w="998" w:type="dxa"/>
-            <w:tcBorders>
-              <w:top w:val="single" w:sz="4" w:space="0" w:color="000000"/>
-              <w:left w:val="single" w:sz="4" w:space="0" w:color="000000"/>
-              <w:bottom w:val="single" w:sz="4" w:space="0" w:color="000000"/>
-              <w:right w:val="single" w:sz="4" w:space="0" w:color="000000"/>
-            </w:tcBorders>
-            <w:tcMar>
-              <w:top w:w="80" w:type="dxa"/>
-              <w:left w:w="100" w:type="dxa"/>
-              <w:bottom w:w="80" w:type="dxa"/>
-              <w:right w:w="100" w:type="dxa"/>
-            </w:tcMar>
-          </w:tcPr>
-          <w:p/>
+            <w:tcW w:w="3400" w:type="dxa"/>
+            <w:tcBorders>
+              <w:top w:val="single" w:sz="4" w:space="0" w:color="000000"/>
+              <w:left w:val="single" w:sz="4" w:space="0" w:color="000000"/>
+              <w:bottom w:val="single" w:sz="4" w:space="0" w:color="000000"/>
+              <w:right w:val="single" w:sz="4" w:space="0" w:color="000000"/>
+            </w:tcBorders>
+            <w:tcMar>
+              <w:top w:w="80" w:type="dxa"/>
+              <w:left w:w="100" w:type="dxa"/>
+              <w:bottom w:w="80" w:type="dxa"/>
+              <w:right w:w="100" w:type="dxa"/>
+            </w:tcMar>
+          </w:tcPr>
+          <w:p>
+            <w:r>
+              <w:rPr>
+                <w:b w:val="0"/>
+                <w:color w:val="000000"/>
+                <w:sz w:val="16"/>
+              </w:rPr>
+              <w:t>userA got the error 'User not found/offline'.</w:t>
+            </w:r>
+          </w:p>
+        </w:tc>
+        <w:tc>
+          <w:tcPr>
+            <w:tcW w:w="898" w:type="dxa"/>
+            <w:tcBorders>
+              <w:top w:val="single" w:sz="4" w:space="0" w:color="000000"/>
+              <w:left w:val="single" w:sz="4" w:space="0" w:color="000000"/>
+              <w:bottom w:val="single" w:sz="4" w:space="0" w:color="000000"/>
+              <w:right w:val="single" w:sz="4" w:space="0" w:color="000000"/>
+            </w:tcBorders>
+            <w:tcMar>
+              <w:top w:w="80" w:type="dxa"/>
+              <w:left w:w="100" w:type="dxa"/>
+              <w:bottom w:w="80" w:type="dxa"/>
+              <w:right w:w="100" w:type="dxa"/>
+            </w:tcMar>
+          </w:tcPr>
+          <w:p>
+            <w:r>
+              <w:rPr>
+                <w:b/>
+                <w:color w:val="000000"/>
+                <w:sz w:val="16"/>
+              </w:rPr>
+              <w:t>Pass</w:t>
+            </w:r>
+          </w:p>
         </w:tc>
       </w:tr>
       <w:tr>
@@ -11415,7 +12117,7 @@
         </w:tc>
         <w:tc>
           <w:tcPr>
-            <w:tcW w:w="1500" w:type="dxa"/>
+            <w:tcW w:w="1300" w:type="dxa"/>
             <w:tcBorders>
               <w:top w:val="single" w:sz="4" w:space="0" w:color="000000"/>
               <w:left w:val="single" w:sz="4" w:space="0" w:color="000000"/>
@@ -11442,7 +12144,7 @@
         </w:tc>
         <w:tc>
           <w:tcPr>
-            <w:tcW w:w="2400" w:type="dxa"/>
+            <w:tcW w:w="1900" w:type="dxa"/>
             <w:tcBorders>
               <w:top w:val="single" w:sz="4" w:space="0" w:color="000000"/>
               <w:left w:val="single" w:sz="4" w:space="0" w:color="000000"/>
@@ -11469,7 +12171,7 @@
         </w:tc>
         <w:tc>
           <w:tcPr>
-            <w:tcW w:w="1600" w:type="dxa"/>
+            <w:tcW w:w="1400" w:type="dxa"/>
             <w:tcBorders>
               <w:top w:val="single" w:sz="4" w:space="0" w:color="000000"/>
               <w:left w:val="single" w:sz="4" w:space="0" w:color="000000"/>
@@ -11496,7 +12198,7 @@
         </w:tc>
         <w:tc>
           <w:tcPr>
-            <w:tcW w:w="3000" w:type="dxa"/>
+            <w:tcW w:w="2300" w:type="dxa"/>
             <w:tcBorders>
               <w:top w:val="single" w:sz="4" w:space="0" w:color="000000"/>
               <w:left w:val="single" w:sz="4" w:space="0" w:color="000000"/>
@@ -11539,7 +12241,7 @@
         </w:tc>
         <w:tc>
           <w:tcPr>
-            <w:tcW w:w="1800" w:type="dxa"/>
+            <w:tcW w:w="1350" w:type="dxa"/>
             <w:tcBorders>
               <w:top w:val="single" w:sz="4" w:space="0" w:color="000000"/>
               <w:left w:val="single" w:sz="4" w:space="0" w:color="000000"/>
@@ -11566,7 +12268,7 @@
         </w:tc>
         <w:tc>
           <w:tcPr>
-            <w:tcW w:w="2400" w:type="dxa"/>
+            <w:tcW w:w="2150" w:type="dxa"/>
             <w:tcBorders>
               <w:top w:val="single" w:sz="4" w:space="0" w:color="000000"/>
               <w:left w:val="single" w:sz="4" w:space="0" w:color="000000"/>
@@ -11593,39 +12295,57 @@
         </w:tc>
         <w:tc>
           <w:tcPr>
-            <w:tcW w:w="1000" w:type="dxa"/>
-            <w:tcBorders>
-              <w:top w:val="single" w:sz="4" w:space="0" w:color="000000"/>
-              <w:left w:val="single" w:sz="4" w:space="0" w:color="000000"/>
-              <w:bottom w:val="single" w:sz="4" w:space="0" w:color="000000"/>
-              <w:right w:val="single" w:sz="4" w:space="0" w:color="000000"/>
-            </w:tcBorders>
-            <w:tcMar>
-              <w:top w:w="80" w:type="dxa"/>
-              <w:left w:w="100" w:type="dxa"/>
-              <w:bottom w:w="80" w:type="dxa"/>
-              <w:right w:w="100" w:type="dxa"/>
-            </w:tcMar>
-          </w:tcPr>
-          <w:p/>
-        </w:tc>
-        <w:tc>
-          <w:tcPr>
-            <w:tcW w:w="998" w:type="dxa"/>
-            <w:tcBorders>
-              <w:top w:val="single" w:sz="4" w:space="0" w:color="000000"/>
-              <w:left w:val="single" w:sz="4" w:space="0" w:color="000000"/>
-              <w:bottom w:val="single" w:sz="4" w:space="0" w:color="000000"/>
-              <w:right w:val="single" w:sz="4" w:space="0" w:color="000000"/>
-            </w:tcBorders>
-            <w:tcMar>
-              <w:top w:w="80" w:type="dxa"/>
-              <w:left w:w="100" w:type="dxa"/>
-              <w:bottom w:w="80" w:type="dxa"/>
-              <w:right w:w="100" w:type="dxa"/>
-            </w:tcMar>
-          </w:tcPr>
-          <w:p/>
+            <w:tcW w:w="3400" w:type="dxa"/>
+            <w:tcBorders>
+              <w:top w:val="single" w:sz="4" w:space="0" w:color="000000"/>
+              <w:left w:val="single" w:sz="4" w:space="0" w:color="000000"/>
+              <w:bottom w:val="single" w:sz="4" w:space="0" w:color="000000"/>
+              <w:right w:val="single" w:sz="4" w:space="0" w:color="000000"/>
+            </w:tcBorders>
+            <w:tcMar>
+              <w:top w:w="80" w:type="dxa"/>
+              <w:left w:w="100" w:type="dxa"/>
+              <w:bottom w:w="80" w:type="dxa"/>
+              <w:right w:w="100" w:type="dxa"/>
+            </w:tcMar>
+          </w:tcPr>
+          <w:p>
+            <w:r>
+              <w:rPr>
+                <w:b w:val="0"/>
+                <w:color w:val="000000"/>
+                <w:sz w:val="16"/>
+              </w:rPr>
+              <w:t>Needs group chat (FR-004, backlog #15), which is planned for Sprint 2.</w:t>
+            </w:r>
+          </w:p>
+        </w:tc>
+        <w:tc>
+          <w:tcPr>
+            <w:tcW w:w="898" w:type="dxa"/>
+            <w:tcBorders>
+              <w:top w:val="single" w:sz="4" w:space="0" w:color="000000"/>
+              <w:left w:val="single" w:sz="4" w:space="0" w:color="000000"/>
+              <w:bottom w:val="single" w:sz="4" w:space="0" w:color="000000"/>
+              <w:right w:val="single" w:sz="4" w:space="0" w:color="000000"/>
+            </w:tcBorders>
+            <w:tcMar>
+              <w:top w:w="80" w:type="dxa"/>
+              <w:left w:w="100" w:type="dxa"/>
+              <w:bottom w:w="80" w:type="dxa"/>
+              <w:right w:w="100" w:type="dxa"/>
+            </w:tcMar>
+          </w:tcPr>
+          <w:p>
+            <w:r>
+              <w:rPr>
+                <w:b/>
+                <w:color w:val="000000"/>
+                <w:sz w:val="16"/>
+              </w:rPr>
+              <w:t>Not executed (Sprint 2)</w:t>
+            </w:r>
+          </w:p>
         </w:tc>
       </w:tr>
       <w:tr>
@@ -11664,7 +12384,7 @@
         </w:tc>
         <w:tc>
           <w:tcPr>
-            <w:tcW w:w="1500" w:type="dxa"/>
+            <w:tcW w:w="1300" w:type="dxa"/>
             <w:tcBorders>
               <w:top w:val="single" w:sz="4" w:space="0" w:color="000000"/>
               <w:left w:val="single" w:sz="4" w:space="0" w:color="000000"/>
@@ -11691,7 +12411,7 @@
         </w:tc>
         <w:tc>
           <w:tcPr>
-            <w:tcW w:w="2400" w:type="dxa"/>
+            <w:tcW w:w="1900" w:type="dxa"/>
             <w:tcBorders>
               <w:top w:val="single" w:sz="4" w:space="0" w:color="000000"/>
               <w:left w:val="single" w:sz="4" w:space="0" w:color="000000"/>
@@ -11718,7 +12438,7 @@
         </w:tc>
         <w:tc>
           <w:tcPr>
-            <w:tcW w:w="1600" w:type="dxa"/>
+            <w:tcW w:w="1400" w:type="dxa"/>
             <w:tcBorders>
               <w:top w:val="single" w:sz="4" w:space="0" w:color="000000"/>
               <w:left w:val="single" w:sz="4" w:space="0" w:color="000000"/>
@@ -11745,7 +12465,7 @@
         </w:tc>
         <w:tc>
           <w:tcPr>
-            <w:tcW w:w="3000" w:type="dxa"/>
+            <w:tcW w:w="2300" w:type="dxa"/>
             <w:tcBorders>
               <w:top w:val="single" w:sz="4" w:space="0" w:color="000000"/>
               <w:left w:val="single" w:sz="4" w:space="0" w:color="000000"/>
@@ -11788,7 +12508,7 @@
         </w:tc>
         <w:tc>
           <w:tcPr>
-            <w:tcW w:w="1800" w:type="dxa"/>
+            <w:tcW w:w="1350" w:type="dxa"/>
             <w:tcBorders>
               <w:top w:val="single" w:sz="4" w:space="0" w:color="000000"/>
               <w:left w:val="single" w:sz="4" w:space="0" w:color="000000"/>
@@ -11815,7 +12535,7 @@
         </w:tc>
         <w:tc>
           <w:tcPr>
-            <w:tcW w:w="2400" w:type="dxa"/>
+            <w:tcW w:w="2150" w:type="dxa"/>
             <w:tcBorders>
               <w:top w:val="single" w:sz="4" w:space="0" w:color="000000"/>
               <w:left w:val="single" w:sz="4" w:space="0" w:color="000000"/>
@@ -11842,39 +12562,57 @@
         </w:tc>
         <w:tc>
           <w:tcPr>
-            <w:tcW w:w="1000" w:type="dxa"/>
-            <w:tcBorders>
-              <w:top w:val="single" w:sz="4" w:space="0" w:color="000000"/>
-              <w:left w:val="single" w:sz="4" w:space="0" w:color="000000"/>
-              <w:bottom w:val="single" w:sz="4" w:space="0" w:color="000000"/>
-              <w:right w:val="single" w:sz="4" w:space="0" w:color="000000"/>
-            </w:tcBorders>
-            <w:tcMar>
-              <w:top w:w="80" w:type="dxa"/>
-              <w:left w:w="100" w:type="dxa"/>
-              <w:bottom w:w="80" w:type="dxa"/>
-              <w:right w:w="100" w:type="dxa"/>
-            </w:tcMar>
-          </w:tcPr>
-          <w:p/>
-        </w:tc>
-        <w:tc>
-          <w:tcPr>
-            <w:tcW w:w="998" w:type="dxa"/>
-            <w:tcBorders>
-              <w:top w:val="single" w:sz="4" w:space="0" w:color="000000"/>
-              <w:left w:val="single" w:sz="4" w:space="0" w:color="000000"/>
-              <w:bottom w:val="single" w:sz="4" w:space="0" w:color="000000"/>
-              <w:right w:val="single" w:sz="4" w:space="0" w:color="000000"/>
-            </w:tcBorders>
-            <w:tcMar>
-              <w:top w:w="80" w:type="dxa"/>
-              <w:left w:w="100" w:type="dxa"/>
-              <w:bottom w:w="80" w:type="dxa"/>
-              <w:right w:w="100" w:type="dxa"/>
-            </w:tcMar>
-          </w:tcPr>
-          <w:p/>
+            <w:tcW w:w="3400" w:type="dxa"/>
+            <w:tcBorders>
+              <w:top w:val="single" w:sz="4" w:space="0" w:color="000000"/>
+              <w:left w:val="single" w:sz="4" w:space="0" w:color="000000"/>
+              <w:bottom w:val="single" w:sz="4" w:space="0" w:color="000000"/>
+              <w:right w:val="single" w:sz="4" w:space="0" w:color="000000"/>
+            </w:tcBorders>
+            <w:tcMar>
+              <w:top w:w="80" w:type="dxa"/>
+              <w:left w:w="100" w:type="dxa"/>
+              <w:bottom w:w="80" w:type="dxa"/>
+              <w:right w:w="100" w:type="dxa"/>
+            </w:tcMar>
+          </w:tcPr>
+          <w:p>
+            <w:r>
+              <w:rPr>
+                <w:b w:val="0"/>
+                <w:color w:val="000000"/>
+                <w:sz w:val="16"/>
+              </w:rPr>
+              <w:t>B only got its 3 messages, C only got its 3, and A got 6 replies each tagged with the right sender. No crossover.</w:t>
+            </w:r>
+          </w:p>
+        </w:tc>
+        <w:tc>
+          <w:tcPr>
+            <w:tcW w:w="898" w:type="dxa"/>
+            <w:tcBorders>
+              <w:top w:val="single" w:sz="4" w:space="0" w:color="000000"/>
+              <w:left w:val="single" w:sz="4" w:space="0" w:color="000000"/>
+              <w:bottom w:val="single" w:sz="4" w:space="0" w:color="000000"/>
+              <w:right w:val="single" w:sz="4" w:space="0" w:color="000000"/>
+            </w:tcBorders>
+            <w:tcMar>
+              <w:top w:w="80" w:type="dxa"/>
+              <w:left w:w="100" w:type="dxa"/>
+              <w:bottom w:w="80" w:type="dxa"/>
+              <w:right w:w="100" w:type="dxa"/>
+            </w:tcMar>
+          </w:tcPr>
+          <w:p>
+            <w:r>
+              <w:rPr>
+                <w:b/>
+                <w:color w:val="000000"/>
+                <w:sz w:val="16"/>
+              </w:rPr>
+              <w:t>Pass</w:t>
+            </w:r>
+          </w:p>
         </w:tc>
       </w:tr>
       <w:tr>
@@ -11913,7 +12651,7 @@
         </w:tc>
         <w:tc>
           <w:tcPr>
-            <w:tcW w:w="1500" w:type="dxa"/>
+            <w:tcW w:w="1300" w:type="dxa"/>
             <w:tcBorders>
               <w:top w:val="single" w:sz="4" w:space="0" w:color="000000"/>
               <w:left w:val="single" w:sz="4" w:space="0" w:color="000000"/>
@@ -11940,7 +12678,7 @@
         </w:tc>
         <w:tc>
           <w:tcPr>
-            <w:tcW w:w="2400" w:type="dxa"/>
+            <w:tcW w:w="1900" w:type="dxa"/>
             <w:tcBorders>
               <w:top w:val="single" w:sz="4" w:space="0" w:color="000000"/>
               <w:left w:val="single" w:sz="4" w:space="0" w:color="000000"/>
@@ -11967,7 +12705,7 @@
         </w:tc>
         <w:tc>
           <w:tcPr>
-            <w:tcW w:w="1600" w:type="dxa"/>
+            <w:tcW w:w="1400" w:type="dxa"/>
             <w:tcBorders>
               <w:top w:val="single" w:sz="4" w:space="0" w:color="000000"/>
               <w:left w:val="single" w:sz="4" w:space="0" w:color="000000"/>
@@ -11994,7 +12732,7 @@
         </w:tc>
         <w:tc>
           <w:tcPr>
-            <w:tcW w:w="3000" w:type="dxa"/>
+            <w:tcW w:w="2300" w:type="dxa"/>
             <w:tcBorders>
               <w:top w:val="single" w:sz="4" w:space="0" w:color="000000"/>
               <w:left w:val="single" w:sz="4" w:space="0" w:color="000000"/>
@@ -12037,7 +12775,7 @@
         </w:tc>
         <w:tc>
           <w:tcPr>
-            <w:tcW w:w="1800" w:type="dxa"/>
+            <w:tcW w:w="1350" w:type="dxa"/>
             <w:tcBorders>
               <w:top w:val="single" w:sz="4" w:space="0" w:color="000000"/>
               <w:left w:val="single" w:sz="4" w:space="0" w:color="000000"/>
@@ -12064,7 +12802,7 @@
         </w:tc>
         <w:tc>
           <w:tcPr>
-            <w:tcW w:w="2400" w:type="dxa"/>
+            <w:tcW w:w="2150" w:type="dxa"/>
             <w:tcBorders>
               <w:top w:val="single" w:sz="4" w:space="0" w:color="000000"/>
               <w:left w:val="single" w:sz="4" w:space="0" w:color="000000"/>
@@ -12091,39 +12829,57 @@
         </w:tc>
         <w:tc>
           <w:tcPr>
-            <w:tcW w:w="1000" w:type="dxa"/>
-            <w:tcBorders>
-              <w:top w:val="single" w:sz="4" w:space="0" w:color="000000"/>
-              <w:left w:val="single" w:sz="4" w:space="0" w:color="000000"/>
-              <w:bottom w:val="single" w:sz="4" w:space="0" w:color="000000"/>
-              <w:right w:val="single" w:sz="4" w:space="0" w:color="000000"/>
-            </w:tcBorders>
-            <w:tcMar>
-              <w:top w:w="80" w:type="dxa"/>
-              <w:left w:w="100" w:type="dxa"/>
-              <w:bottom w:w="80" w:type="dxa"/>
-              <w:right w:w="100" w:type="dxa"/>
-            </w:tcMar>
-          </w:tcPr>
-          <w:p/>
-        </w:tc>
-        <w:tc>
-          <w:tcPr>
-            <w:tcW w:w="998" w:type="dxa"/>
-            <w:tcBorders>
-              <w:top w:val="single" w:sz="4" w:space="0" w:color="000000"/>
-              <w:left w:val="single" w:sz="4" w:space="0" w:color="000000"/>
-              <w:bottom w:val="single" w:sz="4" w:space="0" w:color="000000"/>
-              <w:right w:val="single" w:sz="4" w:space="0" w:color="000000"/>
-            </w:tcBorders>
-            <w:tcMar>
-              <w:top w:w="80" w:type="dxa"/>
-              <w:left w:w="100" w:type="dxa"/>
-              <w:bottom w:w="80" w:type="dxa"/>
-              <w:right w:w="100" w:type="dxa"/>
-            </w:tcMar>
-          </w:tcPr>
-          <w:p/>
+            <w:tcW w:w="3400" w:type="dxa"/>
+            <w:tcBorders>
+              <w:top w:val="single" w:sz="4" w:space="0" w:color="000000"/>
+              <w:left w:val="single" w:sz="4" w:space="0" w:color="000000"/>
+              <w:bottom w:val="single" w:sz="4" w:space="0" w:color="000000"/>
+              <w:right w:val="single" w:sz="4" w:space="0" w:color="000000"/>
+            </w:tcBorders>
+            <w:tcMar>
+              <w:top w:w="80" w:type="dxa"/>
+              <w:left w:w="100" w:type="dxa"/>
+              <w:bottom w:w="80" w:type="dxa"/>
+              <w:right w:w="100" w:type="dxa"/>
+            </w:tcMar>
+          </w:tcPr>
+          <w:p>
+            <w:r>
+              <w:rPr>
+                <w:b w:val="0"/>
+                <w:color w:val="000000"/>
+                <w:sz w:val="16"/>
+              </w:rPr>
+              <w:t>Needs group chat (FR-004, backlog #15), which is planned for Sprint 2.</w:t>
+            </w:r>
+          </w:p>
+        </w:tc>
+        <w:tc>
+          <w:tcPr>
+            <w:tcW w:w="898" w:type="dxa"/>
+            <w:tcBorders>
+              <w:top w:val="single" w:sz="4" w:space="0" w:color="000000"/>
+              <w:left w:val="single" w:sz="4" w:space="0" w:color="000000"/>
+              <w:bottom w:val="single" w:sz="4" w:space="0" w:color="000000"/>
+              <w:right w:val="single" w:sz="4" w:space="0" w:color="000000"/>
+            </w:tcBorders>
+            <w:tcMar>
+              <w:top w:w="80" w:type="dxa"/>
+              <w:left w:w="100" w:type="dxa"/>
+              <w:bottom w:w="80" w:type="dxa"/>
+              <w:right w:w="100" w:type="dxa"/>
+            </w:tcMar>
+          </w:tcPr>
+          <w:p>
+            <w:r>
+              <w:rPr>
+                <w:b/>
+                <w:color w:val="000000"/>
+                <w:sz w:val="16"/>
+              </w:rPr>
+              <w:t>Not executed (Sprint 2)</w:t>
+            </w:r>
+          </w:p>
         </w:tc>
       </w:tr>
       <w:tr>
@@ -12162,7 +12918,7 @@
         </w:tc>
         <w:tc>
           <w:tcPr>
-            <w:tcW w:w="1500" w:type="dxa"/>
+            <w:tcW w:w="1300" w:type="dxa"/>
             <w:tcBorders>
               <w:top w:val="single" w:sz="4" w:space="0" w:color="000000"/>
               <w:left w:val="single" w:sz="4" w:space="0" w:color="000000"/>
@@ -12189,7 +12945,7 @@
         </w:tc>
         <w:tc>
           <w:tcPr>
-            <w:tcW w:w="2400" w:type="dxa"/>
+            <w:tcW w:w="1900" w:type="dxa"/>
             <w:tcBorders>
               <w:top w:val="single" w:sz="4" w:space="0" w:color="000000"/>
               <w:left w:val="single" w:sz="4" w:space="0" w:color="000000"/>
@@ -12216,7 +12972,7 @@
         </w:tc>
         <w:tc>
           <w:tcPr>
-            <w:tcW w:w="1600" w:type="dxa"/>
+            <w:tcW w:w="1400" w:type="dxa"/>
             <w:tcBorders>
               <w:top w:val="single" w:sz="4" w:space="0" w:color="000000"/>
               <w:left w:val="single" w:sz="4" w:space="0" w:color="000000"/>
@@ -12243,7 +12999,7 @@
         </w:tc>
         <w:tc>
           <w:tcPr>
-            <w:tcW w:w="3000" w:type="dxa"/>
+            <w:tcW w:w="2300" w:type="dxa"/>
             <w:tcBorders>
               <w:top w:val="single" w:sz="4" w:space="0" w:color="000000"/>
               <w:left w:val="single" w:sz="4" w:space="0" w:color="000000"/>
@@ -12270,7 +13026,7 @@
         </w:tc>
         <w:tc>
           <w:tcPr>
-            <w:tcW w:w="1800" w:type="dxa"/>
+            <w:tcW w:w="1350" w:type="dxa"/>
             <w:tcBorders>
               <w:top w:val="single" w:sz="4" w:space="0" w:color="000000"/>
               <w:left w:val="single" w:sz="4" w:space="0" w:color="000000"/>
@@ -12307,7 +13063,7 @@
         </w:tc>
         <w:tc>
           <w:tcPr>
-            <w:tcW w:w="2400" w:type="dxa"/>
+            <w:tcW w:w="2150" w:type="dxa"/>
             <w:tcBorders>
               <w:top w:val="single" w:sz="4" w:space="0" w:color="000000"/>
               <w:left w:val="single" w:sz="4" w:space="0" w:color="000000"/>
@@ -12352,39 +13108,57 @@
         </w:tc>
         <w:tc>
           <w:tcPr>
-            <w:tcW w:w="1000" w:type="dxa"/>
-            <w:tcBorders>
-              <w:top w:val="single" w:sz="4" w:space="0" w:color="000000"/>
-              <w:left w:val="single" w:sz="4" w:space="0" w:color="000000"/>
-              <w:bottom w:val="single" w:sz="4" w:space="0" w:color="000000"/>
-              <w:right w:val="single" w:sz="4" w:space="0" w:color="000000"/>
-            </w:tcBorders>
-            <w:tcMar>
-              <w:top w:w="80" w:type="dxa"/>
-              <w:left w:w="100" w:type="dxa"/>
-              <w:bottom w:w="80" w:type="dxa"/>
-              <w:right w:w="100" w:type="dxa"/>
-            </w:tcMar>
-          </w:tcPr>
-          <w:p/>
-        </w:tc>
-        <w:tc>
-          <w:tcPr>
-            <w:tcW w:w="998" w:type="dxa"/>
-            <w:tcBorders>
-              <w:top w:val="single" w:sz="4" w:space="0" w:color="000000"/>
-              <w:left w:val="single" w:sz="4" w:space="0" w:color="000000"/>
-              <w:bottom w:val="single" w:sz="4" w:space="0" w:color="000000"/>
-              <w:right w:val="single" w:sz="4" w:space="0" w:color="000000"/>
-            </w:tcBorders>
-            <w:tcMar>
-              <w:top w:w="80" w:type="dxa"/>
-              <w:left w:w="100" w:type="dxa"/>
-              <w:bottom w:w="80" w:type="dxa"/>
-              <w:right w:w="100" w:type="dxa"/>
-            </w:tcMar>
-          </w:tcPr>
-          <w:p/>
+            <w:tcW w:w="3400" w:type="dxa"/>
+            <w:tcBorders>
+              <w:top w:val="single" w:sz="4" w:space="0" w:color="000000"/>
+              <w:left w:val="single" w:sz="4" w:space="0" w:color="000000"/>
+              <w:bottom w:val="single" w:sz="4" w:space="0" w:color="000000"/>
+              <w:right w:val="single" w:sz="4" w:space="0" w:color="000000"/>
+            </w:tcBorders>
+            <w:tcMar>
+              <w:top w:w="80" w:type="dxa"/>
+              <w:left w:w="100" w:type="dxa"/>
+              <w:bottom w:w="80" w:type="dxa"/>
+              <w:right w:w="100" w:type="dxa"/>
+            </w:tcMar>
+          </w:tcPr>
+          <w:p>
+            <w:r>
+              <w:rPr>
+                <w:b w:val="0"/>
+                <w:color w:val="000000"/>
+                <w:sz w:val="16"/>
+              </w:rPr>
+              <w:t>'newuser' is now in the active list ['newuser'] and its session is alive.</w:t>
+            </w:r>
+          </w:p>
+        </w:tc>
+        <w:tc>
+          <w:tcPr>
+            <w:tcW w:w="898" w:type="dxa"/>
+            <w:tcBorders>
+              <w:top w:val="single" w:sz="4" w:space="0" w:color="000000"/>
+              <w:left w:val="single" w:sz="4" w:space="0" w:color="000000"/>
+              <w:bottom w:val="single" w:sz="4" w:space="0" w:color="000000"/>
+              <w:right w:val="single" w:sz="4" w:space="0" w:color="000000"/>
+            </w:tcBorders>
+            <w:tcMar>
+              <w:top w:w="80" w:type="dxa"/>
+              <w:left w:w="100" w:type="dxa"/>
+              <w:bottom w:w="80" w:type="dxa"/>
+              <w:right w:w="100" w:type="dxa"/>
+            </w:tcMar>
+          </w:tcPr>
+          <w:p>
+            <w:r>
+              <w:rPr>
+                <w:b/>
+                <w:color w:val="000000"/>
+                <w:sz w:val="16"/>
+              </w:rPr>
+              <w:t>Pass</w:t>
+            </w:r>
+          </w:p>
         </w:tc>
       </w:tr>
       <w:tr>
@@ -12423,7 +13197,7 @@
         </w:tc>
         <w:tc>
           <w:tcPr>
-            <w:tcW w:w="1500" w:type="dxa"/>
+            <w:tcW w:w="1300" w:type="dxa"/>
             <w:tcBorders>
               <w:top w:val="single" w:sz="4" w:space="0" w:color="000000"/>
               <w:left w:val="single" w:sz="4" w:space="0" w:color="000000"/>
@@ -12450,7 +13224,7 @@
         </w:tc>
         <w:tc>
           <w:tcPr>
-            <w:tcW w:w="2400" w:type="dxa"/>
+            <w:tcW w:w="1900" w:type="dxa"/>
             <w:tcBorders>
               <w:top w:val="single" w:sz="4" w:space="0" w:color="000000"/>
               <w:left w:val="single" w:sz="4" w:space="0" w:color="000000"/>
@@ -12477,7 +13251,7 @@
         </w:tc>
         <w:tc>
           <w:tcPr>
-            <w:tcW w:w="1600" w:type="dxa"/>
+            <w:tcW w:w="1400" w:type="dxa"/>
             <w:tcBorders>
               <w:top w:val="single" w:sz="4" w:space="0" w:color="000000"/>
               <w:left w:val="single" w:sz="4" w:space="0" w:color="000000"/>
@@ -12540,7 +13314,7 @@
         </w:tc>
         <w:tc>
           <w:tcPr>
-            <w:tcW w:w="3000" w:type="dxa"/>
+            <w:tcW w:w="2300" w:type="dxa"/>
             <w:tcBorders>
               <w:top w:val="single" w:sz="4" w:space="0" w:color="000000"/>
               <w:left w:val="single" w:sz="4" w:space="0" w:color="000000"/>
@@ -12585,7 +13359,7 @@
         </w:tc>
         <w:tc>
           <w:tcPr>
-            <w:tcW w:w="1800" w:type="dxa"/>
+            <w:tcW w:w="1350" w:type="dxa"/>
             <w:tcBorders>
               <w:top w:val="single" w:sz="4" w:space="0" w:color="000000"/>
               <w:left w:val="single" w:sz="4" w:space="0" w:color="000000"/>
@@ -12622,7 +13396,7 @@
         </w:tc>
         <w:tc>
           <w:tcPr>
-            <w:tcW w:w="2400" w:type="dxa"/>
+            <w:tcW w:w="2150" w:type="dxa"/>
             <w:tcBorders>
               <w:top w:val="single" w:sz="4" w:space="0" w:color="000000"/>
               <w:left w:val="single" w:sz="4" w:space="0" w:color="000000"/>
@@ -12685,39 +13459,57 @@
         </w:tc>
         <w:tc>
           <w:tcPr>
-            <w:tcW w:w="1000" w:type="dxa"/>
-            <w:tcBorders>
-              <w:top w:val="single" w:sz="4" w:space="0" w:color="000000"/>
-              <w:left w:val="single" w:sz="4" w:space="0" w:color="000000"/>
-              <w:bottom w:val="single" w:sz="4" w:space="0" w:color="000000"/>
-              <w:right w:val="single" w:sz="4" w:space="0" w:color="000000"/>
-            </w:tcBorders>
-            <w:tcMar>
-              <w:top w:w="80" w:type="dxa"/>
-              <w:left w:w="100" w:type="dxa"/>
-              <w:bottom w:w="80" w:type="dxa"/>
-              <w:right w:w="100" w:type="dxa"/>
-            </w:tcMar>
-          </w:tcPr>
-          <w:p/>
-        </w:tc>
-        <w:tc>
-          <w:tcPr>
-            <w:tcW w:w="998" w:type="dxa"/>
-            <w:tcBorders>
-              <w:top w:val="single" w:sz="4" w:space="0" w:color="000000"/>
-              <w:left w:val="single" w:sz="4" w:space="0" w:color="000000"/>
-              <w:bottom w:val="single" w:sz="4" w:space="0" w:color="000000"/>
-              <w:right w:val="single" w:sz="4" w:space="0" w:color="000000"/>
-            </w:tcBorders>
-            <w:tcMar>
-              <w:top w:w="80" w:type="dxa"/>
-              <w:left w:w="100" w:type="dxa"/>
-              <w:bottom w:w="80" w:type="dxa"/>
-              <w:right w:w="100" w:type="dxa"/>
-            </w:tcMar>
-          </w:tcPr>
-          <w:p/>
+            <w:tcW w:w="3400" w:type="dxa"/>
+            <w:tcBorders>
+              <w:top w:val="single" w:sz="4" w:space="0" w:color="000000"/>
+              <w:left w:val="single" w:sz="4" w:space="0" w:color="000000"/>
+              <w:bottom w:val="single" w:sz="4" w:space="0" w:color="000000"/>
+              <w:right w:val="single" w:sz="4" w:space="0" w:color="000000"/>
+            </w:tcBorders>
+            <w:tcMar>
+              <w:top w:w="80" w:type="dxa"/>
+              <w:left w:w="100" w:type="dxa"/>
+              <w:bottom w:w="80" w:type="dxa"/>
+              <w:right w:w="100" w:type="dxa"/>
+            </w:tcMar>
+          </w:tcPr>
+          <w:p>
+            <w:r>
+              <w:rPr>
+                <w:b w:val="0"/>
+                <w:color w:val="000000"/>
+                <w:sz w:val="16"/>
+              </w:rPr>
+              <w:t>Only userA removed; list is ['userB'].</w:t>
+            </w:r>
+          </w:p>
+        </w:tc>
+        <w:tc>
+          <w:tcPr>
+            <w:tcW w:w="898" w:type="dxa"/>
+            <w:tcBorders>
+              <w:top w:val="single" w:sz="4" w:space="0" w:color="000000"/>
+              <w:left w:val="single" w:sz="4" w:space="0" w:color="000000"/>
+              <w:bottom w:val="single" w:sz="4" w:space="0" w:color="000000"/>
+              <w:right w:val="single" w:sz="4" w:space="0" w:color="000000"/>
+            </w:tcBorders>
+            <w:tcMar>
+              <w:top w:w="80" w:type="dxa"/>
+              <w:left w:w="100" w:type="dxa"/>
+              <w:bottom w:w="80" w:type="dxa"/>
+              <w:right w:w="100" w:type="dxa"/>
+            </w:tcMar>
+          </w:tcPr>
+          <w:p>
+            <w:r>
+              <w:rPr>
+                <w:b/>
+                <w:color w:val="000000"/>
+                <w:sz w:val="16"/>
+              </w:rPr>
+              <w:t>Pass</w:t>
+            </w:r>
+          </w:p>
         </w:tc>
       </w:tr>
       <w:tr>
@@ -12756,7 +13548,7 @@
         </w:tc>
         <w:tc>
           <w:tcPr>
-            <w:tcW w:w="1500" w:type="dxa"/>
+            <w:tcW w:w="1300" w:type="dxa"/>
             <w:tcBorders>
               <w:top w:val="single" w:sz="4" w:space="0" w:color="000000"/>
               <w:left w:val="single" w:sz="4" w:space="0" w:color="000000"/>
@@ -12783,7 +13575,7 @@
         </w:tc>
         <w:tc>
           <w:tcPr>
-            <w:tcW w:w="2400" w:type="dxa"/>
+            <w:tcW w:w="1900" w:type="dxa"/>
             <w:tcBorders>
               <w:top w:val="single" w:sz="4" w:space="0" w:color="000000"/>
               <w:left w:val="single" w:sz="4" w:space="0" w:color="000000"/>
@@ -12810,7 +13602,7 @@
         </w:tc>
         <w:tc>
           <w:tcPr>
-            <w:tcW w:w="1600" w:type="dxa"/>
+            <w:tcW w:w="1400" w:type="dxa"/>
             <w:tcBorders>
               <w:top w:val="single" w:sz="4" w:space="0" w:color="000000"/>
               <w:left w:val="single" w:sz="4" w:space="0" w:color="000000"/>
@@ -12855,7 +13647,7 @@
         </w:tc>
         <w:tc>
           <w:tcPr>
-            <w:tcW w:w="3000" w:type="dxa"/>
+            <w:tcW w:w="2300" w:type="dxa"/>
             <w:tcBorders>
               <w:top w:val="single" w:sz="4" w:space="0" w:color="000000"/>
               <w:left w:val="single" w:sz="4" w:space="0" w:color="000000"/>
@@ -12934,7 +13726,7 @@
         </w:tc>
         <w:tc>
           <w:tcPr>
-            <w:tcW w:w="1800" w:type="dxa"/>
+            <w:tcW w:w="1350" w:type="dxa"/>
             <w:tcBorders>
               <w:top w:val="single" w:sz="4" w:space="0" w:color="000000"/>
               <w:left w:val="single" w:sz="4" w:space="0" w:color="000000"/>
@@ -12989,7 +13781,7 @@
         </w:tc>
         <w:tc>
           <w:tcPr>
-            <w:tcW w:w="2400" w:type="dxa"/>
+            <w:tcW w:w="2150" w:type="dxa"/>
             <w:tcBorders>
               <w:top w:val="single" w:sz="4" w:space="0" w:color="000000"/>
               <w:left w:val="single" w:sz="4" w:space="0" w:color="000000"/>
@@ -13034,39 +13826,57 @@
         </w:tc>
         <w:tc>
           <w:tcPr>
-            <w:tcW w:w="1000" w:type="dxa"/>
-            <w:tcBorders>
-              <w:top w:val="single" w:sz="4" w:space="0" w:color="000000"/>
-              <w:left w:val="single" w:sz="4" w:space="0" w:color="000000"/>
-              <w:bottom w:val="single" w:sz="4" w:space="0" w:color="000000"/>
-              <w:right w:val="single" w:sz="4" w:space="0" w:color="000000"/>
-            </w:tcBorders>
-            <w:tcMar>
-              <w:top w:w="80" w:type="dxa"/>
-              <w:left w:w="100" w:type="dxa"/>
-              <w:bottom w:w="80" w:type="dxa"/>
-              <w:right w:w="100" w:type="dxa"/>
-            </w:tcMar>
-          </w:tcPr>
-          <w:p/>
-        </w:tc>
-        <w:tc>
-          <w:tcPr>
-            <w:tcW w:w="998" w:type="dxa"/>
-            <w:tcBorders>
-              <w:top w:val="single" w:sz="4" w:space="0" w:color="000000"/>
-              <w:left w:val="single" w:sz="4" w:space="0" w:color="000000"/>
-              <w:bottom w:val="single" w:sz="4" w:space="0" w:color="000000"/>
-              <w:right w:val="single" w:sz="4" w:space="0" w:color="000000"/>
-            </w:tcBorders>
-            <w:tcMar>
-              <w:top w:w="80" w:type="dxa"/>
-              <w:left w:w="100" w:type="dxa"/>
-              <w:bottom w:w="80" w:type="dxa"/>
-              <w:right w:w="100" w:type="dxa"/>
-            </w:tcMar>
-          </w:tcPr>
-          <w:p/>
+            <w:tcW w:w="3400" w:type="dxa"/>
+            <w:tcBorders>
+              <w:top w:val="single" w:sz="4" w:space="0" w:color="000000"/>
+              <w:left w:val="single" w:sz="4" w:space="0" w:color="000000"/>
+              <w:bottom w:val="single" w:sz="4" w:space="0" w:color="000000"/>
+              <w:right w:val="single" w:sz="4" w:space="0" w:color="000000"/>
+            </w:tcBorders>
+            <w:tcMar>
+              <w:top w:w="80" w:type="dxa"/>
+              <w:left w:w="100" w:type="dxa"/>
+              <w:bottom w:w="80" w:type="dxa"/>
+              <w:right w:w="100" w:type="dxa"/>
+            </w:tcMar>
+          </w:tcPr>
+          <w:p>
+            <w:r>
+              <w:rPr>
+                <w:b w:val="0"/>
+                <w:color w:val="000000"/>
+                <w:sz w:val="16"/>
+              </w:rPr>
+              <w:t>Needs group chat (FR-004, backlog #15), which is planned for Sprint 2.</w:t>
+            </w:r>
+          </w:p>
+        </w:tc>
+        <w:tc>
+          <w:tcPr>
+            <w:tcW w:w="898" w:type="dxa"/>
+            <w:tcBorders>
+              <w:top w:val="single" w:sz="4" w:space="0" w:color="000000"/>
+              <w:left w:val="single" w:sz="4" w:space="0" w:color="000000"/>
+              <w:bottom w:val="single" w:sz="4" w:space="0" w:color="000000"/>
+              <w:right w:val="single" w:sz="4" w:space="0" w:color="000000"/>
+            </w:tcBorders>
+            <w:tcMar>
+              <w:top w:w="80" w:type="dxa"/>
+              <w:left w:w="100" w:type="dxa"/>
+              <w:bottom w:w="80" w:type="dxa"/>
+              <w:right w:w="100" w:type="dxa"/>
+            </w:tcMar>
+          </w:tcPr>
+          <w:p>
+            <w:r>
+              <w:rPr>
+                <w:b/>
+                <w:color w:val="000000"/>
+                <w:sz w:val="16"/>
+              </w:rPr>
+              <w:t>Not executed (Sprint 2)</w:t>
+            </w:r>
+          </w:p>
         </w:tc>
       </w:tr>
       <w:tr>
@@ -13105,7 +13915,7 @@
         </w:tc>
         <w:tc>
           <w:tcPr>
-            <w:tcW w:w="1500" w:type="dxa"/>
+            <w:tcW w:w="1300" w:type="dxa"/>
             <w:tcBorders>
               <w:top w:val="single" w:sz="4" w:space="0" w:color="000000"/>
               <w:left w:val="single" w:sz="4" w:space="0" w:color="000000"/>
@@ -13132,7 +13942,7 @@
         </w:tc>
         <w:tc>
           <w:tcPr>
-            <w:tcW w:w="2400" w:type="dxa"/>
+            <w:tcW w:w="1900" w:type="dxa"/>
             <w:tcBorders>
               <w:top w:val="single" w:sz="4" w:space="0" w:color="000000"/>
               <w:left w:val="single" w:sz="4" w:space="0" w:color="000000"/>
@@ -13169,7 +13979,7 @@
         </w:tc>
         <w:tc>
           <w:tcPr>
-            <w:tcW w:w="1600" w:type="dxa"/>
+            <w:tcW w:w="1400" w:type="dxa"/>
             <w:tcBorders>
               <w:top w:val="single" w:sz="4" w:space="0" w:color="000000"/>
               <w:left w:val="single" w:sz="4" w:space="0" w:color="000000"/>
@@ -13196,7 +14006,7 @@
         </w:tc>
         <w:tc>
           <w:tcPr>
-            <w:tcW w:w="3000" w:type="dxa"/>
+            <w:tcW w:w="2300" w:type="dxa"/>
             <w:tcBorders>
               <w:top w:val="single" w:sz="4" w:space="0" w:color="000000"/>
               <w:left w:val="single" w:sz="4" w:space="0" w:color="000000"/>
@@ -13257,7 +14067,7 @@
         </w:tc>
         <w:tc>
           <w:tcPr>
-            <w:tcW w:w="1800" w:type="dxa"/>
+            <w:tcW w:w="1350" w:type="dxa"/>
             <w:tcBorders>
               <w:top w:val="single" w:sz="4" w:space="0" w:color="000000"/>
               <w:left w:val="single" w:sz="4" w:space="0" w:color="000000"/>
@@ -13294,7 +14104,7 @@
         </w:tc>
         <w:tc>
           <w:tcPr>
-            <w:tcW w:w="2400" w:type="dxa"/>
+            <w:tcW w:w="2150" w:type="dxa"/>
             <w:tcBorders>
               <w:top w:val="single" w:sz="4" w:space="0" w:color="000000"/>
               <w:left w:val="single" w:sz="4" w:space="0" w:color="000000"/>
@@ -13357,39 +14167,57 @@
         </w:tc>
         <w:tc>
           <w:tcPr>
-            <w:tcW w:w="1000" w:type="dxa"/>
-            <w:tcBorders>
-              <w:top w:val="single" w:sz="4" w:space="0" w:color="000000"/>
-              <w:left w:val="single" w:sz="4" w:space="0" w:color="000000"/>
-              <w:bottom w:val="single" w:sz="4" w:space="0" w:color="000000"/>
-              <w:right w:val="single" w:sz="4" w:space="0" w:color="000000"/>
-            </w:tcBorders>
-            <w:tcMar>
-              <w:top w:w="80" w:type="dxa"/>
-              <w:left w:w="100" w:type="dxa"/>
-              <w:bottom w:w="80" w:type="dxa"/>
-              <w:right w:w="100" w:type="dxa"/>
-            </w:tcMar>
-          </w:tcPr>
-          <w:p/>
-        </w:tc>
-        <w:tc>
-          <w:tcPr>
-            <w:tcW w:w="998" w:type="dxa"/>
-            <w:tcBorders>
-              <w:top w:val="single" w:sz="4" w:space="0" w:color="000000"/>
-              <w:left w:val="single" w:sz="4" w:space="0" w:color="000000"/>
-              <w:bottom w:val="single" w:sz="4" w:space="0" w:color="000000"/>
-              <w:right w:val="single" w:sz="4" w:space="0" w:color="000000"/>
-            </w:tcBorders>
-            <w:tcMar>
-              <w:top w:w="80" w:type="dxa"/>
-              <w:left w:w="100" w:type="dxa"/>
-              <w:bottom w:w="80" w:type="dxa"/>
-              <w:right w:w="100" w:type="dxa"/>
-            </w:tcMar>
-          </w:tcPr>
-          <w:p/>
+            <w:tcW w:w="3400" w:type="dxa"/>
+            <w:tcBorders>
+              <w:top w:val="single" w:sz="4" w:space="0" w:color="000000"/>
+              <w:left w:val="single" w:sz="4" w:space="0" w:color="000000"/>
+              <w:bottom w:val="single" w:sz="4" w:space="0" w:color="000000"/>
+              <w:right w:val="single" w:sz="4" w:space="0" w:color="000000"/>
+            </w:tcBorders>
+            <w:tcMar>
+              <w:top w:w="80" w:type="dxa"/>
+              <w:left w:w="100" w:type="dxa"/>
+              <w:bottom w:w="80" w:type="dxa"/>
+              <w:right w:w="100" w:type="dxa"/>
+            </w:tcMar>
+          </w:tcPr>
+          <w:p>
+            <w:r>
+              <w:rPr>
+                <w:b w:val="0"/>
+                <w:color w:val="000000"/>
+                <w:sz w:val="16"/>
+              </w:rPr>
+              <w:t>A and B both got 'userC joined the chat'. There is no on-screen active-user list yet (/users is Sprint 2, #7), so that part could not be checked.</w:t>
+            </w:r>
+          </w:p>
+        </w:tc>
+        <w:tc>
+          <w:tcPr>
+            <w:tcW w:w="898" w:type="dxa"/>
+            <w:tcBorders>
+              <w:top w:val="single" w:sz="4" w:space="0" w:color="000000"/>
+              <w:left w:val="single" w:sz="4" w:space="0" w:color="000000"/>
+              <w:bottom w:val="single" w:sz="4" w:space="0" w:color="000000"/>
+              <w:right w:val="single" w:sz="4" w:space="0" w:color="000000"/>
+            </w:tcBorders>
+            <w:tcMar>
+              <w:top w:w="80" w:type="dxa"/>
+              <w:left w:w="100" w:type="dxa"/>
+              <w:bottom w:w="80" w:type="dxa"/>
+              <w:right w:w="100" w:type="dxa"/>
+            </w:tcMar>
+          </w:tcPr>
+          <w:p>
+            <w:r>
+              <w:rPr>
+                <w:b/>
+                <w:color w:val="000000"/>
+                <w:sz w:val="16"/>
+              </w:rPr>
+              <w:t>Partial</w:t>
+            </w:r>
+          </w:p>
         </w:tc>
       </w:tr>
       <w:tr>
@@ -13428,7 +14256,7 @@
         </w:tc>
         <w:tc>
           <w:tcPr>
-            <w:tcW w:w="1500" w:type="dxa"/>
+            <w:tcW w:w="1300" w:type="dxa"/>
             <w:tcBorders>
               <w:top w:val="single" w:sz="4" w:space="0" w:color="000000"/>
               <w:left w:val="single" w:sz="4" w:space="0" w:color="000000"/>
@@ -13455,7 +14283,7 @@
         </w:tc>
         <w:tc>
           <w:tcPr>
-            <w:tcW w:w="2400" w:type="dxa"/>
+            <w:tcW w:w="1900" w:type="dxa"/>
             <w:tcBorders>
               <w:top w:val="single" w:sz="4" w:space="0" w:color="000000"/>
               <w:left w:val="single" w:sz="4" w:space="0" w:color="000000"/>
@@ -13492,7 +14320,7 @@
         </w:tc>
         <w:tc>
           <w:tcPr>
-            <w:tcW w:w="1600" w:type="dxa"/>
+            <w:tcW w:w="1400" w:type="dxa"/>
             <w:tcBorders>
               <w:top w:val="single" w:sz="4" w:space="0" w:color="000000"/>
               <w:left w:val="single" w:sz="4" w:space="0" w:color="000000"/>
@@ -13519,7 +14347,7 @@
         </w:tc>
         <w:tc>
           <w:tcPr>
-            <w:tcW w:w="3000" w:type="dxa"/>
+            <w:tcW w:w="2300" w:type="dxa"/>
             <w:tcBorders>
               <w:top w:val="single" w:sz="4" w:space="0" w:color="000000"/>
               <w:left w:val="single" w:sz="4" w:space="0" w:color="000000"/>
@@ -13562,7 +14390,7 @@
         </w:tc>
         <w:tc>
           <w:tcPr>
-            <w:tcW w:w="1800" w:type="dxa"/>
+            <w:tcW w:w="1350" w:type="dxa"/>
             <w:tcBorders>
               <w:top w:val="single" w:sz="4" w:space="0" w:color="000000"/>
               <w:left w:val="single" w:sz="4" w:space="0" w:color="000000"/>
@@ -13599,7 +14427,7 @@
         </w:tc>
         <w:tc>
           <w:tcPr>
-            <w:tcW w:w="2400" w:type="dxa"/>
+            <w:tcW w:w="2150" w:type="dxa"/>
             <w:tcBorders>
               <w:top w:val="single" w:sz="4" w:space="0" w:color="000000"/>
               <w:left w:val="single" w:sz="4" w:space="0" w:color="000000"/>
@@ -13662,39 +14490,57 @@
         </w:tc>
         <w:tc>
           <w:tcPr>
-            <w:tcW w:w="1000" w:type="dxa"/>
-            <w:tcBorders>
-              <w:top w:val="single" w:sz="4" w:space="0" w:color="000000"/>
-              <w:left w:val="single" w:sz="4" w:space="0" w:color="000000"/>
-              <w:bottom w:val="single" w:sz="4" w:space="0" w:color="000000"/>
-              <w:right w:val="single" w:sz="4" w:space="0" w:color="000000"/>
-            </w:tcBorders>
-            <w:tcMar>
-              <w:top w:w="80" w:type="dxa"/>
-              <w:left w:w="100" w:type="dxa"/>
-              <w:bottom w:w="80" w:type="dxa"/>
-              <w:right w:w="100" w:type="dxa"/>
-            </w:tcMar>
-          </w:tcPr>
-          <w:p/>
-        </w:tc>
-        <w:tc>
-          <w:tcPr>
-            <w:tcW w:w="998" w:type="dxa"/>
-            <w:tcBorders>
-              <w:top w:val="single" w:sz="4" w:space="0" w:color="000000"/>
-              <w:left w:val="single" w:sz="4" w:space="0" w:color="000000"/>
-              <w:bottom w:val="single" w:sz="4" w:space="0" w:color="000000"/>
-              <w:right w:val="single" w:sz="4" w:space="0" w:color="000000"/>
-            </w:tcBorders>
-            <w:tcMar>
-              <w:top w:w="80" w:type="dxa"/>
-              <w:left w:w="100" w:type="dxa"/>
-              <w:bottom w:w="80" w:type="dxa"/>
-              <w:right w:w="100" w:type="dxa"/>
-            </w:tcMar>
-          </w:tcPr>
-          <w:p/>
+            <w:tcW w:w="3400" w:type="dxa"/>
+            <w:tcBorders>
+              <w:top w:val="single" w:sz="4" w:space="0" w:color="000000"/>
+              <w:left w:val="single" w:sz="4" w:space="0" w:color="000000"/>
+              <w:bottom w:val="single" w:sz="4" w:space="0" w:color="000000"/>
+              <w:right w:val="single" w:sz="4" w:space="0" w:color="000000"/>
+            </w:tcBorders>
+            <w:tcMar>
+              <w:top w:w="80" w:type="dxa"/>
+              <w:left w:w="100" w:type="dxa"/>
+              <w:bottom w:w="80" w:type="dxa"/>
+              <w:right w:w="100" w:type="dxa"/>
+            </w:tcMar>
+          </w:tcPr>
+          <w:p>
+            <w:r>
+              <w:rPr>
+                <w:b w:val="0"/>
+                <w:color w:val="000000"/>
+                <w:sz w:val="16"/>
+              </w:rPr>
+              <w:t>A and B both got 'userC left the chat' and the server removed userC. On-screen list is Sprint 2 (#7).</w:t>
+            </w:r>
+          </w:p>
+        </w:tc>
+        <w:tc>
+          <w:tcPr>
+            <w:tcW w:w="898" w:type="dxa"/>
+            <w:tcBorders>
+              <w:top w:val="single" w:sz="4" w:space="0" w:color="000000"/>
+              <w:left w:val="single" w:sz="4" w:space="0" w:color="000000"/>
+              <w:bottom w:val="single" w:sz="4" w:space="0" w:color="000000"/>
+              <w:right w:val="single" w:sz="4" w:space="0" w:color="000000"/>
+            </w:tcBorders>
+            <w:tcMar>
+              <w:top w:w="80" w:type="dxa"/>
+              <w:left w:w="100" w:type="dxa"/>
+              <w:bottom w:w="80" w:type="dxa"/>
+              <w:right w:w="100" w:type="dxa"/>
+            </w:tcMar>
+          </w:tcPr>
+          <w:p>
+            <w:r>
+              <w:rPr>
+                <w:b/>
+                <w:color w:val="000000"/>
+                <w:sz w:val="16"/>
+              </w:rPr>
+              <w:t>Partial</w:t>
+            </w:r>
+          </w:p>
         </w:tc>
       </w:tr>
       <w:tr>
@@ -13733,7 +14579,7 @@
         </w:tc>
         <w:tc>
           <w:tcPr>
-            <w:tcW w:w="1500" w:type="dxa"/>
+            <w:tcW w:w="1300" w:type="dxa"/>
             <w:tcBorders>
               <w:top w:val="single" w:sz="4" w:space="0" w:color="000000"/>
               <w:left w:val="single" w:sz="4" w:space="0" w:color="000000"/>
@@ -13760,7 +14606,7 @@
         </w:tc>
         <w:tc>
           <w:tcPr>
-            <w:tcW w:w="2400" w:type="dxa"/>
+            <w:tcW w:w="1900" w:type="dxa"/>
             <w:tcBorders>
               <w:top w:val="single" w:sz="4" w:space="0" w:color="000000"/>
               <w:left w:val="single" w:sz="4" w:space="0" w:color="000000"/>
@@ -13787,7 +14633,7 @@
         </w:tc>
         <w:tc>
           <w:tcPr>
-            <w:tcW w:w="1600" w:type="dxa"/>
+            <w:tcW w:w="1400" w:type="dxa"/>
             <w:tcBorders>
               <w:top w:val="single" w:sz="4" w:space="0" w:color="000000"/>
               <w:left w:val="single" w:sz="4" w:space="0" w:color="000000"/>
@@ -13814,7 +14660,7 @@
         </w:tc>
         <w:tc>
           <w:tcPr>
-            <w:tcW w:w="3000" w:type="dxa"/>
+            <w:tcW w:w="2300" w:type="dxa"/>
             <w:tcBorders>
               <w:top w:val="single" w:sz="4" w:space="0" w:color="000000"/>
               <w:left w:val="single" w:sz="4" w:space="0" w:color="000000"/>
@@ -13857,7 +14703,7 @@
         </w:tc>
         <w:tc>
           <w:tcPr>
-            <w:tcW w:w="1800" w:type="dxa"/>
+            <w:tcW w:w="1350" w:type="dxa"/>
             <w:tcBorders>
               <w:top w:val="single" w:sz="4" w:space="0" w:color="000000"/>
               <w:left w:val="single" w:sz="4" w:space="0" w:color="000000"/>
@@ -13884,7 +14730,7 @@
         </w:tc>
         <w:tc>
           <w:tcPr>
-            <w:tcW w:w="2400" w:type="dxa"/>
+            <w:tcW w:w="2150" w:type="dxa"/>
             <w:tcBorders>
               <w:top w:val="single" w:sz="4" w:space="0" w:color="000000"/>
               <w:left w:val="single" w:sz="4" w:space="0" w:color="000000"/>
@@ -13911,39 +14757,57 @@
         </w:tc>
         <w:tc>
           <w:tcPr>
-            <w:tcW w:w="1000" w:type="dxa"/>
-            <w:tcBorders>
-              <w:top w:val="single" w:sz="4" w:space="0" w:color="000000"/>
-              <w:left w:val="single" w:sz="4" w:space="0" w:color="000000"/>
-              <w:bottom w:val="single" w:sz="4" w:space="0" w:color="000000"/>
-              <w:right w:val="single" w:sz="4" w:space="0" w:color="000000"/>
-            </w:tcBorders>
-            <w:tcMar>
-              <w:top w:w="80" w:type="dxa"/>
-              <w:left w:w="100" w:type="dxa"/>
-              <w:bottom w:w="80" w:type="dxa"/>
-              <w:right w:w="100" w:type="dxa"/>
-            </w:tcMar>
-          </w:tcPr>
-          <w:p/>
-        </w:tc>
-        <w:tc>
-          <w:tcPr>
-            <w:tcW w:w="998" w:type="dxa"/>
-            <w:tcBorders>
-              <w:top w:val="single" w:sz="4" w:space="0" w:color="000000"/>
-              <w:left w:val="single" w:sz="4" w:space="0" w:color="000000"/>
-              <w:bottom w:val="single" w:sz="4" w:space="0" w:color="000000"/>
-              <w:right w:val="single" w:sz="4" w:space="0" w:color="000000"/>
-            </w:tcBorders>
-            <w:tcMar>
-              <w:top w:w="80" w:type="dxa"/>
-              <w:left w:w="100" w:type="dxa"/>
-              <w:bottom w:w="80" w:type="dxa"/>
-              <w:right w:w="100" w:type="dxa"/>
-            </w:tcMar>
-          </w:tcPr>
-          <w:p/>
+            <w:tcW w:w="3400" w:type="dxa"/>
+            <w:tcBorders>
+              <w:top w:val="single" w:sz="4" w:space="0" w:color="000000"/>
+              <w:left w:val="single" w:sz="4" w:space="0" w:color="000000"/>
+              <w:bottom w:val="single" w:sz="4" w:space="0" w:color="000000"/>
+              <w:right w:val="single" w:sz="4" w:space="0" w:color="000000"/>
+            </w:tcBorders>
+            <w:tcMar>
+              <w:top w:w="80" w:type="dxa"/>
+              <w:left w:w="100" w:type="dxa"/>
+              <w:bottom w:w="80" w:type="dxa"/>
+              <w:right w:w="100" w:type="dxa"/>
+            </w:tcMar>
+          </w:tcPr>
+          <w:p>
+            <w:r>
+              <w:rPr>
+                <w:b w:val="0"/>
+                <w:color w:val="000000"/>
+                <w:sz w:val="16"/>
+              </w:rPr>
+              <w:t>Needs group chat (FR-004, backlog #15), which is planned for Sprint 2.</w:t>
+            </w:r>
+          </w:p>
+        </w:tc>
+        <w:tc>
+          <w:tcPr>
+            <w:tcW w:w="898" w:type="dxa"/>
+            <w:tcBorders>
+              <w:top w:val="single" w:sz="4" w:space="0" w:color="000000"/>
+              <w:left w:val="single" w:sz="4" w:space="0" w:color="000000"/>
+              <w:bottom w:val="single" w:sz="4" w:space="0" w:color="000000"/>
+              <w:right w:val="single" w:sz="4" w:space="0" w:color="000000"/>
+            </w:tcBorders>
+            <w:tcMar>
+              <w:top w:w="80" w:type="dxa"/>
+              <w:left w:w="100" w:type="dxa"/>
+              <w:bottom w:w="80" w:type="dxa"/>
+              <w:right w:w="100" w:type="dxa"/>
+            </w:tcMar>
+          </w:tcPr>
+          <w:p>
+            <w:r>
+              <w:rPr>
+                <w:b/>
+                <w:color w:val="000000"/>
+                <w:sz w:val="16"/>
+              </w:rPr>
+              <w:t>Not executed (Sprint 2)</w:t>
+            </w:r>
+          </w:p>
         </w:tc>
       </w:tr>
       <w:tr>
@@ -13982,7 +14846,7 @@
         </w:tc>
         <w:tc>
           <w:tcPr>
-            <w:tcW w:w="1500" w:type="dxa"/>
+            <w:tcW w:w="1300" w:type="dxa"/>
             <w:tcBorders>
               <w:top w:val="single" w:sz="4" w:space="0" w:color="000000"/>
               <w:left w:val="single" w:sz="4" w:space="0" w:color="000000"/>
@@ -14009,7 +14873,7 @@
         </w:tc>
         <w:tc>
           <w:tcPr>
-            <w:tcW w:w="2400" w:type="dxa"/>
+            <w:tcW w:w="1900" w:type="dxa"/>
             <w:tcBorders>
               <w:top w:val="single" w:sz="4" w:space="0" w:color="000000"/>
               <w:left w:val="single" w:sz="4" w:space="0" w:color="000000"/>
@@ -14036,7 +14900,7 @@
         </w:tc>
         <w:tc>
           <w:tcPr>
-            <w:tcW w:w="1600" w:type="dxa"/>
+            <w:tcW w:w="1400" w:type="dxa"/>
             <w:tcBorders>
               <w:top w:val="single" w:sz="4" w:space="0" w:color="000000"/>
               <w:left w:val="single" w:sz="4" w:space="0" w:color="000000"/>
@@ -14063,7 +14927,7 @@
         </w:tc>
         <w:tc>
           <w:tcPr>
-            <w:tcW w:w="3000" w:type="dxa"/>
+            <w:tcW w:w="2300" w:type="dxa"/>
             <w:tcBorders>
               <w:top w:val="single" w:sz="4" w:space="0" w:color="000000"/>
               <w:left w:val="single" w:sz="4" w:space="0" w:color="000000"/>
@@ -14133,7 +14997,7 @@
         </w:tc>
         <w:tc>
           <w:tcPr>
-            <w:tcW w:w="1800" w:type="dxa"/>
+            <w:tcW w:w="1350" w:type="dxa"/>
             <w:tcBorders>
               <w:top w:val="single" w:sz="4" w:space="0" w:color="000000"/>
               <w:left w:val="single" w:sz="4" w:space="0" w:color="000000"/>
@@ -14161,7 +15025,7 @@
         </w:tc>
         <w:tc>
           <w:tcPr>
-            <w:tcW w:w="2400" w:type="dxa"/>
+            <w:tcW w:w="2150" w:type="dxa"/>
             <w:tcBorders>
               <w:top w:val="single" w:sz="4" w:space="0" w:color="000000"/>
               <w:left w:val="single" w:sz="4" w:space="0" w:color="000000"/>
@@ -14188,39 +15052,57 @@
         </w:tc>
         <w:tc>
           <w:tcPr>
-            <w:tcW w:w="1000" w:type="dxa"/>
-            <w:tcBorders>
-              <w:top w:val="single" w:sz="4" w:space="0" w:color="000000"/>
-              <w:left w:val="single" w:sz="4" w:space="0" w:color="000000"/>
-              <w:bottom w:val="single" w:sz="4" w:space="0" w:color="000000"/>
-              <w:right w:val="single" w:sz="4" w:space="0" w:color="000000"/>
-            </w:tcBorders>
-            <w:tcMar>
-              <w:top w:w="80" w:type="dxa"/>
-              <w:left w:w="100" w:type="dxa"/>
-              <w:bottom w:w="80" w:type="dxa"/>
-              <w:right w:w="100" w:type="dxa"/>
-            </w:tcMar>
-          </w:tcPr>
-          <w:p/>
-        </w:tc>
-        <w:tc>
-          <w:tcPr>
-            <w:tcW w:w="998" w:type="dxa"/>
-            <w:tcBorders>
-              <w:top w:val="single" w:sz="4" w:space="0" w:color="000000"/>
-              <w:left w:val="single" w:sz="4" w:space="0" w:color="000000"/>
-              <w:bottom w:val="single" w:sz="4" w:space="0" w:color="000000"/>
-              <w:right w:val="single" w:sz="4" w:space="0" w:color="000000"/>
-            </w:tcBorders>
-            <w:tcMar>
-              <w:top w:w="80" w:type="dxa"/>
-              <w:left w:w="100" w:type="dxa"/>
-              <w:bottom w:w="80" w:type="dxa"/>
-              <w:right w:w="100" w:type="dxa"/>
-            </w:tcMar>
-          </w:tcPr>
-          <w:p/>
+            <w:tcW w:w="3400" w:type="dxa"/>
+            <w:tcBorders>
+              <w:top w:val="single" w:sz="4" w:space="0" w:color="000000"/>
+              <w:left w:val="single" w:sz="4" w:space="0" w:color="000000"/>
+              <w:bottom w:val="single" w:sz="4" w:space="0" w:color="000000"/>
+              <w:right w:val="single" w:sz="4" w:space="0" w:color="000000"/>
+            </w:tcBorders>
+            <w:tcMar>
+              <w:top w:w="80" w:type="dxa"/>
+              <w:left w:w="100" w:type="dxa"/>
+              <w:bottom w:w="80" w:type="dxa"/>
+              <w:right w:w="100" w:type="dxa"/>
+            </w:tcMar>
+          </w:tcPr>
+          <w:p>
+            <w:r>
+              <w:rPr>
+                <w:b w:val="0"/>
+                <w:color w:val="000000"/>
+                <w:sz w:val="16"/>
+              </w:rPr>
+              <w:t>Final active-user list on the server: ['A', 'C', 'D'].</w:t>
+            </w:r>
+          </w:p>
+        </w:tc>
+        <w:tc>
+          <w:tcPr>
+            <w:tcW w:w="898" w:type="dxa"/>
+            <w:tcBorders>
+              <w:top w:val="single" w:sz="4" w:space="0" w:color="000000"/>
+              <w:left w:val="single" w:sz="4" w:space="0" w:color="000000"/>
+              <w:bottom w:val="single" w:sz="4" w:space="0" w:color="000000"/>
+              <w:right w:val="single" w:sz="4" w:space="0" w:color="000000"/>
+            </w:tcBorders>
+            <w:tcMar>
+              <w:top w:w="80" w:type="dxa"/>
+              <w:left w:w="100" w:type="dxa"/>
+              <w:bottom w:w="80" w:type="dxa"/>
+              <w:right w:w="100" w:type="dxa"/>
+            </w:tcMar>
+          </w:tcPr>
+          <w:p>
+            <w:r>
+              <w:rPr>
+                <w:b/>
+                <w:color w:val="000000"/>
+                <w:sz w:val="16"/>
+              </w:rPr>
+              <w:t>Pass</w:t>
+            </w:r>
+          </w:p>
         </w:tc>
       </w:tr>
       <w:tr>
@@ -14259,7 +15141,7 @@
         </w:tc>
         <w:tc>
           <w:tcPr>
-            <w:tcW w:w="1500" w:type="dxa"/>
+            <w:tcW w:w="1300" w:type="dxa"/>
             <w:tcBorders>
               <w:top w:val="single" w:sz="4" w:space="0" w:color="000000"/>
               <w:left w:val="single" w:sz="4" w:space="0" w:color="000000"/>
@@ -14286,7 +15168,7 @@
         </w:tc>
         <w:tc>
           <w:tcPr>
-            <w:tcW w:w="2400" w:type="dxa"/>
+            <w:tcW w:w="1900" w:type="dxa"/>
             <w:tcBorders>
               <w:top w:val="single" w:sz="4" w:space="0" w:color="000000"/>
               <w:left w:val="single" w:sz="4" w:space="0" w:color="000000"/>
@@ -14313,7 +15195,7 @@
         </w:tc>
         <w:tc>
           <w:tcPr>
-            <w:tcW w:w="1600" w:type="dxa"/>
+            <w:tcW w:w="1400" w:type="dxa"/>
             <w:tcBorders>
               <w:top w:val="single" w:sz="4" w:space="0" w:color="000000"/>
               <w:left w:val="single" w:sz="4" w:space="0" w:color="000000"/>
@@ -14340,7 +15222,7 @@
         </w:tc>
         <w:tc>
           <w:tcPr>
-            <w:tcW w:w="3000" w:type="dxa"/>
+            <w:tcW w:w="2300" w:type="dxa"/>
             <w:tcBorders>
               <w:top w:val="single" w:sz="4" w:space="0" w:color="000000"/>
               <w:left w:val="single" w:sz="4" w:space="0" w:color="000000"/>
@@ -14383,7 +15265,7 @@
         </w:tc>
         <w:tc>
           <w:tcPr>
-            <w:tcW w:w="1800" w:type="dxa"/>
+            <w:tcW w:w="1350" w:type="dxa"/>
             <w:tcBorders>
               <w:top w:val="single" w:sz="4" w:space="0" w:color="000000"/>
               <w:left w:val="single" w:sz="4" w:space="0" w:color="000000"/>
@@ -14410,7 +15292,7 @@
         </w:tc>
         <w:tc>
           <w:tcPr>
-            <w:tcW w:w="2400" w:type="dxa"/>
+            <w:tcW w:w="2150" w:type="dxa"/>
             <w:tcBorders>
               <w:top w:val="single" w:sz="4" w:space="0" w:color="000000"/>
               <w:left w:val="single" w:sz="4" w:space="0" w:color="000000"/>
@@ -14437,39 +15319,57 @@
         </w:tc>
         <w:tc>
           <w:tcPr>
-            <w:tcW w:w="1000" w:type="dxa"/>
-            <w:tcBorders>
-              <w:top w:val="single" w:sz="4" w:space="0" w:color="000000"/>
-              <w:left w:val="single" w:sz="4" w:space="0" w:color="000000"/>
-              <w:bottom w:val="single" w:sz="4" w:space="0" w:color="000000"/>
-              <w:right w:val="single" w:sz="4" w:space="0" w:color="000000"/>
-            </w:tcBorders>
-            <w:tcMar>
-              <w:top w:w="80" w:type="dxa"/>
-              <w:left w:w="100" w:type="dxa"/>
-              <w:bottom w:w="80" w:type="dxa"/>
-              <w:right w:w="100" w:type="dxa"/>
-            </w:tcMar>
-          </w:tcPr>
-          <w:p/>
-        </w:tc>
-        <w:tc>
-          <w:tcPr>
-            <w:tcW w:w="998" w:type="dxa"/>
-            <w:tcBorders>
-              <w:top w:val="single" w:sz="4" w:space="0" w:color="000000"/>
-              <w:left w:val="single" w:sz="4" w:space="0" w:color="000000"/>
-              <w:bottom w:val="single" w:sz="4" w:space="0" w:color="000000"/>
-              <w:right w:val="single" w:sz="4" w:space="0" w:color="000000"/>
-            </w:tcBorders>
-            <w:tcMar>
-              <w:top w:w="80" w:type="dxa"/>
-              <w:left w:w="100" w:type="dxa"/>
-              <w:bottom w:w="80" w:type="dxa"/>
-              <w:right w:w="100" w:type="dxa"/>
-            </w:tcMar>
-          </w:tcPr>
-          <w:p/>
+            <w:tcW w:w="3400" w:type="dxa"/>
+            <w:tcBorders>
+              <w:top w:val="single" w:sz="4" w:space="0" w:color="000000"/>
+              <w:left w:val="single" w:sz="4" w:space="0" w:color="000000"/>
+              <w:bottom w:val="single" w:sz="4" w:space="0" w:color="000000"/>
+              <w:right w:val="single" w:sz="4" w:space="0" w:color="000000"/>
+            </w:tcBorders>
+            <w:tcMar>
+              <w:top w:w="80" w:type="dxa"/>
+              <w:left w:w="100" w:type="dxa"/>
+              <w:bottom w:w="80" w:type="dxa"/>
+              <w:right w:w="100" w:type="dxa"/>
+            </w:tcMar>
+          </w:tcPr>
+          <w:p>
+            <w:r>
+              <w:rPr>
+                <w:b w:val="0"/>
+                <w:color w:val="000000"/>
+                <w:sz w:val="16"/>
+              </w:rPr>
+              <w:t>All 4 remaining clients received both join notices and the leave notice within a few milliseconds; the server's list ended correct (6 users).</w:t>
+            </w:r>
+          </w:p>
+        </w:tc>
+        <w:tc>
+          <w:tcPr>
+            <w:tcW w:w="898" w:type="dxa"/>
+            <w:tcBorders>
+              <w:top w:val="single" w:sz="4" w:space="0" w:color="000000"/>
+              <w:left w:val="single" w:sz="4" w:space="0" w:color="000000"/>
+              <w:bottom w:val="single" w:sz="4" w:space="0" w:color="000000"/>
+              <w:right w:val="single" w:sz="4" w:space="0" w:color="000000"/>
+            </w:tcBorders>
+            <w:tcMar>
+              <w:top w:w="80" w:type="dxa"/>
+              <w:left w:w="100" w:type="dxa"/>
+              <w:bottom w:w="80" w:type="dxa"/>
+              <w:right w:w="100" w:type="dxa"/>
+            </w:tcMar>
+          </w:tcPr>
+          <w:p>
+            <w:r>
+              <w:rPr>
+                <w:b/>
+                <w:color w:val="000000"/>
+                <w:sz w:val="16"/>
+              </w:rPr>
+              <w:t>Pass</w:t>
+            </w:r>
+          </w:p>
         </w:tc>
       </w:tr>
       <w:tr>
@@ -14508,7 +15408,7 @@
         </w:tc>
         <w:tc>
           <w:tcPr>
-            <w:tcW w:w="1500" w:type="dxa"/>
+            <w:tcW w:w="1300" w:type="dxa"/>
             <w:tcBorders>
               <w:top w:val="single" w:sz="4" w:space="0" w:color="000000"/>
               <w:left w:val="single" w:sz="4" w:space="0" w:color="000000"/>
@@ -14535,7 +15435,7 @@
         </w:tc>
         <w:tc>
           <w:tcPr>
-            <w:tcW w:w="2400" w:type="dxa"/>
+            <w:tcW w:w="1900" w:type="dxa"/>
             <w:tcBorders>
               <w:top w:val="single" w:sz="4" w:space="0" w:color="000000"/>
               <w:left w:val="single" w:sz="4" w:space="0" w:color="000000"/>
@@ -14562,7 +15462,7 @@
         </w:tc>
         <w:tc>
           <w:tcPr>
-            <w:tcW w:w="1600" w:type="dxa"/>
+            <w:tcW w:w="1400" w:type="dxa"/>
             <w:tcBorders>
               <w:top w:val="single" w:sz="4" w:space="0" w:color="000000"/>
               <w:left w:val="single" w:sz="4" w:space="0" w:color="000000"/>
@@ -14589,7 +15489,7 @@
         </w:tc>
         <w:tc>
           <w:tcPr>
-            <w:tcW w:w="3000" w:type="dxa"/>
+            <w:tcW w:w="2300" w:type="dxa"/>
             <w:tcBorders>
               <w:top w:val="single" w:sz="4" w:space="0" w:color="000000"/>
               <w:left w:val="single" w:sz="4" w:space="0" w:color="000000"/>
@@ -14616,7 +15516,7 @@
         </w:tc>
         <w:tc>
           <w:tcPr>
-            <w:tcW w:w="1800" w:type="dxa"/>
+            <w:tcW w:w="1350" w:type="dxa"/>
             <w:tcBorders>
               <w:top w:val="single" w:sz="4" w:space="0" w:color="000000"/>
               <w:left w:val="single" w:sz="4" w:space="0" w:color="000000"/>
@@ -14653,7 +15553,7 @@
         </w:tc>
         <w:tc>
           <w:tcPr>
-            <w:tcW w:w="2400" w:type="dxa"/>
+            <w:tcW w:w="2150" w:type="dxa"/>
             <w:tcBorders>
               <w:top w:val="single" w:sz="4" w:space="0" w:color="000000"/>
               <w:left w:val="single" w:sz="4" w:space="0" w:color="000000"/>
@@ -14680,39 +15580,57 @@
         </w:tc>
         <w:tc>
           <w:tcPr>
-            <w:tcW w:w="1000" w:type="dxa"/>
-            <w:tcBorders>
-              <w:top w:val="single" w:sz="4" w:space="0" w:color="000000"/>
-              <w:left w:val="single" w:sz="4" w:space="0" w:color="000000"/>
-              <w:bottom w:val="single" w:sz="4" w:space="0" w:color="000000"/>
-              <w:right w:val="single" w:sz="4" w:space="0" w:color="000000"/>
-            </w:tcBorders>
-            <w:tcMar>
-              <w:top w:w="80" w:type="dxa"/>
-              <w:left w:w="100" w:type="dxa"/>
-              <w:bottom w:w="80" w:type="dxa"/>
-              <w:right w:w="100" w:type="dxa"/>
-            </w:tcMar>
-          </w:tcPr>
-          <w:p/>
-        </w:tc>
-        <w:tc>
-          <w:tcPr>
-            <w:tcW w:w="998" w:type="dxa"/>
-            <w:tcBorders>
-              <w:top w:val="single" w:sz="4" w:space="0" w:color="000000"/>
-              <w:left w:val="single" w:sz="4" w:space="0" w:color="000000"/>
-              <w:bottom w:val="single" w:sz="4" w:space="0" w:color="000000"/>
-              <w:right w:val="single" w:sz="4" w:space="0" w:color="000000"/>
-            </w:tcBorders>
-            <w:tcMar>
-              <w:top w:w="80" w:type="dxa"/>
-              <w:left w:w="100" w:type="dxa"/>
-              <w:bottom w:w="80" w:type="dxa"/>
-              <w:right w:w="100" w:type="dxa"/>
-            </w:tcMar>
-          </w:tcPr>
-          <w:p/>
+            <w:tcW w:w="3400" w:type="dxa"/>
+            <w:tcBorders>
+              <w:top w:val="single" w:sz="4" w:space="0" w:color="000000"/>
+              <w:left w:val="single" w:sz="4" w:space="0" w:color="000000"/>
+              <w:bottom w:val="single" w:sz="4" w:space="0" w:color="000000"/>
+              <w:right w:val="single" w:sz="4" w:space="0" w:color="000000"/>
+            </w:tcBorders>
+            <w:tcMar>
+              <w:top w:w="80" w:type="dxa"/>
+              <w:left w:w="100" w:type="dxa"/>
+              <w:bottom w:w="80" w:type="dxa"/>
+              <w:right w:w="100" w:type="dxa"/>
+            </w:tcMar>
+          </w:tcPr>
+          <w:p>
+            <w:r>
+              <w:rPr>
+                <w:b w:val="0"/>
+                <w:color w:val="000000"/>
+                <w:sz w:val="16"/>
+              </w:rPr>
+              <w:t>Session marked not alive and removed from the active list; no exception.</w:t>
+            </w:r>
+          </w:p>
+        </w:tc>
+        <w:tc>
+          <w:tcPr>
+            <w:tcW w:w="898" w:type="dxa"/>
+            <w:tcBorders>
+              <w:top w:val="single" w:sz="4" w:space="0" w:color="000000"/>
+              <w:left w:val="single" w:sz="4" w:space="0" w:color="000000"/>
+              <w:bottom w:val="single" w:sz="4" w:space="0" w:color="000000"/>
+              <w:right w:val="single" w:sz="4" w:space="0" w:color="000000"/>
+            </w:tcBorders>
+            <w:tcMar>
+              <w:top w:w="80" w:type="dxa"/>
+              <w:left w:w="100" w:type="dxa"/>
+              <w:bottom w:w="80" w:type="dxa"/>
+              <w:right w:w="100" w:type="dxa"/>
+            </w:tcMar>
+          </w:tcPr>
+          <w:p>
+            <w:r>
+              <w:rPr>
+                <w:b/>
+                <w:color w:val="000000"/>
+                <w:sz w:val="16"/>
+              </w:rPr>
+              <w:t>Pass</w:t>
+            </w:r>
+          </w:p>
         </w:tc>
       </w:tr>
       <w:tr>
@@ -14751,7 +15669,7 @@
         </w:tc>
         <w:tc>
           <w:tcPr>
-            <w:tcW w:w="1500" w:type="dxa"/>
+            <w:tcW w:w="1300" w:type="dxa"/>
             <w:tcBorders>
               <w:top w:val="single" w:sz="4" w:space="0" w:color="000000"/>
               <w:left w:val="single" w:sz="4" w:space="0" w:color="000000"/>
@@ -14778,7 +15696,7 @@
         </w:tc>
         <w:tc>
           <w:tcPr>
-            <w:tcW w:w="2400" w:type="dxa"/>
+            <w:tcW w:w="1900" w:type="dxa"/>
             <w:tcBorders>
               <w:top w:val="single" w:sz="4" w:space="0" w:color="000000"/>
               <w:left w:val="single" w:sz="4" w:space="0" w:color="000000"/>
@@ -14805,7 +15723,7 @@
         </w:tc>
         <w:tc>
           <w:tcPr>
-            <w:tcW w:w="1600" w:type="dxa"/>
+            <w:tcW w:w="1400" w:type="dxa"/>
             <w:tcBorders>
               <w:top w:val="single" w:sz="4" w:space="0" w:color="000000"/>
               <w:left w:val="single" w:sz="4" w:space="0" w:color="000000"/>
@@ -14832,7 +15750,7 @@
         </w:tc>
         <w:tc>
           <w:tcPr>
-            <w:tcW w:w="3000" w:type="dxa"/>
+            <w:tcW w:w="2300" w:type="dxa"/>
             <w:tcBorders>
               <w:top w:val="single" w:sz="4" w:space="0" w:color="000000"/>
               <w:left w:val="single" w:sz="4" w:space="0" w:color="000000"/>
@@ -14859,7 +15777,7 @@
         </w:tc>
         <w:tc>
           <w:tcPr>
-            <w:tcW w:w="1800" w:type="dxa"/>
+            <w:tcW w:w="1350" w:type="dxa"/>
             <w:tcBorders>
               <w:top w:val="single" w:sz="4" w:space="0" w:color="000000"/>
               <w:left w:val="single" w:sz="4" w:space="0" w:color="000000"/>
@@ -14886,7 +15804,7 @@
         </w:tc>
         <w:tc>
           <w:tcPr>
-            <w:tcW w:w="2400" w:type="dxa"/>
+            <w:tcW w:w="2150" w:type="dxa"/>
             <w:tcBorders>
               <w:top w:val="single" w:sz="4" w:space="0" w:color="000000"/>
               <w:left w:val="single" w:sz="4" w:space="0" w:color="000000"/>
@@ -14913,39 +15831,57 @@
         </w:tc>
         <w:tc>
           <w:tcPr>
-            <w:tcW w:w="1000" w:type="dxa"/>
-            <w:tcBorders>
-              <w:top w:val="single" w:sz="4" w:space="0" w:color="000000"/>
-              <w:left w:val="single" w:sz="4" w:space="0" w:color="000000"/>
-              <w:bottom w:val="single" w:sz="4" w:space="0" w:color="000000"/>
-              <w:right w:val="single" w:sz="4" w:space="0" w:color="000000"/>
-            </w:tcBorders>
-            <w:tcMar>
-              <w:top w:w="80" w:type="dxa"/>
-              <w:left w:w="100" w:type="dxa"/>
-              <w:bottom w:w="80" w:type="dxa"/>
-              <w:right w:w="100" w:type="dxa"/>
-            </w:tcMar>
-          </w:tcPr>
-          <w:p/>
-        </w:tc>
-        <w:tc>
-          <w:tcPr>
-            <w:tcW w:w="998" w:type="dxa"/>
-            <w:tcBorders>
-              <w:top w:val="single" w:sz="4" w:space="0" w:color="000000"/>
-              <w:left w:val="single" w:sz="4" w:space="0" w:color="000000"/>
-              <w:bottom w:val="single" w:sz="4" w:space="0" w:color="000000"/>
-              <w:right w:val="single" w:sz="4" w:space="0" w:color="000000"/>
-            </w:tcBorders>
-            <w:tcMar>
-              <w:top w:w="80" w:type="dxa"/>
-              <w:left w:w="100" w:type="dxa"/>
-              <w:bottom w:w="80" w:type="dxa"/>
-              <w:right w:w="100" w:type="dxa"/>
-            </w:tcMar>
-          </w:tcPr>
-          <w:p/>
+            <w:tcW w:w="3400" w:type="dxa"/>
+            <w:tcBorders>
+              <w:top w:val="single" w:sz="4" w:space="0" w:color="000000"/>
+              <w:left w:val="single" w:sz="4" w:space="0" w:color="000000"/>
+              <w:bottom w:val="single" w:sz="4" w:space="0" w:color="000000"/>
+              <w:right w:val="single" w:sz="4" w:space="0" w:color="000000"/>
+            </w:tcBorders>
+            <w:tcMar>
+              <w:top w:w="80" w:type="dxa"/>
+              <w:left w:w="100" w:type="dxa"/>
+              <w:bottom w:w="80" w:type="dxa"/>
+              <w:right w:w="100" w:type="dxa"/>
+            </w:tcMar>
+          </w:tcPr>
+          <w:p>
+            <w:r>
+              <w:rPr>
+                <w:b w:val="0"/>
+                <w:color w:val="000000"/>
+                <w:sz w:val="16"/>
+              </w:rPr>
+              <w:t>Handler saw the closed socket, ended its loop and cleaned up the session within about 10 ms; no busy loop, no crash.</w:t>
+            </w:r>
+          </w:p>
+        </w:tc>
+        <w:tc>
+          <w:tcPr>
+            <w:tcW w:w="898" w:type="dxa"/>
+            <w:tcBorders>
+              <w:top w:val="single" w:sz="4" w:space="0" w:color="000000"/>
+              <w:left w:val="single" w:sz="4" w:space="0" w:color="000000"/>
+              <w:bottom w:val="single" w:sz="4" w:space="0" w:color="000000"/>
+              <w:right w:val="single" w:sz="4" w:space="0" w:color="000000"/>
+            </w:tcBorders>
+            <w:tcMar>
+              <w:top w:w="80" w:type="dxa"/>
+              <w:left w:w="100" w:type="dxa"/>
+              <w:bottom w:w="80" w:type="dxa"/>
+              <w:right w:w="100" w:type="dxa"/>
+            </w:tcMar>
+          </w:tcPr>
+          <w:p>
+            <w:r>
+              <w:rPr>
+                <w:b/>
+                <w:color w:val="000000"/>
+                <w:sz w:val="16"/>
+              </w:rPr>
+              <w:t>Pass</w:t>
+            </w:r>
+          </w:p>
         </w:tc>
       </w:tr>
       <w:tr>
@@ -14984,7 +15920,7 @@
         </w:tc>
         <w:tc>
           <w:tcPr>
-            <w:tcW w:w="1500" w:type="dxa"/>
+            <w:tcW w:w="1300" w:type="dxa"/>
             <w:tcBorders>
               <w:top w:val="single" w:sz="4" w:space="0" w:color="000000"/>
               <w:left w:val="single" w:sz="4" w:space="0" w:color="000000"/>
@@ -15011,7 +15947,7 @@
         </w:tc>
         <w:tc>
           <w:tcPr>
-            <w:tcW w:w="2400" w:type="dxa"/>
+            <w:tcW w:w="1900" w:type="dxa"/>
             <w:tcBorders>
               <w:top w:val="single" w:sz="4" w:space="0" w:color="000000"/>
               <w:left w:val="single" w:sz="4" w:space="0" w:color="000000"/>
@@ -15038,7 +15974,7 @@
         </w:tc>
         <w:tc>
           <w:tcPr>
-            <w:tcW w:w="1600" w:type="dxa"/>
+            <w:tcW w:w="1400" w:type="dxa"/>
             <w:tcBorders>
               <w:top w:val="single" w:sz="4" w:space="0" w:color="000000"/>
               <w:left w:val="single" w:sz="4" w:space="0" w:color="000000"/>
@@ -15065,7 +16001,7 @@
         </w:tc>
         <w:tc>
           <w:tcPr>
-            <w:tcW w:w="3000" w:type="dxa"/>
+            <w:tcW w:w="2300" w:type="dxa"/>
             <w:tcBorders>
               <w:top w:val="single" w:sz="4" w:space="0" w:color="000000"/>
               <w:left w:val="single" w:sz="4" w:space="0" w:color="000000"/>
@@ -15092,7 +16028,7 @@
         </w:tc>
         <w:tc>
           <w:tcPr>
-            <w:tcW w:w="1800" w:type="dxa"/>
+            <w:tcW w:w="1350" w:type="dxa"/>
             <w:tcBorders>
               <w:top w:val="single" w:sz="4" w:space="0" w:color="000000"/>
               <w:left w:val="single" w:sz="4" w:space="0" w:color="000000"/>
@@ -15119,7 +16055,7 @@
         </w:tc>
         <w:tc>
           <w:tcPr>
-            <w:tcW w:w="2400" w:type="dxa"/>
+            <w:tcW w:w="2150" w:type="dxa"/>
             <w:tcBorders>
               <w:top w:val="single" w:sz="4" w:space="0" w:color="000000"/>
               <w:left w:val="single" w:sz="4" w:space="0" w:color="000000"/>
@@ -15146,39 +16082,57 @@
         </w:tc>
         <w:tc>
           <w:tcPr>
-            <w:tcW w:w="1000" w:type="dxa"/>
-            <w:tcBorders>
-              <w:top w:val="single" w:sz="4" w:space="0" w:color="000000"/>
-              <w:left w:val="single" w:sz="4" w:space="0" w:color="000000"/>
-              <w:bottom w:val="single" w:sz="4" w:space="0" w:color="000000"/>
-              <w:right w:val="single" w:sz="4" w:space="0" w:color="000000"/>
-            </w:tcBorders>
-            <w:tcMar>
-              <w:top w:w="80" w:type="dxa"/>
-              <w:left w:w="100" w:type="dxa"/>
-              <w:bottom w:w="80" w:type="dxa"/>
-              <w:right w:w="100" w:type="dxa"/>
-            </w:tcMar>
-          </w:tcPr>
-          <w:p/>
-        </w:tc>
-        <w:tc>
-          <w:tcPr>
-            <w:tcW w:w="998" w:type="dxa"/>
-            <w:tcBorders>
-              <w:top w:val="single" w:sz="4" w:space="0" w:color="000000"/>
-              <w:left w:val="single" w:sz="4" w:space="0" w:color="000000"/>
-              <w:bottom w:val="single" w:sz="4" w:space="0" w:color="000000"/>
-              <w:right w:val="single" w:sz="4" w:space="0" w:color="000000"/>
-            </w:tcBorders>
-            <w:tcMar>
-              <w:top w:w="80" w:type="dxa"/>
-              <w:left w:w="100" w:type="dxa"/>
-              <w:bottom w:w="80" w:type="dxa"/>
-              <w:right w:w="100" w:type="dxa"/>
-            </w:tcMar>
-          </w:tcPr>
-          <w:p/>
+            <w:tcW w:w="3400" w:type="dxa"/>
+            <w:tcBorders>
+              <w:top w:val="single" w:sz="4" w:space="0" w:color="000000"/>
+              <w:left w:val="single" w:sz="4" w:space="0" w:color="000000"/>
+              <w:bottom w:val="single" w:sz="4" w:space="0" w:color="000000"/>
+              <w:right w:val="single" w:sz="4" w:space="0" w:color="000000"/>
+            </w:tcBorders>
+            <w:tcMar>
+              <w:top w:w="80" w:type="dxa"/>
+              <w:left w:w="100" w:type="dxa"/>
+              <w:bottom w:w="80" w:type="dxa"/>
+              <w:right w:w="100" w:type="dxa"/>
+            </w:tcMar>
+          </w:tcPr>
+          <w:p>
+            <w:r>
+              <w:rPr>
+                <w:b w:val="0"/>
+                <w:color w:val="000000"/>
+                <w:sz w:val="16"/>
+              </w:rPr>
+              <w:t>Socket handle released (fileno=-1) and session removed. Group memberships do not exist yet (Sprint 2), so that half could not be checked.</w:t>
+            </w:r>
+          </w:p>
+        </w:tc>
+        <w:tc>
+          <w:tcPr>
+            <w:tcW w:w="898" w:type="dxa"/>
+            <w:tcBorders>
+              <w:top w:val="single" w:sz="4" w:space="0" w:color="000000"/>
+              <w:left w:val="single" w:sz="4" w:space="0" w:color="000000"/>
+              <w:bottom w:val="single" w:sz="4" w:space="0" w:color="000000"/>
+              <w:right w:val="single" w:sz="4" w:space="0" w:color="000000"/>
+            </w:tcBorders>
+            <w:tcMar>
+              <w:top w:w="80" w:type="dxa"/>
+              <w:left w:w="100" w:type="dxa"/>
+              <w:bottom w:w="80" w:type="dxa"/>
+              <w:right w:w="100" w:type="dxa"/>
+            </w:tcMar>
+          </w:tcPr>
+          <w:p>
+            <w:r>
+              <w:rPr>
+                <w:b/>
+                <w:color w:val="000000"/>
+                <w:sz w:val="16"/>
+              </w:rPr>
+              <w:t>Partial</w:t>
+            </w:r>
+          </w:p>
         </w:tc>
       </w:tr>
       <w:tr>
@@ -15217,7 +16171,7 @@
         </w:tc>
         <w:tc>
           <w:tcPr>
-            <w:tcW w:w="1500" w:type="dxa"/>
+            <w:tcW w:w="1300" w:type="dxa"/>
             <w:tcBorders>
               <w:top w:val="single" w:sz="4" w:space="0" w:color="000000"/>
               <w:left w:val="single" w:sz="4" w:space="0" w:color="000000"/>
@@ -15244,7 +16198,7 @@
         </w:tc>
         <w:tc>
           <w:tcPr>
-            <w:tcW w:w="2400" w:type="dxa"/>
+            <w:tcW w:w="1900" w:type="dxa"/>
             <w:tcBorders>
               <w:top w:val="single" w:sz="4" w:space="0" w:color="000000"/>
               <w:left w:val="single" w:sz="4" w:space="0" w:color="000000"/>
@@ -15271,7 +16225,7 @@
         </w:tc>
         <w:tc>
           <w:tcPr>
-            <w:tcW w:w="1600" w:type="dxa"/>
+            <w:tcW w:w="1400" w:type="dxa"/>
             <w:tcBorders>
               <w:top w:val="single" w:sz="4" w:space="0" w:color="000000"/>
               <w:left w:val="single" w:sz="4" w:space="0" w:color="000000"/>
@@ -15298,7 +16252,7 @@
         </w:tc>
         <w:tc>
           <w:tcPr>
-            <w:tcW w:w="3000" w:type="dxa"/>
+            <w:tcW w:w="2300" w:type="dxa"/>
             <w:tcBorders>
               <w:top w:val="single" w:sz="4" w:space="0" w:color="000000"/>
               <w:left w:val="single" w:sz="4" w:space="0" w:color="000000"/>
@@ -15341,7 +16295,7 @@
         </w:tc>
         <w:tc>
           <w:tcPr>
-            <w:tcW w:w="1800" w:type="dxa"/>
+            <w:tcW w:w="1350" w:type="dxa"/>
             <w:tcBorders>
               <w:top w:val="single" w:sz="4" w:space="0" w:color="000000"/>
               <w:left w:val="single" w:sz="4" w:space="0" w:color="000000"/>
@@ -15368,7 +16322,7 @@
         </w:tc>
         <w:tc>
           <w:tcPr>
-            <w:tcW w:w="2400" w:type="dxa"/>
+            <w:tcW w:w="2150" w:type="dxa"/>
             <w:tcBorders>
               <w:top w:val="single" w:sz="4" w:space="0" w:color="000000"/>
               <w:left w:val="single" w:sz="4" w:space="0" w:color="000000"/>
@@ -15395,39 +16349,57 @@
         </w:tc>
         <w:tc>
           <w:tcPr>
-            <w:tcW w:w="1000" w:type="dxa"/>
-            <w:tcBorders>
-              <w:top w:val="single" w:sz="4" w:space="0" w:color="000000"/>
-              <w:left w:val="single" w:sz="4" w:space="0" w:color="000000"/>
-              <w:bottom w:val="single" w:sz="4" w:space="0" w:color="000000"/>
-              <w:right w:val="single" w:sz="4" w:space="0" w:color="000000"/>
-            </w:tcBorders>
-            <w:tcMar>
-              <w:top w:w="80" w:type="dxa"/>
-              <w:left w:w="100" w:type="dxa"/>
-              <w:bottom w:w="80" w:type="dxa"/>
-              <w:right w:w="100" w:type="dxa"/>
-            </w:tcMar>
-          </w:tcPr>
-          <w:p/>
-        </w:tc>
-        <w:tc>
-          <w:tcPr>
-            <w:tcW w:w="998" w:type="dxa"/>
-            <w:tcBorders>
-              <w:top w:val="single" w:sz="4" w:space="0" w:color="000000"/>
-              <w:left w:val="single" w:sz="4" w:space="0" w:color="000000"/>
-              <w:bottom w:val="single" w:sz="4" w:space="0" w:color="000000"/>
-              <w:right w:val="single" w:sz="4" w:space="0" w:color="000000"/>
-            </w:tcBorders>
-            <w:tcMar>
-              <w:top w:w="80" w:type="dxa"/>
-              <w:left w:w="100" w:type="dxa"/>
-              <w:bottom w:w="80" w:type="dxa"/>
-              <w:right w:w="100" w:type="dxa"/>
-            </w:tcMar>
-          </w:tcPr>
-          <w:p/>
+            <w:tcW w:w="3400" w:type="dxa"/>
+            <w:tcBorders>
+              <w:top w:val="single" w:sz="4" w:space="0" w:color="000000"/>
+              <w:left w:val="single" w:sz="4" w:space="0" w:color="000000"/>
+              <w:bottom w:val="single" w:sz="4" w:space="0" w:color="000000"/>
+              <w:right w:val="single" w:sz="4" w:space="0" w:color="000000"/>
+            </w:tcBorders>
+            <w:tcMar>
+              <w:top w:w="80" w:type="dxa"/>
+              <w:left w:w="100" w:type="dxa"/>
+              <w:bottom w:w="80" w:type="dxa"/>
+              <w:right w:w="100" w:type="dxa"/>
+            </w:tcMar>
+          </w:tcPr>
+          <w:p>
+            <w:r>
+              <w:rPr>
+                <w:b w:val="0"/>
+                <w:color w:val="000000"/>
+                <w:sz w:val="16"/>
+              </w:rPr>
+              <w:t>A was removed from the active-user list immediately, and B got 'A left the chat' in under 10 ms.</w:t>
+            </w:r>
+          </w:p>
+        </w:tc>
+        <w:tc>
+          <w:tcPr>
+            <w:tcW w:w="898" w:type="dxa"/>
+            <w:tcBorders>
+              <w:top w:val="single" w:sz="4" w:space="0" w:color="000000"/>
+              <w:left w:val="single" w:sz="4" w:space="0" w:color="000000"/>
+              <w:bottom w:val="single" w:sz="4" w:space="0" w:color="000000"/>
+              <w:right w:val="single" w:sz="4" w:space="0" w:color="000000"/>
+            </w:tcBorders>
+            <w:tcMar>
+              <w:top w:w="80" w:type="dxa"/>
+              <w:left w:w="100" w:type="dxa"/>
+              <w:bottom w:w="80" w:type="dxa"/>
+              <w:right w:w="100" w:type="dxa"/>
+            </w:tcMar>
+          </w:tcPr>
+          <w:p>
+            <w:r>
+              <w:rPr>
+                <w:b/>
+                <w:color w:val="000000"/>
+                <w:sz w:val="16"/>
+              </w:rPr>
+              <w:t>Pass</w:t>
+            </w:r>
+          </w:p>
         </w:tc>
       </w:tr>
       <w:tr>
@@ -15466,7 +16438,7 @@
         </w:tc>
         <w:tc>
           <w:tcPr>
-            <w:tcW w:w="1500" w:type="dxa"/>
+            <w:tcW w:w="1300" w:type="dxa"/>
             <w:tcBorders>
               <w:top w:val="single" w:sz="4" w:space="0" w:color="000000"/>
               <w:left w:val="single" w:sz="4" w:space="0" w:color="000000"/>
@@ -15493,7 +16465,7 @@
         </w:tc>
         <w:tc>
           <w:tcPr>
-            <w:tcW w:w="2400" w:type="dxa"/>
+            <w:tcW w:w="1900" w:type="dxa"/>
             <w:tcBorders>
               <w:top w:val="single" w:sz="4" w:space="0" w:color="000000"/>
               <w:left w:val="single" w:sz="4" w:space="0" w:color="000000"/>
@@ -15520,7 +16492,7 @@
         </w:tc>
         <w:tc>
           <w:tcPr>
-            <w:tcW w:w="1600" w:type="dxa"/>
+            <w:tcW w:w="1400" w:type="dxa"/>
             <w:tcBorders>
               <w:top w:val="single" w:sz="4" w:space="0" w:color="000000"/>
               <w:left w:val="single" w:sz="4" w:space="0" w:color="000000"/>
@@ -15547,7 +16519,7 @@
         </w:tc>
         <w:tc>
           <w:tcPr>
-            <w:tcW w:w="3000" w:type="dxa"/>
+            <w:tcW w:w="2300" w:type="dxa"/>
             <w:tcBorders>
               <w:top w:val="single" w:sz="4" w:space="0" w:color="000000"/>
               <w:left w:val="single" w:sz="4" w:space="0" w:color="000000"/>
@@ -15603,7 +16575,7 @@
         </w:tc>
         <w:tc>
           <w:tcPr>
-            <w:tcW w:w="1800" w:type="dxa"/>
+            <w:tcW w:w="1350" w:type="dxa"/>
             <w:tcBorders>
               <w:top w:val="single" w:sz="4" w:space="0" w:color="000000"/>
               <w:left w:val="single" w:sz="4" w:space="0" w:color="000000"/>
@@ -15630,7 +16602,7 @@
         </w:tc>
         <w:tc>
           <w:tcPr>
-            <w:tcW w:w="2400" w:type="dxa"/>
+            <w:tcW w:w="2150" w:type="dxa"/>
             <w:tcBorders>
               <w:top w:val="single" w:sz="4" w:space="0" w:color="000000"/>
               <w:left w:val="single" w:sz="4" w:space="0" w:color="000000"/>
@@ -15657,39 +16629,57 @@
         </w:tc>
         <w:tc>
           <w:tcPr>
-            <w:tcW w:w="1000" w:type="dxa"/>
-            <w:tcBorders>
-              <w:top w:val="single" w:sz="4" w:space="0" w:color="000000"/>
-              <w:left w:val="single" w:sz="4" w:space="0" w:color="000000"/>
-              <w:bottom w:val="single" w:sz="4" w:space="0" w:color="000000"/>
-              <w:right w:val="single" w:sz="4" w:space="0" w:color="000000"/>
-            </w:tcBorders>
-            <w:tcMar>
-              <w:top w:w="80" w:type="dxa"/>
-              <w:left w:w="100" w:type="dxa"/>
-              <w:bottom w:w="80" w:type="dxa"/>
-              <w:right w:w="100" w:type="dxa"/>
-            </w:tcMar>
-          </w:tcPr>
-          <w:p/>
-        </w:tc>
-        <w:tc>
-          <w:tcPr>
-            <w:tcW w:w="998" w:type="dxa"/>
-            <w:tcBorders>
-              <w:top w:val="single" w:sz="4" w:space="0" w:color="000000"/>
-              <w:left w:val="single" w:sz="4" w:space="0" w:color="000000"/>
-              <w:bottom w:val="single" w:sz="4" w:space="0" w:color="000000"/>
-              <w:right w:val="single" w:sz="4" w:space="0" w:color="000000"/>
-            </w:tcBorders>
-            <w:tcMar>
-              <w:top w:w="80" w:type="dxa"/>
-              <w:left w:w="100" w:type="dxa"/>
-              <w:bottom w:w="80" w:type="dxa"/>
-              <w:right w:w="100" w:type="dxa"/>
-            </w:tcMar>
-          </w:tcPr>
-          <w:p/>
+            <w:tcW w:w="3400" w:type="dxa"/>
+            <w:tcBorders>
+              <w:top w:val="single" w:sz="4" w:space="0" w:color="000000"/>
+              <w:left w:val="single" w:sz="4" w:space="0" w:color="000000"/>
+              <w:bottom w:val="single" w:sz="4" w:space="0" w:color="000000"/>
+              <w:right w:val="single" w:sz="4" w:space="0" w:color="000000"/>
+            </w:tcBorders>
+            <w:tcMar>
+              <w:top w:w="80" w:type="dxa"/>
+              <w:left w:w="100" w:type="dxa"/>
+              <w:bottom w:w="80" w:type="dxa"/>
+              <w:right w:w="100" w:type="dxa"/>
+            </w:tcMar>
+          </w:tcPr>
+          <w:p>
+            <w:r>
+              <w:rPr>
+                <w:b w:val="0"/>
+                <w:color w:val="000000"/>
+                <w:sz w:val="16"/>
+              </w:rPr>
+              <w:t>Client process was force-killed (SIGKILL); the server removed it within a few milliseconds because the OS closed the socket. A silent network drop is covered by TCP keepalive (about 25 s) and was not reproduced here.</w:t>
+            </w:r>
+          </w:p>
+        </w:tc>
+        <w:tc>
+          <w:tcPr>
+            <w:tcW w:w="898" w:type="dxa"/>
+            <w:tcBorders>
+              <w:top w:val="single" w:sz="4" w:space="0" w:color="000000"/>
+              <w:left w:val="single" w:sz="4" w:space="0" w:color="000000"/>
+              <w:bottom w:val="single" w:sz="4" w:space="0" w:color="000000"/>
+              <w:right w:val="single" w:sz="4" w:space="0" w:color="000000"/>
+            </w:tcBorders>
+            <w:tcMar>
+              <w:top w:w="80" w:type="dxa"/>
+              <w:left w:w="100" w:type="dxa"/>
+              <w:bottom w:w="80" w:type="dxa"/>
+              <w:right w:w="100" w:type="dxa"/>
+            </w:tcMar>
+          </w:tcPr>
+          <w:p>
+            <w:r>
+              <w:rPr>
+                <w:b/>
+                <w:color w:val="000000"/>
+                <w:sz w:val="16"/>
+              </w:rPr>
+              <w:t>Pass</w:t>
+            </w:r>
+          </w:p>
         </w:tc>
       </w:tr>
       <w:tr>
@@ -15728,7 +16718,7 @@
         </w:tc>
         <w:tc>
           <w:tcPr>
-            <w:tcW w:w="1500" w:type="dxa"/>
+            <w:tcW w:w="1300" w:type="dxa"/>
             <w:tcBorders>
               <w:top w:val="single" w:sz="4" w:space="0" w:color="000000"/>
               <w:left w:val="single" w:sz="4" w:space="0" w:color="000000"/>
@@ -15755,7 +16745,7 @@
         </w:tc>
         <w:tc>
           <w:tcPr>
-            <w:tcW w:w="2400" w:type="dxa"/>
+            <w:tcW w:w="1900" w:type="dxa"/>
             <w:tcBorders>
               <w:top w:val="single" w:sz="4" w:space="0" w:color="000000"/>
               <w:left w:val="single" w:sz="4" w:space="0" w:color="000000"/>
@@ -15782,7 +16772,7 @@
         </w:tc>
         <w:tc>
           <w:tcPr>
-            <w:tcW w:w="1600" w:type="dxa"/>
+            <w:tcW w:w="1400" w:type="dxa"/>
             <w:tcBorders>
               <w:top w:val="single" w:sz="4" w:space="0" w:color="000000"/>
               <w:left w:val="single" w:sz="4" w:space="0" w:color="000000"/>
@@ -15827,7 +16817,7 @@
         </w:tc>
         <w:tc>
           <w:tcPr>
-            <w:tcW w:w="3000" w:type="dxa"/>
+            <w:tcW w:w="2300" w:type="dxa"/>
             <w:tcBorders>
               <w:top w:val="single" w:sz="4" w:space="0" w:color="000000"/>
               <w:left w:val="single" w:sz="4" w:space="0" w:color="000000"/>
@@ -15888,7 +16878,7 @@
         </w:tc>
         <w:tc>
           <w:tcPr>
-            <w:tcW w:w="1800" w:type="dxa"/>
+            <w:tcW w:w="1350" w:type="dxa"/>
             <w:tcBorders>
               <w:top w:val="single" w:sz="4" w:space="0" w:color="000000"/>
               <w:left w:val="single" w:sz="4" w:space="0" w:color="000000"/>
@@ -15915,7 +16905,7 @@
         </w:tc>
         <w:tc>
           <w:tcPr>
-            <w:tcW w:w="2400" w:type="dxa"/>
+            <w:tcW w:w="2150" w:type="dxa"/>
             <w:tcBorders>
               <w:top w:val="single" w:sz="4" w:space="0" w:color="000000"/>
               <w:left w:val="single" w:sz="4" w:space="0" w:color="000000"/>
@@ -15960,39 +16950,57 @@
         </w:tc>
         <w:tc>
           <w:tcPr>
-            <w:tcW w:w="1000" w:type="dxa"/>
-            <w:tcBorders>
-              <w:top w:val="single" w:sz="4" w:space="0" w:color="000000"/>
-              <w:left w:val="single" w:sz="4" w:space="0" w:color="000000"/>
-              <w:bottom w:val="single" w:sz="4" w:space="0" w:color="000000"/>
-              <w:right w:val="single" w:sz="4" w:space="0" w:color="000000"/>
-            </w:tcBorders>
-            <w:tcMar>
-              <w:top w:w="80" w:type="dxa"/>
-              <w:left w:w="100" w:type="dxa"/>
-              <w:bottom w:w="80" w:type="dxa"/>
-              <w:right w:w="100" w:type="dxa"/>
-            </w:tcMar>
-          </w:tcPr>
-          <w:p/>
-        </w:tc>
-        <w:tc>
-          <w:tcPr>
-            <w:tcW w:w="998" w:type="dxa"/>
-            <w:tcBorders>
-              <w:top w:val="single" w:sz="4" w:space="0" w:color="000000"/>
-              <w:left w:val="single" w:sz="4" w:space="0" w:color="000000"/>
-              <w:bottom w:val="single" w:sz="4" w:space="0" w:color="000000"/>
-              <w:right w:val="single" w:sz="4" w:space="0" w:color="000000"/>
-            </w:tcBorders>
-            <w:tcMar>
-              <w:top w:w="80" w:type="dxa"/>
-              <w:left w:w="100" w:type="dxa"/>
-              <w:bottom w:w="80" w:type="dxa"/>
-              <w:right w:w="100" w:type="dxa"/>
-            </w:tcMar>
-          </w:tcPr>
-          <w:p/>
+            <w:tcW w:w="3400" w:type="dxa"/>
+            <w:tcBorders>
+              <w:top w:val="single" w:sz="4" w:space="0" w:color="000000"/>
+              <w:left w:val="single" w:sz="4" w:space="0" w:color="000000"/>
+              <w:bottom w:val="single" w:sz="4" w:space="0" w:color="000000"/>
+              <w:right w:val="single" w:sz="4" w:space="0" w:color="000000"/>
+            </w:tcBorders>
+            <w:tcMar>
+              <w:top w:w="80" w:type="dxa"/>
+              <w:left w:w="100" w:type="dxa"/>
+              <w:bottom w:w="80" w:type="dxa"/>
+              <w:right w:w="100" w:type="dxa"/>
+            </w:tcMar>
+          </w:tcPr>
+          <w:p>
+            <w:r>
+              <w:rPr>
+                <w:b w:val="0"/>
+                <w:color w:val="000000"/>
+                <w:sz w:val="16"/>
+              </w:rPr>
+              <w:t>Needs group chat (FR-004, backlog #15), which is planned for Sprint 2.</w:t>
+            </w:r>
+          </w:p>
+        </w:tc>
+        <w:tc>
+          <w:tcPr>
+            <w:tcW w:w="898" w:type="dxa"/>
+            <w:tcBorders>
+              <w:top w:val="single" w:sz="4" w:space="0" w:color="000000"/>
+              <w:left w:val="single" w:sz="4" w:space="0" w:color="000000"/>
+              <w:bottom w:val="single" w:sz="4" w:space="0" w:color="000000"/>
+              <w:right w:val="single" w:sz="4" w:space="0" w:color="000000"/>
+            </w:tcBorders>
+            <w:tcMar>
+              <w:top w:w="80" w:type="dxa"/>
+              <w:left w:w="100" w:type="dxa"/>
+              <w:bottom w:w="80" w:type="dxa"/>
+              <w:right w:w="100" w:type="dxa"/>
+            </w:tcMar>
+          </w:tcPr>
+          <w:p>
+            <w:r>
+              <w:rPr>
+                <w:b/>
+                <w:color w:val="000000"/>
+                <w:sz w:val="16"/>
+              </w:rPr>
+              <w:t>Not executed (Sprint 2)</w:t>
+            </w:r>
+          </w:p>
         </w:tc>
       </w:tr>
       <w:tr>
@@ -16031,7 +17039,7 @@
         </w:tc>
         <w:tc>
           <w:tcPr>
-            <w:tcW w:w="1500" w:type="dxa"/>
+            <w:tcW w:w="1300" w:type="dxa"/>
             <w:tcBorders>
               <w:top w:val="single" w:sz="4" w:space="0" w:color="000000"/>
               <w:left w:val="single" w:sz="4" w:space="0" w:color="000000"/>
@@ -16058,7 +17066,7 @@
         </w:tc>
         <w:tc>
           <w:tcPr>
-            <w:tcW w:w="2400" w:type="dxa"/>
+            <w:tcW w:w="1900" w:type="dxa"/>
             <w:tcBorders>
               <w:top w:val="single" w:sz="4" w:space="0" w:color="000000"/>
               <w:left w:val="single" w:sz="4" w:space="0" w:color="000000"/>
@@ -16085,7 +17093,7 @@
         </w:tc>
         <w:tc>
           <w:tcPr>
-            <w:tcW w:w="1600" w:type="dxa"/>
+            <w:tcW w:w="1400" w:type="dxa"/>
             <w:tcBorders>
               <w:top w:val="single" w:sz="4" w:space="0" w:color="000000"/>
               <w:left w:val="single" w:sz="4" w:space="0" w:color="000000"/>
@@ -16112,7 +17120,7 @@
         </w:tc>
         <w:tc>
           <w:tcPr>
-            <w:tcW w:w="3000" w:type="dxa"/>
+            <w:tcW w:w="2300" w:type="dxa"/>
             <w:tcBorders>
               <w:top w:val="single" w:sz="4" w:space="0" w:color="000000"/>
               <w:left w:val="single" w:sz="4" w:space="0" w:color="000000"/>
@@ -16168,7 +17176,7 @@
         </w:tc>
         <w:tc>
           <w:tcPr>
-            <w:tcW w:w="1800" w:type="dxa"/>
+            <w:tcW w:w="1350" w:type="dxa"/>
             <w:tcBorders>
               <w:top w:val="single" w:sz="4" w:space="0" w:color="000000"/>
               <w:left w:val="single" w:sz="4" w:space="0" w:color="000000"/>
@@ -16195,7 +17203,7 @@
         </w:tc>
         <w:tc>
           <w:tcPr>
-            <w:tcW w:w="2400" w:type="dxa"/>
+            <w:tcW w:w="2150" w:type="dxa"/>
             <w:tcBorders>
               <w:top w:val="single" w:sz="4" w:space="0" w:color="000000"/>
               <w:left w:val="single" w:sz="4" w:space="0" w:color="000000"/>
@@ -16222,39 +17230,57 @@
         </w:tc>
         <w:tc>
           <w:tcPr>
-            <w:tcW w:w="1000" w:type="dxa"/>
-            <w:tcBorders>
-              <w:top w:val="single" w:sz="4" w:space="0" w:color="000000"/>
-              <w:left w:val="single" w:sz="4" w:space="0" w:color="000000"/>
-              <w:bottom w:val="single" w:sz="4" w:space="0" w:color="000000"/>
-              <w:right w:val="single" w:sz="4" w:space="0" w:color="000000"/>
-            </w:tcBorders>
-            <w:tcMar>
-              <w:top w:w="80" w:type="dxa"/>
-              <w:left w:w="100" w:type="dxa"/>
-              <w:bottom w:w="80" w:type="dxa"/>
-              <w:right w:w="100" w:type="dxa"/>
-            </w:tcMar>
-          </w:tcPr>
-          <w:p/>
-        </w:tc>
-        <w:tc>
-          <w:tcPr>
-            <w:tcW w:w="998" w:type="dxa"/>
-            <w:tcBorders>
-              <w:top w:val="single" w:sz="4" w:space="0" w:color="000000"/>
-              <w:left w:val="single" w:sz="4" w:space="0" w:color="000000"/>
-              <w:bottom w:val="single" w:sz="4" w:space="0" w:color="000000"/>
-              <w:right w:val="single" w:sz="4" w:space="0" w:color="000000"/>
-            </w:tcBorders>
-            <w:tcMar>
-              <w:top w:w="80" w:type="dxa"/>
-              <w:left w:w="100" w:type="dxa"/>
-              <w:bottom w:w="80" w:type="dxa"/>
-              <w:right w:w="100" w:type="dxa"/>
-            </w:tcMar>
-          </w:tcPr>
-          <w:p/>
+            <w:tcW w:w="3400" w:type="dxa"/>
+            <w:tcBorders>
+              <w:top w:val="single" w:sz="4" w:space="0" w:color="000000"/>
+              <w:left w:val="single" w:sz="4" w:space="0" w:color="000000"/>
+              <w:bottom w:val="single" w:sz="4" w:space="0" w:color="000000"/>
+              <w:right w:val="single" w:sz="4" w:space="0" w:color="000000"/>
+            </w:tcBorders>
+            <w:tcMar>
+              <w:top w:w="80" w:type="dxa"/>
+              <w:left w:w="100" w:type="dxa"/>
+              <w:bottom w:w="80" w:type="dxa"/>
+              <w:right w:w="100" w:type="dxa"/>
+            </w:tcMar>
+          </w:tcPr>
+          <w:p>
+            <w:r>
+              <w:rPr>
+                <w:b w:val="0"/>
+                <w:color w:val="000000"/>
+                <w:sz w:val="16"/>
+              </w:rPr>
+              <w:t>After 2 /quit and 2 forced resets the server was still accepting clients; active list was exactly ['s4'] before the probe joined.</w:t>
+            </w:r>
+          </w:p>
+        </w:tc>
+        <w:tc>
+          <w:tcPr>
+            <w:tcW w:w="898" w:type="dxa"/>
+            <w:tcBorders>
+              <w:top w:val="single" w:sz="4" w:space="0" w:color="000000"/>
+              <w:left w:val="single" w:sz="4" w:space="0" w:color="000000"/>
+              <w:bottom w:val="single" w:sz="4" w:space="0" w:color="000000"/>
+              <w:right w:val="single" w:sz="4" w:space="0" w:color="000000"/>
+            </w:tcBorders>
+            <w:tcMar>
+              <w:top w:w="80" w:type="dxa"/>
+              <w:left w:w="100" w:type="dxa"/>
+              <w:bottom w:w="80" w:type="dxa"/>
+              <w:right w:w="100" w:type="dxa"/>
+            </w:tcMar>
+          </w:tcPr>
+          <w:p>
+            <w:r>
+              <w:rPr>
+                <w:b/>
+                <w:color w:val="000000"/>
+                <w:sz w:val="16"/>
+              </w:rPr>
+              <w:t>Pass</w:t>
+            </w:r>
+          </w:p>
         </w:tc>
       </w:tr>
       <w:tr>
@@ -16293,7 +17319,7 @@
         </w:tc>
         <w:tc>
           <w:tcPr>
-            <w:tcW w:w="1500" w:type="dxa"/>
+            <w:tcW w:w="1300" w:type="dxa"/>
             <w:tcBorders>
               <w:top w:val="single" w:sz="4" w:space="0" w:color="000000"/>
               <w:left w:val="single" w:sz="4" w:space="0" w:color="000000"/>
@@ -16320,7 +17346,7 @@
         </w:tc>
         <w:tc>
           <w:tcPr>
-            <w:tcW w:w="2400" w:type="dxa"/>
+            <w:tcW w:w="1900" w:type="dxa"/>
             <w:tcBorders>
               <w:top w:val="single" w:sz="4" w:space="0" w:color="000000"/>
               <w:left w:val="single" w:sz="4" w:space="0" w:color="000000"/>
@@ -16347,7 +17373,7 @@
         </w:tc>
         <w:tc>
           <w:tcPr>
-            <w:tcW w:w="1600" w:type="dxa"/>
+            <w:tcW w:w="1400" w:type="dxa"/>
             <w:tcBorders>
               <w:top w:val="single" w:sz="4" w:space="0" w:color="000000"/>
               <w:left w:val="single" w:sz="4" w:space="0" w:color="000000"/>
@@ -16374,7 +17400,7 @@
         </w:tc>
         <w:tc>
           <w:tcPr>
-            <w:tcW w:w="3000" w:type="dxa"/>
+            <w:tcW w:w="2300" w:type="dxa"/>
             <w:tcBorders>
               <w:top w:val="single" w:sz="4" w:space="0" w:color="000000"/>
               <w:left w:val="single" w:sz="4" w:space="0" w:color="000000"/>
@@ -16419,7 +17445,7 @@
         </w:tc>
         <w:tc>
           <w:tcPr>
-            <w:tcW w:w="1800" w:type="dxa"/>
+            <w:tcW w:w="1350" w:type="dxa"/>
             <w:tcBorders>
               <w:top w:val="single" w:sz="4" w:space="0" w:color="000000"/>
               <w:left w:val="single" w:sz="4" w:space="0" w:color="000000"/>
@@ -16464,7 +17490,7 @@
         </w:tc>
         <w:tc>
           <w:tcPr>
-            <w:tcW w:w="2400" w:type="dxa"/>
+            <w:tcW w:w="2150" w:type="dxa"/>
             <w:tcBorders>
               <w:top w:val="single" w:sz="4" w:space="0" w:color="000000"/>
               <w:left w:val="single" w:sz="4" w:space="0" w:color="000000"/>
@@ -16509,39 +17535,57 @@
         </w:tc>
         <w:tc>
           <w:tcPr>
-            <w:tcW w:w="1000" w:type="dxa"/>
-            <w:tcBorders>
-              <w:top w:val="single" w:sz="4" w:space="0" w:color="000000"/>
-              <w:left w:val="single" w:sz="4" w:space="0" w:color="000000"/>
-              <w:bottom w:val="single" w:sz="4" w:space="0" w:color="000000"/>
-              <w:right w:val="single" w:sz="4" w:space="0" w:color="000000"/>
-            </w:tcBorders>
-            <w:tcMar>
-              <w:top w:w="80" w:type="dxa"/>
-              <w:left w:w="100" w:type="dxa"/>
-              <w:bottom w:w="80" w:type="dxa"/>
-              <w:right w:w="100" w:type="dxa"/>
-            </w:tcMar>
-          </w:tcPr>
-          <w:p/>
-        </w:tc>
-        <w:tc>
-          <w:tcPr>
-            <w:tcW w:w="998" w:type="dxa"/>
-            <w:tcBorders>
-              <w:top w:val="single" w:sz="4" w:space="0" w:color="000000"/>
-              <w:left w:val="single" w:sz="4" w:space="0" w:color="000000"/>
-              <w:bottom w:val="single" w:sz="4" w:space="0" w:color="000000"/>
-              <w:right w:val="single" w:sz="4" w:space="0" w:color="000000"/>
-            </w:tcBorders>
-            <w:tcMar>
-              <w:top w:w="80" w:type="dxa"/>
-              <w:left w:w="100" w:type="dxa"/>
-              <w:bottom w:w="80" w:type="dxa"/>
-              <w:right w:w="100" w:type="dxa"/>
-            </w:tcMar>
-          </w:tcPr>
-          <w:p/>
+            <w:tcW w:w="3400" w:type="dxa"/>
+            <w:tcBorders>
+              <w:top w:val="single" w:sz="4" w:space="0" w:color="000000"/>
+              <w:left w:val="single" w:sz="4" w:space="0" w:color="000000"/>
+              <w:bottom w:val="single" w:sz="4" w:space="0" w:color="000000"/>
+              <w:right w:val="single" w:sz="4" w:space="0" w:color="000000"/>
+            </w:tcBorders>
+            <w:tcMar>
+              <w:top w:w="80" w:type="dxa"/>
+              <w:left w:w="100" w:type="dxa"/>
+              <w:bottom w:w="80" w:type="dxa"/>
+              <w:right w:w="100" w:type="dxa"/>
+            </w:tcMar>
+          </w:tcPr>
+          <w:p>
+            <w:r>
+              <w:rPr>
+                <w:b w:val="0"/>
+                <w:color w:val="000000"/>
+                <w:sz w:val="16"/>
+              </w:rPr>
+              <w:t>Reconnect with the same name succeeded ('registered'), fresh session.</w:t>
+            </w:r>
+          </w:p>
+        </w:tc>
+        <w:tc>
+          <w:tcPr>
+            <w:tcW w:w="898" w:type="dxa"/>
+            <w:tcBorders>
+              <w:top w:val="single" w:sz="4" w:space="0" w:color="000000"/>
+              <w:left w:val="single" w:sz="4" w:space="0" w:color="000000"/>
+              <w:bottom w:val="single" w:sz="4" w:space="0" w:color="000000"/>
+              <w:right w:val="single" w:sz="4" w:space="0" w:color="000000"/>
+            </w:tcBorders>
+            <w:tcMar>
+              <w:top w:w="80" w:type="dxa"/>
+              <w:left w:w="100" w:type="dxa"/>
+              <w:bottom w:w="80" w:type="dxa"/>
+              <w:right w:w="100" w:type="dxa"/>
+            </w:tcMar>
+          </w:tcPr>
+          <w:p>
+            <w:r>
+              <w:rPr>
+                <w:b/>
+                <w:color w:val="000000"/>
+                <w:sz w:val="16"/>
+              </w:rPr>
+              <w:t>Pass</w:t>
+            </w:r>
+          </w:p>
         </w:tc>
       </w:tr>
       <w:tr>
@@ -16581,7 +17625,7 @@
         </w:tc>
         <w:tc>
           <w:tcPr>
-            <w:tcW w:w="1500" w:type="dxa"/>
+            <w:tcW w:w="1300" w:type="dxa"/>
             <w:tcBorders>
               <w:top w:val="single" w:sz="4" w:space="0" w:color="000000"/>
               <w:left w:val="single" w:sz="4" w:space="0" w:color="000000"/>
@@ -16608,7 +17652,7 @@
         </w:tc>
         <w:tc>
           <w:tcPr>
-            <w:tcW w:w="2400" w:type="dxa"/>
+            <w:tcW w:w="1900" w:type="dxa"/>
             <w:tcBorders>
               <w:top w:val="single" w:sz="4" w:space="0" w:color="000000"/>
               <w:left w:val="single" w:sz="4" w:space="0" w:color="000000"/>
@@ -16635,7 +17679,7 @@
         </w:tc>
         <w:tc>
           <w:tcPr>
-            <w:tcW w:w="1600" w:type="dxa"/>
+            <w:tcW w:w="1400" w:type="dxa"/>
             <w:tcBorders>
               <w:top w:val="single" w:sz="4" w:space="0" w:color="000000"/>
               <w:left w:val="single" w:sz="4" w:space="0" w:color="000000"/>
@@ -16662,7 +17706,7 @@
         </w:tc>
         <w:tc>
           <w:tcPr>
-            <w:tcW w:w="3000" w:type="dxa"/>
+            <w:tcW w:w="2300" w:type="dxa"/>
             <w:tcBorders>
               <w:top w:val="single" w:sz="4" w:space="0" w:color="000000"/>
               <w:left w:val="single" w:sz="4" w:space="0" w:color="000000"/>
@@ -16689,7 +17733,7 @@
         </w:tc>
         <w:tc>
           <w:tcPr>
-            <w:tcW w:w="1800" w:type="dxa"/>
+            <w:tcW w:w="1350" w:type="dxa"/>
             <w:tcBorders>
               <w:top w:val="single" w:sz="4" w:space="0" w:color="000000"/>
               <w:left w:val="single" w:sz="4" w:space="0" w:color="000000"/>
@@ -16716,7 +17760,7 @@
         </w:tc>
         <w:tc>
           <w:tcPr>
-            <w:tcW w:w="2400" w:type="dxa"/>
+            <w:tcW w:w="2150" w:type="dxa"/>
             <w:tcBorders>
               <w:top w:val="single" w:sz="4" w:space="0" w:color="000000"/>
               <w:left w:val="single" w:sz="4" w:space="0" w:color="000000"/>
@@ -16743,39 +17787,57 @@
         </w:tc>
         <w:tc>
           <w:tcPr>
-            <w:tcW w:w="1000" w:type="dxa"/>
-            <w:tcBorders>
-              <w:top w:val="single" w:sz="4" w:space="0" w:color="000000"/>
-              <w:left w:val="single" w:sz="4" w:space="0" w:color="000000"/>
-              <w:bottom w:val="single" w:sz="4" w:space="0" w:color="000000"/>
-              <w:right w:val="single" w:sz="4" w:space="0" w:color="000000"/>
-            </w:tcBorders>
-            <w:tcMar>
-              <w:top w:w="80" w:type="dxa"/>
-              <w:left w:w="100" w:type="dxa"/>
-              <w:bottom w:w="80" w:type="dxa"/>
-              <w:right w:w="100" w:type="dxa"/>
-            </w:tcMar>
-          </w:tcPr>
-          <w:p/>
-        </w:tc>
-        <w:tc>
-          <w:tcPr>
-            <w:tcW w:w="998" w:type="dxa"/>
-            <w:tcBorders>
-              <w:top w:val="single" w:sz="4" w:space="0" w:color="000000"/>
-              <w:left w:val="single" w:sz="4" w:space="0" w:color="000000"/>
-              <w:bottom w:val="single" w:sz="4" w:space="0" w:color="000000"/>
-              <w:right w:val="single" w:sz="4" w:space="0" w:color="000000"/>
-            </w:tcBorders>
-            <w:tcMar>
-              <w:top w:w="80" w:type="dxa"/>
-              <w:left w:w="100" w:type="dxa"/>
-              <w:bottom w:w="80" w:type="dxa"/>
-              <w:right w:w="100" w:type="dxa"/>
-            </w:tcMar>
-          </w:tcPr>
-          <w:p/>
+            <w:tcW w:w="3400" w:type="dxa"/>
+            <w:tcBorders>
+              <w:top w:val="single" w:sz="4" w:space="0" w:color="000000"/>
+              <w:left w:val="single" w:sz="4" w:space="0" w:color="000000"/>
+              <w:bottom w:val="single" w:sz="4" w:space="0" w:color="000000"/>
+              <w:right w:val="single" w:sz="4" w:space="0" w:color="000000"/>
+            </w:tcBorders>
+            <w:tcMar>
+              <w:top w:w="80" w:type="dxa"/>
+              <w:left w:w="100" w:type="dxa"/>
+              <w:bottom w:w="80" w:type="dxa"/>
+              <w:right w:w="100" w:type="dxa"/>
+            </w:tcMar>
+          </w:tcPr>
+          <w:p>
+            <w:r>
+              <w:rPr>
+                <w:b w:val="0"/>
+                <w:color w:val="000000"/>
+                <w:sz w:val="16"/>
+              </w:rPr>
+              <w:t>Invalid bytes, broken JSON and a non-object all raised a handled ProtocolError; the server replies 'Message was not valid JSON.' and keeps the session open.</w:t>
+            </w:r>
+          </w:p>
+        </w:tc>
+        <w:tc>
+          <w:tcPr>
+            <w:tcW w:w="898" w:type="dxa"/>
+            <w:tcBorders>
+              <w:top w:val="single" w:sz="4" w:space="0" w:color="000000"/>
+              <w:left w:val="single" w:sz="4" w:space="0" w:color="000000"/>
+              <w:bottom w:val="single" w:sz="4" w:space="0" w:color="000000"/>
+              <w:right w:val="single" w:sz="4" w:space="0" w:color="000000"/>
+            </w:tcBorders>
+            <w:tcMar>
+              <w:top w:w="80" w:type="dxa"/>
+              <w:left w:w="100" w:type="dxa"/>
+              <w:bottom w:w="80" w:type="dxa"/>
+              <w:right w:w="100" w:type="dxa"/>
+            </w:tcMar>
+          </w:tcPr>
+          <w:p>
+            <w:r>
+              <w:rPr>
+                <w:b/>
+                <w:color w:val="000000"/>
+                <w:sz w:val="16"/>
+              </w:rPr>
+              <w:t>Pass</w:t>
+            </w:r>
+          </w:p>
         </w:tc>
       </w:tr>
       <w:tr>
@@ -16814,7 +17876,7 @@
         </w:tc>
         <w:tc>
           <w:tcPr>
-            <w:tcW w:w="1500" w:type="dxa"/>
+            <w:tcW w:w="1300" w:type="dxa"/>
             <w:tcBorders>
               <w:top w:val="single" w:sz="4" w:space="0" w:color="000000"/>
               <w:left w:val="single" w:sz="4" w:space="0" w:color="000000"/>
@@ -16841,7 +17903,7 @@
         </w:tc>
         <w:tc>
           <w:tcPr>
-            <w:tcW w:w="2400" w:type="dxa"/>
+            <w:tcW w:w="1900" w:type="dxa"/>
             <w:tcBorders>
               <w:top w:val="single" w:sz="4" w:space="0" w:color="000000"/>
               <w:left w:val="single" w:sz="4" w:space="0" w:color="000000"/>
@@ -16868,7 +17930,7 @@
         </w:tc>
         <w:tc>
           <w:tcPr>
-            <w:tcW w:w="1600" w:type="dxa"/>
+            <w:tcW w:w="1400" w:type="dxa"/>
             <w:tcBorders>
               <w:top w:val="single" w:sz="4" w:space="0" w:color="000000"/>
               <w:left w:val="single" w:sz="4" w:space="0" w:color="000000"/>
@@ -16895,7 +17957,7 @@
         </w:tc>
         <w:tc>
           <w:tcPr>
-            <w:tcW w:w="3000" w:type="dxa"/>
+            <w:tcW w:w="2300" w:type="dxa"/>
             <w:tcBorders>
               <w:top w:val="single" w:sz="4" w:space="0" w:color="000000"/>
               <w:left w:val="single" w:sz="4" w:space="0" w:color="000000"/>
@@ -16922,7 +17984,7 @@
         </w:tc>
         <w:tc>
           <w:tcPr>
-            <w:tcW w:w="1800" w:type="dxa"/>
+            <w:tcW w:w="1350" w:type="dxa"/>
             <w:tcBorders>
               <w:top w:val="single" w:sz="4" w:space="0" w:color="000000"/>
               <w:left w:val="single" w:sz="4" w:space="0" w:color="000000"/>
@@ -16967,7 +18029,7 @@
         </w:tc>
         <w:tc>
           <w:tcPr>
-            <w:tcW w:w="2400" w:type="dxa"/>
+            <w:tcW w:w="2150" w:type="dxa"/>
             <w:tcBorders>
               <w:top w:val="single" w:sz="4" w:space="0" w:color="000000"/>
               <w:left w:val="single" w:sz="4" w:space="0" w:color="000000"/>
@@ -16994,39 +18056,57 @@
         </w:tc>
         <w:tc>
           <w:tcPr>
-            <w:tcW w:w="1000" w:type="dxa"/>
-            <w:tcBorders>
-              <w:top w:val="single" w:sz="4" w:space="0" w:color="000000"/>
-              <w:left w:val="single" w:sz="4" w:space="0" w:color="000000"/>
-              <w:bottom w:val="single" w:sz="4" w:space="0" w:color="000000"/>
-              <w:right w:val="single" w:sz="4" w:space="0" w:color="000000"/>
-            </w:tcBorders>
-            <w:tcMar>
-              <w:top w:w="80" w:type="dxa"/>
-              <w:left w:w="100" w:type="dxa"/>
-              <w:bottom w:w="80" w:type="dxa"/>
-              <w:right w:w="100" w:type="dxa"/>
-            </w:tcMar>
-          </w:tcPr>
-          <w:p/>
-        </w:tc>
-        <w:tc>
-          <w:tcPr>
-            <w:tcW w:w="998" w:type="dxa"/>
-            <w:tcBorders>
-              <w:top w:val="single" w:sz="4" w:space="0" w:color="000000"/>
-              <w:left w:val="single" w:sz="4" w:space="0" w:color="000000"/>
-              <w:bottom w:val="single" w:sz="4" w:space="0" w:color="000000"/>
-              <w:right w:val="single" w:sz="4" w:space="0" w:color="000000"/>
-            </w:tcBorders>
-            <w:tcMar>
-              <w:top w:w="80" w:type="dxa"/>
-              <w:left w:w="100" w:type="dxa"/>
-              <w:bottom w:w="80" w:type="dxa"/>
-              <w:right w:w="100" w:type="dxa"/>
-            </w:tcMar>
-          </w:tcPr>
-          <w:p/>
+            <w:tcW w:w="3400" w:type="dxa"/>
+            <w:tcBorders>
+              <w:top w:val="single" w:sz="4" w:space="0" w:color="000000"/>
+              <w:left w:val="single" w:sz="4" w:space="0" w:color="000000"/>
+              <w:bottom w:val="single" w:sz="4" w:space="0" w:color="000000"/>
+              <w:right w:val="single" w:sz="4" w:space="0" w:color="000000"/>
+            </w:tcBorders>
+            <w:tcMar>
+              <w:top w:w="80" w:type="dxa"/>
+              <w:left w:w="100" w:type="dxa"/>
+              <w:bottom w:w="80" w:type="dxa"/>
+              <w:right w:w="100" w:type="dxa"/>
+            </w:tcMar>
+          </w:tcPr>
+          <w:p>
+            <w:r>
+              <w:rPr>
+                <w:b w:val="0"/>
+                <w:color w:val="000000"/>
+                <w:sz w:val="16"/>
+              </w:rPr>
+              <w:t>send() returned False instead of raising, and the session was marked for cleanup.</w:t>
+            </w:r>
+          </w:p>
+        </w:tc>
+        <w:tc>
+          <w:tcPr>
+            <w:tcW w:w="898" w:type="dxa"/>
+            <w:tcBorders>
+              <w:top w:val="single" w:sz="4" w:space="0" w:color="000000"/>
+              <w:left w:val="single" w:sz="4" w:space="0" w:color="000000"/>
+              <w:bottom w:val="single" w:sz="4" w:space="0" w:color="000000"/>
+              <w:right w:val="single" w:sz="4" w:space="0" w:color="000000"/>
+            </w:tcBorders>
+            <w:tcMar>
+              <w:top w:w="80" w:type="dxa"/>
+              <w:left w:w="100" w:type="dxa"/>
+              <w:bottom w:w="80" w:type="dxa"/>
+              <w:right w:w="100" w:type="dxa"/>
+            </w:tcMar>
+          </w:tcPr>
+          <w:p>
+            <w:r>
+              <w:rPr>
+                <w:b/>
+                <w:color w:val="000000"/>
+                <w:sz w:val="16"/>
+              </w:rPr>
+              <w:t>Pass</w:t>
+            </w:r>
+          </w:p>
         </w:tc>
       </w:tr>
       <w:tr>
@@ -17065,7 +18145,7 @@
         </w:tc>
         <w:tc>
           <w:tcPr>
-            <w:tcW w:w="1500" w:type="dxa"/>
+            <w:tcW w:w="1300" w:type="dxa"/>
             <w:tcBorders>
               <w:top w:val="single" w:sz="4" w:space="0" w:color="000000"/>
               <w:left w:val="single" w:sz="4" w:space="0" w:color="000000"/>
@@ -17092,7 +18172,7 @@
         </w:tc>
         <w:tc>
           <w:tcPr>
-            <w:tcW w:w="2400" w:type="dxa"/>
+            <w:tcW w:w="1900" w:type="dxa"/>
             <w:tcBorders>
               <w:top w:val="single" w:sz="4" w:space="0" w:color="000000"/>
               <w:left w:val="single" w:sz="4" w:space="0" w:color="000000"/>
@@ -17119,7 +18199,7 @@
         </w:tc>
         <w:tc>
           <w:tcPr>
-            <w:tcW w:w="1600" w:type="dxa"/>
+            <w:tcW w:w="1400" w:type="dxa"/>
             <w:tcBorders>
               <w:top w:val="single" w:sz="4" w:space="0" w:color="000000"/>
               <w:left w:val="single" w:sz="4" w:space="0" w:color="000000"/>
@@ -17146,7 +18226,7 @@
         </w:tc>
         <w:tc>
           <w:tcPr>
-            <w:tcW w:w="3000" w:type="dxa"/>
+            <w:tcW w:w="2300" w:type="dxa"/>
             <w:tcBorders>
               <w:top w:val="single" w:sz="4" w:space="0" w:color="000000"/>
               <w:left w:val="single" w:sz="4" w:space="0" w:color="000000"/>
@@ -17173,7 +18253,7 @@
         </w:tc>
         <w:tc>
           <w:tcPr>
-            <w:tcW w:w="1800" w:type="dxa"/>
+            <w:tcW w:w="1350" w:type="dxa"/>
             <w:tcBorders>
               <w:top w:val="single" w:sz="4" w:space="0" w:color="000000"/>
               <w:left w:val="single" w:sz="4" w:space="0" w:color="000000"/>
@@ -17200,7 +18280,7 @@
         </w:tc>
         <w:tc>
           <w:tcPr>
-            <w:tcW w:w="2400" w:type="dxa"/>
+            <w:tcW w:w="2150" w:type="dxa"/>
             <w:tcBorders>
               <w:top w:val="single" w:sz="4" w:space="0" w:color="000000"/>
               <w:left w:val="single" w:sz="4" w:space="0" w:color="000000"/>
@@ -17227,39 +18307,57 @@
         </w:tc>
         <w:tc>
           <w:tcPr>
-            <w:tcW w:w="1000" w:type="dxa"/>
-            <w:tcBorders>
-              <w:top w:val="single" w:sz="4" w:space="0" w:color="000000"/>
-              <w:left w:val="single" w:sz="4" w:space="0" w:color="000000"/>
-              <w:bottom w:val="single" w:sz="4" w:space="0" w:color="000000"/>
-              <w:right w:val="single" w:sz="4" w:space="0" w:color="000000"/>
-            </w:tcBorders>
-            <w:tcMar>
-              <w:top w:w="80" w:type="dxa"/>
-              <w:left w:w="100" w:type="dxa"/>
-              <w:bottom w:w="80" w:type="dxa"/>
-              <w:right w:w="100" w:type="dxa"/>
-            </w:tcMar>
-          </w:tcPr>
-          <w:p/>
-        </w:tc>
-        <w:tc>
-          <w:tcPr>
-            <w:tcW w:w="998" w:type="dxa"/>
-            <w:tcBorders>
-              <w:top w:val="single" w:sz="4" w:space="0" w:color="000000"/>
-              <w:left w:val="single" w:sz="4" w:space="0" w:color="000000"/>
-              <w:bottom w:val="single" w:sz="4" w:space="0" w:color="000000"/>
-              <w:right w:val="single" w:sz="4" w:space="0" w:color="000000"/>
-            </w:tcBorders>
-            <w:tcMar>
-              <w:top w:w="80" w:type="dxa"/>
-              <w:left w:w="100" w:type="dxa"/>
-              <w:bottom w:w="80" w:type="dxa"/>
-              <w:right w:w="100" w:type="dxa"/>
-            </w:tcMar>
-          </w:tcPr>
-          <w:p/>
+            <w:tcW w:w="3400" w:type="dxa"/>
+            <w:tcBorders>
+              <w:top w:val="single" w:sz="4" w:space="0" w:color="000000"/>
+              <w:left w:val="single" w:sz="4" w:space="0" w:color="000000"/>
+              <w:bottom w:val="single" w:sz="4" w:space="0" w:color="000000"/>
+              <w:right w:val="single" w:sz="4" w:space="0" w:color="000000"/>
+            </w:tcBorders>
+            <w:tcMar>
+              <w:top w:w="80" w:type="dxa"/>
+              <w:left w:w="100" w:type="dxa"/>
+              <w:bottom w:w="80" w:type="dxa"/>
+              <w:right w:w="100" w:type="dxa"/>
+            </w:tcMar>
+          </w:tcPr>
+          <w:p>
+            <w:r>
+              <w:rPr>
+                <w:b w:val="0"/>
+                <w:color w:val="000000"/>
+                <w:sz w:val="16"/>
+              </w:rPr>
+              <w:t>The client got an error reply, but nothing was written to any server log (no timestamp, session or error type recorded). Logging is planned as #14 in Sprint 2.</w:t>
+            </w:r>
+          </w:p>
+        </w:tc>
+        <w:tc>
+          <w:tcPr>
+            <w:tcW w:w="898" w:type="dxa"/>
+            <w:tcBorders>
+              <w:top w:val="single" w:sz="4" w:space="0" w:color="000000"/>
+              <w:left w:val="single" w:sz="4" w:space="0" w:color="000000"/>
+              <w:bottom w:val="single" w:sz="4" w:space="0" w:color="000000"/>
+              <w:right w:val="single" w:sz="4" w:space="0" w:color="000000"/>
+            </w:tcBorders>
+            <w:tcMar>
+              <w:top w:w="80" w:type="dxa"/>
+              <w:left w:w="100" w:type="dxa"/>
+              <w:bottom w:w="80" w:type="dxa"/>
+              <w:right w:w="100" w:type="dxa"/>
+            </w:tcMar>
+          </w:tcPr>
+          <w:p>
+            <w:r>
+              <w:rPr>
+                <w:b/>
+                <w:color w:val="000000"/>
+                <w:sz w:val="16"/>
+              </w:rPr>
+              <w:t>Fail</w:t>
+            </w:r>
+          </w:p>
         </w:tc>
       </w:tr>
       <w:tr>
@@ -17298,7 +18396,7 @@
         </w:tc>
         <w:tc>
           <w:tcPr>
-            <w:tcW w:w="1500" w:type="dxa"/>
+            <w:tcW w:w="1300" w:type="dxa"/>
             <w:tcBorders>
               <w:top w:val="single" w:sz="4" w:space="0" w:color="000000"/>
               <w:left w:val="single" w:sz="4" w:space="0" w:color="000000"/>
@@ -17325,7 +18423,7 @@
         </w:tc>
         <w:tc>
           <w:tcPr>
-            <w:tcW w:w="2400" w:type="dxa"/>
+            <w:tcW w:w="1900" w:type="dxa"/>
             <w:tcBorders>
               <w:top w:val="single" w:sz="4" w:space="0" w:color="000000"/>
               <w:left w:val="single" w:sz="4" w:space="0" w:color="000000"/>
@@ -17352,7 +18450,7 @@
         </w:tc>
         <w:tc>
           <w:tcPr>
-            <w:tcW w:w="1600" w:type="dxa"/>
+            <w:tcW w:w="1400" w:type="dxa"/>
             <w:tcBorders>
               <w:top w:val="single" w:sz="4" w:space="0" w:color="000000"/>
               <w:left w:val="single" w:sz="4" w:space="0" w:color="000000"/>
@@ -17379,7 +18477,7 @@
         </w:tc>
         <w:tc>
           <w:tcPr>
-            <w:tcW w:w="3000" w:type="dxa"/>
+            <w:tcW w:w="2300" w:type="dxa"/>
             <w:tcBorders>
               <w:top w:val="single" w:sz="4" w:space="0" w:color="000000"/>
               <w:left w:val="single" w:sz="4" w:space="0" w:color="000000"/>
@@ -17422,7 +18520,7 @@
         </w:tc>
         <w:tc>
           <w:tcPr>
-            <w:tcW w:w="1800" w:type="dxa"/>
+            <w:tcW w:w="1350" w:type="dxa"/>
             <w:tcBorders>
               <w:top w:val="single" w:sz="4" w:space="0" w:color="000000"/>
               <w:left w:val="single" w:sz="4" w:space="0" w:color="000000"/>
@@ -17449,7 +18547,7 @@
         </w:tc>
         <w:tc>
           <w:tcPr>
-            <w:tcW w:w="2400" w:type="dxa"/>
+            <w:tcW w:w="2150" w:type="dxa"/>
             <w:tcBorders>
               <w:top w:val="single" w:sz="4" w:space="0" w:color="000000"/>
               <w:left w:val="single" w:sz="4" w:space="0" w:color="000000"/>
@@ -17476,39 +18574,57 @@
         </w:tc>
         <w:tc>
           <w:tcPr>
-            <w:tcW w:w="1000" w:type="dxa"/>
-            <w:tcBorders>
-              <w:top w:val="single" w:sz="4" w:space="0" w:color="000000"/>
-              <w:left w:val="single" w:sz="4" w:space="0" w:color="000000"/>
-              <w:bottom w:val="single" w:sz="4" w:space="0" w:color="000000"/>
-              <w:right w:val="single" w:sz="4" w:space="0" w:color="000000"/>
-            </w:tcBorders>
-            <w:tcMar>
-              <w:top w:w="80" w:type="dxa"/>
-              <w:left w:w="100" w:type="dxa"/>
-              <w:bottom w:w="80" w:type="dxa"/>
-              <w:right w:w="100" w:type="dxa"/>
-            </w:tcMar>
-          </w:tcPr>
-          <w:p/>
-        </w:tc>
-        <w:tc>
-          <w:tcPr>
-            <w:tcW w:w="998" w:type="dxa"/>
-            <w:tcBorders>
-              <w:top w:val="single" w:sz="4" w:space="0" w:color="000000"/>
-              <w:left w:val="single" w:sz="4" w:space="0" w:color="000000"/>
-              <w:bottom w:val="single" w:sz="4" w:space="0" w:color="000000"/>
-              <w:right w:val="single" w:sz="4" w:space="0" w:color="000000"/>
-            </w:tcBorders>
-            <w:tcMar>
-              <w:top w:w="80" w:type="dxa"/>
-              <w:left w:w="100" w:type="dxa"/>
-              <w:bottom w:w="80" w:type="dxa"/>
-              <w:right w:w="100" w:type="dxa"/>
-            </w:tcMar>
-          </w:tcPr>
-          <w:p/>
+            <w:tcW w:w="3400" w:type="dxa"/>
+            <w:tcBorders>
+              <w:top w:val="single" w:sz="4" w:space="0" w:color="000000"/>
+              <w:left w:val="single" w:sz="4" w:space="0" w:color="000000"/>
+              <w:bottom w:val="single" w:sz="4" w:space="0" w:color="000000"/>
+              <w:right w:val="single" w:sz="4" w:space="0" w:color="000000"/>
+            </w:tcBorders>
+            <w:tcMar>
+              <w:top w:w="80" w:type="dxa"/>
+              <w:left w:w="100" w:type="dxa"/>
+              <w:bottom w:w="80" w:type="dxa"/>
+              <w:right w:w="100" w:type="dxa"/>
+            </w:tcMar>
+          </w:tcPr>
+          <w:p>
+            <w:r>
+              <w:rPr>
+                <w:b w:val="0"/>
+                <w:color w:val="000000"/>
+                <w:sz w:val="16"/>
+              </w:rPr>
+              <w:t>A got 'Message was not valid JSON.'; B stayed connected and still received A's next message.</w:t>
+            </w:r>
+          </w:p>
+        </w:tc>
+        <w:tc>
+          <w:tcPr>
+            <w:tcW w:w="898" w:type="dxa"/>
+            <w:tcBorders>
+              <w:top w:val="single" w:sz="4" w:space="0" w:color="000000"/>
+              <w:left w:val="single" w:sz="4" w:space="0" w:color="000000"/>
+              <w:bottom w:val="single" w:sz="4" w:space="0" w:color="000000"/>
+              <w:right w:val="single" w:sz="4" w:space="0" w:color="000000"/>
+            </w:tcBorders>
+            <w:tcMar>
+              <w:top w:w="80" w:type="dxa"/>
+              <w:left w:w="100" w:type="dxa"/>
+              <w:bottom w:w="80" w:type="dxa"/>
+              <w:right w:w="100" w:type="dxa"/>
+            </w:tcMar>
+          </w:tcPr>
+          <w:p>
+            <w:r>
+              <w:rPr>
+                <w:b/>
+                <w:color w:val="000000"/>
+                <w:sz w:val="16"/>
+              </w:rPr>
+              <w:t>Pass</w:t>
+            </w:r>
+          </w:p>
         </w:tc>
       </w:tr>
       <w:tr>
@@ -17547,7 +18663,7 @@
         </w:tc>
         <w:tc>
           <w:tcPr>
-            <w:tcW w:w="1500" w:type="dxa"/>
+            <w:tcW w:w="1300" w:type="dxa"/>
             <w:tcBorders>
               <w:top w:val="single" w:sz="4" w:space="0" w:color="000000"/>
               <w:left w:val="single" w:sz="4" w:space="0" w:color="000000"/>
@@ -17574,7 +18690,7 @@
         </w:tc>
         <w:tc>
           <w:tcPr>
-            <w:tcW w:w="2400" w:type="dxa"/>
+            <w:tcW w:w="1900" w:type="dxa"/>
             <w:tcBorders>
               <w:top w:val="single" w:sz="4" w:space="0" w:color="000000"/>
               <w:left w:val="single" w:sz="4" w:space="0" w:color="000000"/>
@@ -17601,7 +18717,7 @@
         </w:tc>
         <w:tc>
           <w:tcPr>
-            <w:tcW w:w="1600" w:type="dxa"/>
+            <w:tcW w:w="1400" w:type="dxa"/>
             <w:tcBorders>
               <w:top w:val="single" w:sz="4" w:space="0" w:color="000000"/>
               <w:left w:val="single" w:sz="4" w:space="0" w:color="000000"/>
@@ -17628,7 +18744,7 @@
         </w:tc>
         <w:tc>
           <w:tcPr>
-            <w:tcW w:w="3000" w:type="dxa"/>
+            <w:tcW w:w="2300" w:type="dxa"/>
             <w:tcBorders>
               <w:top w:val="single" w:sz="4" w:space="0" w:color="000000"/>
               <w:left w:val="single" w:sz="4" w:space="0" w:color="000000"/>
@@ -17671,7 +18787,7 @@
         </w:tc>
         <w:tc>
           <w:tcPr>
-            <w:tcW w:w="1800" w:type="dxa"/>
+            <w:tcW w:w="1350" w:type="dxa"/>
             <w:tcBorders>
               <w:top w:val="single" w:sz="4" w:space="0" w:color="000000"/>
               <w:left w:val="single" w:sz="4" w:space="0" w:color="000000"/>
@@ -17698,7 +18814,7 @@
         </w:tc>
         <w:tc>
           <w:tcPr>
-            <w:tcW w:w="2400" w:type="dxa"/>
+            <w:tcW w:w="2150" w:type="dxa"/>
             <w:tcBorders>
               <w:top w:val="single" w:sz="4" w:space="0" w:color="000000"/>
               <w:left w:val="single" w:sz="4" w:space="0" w:color="000000"/>
@@ -17725,39 +18841,57 @@
         </w:tc>
         <w:tc>
           <w:tcPr>
-            <w:tcW w:w="1000" w:type="dxa"/>
-            <w:tcBorders>
-              <w:top w:val="single" w:sz="4" w:space="0" w:color="000000"/>
-              <w:left w:val="single" w:sz="4" w:space="0" w:color="000000"/>
-              <w:bottom w:val="single" w:sz="4" w:space="0" w:color="000000"/>
-              <w:right w:val="single" w:sz="4" w:space="0" w:color="000000"/>
-            </w:tcBorders>
-            <w:tcMar>
-              <w:top w:w="80" w:type="dxa"/>
-              <w:left w:w="100" w:type="dxa"/>
-              <w:bottom w:w="80" w:type="dxa"/>
-              <w:right w:w="100" w:type="dxa"/>
-            </w:tcMar>
-          </w:tcPr>
-          <w:p/>
-        </w:tc>
-        <w:tc>
-          <w:tcPr>
-            <w:tcW w:w="998" w:type="dxa"/>
-            <w:tcBorders>
-              <w:top w:val="single" w:sz="4" w:space="0" w:color="000000"/>
-              <w:left w:val="single" w:sz="4" w:space="0" w:color="000000"/>
-              <w:bottom w:val="single" w:sz="4" w:space="0" w:color="000000"/>
-              <w:right w:val="single" w:sz="4" w:space="0" w:color="000000"/>
-            </w:tcBorders>
-            <w:tcMar>
-              <w:top w:w="80" w:type="dxa"/>
-              <w:left w:w="100" w:type="dxa"/>
-              <w:bottom w:w="80" w:type="dxa"/>
-              <w:right w:w="100" w:type="dxa"/>
-            </w:tcMar>
-          </w:tcPr>
-          <w:p/>
+            <w:tcW w:w="3400" w:type="dxa"/>
+            <w:tcBorders>
+              <w:top w:val="single" w:sz="4" w:space="0" w:color="000000"/>
+              <w:left w:val="single" w:sz="4" w:space="0" w:color="000000"/>
+              <w:bottom w:val="single" w:sz="4" w:space="0" w:color="000000"/>
+              <w:right w:val="single" w:sz="4" w:space="0" w:color="000000"/>
+            </w:tcBorders>
+            <w:tcMar>
+              <w:top w:w="80" w:type="dxa"/>
+              <w:left w:w="100" w:type="dxa"/>
+              <w:bottom w:w="80" w:type="dxa"/>
+              <w:right w:w="100" w:type="dxa"/>
+            </w:tcMar>
+          </w:tcPr>
+          <w:p>
+            <w:r>
+              <w:rPr>
+                <w:b w:val="0"/>
+                <w:color w:val="000000"/>
+                <w:sz w:val="16"/>
+              </w:rPr>
+              <w:t>Forced a TCP reset on A; server cleaned A up and B -&gt; C messaging carried on without a break.</w:t>
+            </w:r>
+          </w:p>
+        </w:tc>
+        <w:tc>
+          <w:tcPr>
+            <w:tcW w:w="898" w:type="dxa"/>
+            <w:tcBorders>
+              <w:top w:val="single" w:sz="4" w:space="0" w:color="000000"/>
+              <w:left w:val="single" w:sz="4" w:space="0" w:color="000000"/>
+              <w:bottom w:val="single" w:sz="4" w:space="0" w:color="000000"/>
+              <w:right w:val="single" w:sz="4" w:space="0" w:color="000000"/>
+            </w:tcBorders>
+            <w:tcMar>
+              <w:top w:w="80" w:type="dxa"/>
+              <w:left w:w="100" w:type="dxa"/>
+              <w:bottom w:w="80" w:type="dxa"/>
+              <w:right w:w="100" w:type="dxa"/>
+            </w:tcMar>
+          </w:tcPr>
+          <w:p>
+            <w:r>
+              <w:rPr>
+                <w:b/>
+                <w:color w:val="000000"/>
+                <w:sz w:val="16"/>
+              </w:rPr>
+              <w:t>Pass</w:t>
+            </w:r>
+          </w:p>
         </w:tc>
       </w:tr>
       <w:tr>
@@ -17796,7 +18930,7 @@
         </w:tc>
         <w:tc>
           <w:tcPr>
-            <w:tcW w:w="1500" w:type="dxa"/>
+            <w:tcW w:w="1300" w:type="dxa"/>
             <w:tcBorders>
               <w:top w:val="single" w:sz="4" w:space="0" w:color="000000"/>
               <w:left w:val="single" w:sz="4" w:space="0" w:color="000000"/>
@@ -17823,7 +18957,7 @@
         </w:tc>
         <w:tc>
           <w:tcPr>
-            <w:tcW w:w="2400" w:type="dxa"/>
+            <w:tcW w:w="1900" w:type="dxa"/>
             <w:tcBorders>
               <w:top w:val="single" w:sz="4" w:space="0" w:color="000000"/>
               <w:left w:val="single" w:sz="4" w:space="0" w:color="000000"/>
@@ -17850,7 +18984,7 @@
         </w:tc>
         <w:tc>
           <w:tcPr>
-            <w:tcW w:w="1600" w:type="dxa"/>
+            <w:tcW w:w="1400" w:type="dxa"/>
             <w:tcBorders>
               <w:top w:val="single" w:sz="4" w:space="0" w:color="000000"/>
               <w:left w:val="single" w:sz="4" w:space="0" w:color="000000"/>
@@ -17877,7 +19011,7 @@
         </w:tc>
         <w:tc>
           <w:tcPr>
-            <w:tcW w:w="3000" w:type="dxa"/>
+            <w:tcW w:w="2300" w:type="dxa"/>
             <w:tcBorders>
               <w:top w:val="single" w:sz="4" w:space="0" w:color="000000"/>
               <w:left w:val="single" w:sz="4" w:space="0" w:color="000000"/>
@@ -17920,7 +19054,7 @@
         </w:tc>
         <w:tc>
           <w:tcPr>
-            <w:tcW w:w="1800" w:type="dxa"/>
+            <w:tcW w:w="1350" w:type="dxa"/>
             <w:tcBorders>
               <w:top w:val="single" w:sz="4" w:space="0" w:color="000000"/>
               <w:left w:val="single" w:sz="4" w:space="0" w:color="000000"/>
@@ -17947,7 +19081,7 @@
         </w:tc>
         <w:tc>
           <w:tcPr>
-            <w:tcW w:w="2400" w:type="dxa"/>
+            <w:tcW w:w="2150" w:type="dxa"/>
             <w:tcBorders>
               <w:top w:val="single" w:sz="4" w:space="0" w:color="000000"/>
               <w:left w:val="single" w:sz="4" w:space="0" w:color="000000"/>
@@ -17974,39 +19108,57 @@
         </w:tc>
         <w:tc>
           <w:tcPr>
-            <w:tcW w:w="1000" w:type="dxa"/>
-            <w:tcBorders>
-              <w:top w:val="single" w:sz="4" w:space="0" w:color="000000"/>
-              <w:left w:val="single" w:sz="4" w:space="0" w:color="000000"/>
-              <w:bottom w:val="single" w:sz="4" w:space="0" w:color="000000"/>
-              <w:right w:val="single" w:sz="4" w:space="0" w:color="000000"/>
-            </w:tcBorders>
-            <w:tcMar>
-              <w:top w:w="80" w:type="dxa"/>
-              <w:left w:w="100" w:type="dxa"/>
-              <w:bottom w:w="80" w:type="dxa"/>
-              <w:right w:w="100" w:type="dxa"/>
-            </w:tcMar>
-          </w:tcPr>
-          <w:p/>
-        </w:tc>
-        <w:tc>
-          <w:tcPr>
-            <w:tcW w:w="998" w:type="dxa"/>
-            <w:tcBorders>
-              <w:top w:val="single" w:sz="4" w:space="0" w:color="000000"/>
-              <w:left w:val="single" w:sz="4" w:space="0" w:color="000000"/>
-              <w:bottom w:val="single" w:sz="4" w:space="0" w:color="000000"/>
-              <w:right w:val="single" w:sz="4" w:space="0" w:color="000000"/>
-            </w:tcBorders>
-            <w:tcMar>
-              <w:top w:w="80" w:type="dxa"/>
-              <w:left w:w="100" w:type="dxa"/>
-              <w:bottom w:w="80" w:type="dxa"/>
-              <w:right w:w="100" w:type="dxa"/>
-            </w:tcMar>
-          </w:tcPr>
-          <w:p/>
+            <w:tcW w:w="3400" w:type="dxa"/>
+            <w:tcBorders>
+              <w:top w:val="single" w:sz="4" w:space="0" w:color="000000"/>
+              <w:left w:val="single" w:sz="4" w:space="0" w:color="000000"/>
+              <w:bottom w:val="single" w:sz="4" w:space="0" w:color="000000"/>
+              <w:right w:val="single" w:sz="4" w:space="0" w:color="000000"/>
+            </w:tcBorders>
+            <w:tcMar>
+              <w:top w:w="80" w:type="dxa"/>
+              <w:left w:w="100" w:type="dxa"/>
+              <w:bottom w:w="80" w:type="dxa"/>
+              <w:right w:w="100" w:type="dxa"/>
+            </w:tcMar>
+          </w:tcPr>
+          <w:p>
+            <w:r>
+              <w:rPr>
+                <w:b w:val="0"/>
+                <w:color w:val="000000"/>
+                <w:sz w:val="16"/>
+              </w:rPr>
+              <w:t>After the server was stopped the client printed '[disconnected from server]' and exited cleanly instead of freezing.</w:t>
+            </w:r>
+          </w:p>
+        </w:tc>
+        <w:tc>
+          <w:tcPr>
+            <w:tcW w:w="898" w:type="dxa"/>
+            <w:tcBorders>
+              <w:top w:val="single" w:sz="4" w:space="0" w:color="000000"/>
+              <w:left w:val="single" w:sz="4" w:space="0" w:color="000000"/>
+              <w:bottom w:val="single" w:sz="4" w:space="0" w:color="000000"/>
+              <w:right w:val="single" w:sz="4" w:space="0" w:color="000000"/>
+            </w:tcBorders>
+            <w:tcMar>
+              <w:top w:w="80" w:type="dxa"/>
+              <w:left w:w="100" w:type="dxa"/>
+              <w:bottom w:w="80" w:type="dxa"/>
+              <w:right w:w="100" w:type="dxa"/>
+            </w:tcMar>
+          </w:tcPr>
+          <w:p>
+            <w:r>
+              <w:rPr>
+                <w:b/>
+                <w:color w:val="000000"/>
+                <w:sz w:val="16"/>
+              </w:rPr>
+              <w:t>Pass</w:t>
+            </w:r>
+          </w:p>
         </w:tc>
       </w:tr>
       <w:tr>
@@ -18045,7 +19197,7 @@
         </w:tc>
         <w:tc>
           <w:tcPr>
-            <w:tcW w:w="1500" w:type="dxa"/>
+            <w:tcW w:w="1300" w:type="dxa"/>
             <w:tcBorders>
               <w:top w:val="single" w:sz="4" w:space="0" w:color="000000"/>
               <w:left w:val="single" w:sz="4" w:space="0" w:color="000000"/>
@@ -18072,7 +19224,7 @@
         </w:tc>
         <w:tc>
           <w:tcPr>
-            <w:tcW w:w="2400" w:type="dxa"/>
+            <w:tcW w:w="1900" w:type="dxa"/>
             <w:tcBorders>
               <w:top w:val="single" w:sz="4" w:space="0" w:color="000000"/>
               <w:left w:val="single" w:sz="4" w:space="0" w:color="000000"/>
@@ -18099,7 +19251,7 @@
         </w:tc>
         <w:tc>
           <w:tcPr>
-            <w:tcW w:w="1600" w:type="dxa"/>
+            <w:tcW w:w="1400" w:type="dxa"/>
             <w:tcBorders>
               <w:top w:val="single" w:sz="4" w:space="0" w:color="000000"/>
               <w:left w:val="single" w:sz="4" w:space="0" w:color="000000"/>
@@ -18126,7 +19278,7 @@
         </w:tc>
         <w:tc>
           <w:tcPr>
-            <w:tcW w:w="3000" w:type="dxa"/>
+            <w:tcW w:w="2300" w:type="dxa"/>
             <w:tcBorders>
               <w:top w:val="single" w:sz="4" w:space="0" w:color="000000"/>
               <w:left w:val="single" w:sz="4" w:space="0" w:color="000000"/>
@@ -18169,7 +19321,7 @@
         </w:tc>
         <w:tc>
           <w:tcPr>
-            <w:tcW w:w="1800" w:type="dxa"/>
+            <w:tcW w:w="1350" w:type="dxa"/>
             <w:tcBorders>
               <w:top w:val="single" w:sz="4" w:space="0" w:color="000000"/>
               <w:left w:val="single" w:sz="4" w:space="0" w:color="000000"/>
@@ -18196,7 +19348,7 @@
         </w:tc>
         <w:tc>
           <w:tcPr>
-            <w:tcW w:w="2400" w:type="dxa"/>
+            <w:tcW w:w="2150" w:type="dxa"/>
             <w:tcBorders>
               <w:top w:val="single" w:sz="4" w:space="0" w:color="000000"/>
               <w:left w:val="single" w:sz="4" w:space="0" w:color="000000"/>
@@ -18223,39 +19375,57 @@
         </w:tc>
         <w:tc>
           <w:tcPr>
-            <w:tcW w:w="1000" w:type="dxa"/>
-            <w:tcBorders>
-              <w:top w:val="single" w:sz="4" w:space="0" w:color="000000"/>
-              <w:left w:val="single" w:sz="4" w:space="0" w:color="000000"/>
-              <w:bottom w:val="single" w:sz="4" w:space="0" w:color="000000"/>
-              <w:right w:val="single" w:sz="4" w:space="0" w:color="000000"/>
-            </w:tcBorders>
-            <w:tcMar>
-              <w:top w:w="80" w:type="dxa"/>
-              <w:left w:w="100" w:type="dxa"/>
-              <w:bottom w:w="80" w:type="dxa"/>
-              <w:right w:w="100" w:type="dxa"/>
-            </w:tcMar>
-          </w:tcPr>
-          <w:p/>
-        </w:tc>
-        <w:tc>
-          <w:tcPr>
-            <w:tcW w:w="998" w:type="dxa"/>
-            <w:tcBorders>
-              <w:top w:val="single" w:sz="4" w:space="0" w:color="000000"/>
-              <w:left w:val="single" w:sz="4" w:space="0" w:color="000000"/>
-              <w:bottom w:val="single" w:sz="4" w:space="0" w:color="000000"/>
-              <w:right w:val="single" w:sz="4" w:space="0" w:color="000000"/>
-            </w:tcBorders>
-            <w:tcMar>
-              <w:top w:w="80" w:type="dxa"/>
-              <w:left w:w="100" w:type="dxa"/>
-              <w:bottom w:w="80" w:type="dxa"/>
-              <w:right w:w="100" w:type="dxa"/>
-            </w:tcMar>
-          </w:tcPr>
-          <w:p/>
+            <w:tcW w:w="3400" w:type="dxa"/>
+            <w:tcBorders>
+              <w:top w:val="single" w:sz="4" w:space="0" w:color="000000"/>
+              <w:left w:val="single" w:sz="4" w:space="0" w:color="000000"/>
+              <w:bottom w:val="single" w:sz="4" w:space="0" w:color="000000"/>
+              <w:right w:val="single" w:sz="4" w:space="0" w:color="000000"/>
+            </w:tcBorders>
+            <w:tcMar>
+              <w:top w:w="80" w:type="dxa"/>
+              <w:left w:w="100" w:type="dxa"/>
+              <w:bottom w:w="80" w:type="dxa"/>
+              <w:right w:w="100" w:type="dxa"/>
+            </w:tcMar>
+          </w:tcPr>
+          <w:p>
+            <w:r>
+              <w:rPr>
+                <w:b w:val="0"/>
+                <w:color w:val="000000"/>
+                <w:sz w:val="16"/>
+              </w:rPr>
+              <w:t>One abrupt reset and one corrupt frame at the same moment: both sessions cleaned up, list became ['e2', 'e3', 'e4'], and the other 3 kept chatting.</w:t>
+            </w:r>
+          </w:p>
+        </w:tc>
+        <w:tc>
+          <w:tcPr>
+            <w:tcW w:w="898" w:type="dxa"/>
+            <w:tcBorders>
+              <w:top w:val="single" w:sz="4" w:space="0" w:color="000000"/>
+              <w:left w:val="single" w:sz="4" w:space="0" w:color="000000"/>
+              <w:bottom w:val="single" w:sz="4" w:space="0" w:color="000000"/>
+              <w:right w:val="single" w:sz="4" w:space="0" w:color="000000"/>
+            </w:tcBorders>
+            <w:tcMar>
+              <w:top w:w="80" w:type="dxa"/>
+              <w:left w:w="100" w:type="dxa"/>
+              <w:bottom w:w="80" w:type="dxa"/>
+              <w:right w:w="100" w:type="dxa"/>
+            </w:tcMar>
+          </w:tcPr>
+          <w:p>
+            <w:r>
+              <w:rPr>
+                <w:b/>
+                <w:color w:val="000000"/>
+                <w:sz w:val="16"/>
+              </w:rPr>
+              <w:t>Pass</w:t>
+            </w:r>
+          </w:p>
         </w:tc>
       </w:tr>
       <w:tr>
@@ -18294,7 +19464,7 @@
         </w:tc>
         <w:tc>
           <w:tcPr>
-            <w:tcW w:w="1500" w:type="dxa"/>
+            <w:tcW w:w="1300" w:type="dxa"/>
             <w:tcBorders>
               <w:top w:val="single" w:sz="4" w:space="0" w:color="000000"/>
               <w:left w:val="single" w:sz="4" w:space="0" w:color="000000"/>
@@ -18321,7 +19491,7 @@
         </w:tc>
         <w:tc>
           <w:tcPr>
-            <w:tcW w:w="2400" w:type="dxa"/>
+            <w:tcW w:w="1900" w:type="dxa"/>
             <w:tcBorders>
               <w:top w:val="single" w:sz="4" w:space="0" w:color="000000"/>
               <w:left w:val="single" w:sz="4" w:space="0" w:color="000000"/>
@@ -18348,7 +19518,7 @@
         </w:tc>
         <w:tc>
           <w:tcPr>
-            <w:tcW w:w="1600" w:type="dxa"/>
+            <w:tcW w:w="1400" w:type="dxa"/>
             <w:tcBorders>
               <w:top w:val="single" w:sz="4" w:space="0" w:color="000000"/>
               <w:left w:val="single" w:sz="4" w:space="0" w:color="000000"/>
@@ -18375,7 +19545,7 @@
         </w:tc>
         <w:tc>
           <w:tcPr>
-            <w:tcW w:w="3000" w:type="dxa"/>
+            <w:tcW w:w="2300" w:type="dxa"/>
             <w:tcBorders>
               <w:top w:val="single" w:sz="4" w:space="0" w:color="000000"/>
               <w:left w:val="single" w:sz="4" w:space="0" w:color="000000"/>
@@ -18418,7 +19588,7 @@
         </w:tc>
         <w:tc>
           <w:tcPr>
-            <w:tcW w:w="1800" w:type="dxa"/>
+            <w:tcW w:w="1350" w:type="dxa"/>
             <w:tcBorders>
               <w:top w:val="single" w:sz="4" w:space="0" w:color="000000"/>
               <w:left w:val="single" w:sz="4" w:space="0" w:color="000000"/>
@@ -18463,7 +19633,7 @@
         </w:tc>
         <w:tc>
           <w:tcPr>
-            <w:tcW w:w="2400" w:type="dxa"/>
+            <w:tcW w:w="2150" w:type="dxa"/>
             <w:tcBorders>
               <w:top w:val="single" w:sz="4" w:space="0" w:color="000000"/>
               <w:left w:val="single" w:sz="4" w:space="0" w:color="000000"/>
@@ -18490,39 +19660,57 @@
         </w:tc>
         <w:tc>
           <w:tcPr>
-            <w:tcW w:w="1000" w:type="dxa"/>
-            <w:tcBorders>
-              <w:top w:val="single" w:sz="4" w:space="0" w:color="000000"/>
-              <w:left w:val="single" w:sz="4" w:space="0" w:color="000000"/>
-              <w:bottom w:val="single" w:sz="4" w:space="0" w:color="000000"/>
-              <w:right w:val="single" w:sz="4" w:space="0" w:color="000000"/>
-            </w:tcBorders>
-            <w:tcMar>
-              <w:top w:w="80" w:type="dxa"/>
-              <w:left w:w="100" w:type="dxa"/>
-              <w:bottom w:w="80" w:type="dxa"/>
-              <w:right w:w="100" w:type="dxa"/>
-            </w:tcMar>
-          </w:tcPr>
-          <w:p/>
-        </w:tc>
-        <w:tc>
-          <w:tcPr>
-            <w:tcW w:w="998" w:type="dxa"/>
-            <w:tcBorders>
-              <w:top w:val="single" w:sz="4" w:space="0" w:color="000000"/>
-              <w:left w:val="single" w:sz="4" w:space="0" w:color="000000"/>
-              <w:bottom w:val="single" w:sz="4" w:space="0" w:color="000000"/>
-              <w:right w:val="single" w:sz="4" w:space="0" w:color="000000"/>
-            </w:tcBorders>
-            <w:tcMar>
-              <w:top w:w="80" w:type="dxa"/>
-              <w:left w:w="100" w:type="dxa"/>
-              <w:bottom w:w="80" w:type="dxa"/>
-              <w:right w:w="100" w:type="dxa"/>
-            </w:tcMar>
-          </w:tcPr>
-          <w:p/>
+            <w:tcW w:w="3400" w:type="dxa"/>
+            <w:tcBorders>
+              <w:top w:val="single" w:sz="4" w:space="0" w:color="000000"/>
+              <w:left w:val="single" w:sz="4" w:space="0" w:color="000000"/>
+              <w:bottom w:val="single" w:sz="4" w:space="0" w:color="000000"/>
+              <w:right w:val="single" w:sz="4" w:space="0" w:color="000000"/>
+            </w:tcBorders>
+            <w:tcMar>
+              <w:top w:w="80" w:type="dxa"/>
+              <w:left w:w="100" w:type="dxa"/>
+              <w:bottom w:w="80" w:type="dxa"/>
+              <w:right w:w="100" w:type="dxa"/>
+            </w:tcMar>
+          </w:tcPr>
+          <w:p>
+            <w:r>
+              <w:rPr>
+                <w:b w:val="0"/>
+                <w:color w:val="000000"/>
+                <w:sz w:val="16"/>
+              </w:rPr>
+              <w:t>userA was dropped for a bad frame, reconnected under the same name, and private and normal messages both worked. Group messaging is Sprint 2, so that part was not checked.</w:t>
+            </w:r>
+          </w:p>
+        </w:tc>
+        <w:tc>
+          <w:tcPr>
+            <w:tcW w:w="898" w:type="dxa"/>
+            <w:tcBorders>
+              <w:top w:val="single" w:sz="4" w:space="0" w:color="000000"/>
+              <w:left w:val="single" w:sz="4" w:space="0" w:color="000000"/>
+              <w:bottom w:val="single" w:sz="4" w:space="0" w:color="000000"/>
+              <w:right w:val="single" w:sz="4" w:space="0" w:color="000000"/>
+            </w:tcBorders>
+            <w:tcMar>
+              <w:top w:w="80" w:type="dxa"/>
+              <w:left w:w="100" w:type="dxa"/>
+              <w:bottom w:w="80" w:type="dxa"/>
+              <w:right w:w="100" w:type="dxa"/>
+            </w:tcMar>
+          </w:tcPr>
+          <w:p>
+            <w:r>
+              <w:rPr>
+                <w:b/>
+                <w:color w:val="000000"/>
+                <w:sz w:val="16"/>
+              </w:rPr>
+              <w:t>Partial</w:t>
+            </w:r>
+          </w:p>
         </w:tc>
       </w:tr>
     </w:tbl>
